--- a/ZÁRÓDOLGOZAT.docx
+++ b/ZÁRÓDOLGOZAT.docx
@@ -5,58 +5,147 @@
     <w:p>
       <w:pPr>
         <w:ind w:left="2832" w:firstLine="708"/>
-        <w:rPr>
-          <w:b/>
-          <w:bCs/>
+        <w:jc w:val="both"/>
+        <w:rPr>
+          <w:b w:val="1"/>
+          <w:bCs w:val="1"/>
           <w:sz w:val="32"/>
           <w:szCs w:val="32"/>
         </w:rPr>
       </w:pPr>
       <w:r>
         <w:rPr>
-          <w:b/>
-          <w:bCs/>
+          <w:b w:val="1"/>
+          <w:bCs w:val="1"/>
           <w:sz w:val="32"/>
           <w:szCs w:val="32"/>
         </w:rPr>
         <w:t xml:space="preserve">ZÁRÓDOLGOZAT </w:t>
       </w:r>
     </w:p>
-    <w:p/>
-    <w:p/>
-    <w:p/>
-    <w:p/>
-    <w:p/>
-    <w:p/>
-    <w:p/>
-    <w:p/>
-    <w:p/>
-    <w:p/>
-    <w:p/>
-    <w:p/>
-    <w:p/>
-    <w:p/>
-    <w:p/>
-    <w:p/>
-    <w:p/>
-    <w:p/>
-    <w:p/>
-    <w:p/>
-    <w:p/>
-    <w:p/>
+    <w:p>
+      <w:pPr>
+        <w:jc w:val="both"/>
+      </w:pPr>
+    </w:p>
+    <w:p>
+      <w:pPr>
+        <w:jc w:val="both"/>
+      </w:pPr>
+    </w:p>
+    <w:p>
+      <w:pPr>
+        <w:jc w:val="both"/>
+      </w:pPr>
+    </w:p>
+    <w:p>
+      <w:pPr>
+        <w:jc w:val="both"/>
+      </w:pPr>
+    </w:p>
+    <w:p>
+      <w:pPr>
+        <w:jc w:val="both"/>
+      </w:pPr>
+    </w:p>
+    <w:p>
+      <w:pPr>
+        <w:jc w:val="both"/>
+      </w:pPr>
+    </w:p>
+    <w:p>
+      <w:pPr>
+        <w:jc w:val="both"/>
+      </w:pPr>
+    </w:p>
+    <w:p>
+      <w:pPr>
+        <w:jc w:val="both"/>
+      </w:pPr>
+    </w:p>
+    <w:p>
+      <w:pPr>
+        <w:jc w:val="both"/>
+      </w:pPr>
+    </w:p>
+    <w:p>
+      <w:pPr>
+        <w:jc w:val="both"/>
+      </w:pPr>
+    </w:p>
+    <w:p>
+      <w:pPr>
+        <w:jc w:val="both"/>
+      </w:pPr>
+    </w:p>
+    <w:p>
+      <w:pPr>
+        <w:jc w:val="both"/>
+      </w:pPr>
+    </w:p>
+    <w:p>
+      <w:pPr>
+        <w:jc w:val="both"/>
+      </w:pPr>
+    </w:p>
+    <w:p>
+      <w:pPr>
+        <w:jc w:val="both"/>
+      </w:pPr>
+    </w:p>
+    <w:p>
+      <w:pPr>
+        <w:jc w:val="both"/>
+      </w:pPr>
+    </w:p>
+    <w:p>
+      <w:pPr>
+        <w:jc w:val="both"/>
+      </w:pPr>
+    </w:p>
+    <w:p>
+      <w:pPr>
+        <w:jc w:val="both"/>
+      </w:pPr>
+    </w:p>
+    <w:p>
+      <w:pPr>
+        <w:jc w:val="both"/>
+      </w:pPr>
+    </w:p>
+    <w:p>
+      <w:pPr>
+        <w:jc w:val="both"/>
+      </w:pPr>
+    </w:p>
+    <w:p>
+      <w:pPr>
+        <w:jc w:val="both"/>
+      </w:pPr>
+    </w:p>
+    <w:p>
+      <w:pPr>
+        <w:jc w:val="both"/>
+      </w:pPr>
+    </w:p>
+    <w:p>
+      <w:pPr>
+        <w:jc w:val="both"/>
+      </w:pPr>
+    </w:p>
     <w:p>
       <w:pPr>
         <w:ind w:firstLine="708"/>
-        <w:jc w:val="right"/>
-        <w:rPr>
-          <w:b/>
-          <w:bCs/>
-        </w:rPr>
-      </w:pPr>
-      <w:r>
-        <w:rPr>
-          <w:b/>
-          <w:bCs/>
+        <w:jc w:val="both"/>
+        <w:rPr>
+          <w:b w:val="1"/>
+          <w:bCs w:val="1"/>
+        </w:rPr>
+      </w:pPr>
+      <w:r>
+        <w:rPr>
+          <w:b w:val="1"/>
+          <w:bCs w:val="1"/>
         </w:rPr>
         <w:t>Készítették:</w:t>
       </w:r>
@@ -64,60 +153,58 @@
     <w:p>
       <w:pPr>
         <w:ind w:firstLine="708"/>
-        <w:jc w:val="right"/>
-        <w:rPr>
-          <w:i/>
-          <w:iCs/>
-        </w:rPr>
-      </w:pPr>
-      <w:r>
-        <w:rPr>
-          <w:i/>
-          <w:iCs/>
+        <w:jc w:val="both"/>
+        <w:rPr>
+          <w:i w:val="1"/>
+          <w:iCs w:val="1"/>
+        </w:rPr>
+      </w:pPr>
+      <w:r>
+        <w:rPr>
+          <w:i w:val="1"/>
+          <w:iCs w:val="1"/>
         </w:rPr>
         <w:t xml:space="preserve"> </w:t>
       </w:r>
-      <w:proofErr w:type="spellStart"/>
-      <w:r>
-        <w:rPr>
-          <w:i/>
-          <w:iCs/>
+      <w:r>
+        <w:rPr>
+          <w:i w:val="1"/>
+          <w:iCs w:val="1"/>
         </w:rPr>
         <w:t>Babinszki</w:t>
       </w:r>
-      <w:proofErr w:type="spellEnd"/>
-      <w:r>
-        <w:rPr>
-          <w:i/>
-          <w:iCs/>
+      <w:r>
+        <w:rPr>
+          <w:i w:val="1"/>
+          <w:iCs w:val="1"/>
         </w:rPr>
         <w:t xml:space="preserve"> Botond</w:t>
       </w:r>
       <w:r>
         <w:rPr>
-          <w:i/>
-          <w:iCs/>
+          <w:i w:val="1"/>
+          <w:iCs w:val="1"/>
         </w:rPr>
         <w:t>– Sz</w:t>
       </w:r>
       <w:r>
         <w:rPr>
-          <w:i/>
-          <w:iCs/>
+          <w:i w:val="1"/>
+          <w:iCs w:val="1"/>
         </w:rPr>
         <w:t>abó Csanád</w:t>
       </w:r>
       <w:r>
         <w:rPr>
-          <w:i/>
-          <w:iCs/>
+          <w:i w:val="1"/>
+          <w:iCs w:val="1"/>
         </w:rPr>
         <w:t xml:space="preserve">– </w:t>
       </w:r>
       <w:r>
         <w:rPr>
-          <w:i/>
-          <w:iCs/>
+          <w:i w:val="1"/>
+          <w:iCs w:val="1"/>
         </w:rPr>
         <w:t>Turcsányi Máté</w:t>
       </w:r>
@@ -125,22 +212,40 @@
     <w:p>
       <w:pPr>
         <w:ind w:firstLine="708"/>
-        <w:jc w:val="right"/>
-      </w:pPr>
-      <w:r>
+        <w:jc w:val="both"/>
+      </w:pPr>
+      <w:r>
+        <w:rPr/>
         <w:t xml:space="preserve">Konzulens: </w:t>
       </w:r>
       <w:r>
+        <w:rPr/>
         <w:t>Horváth István</w:t>
       </w:r>
     </w:p>
-    <w:p/>
-    <w:p/>
-    <w:p/>
-    <w:p/>
-    <w:p>
-      <w:pPr>
-        <w:jc w:val="center"/>
+    <w:p>
+      <w:pPr>
+        <w:jc w:val="both"/>
+      </w:pPr>
+    </w:p>
+    <w:p>
+      <w:pPr>
+        <w:jc w:val="both"/>
+      </w:pPr>
+    </w:p>
+    <w:p>
+      <w:pPr>
+        <w:jc w:val="both"/>
+      </w:pPr>
+    </w:p>
+    <w:p>
+      <w:pPr>
+        <w:jc w:val="both"/>
+      </w:pPr>
+    </w:p>
+    <w:p>
+      <w:pPr>
+        <w:jc w:val="both"/>
         <w:rPr>
           <w:b w:val="1"/>
           <w:bCs w:val="1"/>
@@ -178,275 +283,276 @@
     </w:p>
     <w:p>
       <w:pPr>
-        <w:jc w:val="center"/>
-      </w:pPr>
-      <w:r>
-        <w:lastRenderedPageBreak/>
+        <w:jc w:val="both"/>
+      </w:pPr>
+      <w:r>
+        <w:rPr/>
         <w:t xml:space="preserve">Miskolci SZC Kandó Kálmán Informatikai Technikum </w:t>
       </w:r>
     </w:p>
     <w:p>
       <w:pPr>
-        <w:jc w:val="center"/>
-      </w:pPr>
-      <w:r>
+        <w:jc w:val="both"/>
+      </w:pPr>
+      <w:r>
+        <w:rPr/>
         <w:t xml:space="preserve">Miskolci Szakképzési Centrum </w:t>
       </w:r>
     </w:p>
     <w:p>
       <w:pPr>
-        <w:jc w:val="center"/>
-      </w:pPr>
-      <w:r>
+        <w:jc w:val="both"/>
+      </w:pPr>
+      <w:r>
+        <w:rPr/>
         <w:t>SZOFTVERFEJLESZTŐ- ÉS TESZTELŐ SZAK</w:t>
       </w:r>
     </w:p>
     <w:p>
       <w:pPr>
-        <w:jc w:val="center"/>
-      </w:pPr>
-      <w:r>
+        <w:jc w:val="both"/>
+      </w:pPr>
+      <w:r>
+        <w:rPr/>
         <w:t xml:space="preserve"> Webshop </w:t>
       </w:r>
     </w:p>
     <w:p>
       <w:pPr>
-        <w:jc w:val="center"/>
-      </w:pPr>
-      <w:r>
+        <w:jc w:val="both"/>
+      </w:pPr>
+      <w:r>
+        <w:rPr/>
         <w:t xml:space="preserve">online vásárlóprogram </w:t>
       </w:r>
     </w:p>
     <w:p>
       <w:pPr>
-        <w:jc w:val="center"/>
-      </w:pPr>
-    </w:p>
-    <w:p>
-      <w:pPr>
-        <w:jc w:val="center"/>
-      </w:pPr>
-    </w:p>
-    <w:p>
-      <w:pPr>
-        <w:jc w:val="center"/>
-      </w:pPr>
-    </w:p>
-    <w:p>
-      <w:pPr>
-        <w:jc w:val="center"/>
-      </w:pPr>
-    </w:p>
-    <w:p>
-      <w:pPr>
-        <w:jc w:val="center"/>
-      </w:pPr>
-    </w:p>
-    <w:p>
-      <w:pPr>
-        <w:jc w:val="center"/>
-      </w:pPr>
-    </w:p>
-    <w:p>
-      <w:pPr>
-        <w:jc w:val="center"/>
-      </w:pPr>
-    </w:p>
-    <w:p>
-      <w:pPr>
-        <w:jc w:val="center"/>
-      </w:pPr>
-    </w:p>
-    <w:p>
-      <w:pPr>
-        <w:jc w:val="center"/>
-      </w:pPr>
-    </w:p>
-    <w:p>
-      <w:pPr>
-        <w:jc w:val="center"/>
-      </w:pPr>
-    </w:p>
-    <w:p>
-      <w:pPr>
-        <w:jc w:val="center"/>
-      </w:pPr>
-    </w:p>
-    <w:p>
-      <w:pPr>
-        <w:jc w:val="center"/>
-      </w:pPr>
-    </w:p>
-    <w:p>
-      <w:pPr>
-        <w:jc w:val="center"/>
-      </w:pPr>
-    </w:p>
-    <w:p>
-      <w:pPr>
-        <w:jc w:val="center"/>
-      </w:pPr>
-    </w:p>
-    <w:p>
-      <w:pPr>
-        <w:jc w:val="center"/>
-      </w:pPr>
-    </w:p>
-    <w:p>
-      <w:pPr>
-        <w:jc w:val="center"/>
-      </w:pPr>
-    </w:p>
-    <w:p>
-      <w:pPr>
-        <w:jc w:val="center"/>
-      </w:pPr>
-    </w:p>
-    <w:p>
-      <w:pPr>
-        <w:jc w:val="center"/>
-      </w:pPr>
-    </w:p>
-    <w:p>
-      <w:pPr>
-        <w:jc w:val="center"/>
-      </w:pPr>
-    </w:p>
-    <w:p>
-      <w:pPr>
-        <w:jc w:val="center"/>
-      </w:pPr>
-    </w:p>
-    <w:p>
-      <w:pPr>
-        <w:jc w:val="right"/>
-        <w:rPr>
-          <w:i/>
-          <w:iCs/>
-        </w:rPr>
-      </w:pPr>
-      <w:proofErr w:type="spellStart"/>
-      <w:r>
-        <w:rPr>
-          <w:i/>
-          <w:iCs/>
+        <w:jc w:val="both"/>
+      </w:pPr>
+    </w:p>
+    <w:p>
+      <w:pPr>
+        <w:jc w:val="both"/>
+      </w:pPr>
+    </w:p>
+    <w:p>
+      <w:pPr>
+        <w:jc w:val="both"/>
+      </w:pPr>
+    </w:p>
+    <w:p>
+      <w:pPr>
+        <w:jc w:val="both"/>
+      </w:pPr>
+    </w:p>
+    <w:p>
+      <w:pPr>
+        <w:jc w:val="both"/>
+      </w:pPr>
+    </w:p>
+    <w:p>
+      <w:pPr>
+        <w:jc w:val="both"/>
+      </w:pPr>
+    </w:p>
+    <w:p>
+      <w:pPr>
+        <w:jc w:val="both"/>
+      </w:pPr>
+    </w:p>
+    <w:p>
+      <w:pPr>
+        <w:jc w:val="both"/>
+      </w:pPr>
+    </w:p>
+    <w:p>
+      <w:pPr>
+        <w:jc w:val="both"/>
+      </w:pPr>
+    </w:p>
+    <w:p>
+      <w:pPr>
+        <w:jc w:val="both"/>
+      </w:pPr>
+    </w:p>
+    <w:p>
+      <w:pPr>
+        <w:jc w:val="both"/>
+      </w:pPr>
+    </w:p>
+    <w:p>
+      <w:pPr>
+        <w:jc w:val="both"/>
+      </w:pPr>
+    </w:p>
+    <w:p>
+      <w:pPr>
+        <w:jc w:val="both"/>
+      </w:pPr>
+    </w:p>
+    <w:p>
+      <w:pPr>
+        <w:jc w:val="both"/>
+      </w:pPr>
+    </w:p>
+    <w:p>
+      <w:pPr>
+        <w:jc w:val="both"/>
+      </w:pPr>
+    </w:p>
+    <w:p>
+      <w:pPr>
+        <w:jc w:val="both"/>
+      </w:pPr>
+    </w:p>
+    <w:p>
+      <w:pPr>
+        <w:jc w:val="both"/>
+      </w:pPr>
+    </w:p>
+    <w:p>
+      <w:pPr>
+        <w:jc w:val="both"/>
+      </w:pPr>
+    </w:p>
+    <w:p>
+      <w:pPr>
+        <w:jc w:val="both"/>
+      </w:pPr>
+    </w:p>
+    <w:p>
+      <w:pPr>
+        <w:jc w:val="both"/>
+      </w:pPr>
+    </w:p>
+    <w:p>
+      <w:pPr>
+        <w:jc w:val="both"/>
+        <w:rPr>
+          <w:i w:val="1"/>
+          <w:iCs w:val="1"/>
+        </w:rPr>
+      </w:pPr>
+      <w:r>
+        <w:rPr>
+          <w:i w:val="1"/>
+          <w:iCs w:val="1"/>
         </w:rPr>
         <w:t>Babinszki</w:t>
       </w:r>
-      <w:proofErr w:type="spellEnd"/>
-      <w:r>
-        <w:rPr>
-          <w:i/>
-          <w:iCs/>
+      <w:r>
+        <w:rPr>
+          <w:i w:val="1"/>
+          <w:iCs w:val="1"/>
         </w:rPr>
         <w:t xml:space="preserve"> Botond</w:t>
       </w:r>
       <w:r>
         <w:rPr>
-          <w:i/>
-          <w:iCs/>
+          <w:i w:val="1"/>
+          <w:iCs w:val="1"/>
         </w:rPr>
         <w:t>– Sz</w:t>
       </w:r>
       <w:r>
         <w:rPr>
-          <w:i/>
-          <w:iCs/>
+          <w:i w:val="1"/>
+          <w:iCs w:val="1"/>
         </w:rPr>
         <w:t>abó Csanád</w:t>
       </w:r>
       <w:r>
         <w:rPr>
-          <w:i/>
-          <w:iCs/>
+          <w:i w:val="1"/>
+          <w:iCs w:val="1"/>
         </w:rPr>
         <w:t>– T</w:t>
       </w:r>
       <w:r>
         <w:rPr>
-          <w:i/>
-          <w:iCs/>
+          <w:i w:val="1"/>
+          <w:iCs w:val="1"/>
         </w:rPr>
         <w:t>urcsányi Máté</w:t>
       </w:r>
     </w:p>
     <w:p>
       <w:pPr>
-        <w:jc w:val="right"/>
-      </w:pPr>
-    </w:p>
-    <w:p>
-      <w:pPr>
-        <w:jc w:val="right"/>
-      </w:pPr>
-    </w:p>
-    <w:p>
-      <w:pPr>
-        <w:jc w:val="center"/>
-        <w:rPr>
-          <w:b/>
-          <w:bCs/>
-        </w:rPr>
-      </w:pPr>
-      <w:r>
-        <w:rPr>
-          <w:b/>
-          <w:bCs/>
+        <w:jc w:val="both"/>
+      </w:pPr>
+    </w:p>
+    <w:p>
+      <w:pPr>
+        <w:jc w:val="both"/>
+      </w:pPr>
+    </w:p>
+    <w:p>
+      <w:pPr>
+        <w:jc w:val="both"/>
+        <w:rPr>
+          <w:b w:val="1"/>
+          <w:bCs w:val="1"/>
+        </w:rPr>
+      </w:pPr>
+      <w:r>
+        <w:rPr>
+          <w:b w:val="1"/>
+          <w:bCs w:val="1"/>
         </w:rPr>
         <w:t xml:space="preserve"> 202</w:t>
       </w:r>
       <w:r>
         <w:rPr>
-          <w:b/>
-          <w:bCs/>
+          <w:b w:val="1"/>
+          <w:bCs w:val="1"/>
         </w:rPr>
         <w:t>5</w:t>
       </w:r>
       <w:r>
         <w:rPr>
-          <w:b/>
-          <w:bCs/>
+          <w:b w:val="1"/>
+          <w:bCs w:val="1"/>
         </w:rPr>
         <w:t>-202</w:t>
       </w:r>
       <w:r>
         <w:rPr>
-          <w:b/>
-          <w:bCs/>
+          <w:b w:val="1"/>
+          <w:bCs w:val="1"/>
         </w:rPr>
         <w:t>6</w:t>
       </w:r>
     </w:p>
     <w:p>
       <w:pPr>
-        <w:jc w:val="center"/>
-      </w:pPr>
-    </w:p>
-    <w:p>
-      <w:pPr>
-        <w:jc w:val="center"/>
-      </w:pPr>
-    </w:p>
-    <w:p>
-      <w:pPr>
-        <w:jc w:val="center"/>
-        <w:rPr>
-          <w:b/>
-          <w:bCs/>
-        </w:rPr>
-      </w:pPr>
-      <w:r>
-        <w:rPr>
-          <w:b/>
-          <w:bCs/>
-        </w:rPr>
-        <w:lastRenderedPageBreak/>
+        <w:jc w:val="both"/>
+      </w:pPr>
+    </w:p>
+    <w:p>
+      <w:pPr>
+        <w:jc w:val="both"/>
+      </w:pPr>
+    </w:p>
+    <w:p>
+      <w:pPr>
+        <w:jc w:val="both"/>
+        <w:rPr>
+          <w:b w:val="1"/>
+          <w:bCs w:val="1"/>
+        </w:rPr>
+      </w:pPr>
+      <w:r>
+        <w:rPr>
+          <w:b w:val="1"/>
+          <w:bCs w:val="1"/>
+        </w:rPr>
         <w:t>Tartalomjegyzék</w:t>
       </w:r>
     </w:p>
     <w:sdt>
       <w:sdtPr>
-        <w:id w:val="729894668"/>
+        <w:id w:val="1713524036"/>
         <w:docPartObj>
           <w:docPartGallery w:val="Table of Contents"/>
           <w:docPartUnique/>
@@ -456,6 +562,7 @@
         <w:p>
           <w:pPr>
             <w:pStyle w:val="Tartalomjegyzkcmsora"/>
+            <w:jc w:val="both"/>
           </w:pPr>
           <w:r>
             <w:rPr/>
@@ -483,7 +590,7 @@
           <w:r>
             <w:fldChar w:fldCharType="separate"/>
           </w:r>
-          <w:hyperlink w:anchor="_Toc1261010354">
+          <w:hyperlink w:anchor="_Toc935099679">
             <w:r>
               <w:rPr>
                 <w:rStyle w:val="Hiperhivatkozs"/>
@@ -497,7 +604,7 @@
               <w:fldChar w:fldCharType="begin"/>
             </w:r>
             <w:r>
-              <w:instrText xml:space="preserve">PAGEREF _Toc1261010354 \h</w:instrText>
+              <w:instrText xml:space="preserve">PAGEREF _Toc935099679 \h</w:instrText>
             </w:r>
             <w:r>
               <w:fldChar w:fldCharType="separate"/>
@@ -525,7 +632,7 @@
               <w:lang w:eastAsia="hu-HU"/>
             </w:rPr>
           </w:pPr>
-          <w:hyperlink w:anchor="_Toc1045645841">
+          <w:hyperlink w:anchor="_Toc1907879260">
             <w:r>
               <w:rPr>
                 <w:rStyle w:val="Hiperhivatkozs"/>
@@ -539,7 +646,7 @@
               <w:fldChar w:fldCharType="begin"/>
             </w:r>
             <w:r>
-              <w:instrText xml:space="preserve">PAGEREF _Toc1045645841 \h</w:instrText>
+              <w:instrText xml:space="preserve">PAGEREF _Toc1907879260 \h</w:instrText>
             </w:r>
             <w:r>
               <w:fldChar w:fldCharType="separate"/>
@@ -567,7 +674,7 @@
               <w:lang w:eastAsia="hu-HU"/>
             </w:rPr>
           </w:pPr>
-          <w:hyperlink w:anchor="_Toc1101461576">
+          <w:hyperlink w:anchor="_Toc1528773485">
             <w:r>
               <w:rPr>
                 <w:rStyle w:val="Hiperhivatkozs"/>
@@ -581,7 +688,7 @@
               <w:fldChar w:fldCharType="begin"/>
             </w:r>
             <w:r>
-              <w:instrText xml:space="preserve">PAGEREF _Toc1101461576 \h</w:instrText>
+              <w:instrText xml:space="preserve">PAGEREF _Toc1528773485 \h</w:instrText>
             </w:r>
             <w:r>
               <w:fldChar w:fldCharType="separate"/>
@@ -609,7 +716,7 @@
               <w:lang w:eastAsia="hu-HU"/>
             </w:rPr>
           </w:pPr>
-          <w:hyperlink w:anchor="_Toc625429196">
+          <w:hyperlink w:anchor="_Toc963570257">
             <w:r>
               <w:rPr>
                 <w:rStyle w:val="Hiperhivatkozs"/>
@@ -623,7 +730,7 @@
               <w:fldChar w:fldCharType="begin"/>
             </w:r>
             <w:r>
-              <w:instrText xml:space="preserve">PAGEREF _Toc625429196 \h</w:instrText>
+              <w:instrText xml:space="preserve">PAGEREF _Toc963570257 \h</w:instrText>
             </w:r>
             <w:r>
               <w:fldChar w:fldCharType="separate"/>
@@ -651,7 +758,7 @@
               <w:lang w:eastAsia="hu-HU"/>
             </w:rPr>
           </w:pPr>
-          <w:hyperlink w:anchor="_Toc584986105">
+          <w:hyperlink w:anchor="_Toc1528641894">
             <w:r>
               <w:rPr>
                 <w:rStyle w:val="Hiperhivatkozs"/>
@@ -665,7 +772,7 @@
               <w:fldChar w:fldCharType="begin"/>
             </w:r>
             <w:r>
-              <w:instrText xml:space="preserve">PAGEREF _Toc584986105 \h</w:instrText>
+              <w:instrText xml:space="preserve">PAGEREF _Toc1528641894 \h</w:instrText>
             </w:r>
             <w:r>
               <w:fldChar w:fldCharType="separate"/>
@@ -693,7 +800,7 @@
               <w:lang w:eastAsia="hu-HU"/>
             </w:rPr>
           </w:pPr>
-          <w:hyperlink w:anchor="_Toc1003473608">
+          <w:hyperlink w:anchor="_Toc1358782164">
             <w:r>
               <w:rPr>
                 <w:rStyle w:val="Hiperhivatkozs"/>
@@ -707,7 +814,7 @@
               <w:fldChar w:fldCharType="begin"/>
             </w:r>
             <w:r>
-              <w:instrText xml:space="preserve">PAGEREF _Toc1003473608 \h</w:instrText>
+              <w:instrText xml:space="preserve">PAGEREF _Toc1358782164 \h</w:instrText>
             </w:r>
             <w:r>
               <w:fldChar w:fldCharType="separate"/>
@@ -735,7 +842,7 @@
               <w:lang w:eastAsia="hu-HU"/>
             </w:rPr>
           </w:pPr>
-          <w:hyperlink w:anchor="_Toc1053481470">
+          <w:hyperlink w:anchor="_Toc281409346">
             <w:r>
               <w:rPr>
                 <w:rStyle w:val="Hiperhivatkozs"/>
@@ -749,7 +856,7 @@
               <w:fldChar w:fldCharType="begin"/>
             </w:r>
             <w:r>
-              <w:instrText xml:space="preserve">PAGEREF _Toc1053481470 \h</w:instrText>
+              <w:instrText xml:space="preserve">PAGEREF _Toc281409346 \h</w:instrText>
             </w:r>
             <w:r>
               <w:fldChar w:fldCharType="separate"/>
@@ -777,7 +884,7 @@
               <w:lang w:eastAsia="hu-HU"/>
             </w:rPr>
           </w:pPr>
-          <w:hyperlink w:anchor="_Toc755819090">
+          <w:hyperlink w:anchor="_Toc246387997">
             <w:r>
               <w:rPr>
                 <w:rStyle w:val="Hiperhivatkozs"/>
@@ -791,7 +898,7 @@
               <w:fldChar w:fldCharType="begin"/>
             </w:r>
             <w:r>
-              <w:instrText xml:space="preserve">PAGEREF _Toc755819090 \h</w:instrText>
+              <w:instrText xml:space="preserve">PAGEREF _Toc246387997 \h</w:instrText>
             </w:r>
             <w:r>
               <w:fldChar w:fldCharType="separate"/>
@@ -819,7 +926,7 @@
               <w:lang w:eastAsia="hu-HU"/>
             </w:rPr>
           </w:pPr>
-          <w:hyperlink w:anchor="_Toc1537960707">
+          <w:hyperlink w:anchor="_Toc486967915">
             <w:r>
               <w:rPr>
                 <w:rStyle w:val="Hiperhivatkozs"/>
@@ -833,7 +940,7 @@
               <w:fldChar w:fldCharType="begin"/>
             </w:r>
             <w:r>
-              <w:instrText xml:space="preserve">PAGEREF _Toc1537960707 \h</w:instrText>
+              <w:instrText xml:space="preserve">PAGEREF _Toc486967915 \h</w:instrText>
             </w:r>
             <w:r>
               <w:fldChar w:fldCharType="separate"/>
@@ -861,7 +968,7 @@
               <w:lang w:eastAsia="hu-HU"/>
             </w:rPr>
           </w:pPr>
-          <w:hyperlink w:anchor="_Toc872744984">
+          <w:hyperlink w:anchor="_Toc2086757448">
             <w:r>
               <w:rPr>
                 <w:rStyle w:val="Hiperhivatkozs"/>
@@ -875,7 +982,7 @@
               <w:fldChar w:fldCharType="begin"/>
             </w:r>
             <w:r>
-              <w:instrText xml:space="preserve">PAGEREF _Toc872744984 \h</w:instrText>
+              <w:instrText xml:space="preserve">PAGEREF _Toc2086757448 \h</w:instrText>
             </w:r>
             <w:r>
               <w:fldChar w:fldCharType="separate"/>
@@ -903,7 +1010,7 @@
               <w:lang w:eastAsia="hu-HU"/>
             </w:rPr>
           </w:pPr>
-          <w:hyperlink w:anchor="_Toc494081896">
+          <w:hyperlink w:anchor="_Toc1445334736">
             <w:r>
               <w:rPr>
                 <w:rStyle w:val="Hiperhivatkozs"/>
@@ -917,7 +1024,7 @@
               <w:fldChar w:fldCharType="begin"/>
             </w:r>
             <w:r>
-              <w:instrText xml:space="preserve">PAGEREF _Toc494081896 \h</w:instrText>
+              <w:instrText xml:space="preserve">PAGEREF _Toc1445334736 \h</w:instrText>
             </w:r>
             <w:r>
               <w:fldChar w:fldCharType="separate"/>
@@ -945,7 +1052,7 @@
               <w:lang w:eastAsia="hu-HU"/>
             </w:rPr>
           </w:pPr>
-          <w:hyperlink w:anchor="_Toc2135986820">
+          <w:hyperlink w:anchor="_Toc586243177">
             <w:r>
               <w:rPr>
                 <w:rStyle w:val="Hiperhivatkozs"/>
@@ -959,7 +1066,7 @@
               <w:fldChar w:fldCharType="begin"/>
             </w:r>
             <w:r>
-              <w:instrText xml:space="preserve">PAGEREF _Toc2135986820 \h</w:instrText>
+              <w:instrText xml:space="preserve">PAGEREF _Toc586243177 \h</w:instrText>
             </w:r>
             <w:r>
               <w:fldChar w:fldCharType="separate"/>
@@ -987,7 +1094,7 @@
               <w:lang w:eastAsia="hu-HU"/>
             </w:rPr>
           </w:pPr>
-          <w:hyperlink w:anchor="_Toc767027278">
+          <w:hyperlink w:anchor="_Toc1270451461">
             <w:r>
               <w:rPr>
                 <w:rStyle w:val="Hiperhivatkozs"/>
@@ -1001,7 +1108,7 @@
               <w:fldChar w:fldCharType="begin"/>
             </w:r>
             <w:r>
-              <w:instrText xml:space="preserve">PAGEREF _Toc767027278 \h</w:instrText>
+              <w:instrText xml:space="preserve">PAGEREF _Toc1270451461 \h</w:instrText>
             </w:r>
             <w:r>
               <w:fldChar w:fldCharType="separate"/>
@@ -1029,7 +1136,7 @@
               <w:lang w:eastAsia="hu-HU"/>
             </w:rPr>
           </w:pPr>
-          <w:hyperlink w:anchor="_Toc750944946">
+          <w:hyperlink w:anchor="_Toc1354007507">
             <w:r>
               <w:rPr>
                 <w:rStyle w:val="Hiperhivatkozs"/>
@@ -1043,7 +1150,7 @@
               <w:fldChar w:fldCharType="begin"/>
             </w:r>
             <w:r>
-              <w:instrText xml:space="preserve">PAGEREF _Toc750944946 \h</w:instrText>
+              <w:instrText xml:space="preserve">PAGEREF _Toc1354007507 \h</w:instrText>
             </w:r>
             <w:r>
               <w:fldChar w:fldCharType="separate"/>
@@ -1071,7 +1178,7 @@
               <w:lang w:eastAsia="hu-HU"/>
             </w:rPr>
           </w:pPr>
-          <w:hyperlink w:anchor="_Toc1181850524">
+          <w:hyperlink w:anchor="_Toc280558158">
             <w:r>
               <w:rPr>
                 <w:rStyle w:val="Hiperhivatkozs"/>
@@ -1085,7 +1192,7 @@
               <w:fldChar w:fldCharType="begin"/>
             </w:r>
             <w:r>
-              <w:instrText xml:space="preserve">PAGEREF _Toc1181850524 \h</w:instrText>
+              <w:instrText xml:space="preserve">PAGEREF _Toc280558158 \h</w:instrText>
             </w:r>
             <w:r>
               <w:fldChar w:fldCharType="separate"/>
@@ -1113,7 +1220,7 @@
               <w:lang w:eastAsia="hu-HU"/>
             </w:rPr>
           </w:pPr>
-          <w:hyperlink w:anchor="_Toc832356585">
+          <w:hyperlink w:anchor="_Toc1163510852">
             <w:r>
               <w:rPr>
                 <w:rStyle w:val="Hiperhivatkozs"/>
@@ -1127,7 +1234,7 @@
               <w:fldChar w:fldCharType="begin"/>
             </w:r>
             <w:r>
-              <w:instrText xml:space="preserve">PAGEREF _Toc832356585 \h</w:instrText>
+              <w:instrText xml:space="preserve">PAGEREF _Toc1163510852 \h</w:instrText>
             </w:r>
             <w:r>
               <w:fldChar w:fldCharType="separate"/>
@@ -1155,7 +1262,7 @@
               <w:lang w:eastAsia="hu-HU"/>
             </w:rPr>
           </w:pPr>
-          <w:hyperlink w:anchor="_Toc1691764369">
+          <w:hyperlink w:anchor="_Toc315655451">
             <w:r>
               <w:rPr>
                 <w:rStyle w:val="Hiperhivatkozs"/>
@@ -1169,7 +1276,7 @@
               <w:fldChar w:fldCharType="begin"/>
             </w:r>
             <w:r>
-              <w:instrText xml:space="preserve">PAGEREF _Toc1691764369 \h</w:instrText>
+              <w:instrText xml:space="preserve">PAGEREF _Toc315655451 \h</w:instrText>
             </w:r>
             <w:r>
               <w:fldChar w:fldCharType="separate"/>
@@ -1197,7 +1304,7 @@
               <w:lang w:eastAsia="hu-HU"/>
             </w:rPr>
           </w:pPr>
-          <w:hyperlink w:anchor="_Toc1945448783">
+          <w:hyperlink w:anchor="_Toc1542923940">
             <w:r>
               <w:rPr>
                 <w:rStyle w:val="Hiperhivatkozs"/>
@@ -1211,7 +1318,7 @@
               <w:fldChar w:fldCharType="begin"/>
             </w:r>
             <w:r>
-              <w:instrText xml:space="preserve">PAGEREF _Toc1945448783 \h</w:instrText>
+              <w:instrText xml:space="preserve">PAGEREF _Toc1542923940 \h</w:instrText>
             </w:r>
             <w:r>
               <w:fldChar w:fldCharType="separate"/>
@@ -1239,7 +1346,7 @@
               <w:lang w:eastAsia="hu-HU"/>
             </w:rPr>
           </w:pPr>
-          <w:hyperlink w:anchor="_Toc184884854">
+          <w:hyperlink w:anchor="_Toc1583744453">
             <w:r>
               <w:rPr>
                 <w:rStyle w:val="Hiperhivatkozs"/>
@@ -1253,7 +1360,7 @@
               <w:fldChar w:fldCharType="begin"/>
             </w:r>
             <w:r>
-              <w:instrText xml:space="preserve">PAGEREF _Toc184884854 \h</w:instrText>
+              <w:instrText xml:space="preserve">PAGEREF _Toc1583744453 \h</w:instrText>
             </w:r>
             <w:r>
               <w:fldChar w:fldCharType="separate"/>
@@ -1281,7 +1388,7 @@
               <w:lang w:eastAsia="hu-HU"/>
             </w:rPr>
           </w:pPr>
-          <w:hyperlink w:anchor="_Toc1023914746">
+          <w:hyperlink w:anchor="_Toc1265277778">
             <w:r>
               <w:rPr>
                 <w:rStyle w:val="Hiperhivatkozs"/>
@@ -1295,7 +1402,7 @@
               <w:fldChar w:fldCharType="begin"/>
             </w:r>
             <w:r>
-              <w:instrText xml:space="preserve">PAGEREF _Toc1023914746 \h</w:instrText>
+              <w:instrText xml:space="preserve">PAGEREF _Toc1265277778 \h</w:instrText>
             </w:r>
             <w:r>
               <w:fldChar w:fldCharType="separate"/>
@@ -1323,7 +1430,7 @@
               <w:lang w:eastAsia="hu-HU"/>
             </w:rPr>
           </w:pPr>
-          <w:hyperlink w:anchor="_Toc1393246679">
+          <w:hyperlink w:anchor="_Toc2073001819">
             <w:r>
               <w:rPr>
                 <w:rStyle w:val="Hiperhivatkozs"/>
@@ -1337,7 +1444,7 @@
               <w:fldChar w:fldCharType="begin"/>
             </w:r>
             <w:r>
-              <w:instrText xml:space="preserve">PAGEREF _Toc1393246679 \h</w:instrText>
+              <w:instrText xml:space="preserve">PAGEREF _Toc2073001819 \h</w:instrText>
             </w:r>
             <w:r>
               <w:fldChar w:fldCharType="separate"/>
@@ -1365,7 +1472,7 @@
               <w:lang w:eastAsia="hu-HU"/>
             </w:rPr>
           </w:pPr>
-          <w:hyperlink w:anchor="_Toc704786916">
+          <w:hyperlink w:anchor="_Toc1819492403">
             <w:r>
               <w:rPr>
                 <w:rStyle w:val="Hiperhivatkozs"/>
@@ -1379,7 +1486,7 @@
               <w:fldChar w:fldCharType="begin"/>
             </w:r>
             <w:r>
-              <w:instrText xml:space="preserve">PAGEREF _Toc704786916 \h</w:instrText>
+              <w:instrText xml:space="preserve">PAGEREF _Toc1819492403 \h</w:instrText>
             </w:r>
             <w:r>
               <w:fldChar w:fldCharType="separate"/>
@@ -1407,7 +1514,7 @@
               <w:lang w:eastAsia="hu-HU"/>
             </w:rPr>
           </w:pPr>
-          <w:hyperlink w:anchor="_Toc156699633">
+          <w:hyperlink w:anchor="_Toc1428548756">
             <w:r>
               <w:rPr>
                 <w:rStyle w:val="Hiperhivatkozs"/>
@@ -1421,7 +1528,7 @@
               <w:fldChar w:fldCharType="begin"/>
             </w:r>
             <w:r>
-              <w:instrText xml:space="preserve">PAGEREF _Toc156699633 \h</w:instrText>
+              <w:instrText xml:space="preserve">PAGEREF _Toc1428548756 \h</w:instrText>
             </w:r>
             <w:r>
               <w:fldChar w:fldCharType="separate"/>
@@ -1449,7 +1556,7 @@
               <w:lang w:eastAsia="hu-HU"/>
             </w:rPr>
           </w:pPr>
-          <w:hyperlink w:anchor="_Toc216346454">
+          <w:hyperlink w:anchor="_Toc1017660608">
             <w:r>
               <w:rPr>
                 <w:rStyle w:val="Hiperhivatkozs"/>
@@ -1463,7 +1570,7 @@
               <w:fldChar w:fldCharType="begin"/>
             </w:r>
             <w:r>
-              <w:instrText xml:space="preserve">PAGEREF _Toc216346454 \h</w:instrText>
+              <w:instrText xml:space="preserve">PAGEREF _Toc1017660608 \h</w:instrText>
             </w:r>
             <w:r>
               <w:fldChar w:fldCharType="separate"/>
@@ -1491,7 +1598,7 @@
               <w:lang w:eastAsia="hu-HU"/>
             </w:rPr>
           </w:pPr>
-          <w:hyperlink w:anchor="_Toc1830080350">
+          <w:hyperlink w:anchor="_Toc722515646">
             <w:r>
               <w:rPr>
                 <w:rStyle w:val="Hiperhivatkozs"/>
@@ -1505,7 +1612,7 @@
               <w:fldChar w:fldCharType="begin"/>
             </w:r>
             <w:r>
-              <w:instrText xml:space="preserve">PAGEREF _Toc1830080350 \h</w:instrText>
+              <w:instrText xml:space="preserve">PAGEREF _Toc722515646 \h</w:instrText>
             </w:r>
             <w:r>
               <w:fldChar w:fldCharType="separate"/>
@@ -1533,7 +1640,7 @@
               <w:lang w:eastAsia="hu-HU"/>
             </w:rPr>
           </w:pPr>
-          <w:hyperlink w:anchor="_Toc158685998">
+          <w:hyperlink w:anchor="_Toc246494203">
             <w:r>
               <w:rPr>
                 <w:rStyle w:val="Hiperhivatkozs"/>
@@ -1547,7 +1654,7 @@
               <w:fldChar w:fldCharType="begin"/>
             </w:r>
             <w:r>
-              <w:instrText xml:space="preserve">PAGEREF _Toc158685998 \h</w:instrText>
+              <w:instrText xml:space="preserve">PAGEREF _Toc246494203 \h</w:instrText>
             </w:r>
             <w:r>
               <w:fldChar w:fldCharType="separate"/>
@@ -1575,12 +1682,12 @@
               <w:lang w:eastAsia="hu-HU"/>
             </w:rPr>
           </w:pPr>
-          <w:hyperlink w:anchor="_Toc1419543847">
+          <w:hyperlink w:anchor="_Toc36908864">
             <w:r>
               <w:rPr>
                 <w:rStyle w:val="Hiperhivatkozs"/>
               </w:rPr>
-              <w:t>Trello</w:t>
+              <w:t>Github</w:t>
             </w:r>
             <w:r>
               <w:tab/>
@@ -1589,7 +1696,7 @@
               <w:fldChar w:fldCharType="begin"/>
             </w:r>
             <w:r>
-              <w:instrText xml:space="preserve">PAGEREF _Toc1419543847 \h</w:instrText>
+              <w:instrText xml:space="preserve">PAGEREF _Toc36908864 \h</w:instrText>
             </w:r>
             <w:r>
               <w:fldChar w:fldCharType="separate"/>
@@ -1617,12 +1724,12 @@
               <w:lang w:eastAsia="hu-HU"/>
             </w:rPr>
           </w:pPr>
-          <w:hyperlink w:anchor="_Toc995418389">
+          <w:hyperlink w:anchor="_Toc2004592559">
             <w:r>
               <w:rPr>
                 <w:rStyle w:val="Hiperhivatkozs"/>
               </w:rPr>
-              <w:t>Adatbázis</w:t>
+              <w:t>Trello</w:t>
             </w:r>
             <w:r>
               <w:tab/>
@@ -1631,7 +1738,7 @@
               <w:fldChar w:fldCharType="begin"/>
             </w:r>
             <w:r>
-              <w:instrText xml:space="preserve">PAGEREF _Toc995418389 \h</w:instrText>
+              <w:instrText xml:space="preserve">PAGEREF _Toc2004592559 \h</w:instrText>
             </w:r>
             <w:r>
               <w:fldChar w:fldCharType="separate"/>
@@ -1640,7 +1747,7 @@
               <w:rPr>
                 <w:rStyle w:val="Hiperhivatkozs"/>
               </w:rPr>
-              <w:t>14</w:t>
+              <w:t>13</w:t>
             </w:r>
             <w:r>
               <w:fldChar w:fldCharType="end"/>
@@ -1659,12 +1766,12 @@
               <w:lang w:eastAsia="hu-HU"/>
             </w:rPr>
           </w:pPr>
-          <w:hyperlink w:anchor="_Toc551372587">
+          <w:hyperlink w:anchor="_Toc1451946428">
             <w:r>
               <w:rPr>
                 <w:rStyle w:val="Hiperhivatkozs"/>
               </w:rPr>
-              <w:t>Forrásjegyzék</w:t>
+              <w:t>Adatbázis</w:t>
             </w:r>
             <w:r>
               <w:tab/>
@@ -1673,7 +1780,7 @@
               <w:fldChar w:fldCharType="begin"/>
             </w:r>
             <w:r>
-              <w:instrText xml:space="preserve">PAGEREF _Toc551372587 \h</w:instrText>
+              <w:instrText xml:space="preserve">PAGEREF _Toc1451946428 \h</w:instrText>
             </w:r>
             <w:r>
               <w:fldChar w:fldCharType="separate"/>
@@ -1699,7 +1806,47 @@
               <w:rStyle w:val="Hiperhivatkozs"/>
             </w:rPr>
           </w:pPr>
-          <w:hyperlink w:anchor="_Toc79861317">
+          <w:hyperlink w:anchor="_Toc199024876">
+            <w:r>
+              <w:rPr>
+                <w:rStyle w:val="Hiperhivatkozs"/>
+              </w:rPr>
+              <w:t>Funkciók</w:t>
+            </w:r>
+            <w:r>
+              <w:tab/>
+            </w:r>
+            <w:r>
+              <w:fldChar w:fldCharType="begin"/>
+            </w:r>
+            <w:r>
+              <w:instrText xml:space="preserve">PAGEREF _Toc199024876 \h</w:instrText>
+            </w:r>
+            <w:r>
+              <w:fldChar w:fldCharType="separate"/>
+            </w:r>
+            <w:r>
+              <w:rPr>
+                <w:rStyle w:val="Hiperhivatkozs"/>
+              </w:rPr>
+              <w:t>16</w:t>
+            </w:r>
+            <w:r>
+              <w:fldChar w:fldCharType="end"/>
+            </w:r>
+          </w:hyperlink>
+        </w:p>
+        <w:p>
+          <w:pPr>
+            <w:pStyle w:val="TJ1"/>
+            <w:tabs>
+              <w:tab w:val="right" w:leader="dot" w:pos="9060"/>
+            </w:tabs>
+            <w:rPr>
+              <w:rStyle w:val="Hiperhivatkozs"/>
+            </w:rPr>
+          </w:pPr>
+          <w:hyperlink w:anchor="_Toc437025093">
             <w:r>
               <w:rPr>
                 <w:rStyle w:val="Hiperhivatkozs"/>
@@ -1713,7 +1860,7 @@
               <w:fldChar w:fldCharType="begin"/>
             </w:r>
             <w:r>
-              <w:instrText xml:space="preserve">PAGEREF _Toc79861317 \h</w:instrText>
+              <w:instrText xml:space="preserve">PAGEREF _Toc437025093 \h</w:instrText>
             </w:r>
             <w:r>
               <w:fldChar w:fldCharType="separate"/>
@@ -1722,7 +1869,47 @@
               <w:rPr>
                 <w:rStyle w:val="Hiperhivatkozs"/>
               </w:rPr>
-              <w:t>16</w:t>
+              <w:t>18</w:t>
+            </w:r>
+            <w:r>
+              <w:fldChar w:fldCharType="end"/>
+            </w:r>
+          </w:hyperlink>
+        </w:p>
+        <w:p>
+          <w:pPr>
+            <w:pStyle w:val="TJ1"/>
+            <w:tabs>
+              <w:tab w:val="right" w:leader="dot" w:pos="9060"/>
+            </w:tabs>
+            <w:rPr>
+              <w:rStyle w:val="Hiperhivatkozs"/>
+            </w:rPr>
+          </w:pPr>
+          <w:hyperlink w:anchor="_Toc196588111">
+            <w:r>
+              <w:rPr>
+                <w:rStyle w:val="Hiperhivatkozs"/>
+              </w:rPr>
+              <w:t>Forrásjegyzék</w:t>
+            </w:r>
+            <w:r>
+              <w:tab/>
+            </w:r>
+            <w:r>
+              <w:fldChar w:fldCharType="begin"/>
+            </w:r>
+            <w:r>
+              <w:instrText xml:space="preserve">PAGEREF _Toc196588111 \h</w:instrText>
+            </w:r>
+            <w:r>
+              <w:fldChar w:fldCharType="separate"/>
+            </w:r>
+            <w:r>
+              <w:rPr>
+                <w:rStyle w:val="Hiperhivatkozs"/>
+              </w:rPr>
+              <w:t>19</w:t>
             </w:r>
             <w:r>
               <w:fldChar w:fldCharType="end"/>
@@ -1734,187 +1921,196 @@
         </w:p>
       </w:sdtContent>
     </w:sdt>
-    <w:p/>
-    <w:p>
-      <w:pPr>
-        <w:jc w:val="center"/>
-      </w:pPr>
-    </w:p>
-    <w:p/>
-    <w:p>
-      <w:pPr>
-        <w:jc w:val="center"/>
-      </w:pPr>
-    </w:p>
-    <w:p>
-      <w:pPr>
-        <w:jc w:val="center"/>
-      </w:pPr>
-    </w:p>
-    <w:p>
-      <w:pPr>
-        <w:jc w:val="center"/>
-      </w:pPr>
-    </w:p>
-    <w:p>
-      <w:pPr>
-        <w:jc w:val="center"/>
-      </w:pPr>
-    </w:p>
-    <w:p>
-      <w:pPr>
-        <w:jc w:val="center"/>
-      </w:pPr>
-    </w:p>
-    <w:p>
-      <w:pPr>
-        <w:jc w:val="center"/>
-      </w:pPr>
-    </w:p>
-    <w:p>
-      <w:pPr>
-        <w:jc w:val="center"/>
-      </w:pPr>
-    </w:p>
-    <w:p>
-      <w:pPr>
-        <w:jc w:val="center"/>
-      </w:pPr>
-    </w:p>
-    <w:p>
-      <w:pPr>
-        <w:jc w:val="center"/>
-      </w:pPr>
-    </w:p>
-    <w:p>
-      <w:pPr>
-        <w:jc w:val="center"/>
-      </w:pPr>
-    </w:p>
-    <w:p>
-      <w:pPr>
-        <w:jc w:val="center"/>
-      </w:pPr>
-    </w:p>
-    <w:p>
-      <w:pPr>
-        <w:jc w:val="center"/>
-      </w:pPr>
-    </w:p>
-    <w:p>
-      <w:pPr>
-        <w:jc w:val="center"/>
-      </w:pPr>
-    </w:p>
-    <w:p>
-      <w:pPr>
-        <w:jc w:val="center"/>
-      </w:pPr>
-    </w:p>
-    <w:p>
-      <w:pPr>
-        <w:jc w:val="center"/>
-      </w:pPr>
-    </w:p>
-    <w:p>
-      <w:pPr>
-        <w:jc w:val="center"/>
-      </w:pPr>
-    </w:p>
-    <w:p>
-      <w:pPr>
-        <w:jc w:val="center"/>
-      </w:pPr>
-    </w:p>
-    <w:p>
-      <w:pPr>
-        <w:jc w:val="center"/>
-      </w:pPr>
-    </w:p>
-    <w:p>
-      <w:pPr>
-        <w:jc w:val="center"/>
-      </w:pPr>
-    </w:p>
-    <w:p>
-      <w:pPr>
-        <w:jc w:val="center"/>
-      </w:pPr>
-    </w:p>
-    <w:p>
-      <w:pPr>
-        <w:jc w:val="center"/>
-      </w:pPr>
-    </w:p>
-    <w:p>
-      <w:pPr>
-        <w:jc w:val="center"/>
-      </w:pPr>
-    </w:p>
-    <w:p>
-      <w:pPr>
-        <w:jc w:val="center"/>
-      </w:pPr>
-    </w:p>
-    <w:p>
-      <w:pPr>
-        <w:jc w:val="center"/>
-      </w:pPr>
-    </w:p>
-    <w:p>
-      <w:pPr>
-        <w:jc w:val="center"/>
-      </w:pPr>
-    </w:p>
-    <w:p>
-      <w:pPr>
-        <w:jc w:val="center"/>
-      </w:pPr>
-    </w:p>
-    <w:p>
-      <w:pPr>
-        <w:jc w:val="center"/>
-      </w:pPr>
-    </w:p>
-    <w:p>
-      <w:pPr>
-        <w:jc w:val="center"/>
-      </w:pPr>
-    </w:p>
-    <w:p>
-      <w:pPr>
-        <w:jc w:val="center"/>
-      </w:pPr>
-    </w:p>
-    <w:p>
-      <w:pPr>
-        <w:jc w:val="center"/>
-      </w:pPr>
-    </w:p>
-    <w:p>
-      <w:pPr>
-        <w:jc w:val="center"/>
-      </w:pPr>
-    </w:p>
-    <w:p>
-      <w:pPr>
-        <w:jc w:val="center"/>
-      </w:pPr>
-    </w:p>
-    <w:p>
-      <w:pPr>
-        <w:jc w:val="center"/>
+    <w:p>
+      <w:pPr>
+        <w:jc w:val="both"/>
+      </w:pPr>
+    </w:p>
+    <w:p>
+      <w:pPr>
+        <w:jc w:val="both"/>
+      </w:pPr>
+    </w:p>
+    <w:p>
+      <w:pPr>
+        <w:jc w:val="both"/>
+      </w:pPr>
+    </w:p>
+    <w:p>
+      <w:pPr>
+        <w:jc w:val="both"/>
+      </w:pPr>
+    </w:p>
+    <w:p>
+      <w:pPr>
+        <w:jc w:val="both"/>
+      </w:pPr>
+    </w:p>
+    <w:p>
+      <w:pPr>
+        <w:jc w:val="both"/>
+      </w:pPr>
+    </w:p>
+    <w:p>
+      <w:pPr>
+        <w:jc w:val="both"/>
+      </w:pPr>
+    </w:p>
+    <w:p>
+      <w:pPr>
+        <w:jc w:val="both"/>
+      </w:pPr>
+    </w:p>
+    <w:p>
+      <w:pPr>
+        <w:jc w:val="both"/>
+      </w:pPr>
+    </w:p>
+    <w:p>
+      <w:pPr>
+        <w:jc w:val="both"/>
+      </w:pPr>
+    </w:p>
+    <w:p>
+      <w:pPr>
+        <w:jc w:val="both"/>
+      </w:pPr>
+    </w:p>
+    <w:p>
+      <w:pPr>
+        <w:jc w:val="both"/>
+      </w:pPr>
+    </w:p>
+    <w:p>
+      <w:pPr>
+        <w:jc w:val="both"/>
+      </w:pPr>
+    </w:p>
+    <w:p>
+      <w:pPr>
+        <w:jc w:val="both"/>
+      </w:pPr>
+    </w:p>
+    <w:p>
+      <w:pPr>
+        <w:jc w:val="both"/>
+      </w:pPr>
+    </w:p>
+    <w:p>
+      <w:pPr>
+        <w:jc w:val="both"/>
+      </w:pPr>
+    </w:p>
+    <w:p>
+      <w:pPr>
+        <w:jc w:val="both"/>
+      </w:pPr>
+    </w:p>
+    <w:p>
+      <w:pPr>
+        <w:jc w:val="both"/>
+      </w:pPr>
+    </w:p>
+    <w:p>
+      <w:pPr>
+        <w:jc w:val="both"/>
+      </w:pPr>
+    </w:p>
+    <w:p>
+      <w:pPr>
+        <w:jc w:val="both"/>
+      </w:pPr>
+    </w:p>
+    <w:p>
+      <w:pPr>
+        <w:jc w:val="both"/>
+      </w:pPr>
+    </w:p>
+    <w:p>
+      <w:pPr>
+        <w:jc w:val="both"/>
+      </w:pPr>
+    </w:p>
+    <w:p>
+      <w:pPr>
+        <w:jc w:val="both"/>
+      </w:pPr>
+    </w:p>
+    <w:p>
+      <w:pPr>
+        <w:jc w:val="both"/>
+      </w:pPr>
+    </w:p>
+    <w:p>
+      <w:pPr>
+        <w:jc w:val="both"/>
+      </w:pPr>
+    </w:p>
+    <w:p>
+      <w:pPr>
+        <w:jc w:val="both"/>
+      </w:pPr>
+    </w:p>
+    <w:p>
+      <w:pPr>
+        <w:jc w:val="both"/>
+      </w:pPr>
+    </w:p>
+    <w:p>
+      <w:pPr>
+        <w:jc w:val="both"/>
+      </w:pPr>
+    </w:p>
+    <w:p>
+      <w:pPr>
+        <w:jc w:val="both"/>
+      </w:pPr>
+    </w:p>
+    <w:p>
+      <w:pPr>
+        <w:jc w:val="both"/>
+      </w:pPr>
+    </w:p>
+    <w:p>
+      <w:pPr>
+        <w:jc w:val="both"/>
+      </w:pPr>
+    </w:p>
+    <w:p>
+      <w:pPr>
+        <w:jc w:val="both"/>
+      </w:pPr>
+    </w:p>
+    <w:p>
+      <w:pPr>
+        <w:jc w:val="both"/>
+      </w:pPr>
+    </w:p>
+    <w:p>
+      <w:pPr>
+        <w:jc w:val="both"/>
+      </w:pPr>
+    </w:p>
+    <w:p>
+      <w:pPr>
+        <w:jc w:val="both"/>
+      </w:pPr>
+    </w:p>
+    <w:p>
+      <w:pPr>
+        <w:jc w:val="both"/>
       </w:pPr>
     </w:p>
     <w:p>
       <w:pPr>
         <w:pStyle w:val="Cmsor1"/>
+        <w:jc w:val="both"/>
         <w:rPr>
           <w:b w:val="0"/>
           <w:bCs w:val="0"/>
         </w:rPr>
       </w:pPr>
-      <w:bookmarkStart w:name="_Toc1261010354" w:id="1910980094"/>
+      <w:bookmarkStart w:name="_Toc935099679" w:id="124081123"/>
       <w:r>
         <w:rPr>
           <w:b w:val="0"/>
@@ -1922,14 +2118,14 @@
         </w:rPr>
         <w:t>Bevezetés</w:t>
       </w:r>
-      <w:bookmarkEnd w:id="1910980094"/>
-    </w:p>
-    <w:p>
-      <w:pPr>
-        <w:jc w:val="center"/>
-        <w:rPr>
-          <w:b/>
-          <w:bCs/>
+      <w:bookmarkEnd w:id="124081123"/>
+    </w:p>
+    <w:p>
+      <w:pPr>
+        <w:jc w:val="both"/>
+        <w:rPr>
+          <w:b w:val="1"/>
+          <w:bCs w:val="1"/>
           <w:sz w:val="32"/>
           <w:szCs w:val="32"/>
         </w:rPr>
@@ -1938,212 +2134,237 @@
     <w:p>
       <w:pPr>
         <w:pStyle w:val="NormlWeb"/>
-      </w:pPr>
-      <w:r>
+        <w:jc w:val="both"/>
+      </w:pPr>
+      <w:r>
+        <w:rPr/>
         <w:t>Nem volt nehéz eldönteni, hogy mi lesz a vizsga projektünk témája, hiszen napjainkban az online vásárlás az egyik legkényelmesebb és legnépszerűbb módja a vásárlásnak. A COVID-19 járvány jelentősen felgyorsította ezt a folyamatot, és mára már szinte bármit meg tudunk rendelni az interneten, legyen szó mindennapi cikkekről vagy akár speciális termékekről, például autóalkatrészekről.</w:t>
       </w:r>
     </w:p>
     <w:p>
       <w:pPr>
         <w:pStyle w:val="NormlWeb"/>
-      </w:pPr>
-      <w:r>
+        <w:jc w:val="both"/>
+      </w:pPr>
+      <w:r>
+        <w:rPr/>
         <w:t>Csapatunk úgy döntött, hogy egy autóalkatrész webshopot hoz létre, mivel ez a terület különleges szakértelmet és pontos termékinformációkat igényel, emellett nagy kereslettel bír. Így nem egy hétköznapi webshopot készítünk, hanem egy olyan online áruházat, amely megbízható megoldást nyújt a járműtulajdonosok számára.</w:t>
       </w:r>
     </w:p>
     <w:p>
       <w:pPr>
         <w:pStyle w:val="NormlWeb"/>
-      </w:pPr>
-      <w:r>
+        <w:jc w:val="both"/>
+      </w:pPr>
+      <w:r>
+        <w:rPr/>
         <w:t>Ebben a dokumentációban bemutatjuk, hogyan született meg ez az ötlet, milyen eszközöket és módszereket alkalmaztunk, és miként alakítottuk ki a kész, működő autóalkatrész webshopot.</w:t>
       </w:r>
     </w:p>
     <w:p>
       <w:pPr>
-        <w:rPr>
-          <w:b/>
-          <w:bCs/>
-          <w:sz w:val="24"/>
-          <w:szCs w:val="24"/>
-        </w:rPr>
-      </w:pPr>
-    </w:p>
-    <w:p>
-      <w:pPr>
-        <w:rPr>
-          <w:b/>
-          <w:bCs/>
-          <w:sz w:val="24"/>
-          <w:szCs w:val="24"/>
-        </w:rPr>
-      </w:pPr>
-    </w:p>
-    <w:p>
-      <w:pPr>
-        <w:rPr>
-          <w:b/>
-          <w:bCs/>
-          <w:sz w:val="24"/>
-          <w:szCs w:val="24"/>
-        </w:rPr>
-      </w:pPr>
-    </w:p>
-    <w:p>
-      <w:pPr>
-        <w:rPr>
-          <w:b/>
-          <w:bCs/>
-          <w:sz w:val="24"/>
-          <w:szCs w:val="24"/>
-        </w:rPr>
-      </w:pPr>
-    </w:p>
-    <w:p>
-      <w:pPr>
-        <w:rPr>
-          <w:b/>
-          <w:bCs/>
-          <w:sz w:val="24"/>
-          <w:szCs w:val="24"/>
-        </w:rPr>
-      </w:pPr>
-    </w:p>
-    <w:p>
-      <w:pPr>
-        <w:rPr>
-          <w:b/>
-          <w:bCs/>
-          <w:sz w:val="24"/>
-          <w:szCs w:val="24"/>
-        </w:rPr>
-      </w:pPr>
-    </w:p>
-    <w:p>
-      <w:pPr>
-        <w:rPr>
-          <w:b/>
-          <w:bCs/>
-          <w:sz w:val="24"/>
-          <w:szCs w:val="24"/>
-        </w:rPr>
-      </w:pPr>
-    </w:p>
-    <w:p>
-      <w:pPr>
-        <w:rPr>
-          <w:b/>
-          <w:bCs/>
-          <w:sz w:val="24"/>
-          <w:szCs w:val="24"/>
-        </w:rPr>
-      </w:pPr>
-    </w:p>
-    <w:p>
-      <w:pPr>
-        <w:rPr>
-          <w:b/>
-          <w:bCs/>
-          <w:sz w:val="24"/>
-          <w:szCs w:val="24"/>
-        </w:rPr>
-      </w:pPr>
-    </w:p>
-    <w:p>
-      <w:pPr>
-        <w:rPr>
-          <w:b/>
-          <w:bCs/>
-          <w:sz w:val="24"/>
-          <w:szCs w:val="24"/>
-        </w:rPr>
-      </w:pPr>
-    </w:p>
-    <w:p>
-      <w:pPr>
-        <w:rPr>
-          <w:b/>
-          <w:bCs/>
-          <w:sz w:val="24"/>
-          <w:szCs w:val="24"/>
-        </w:rPr>
-      </w:pPr>
-    </w:p>
-    <w:p>
-      <w:pPr>
-        <w:rPr>
-          <w:b/>
-          <w:bCs/>
-          <w:sz w:val="24"/>
-          <w:szCs w:val="24"/>
-        </w:rPr>
-      </w:pPr>
-    </w:p>
-    <w:p>
-      <w:pPr>
-        <w:rPr>
-          <w:b/>
-          <w:bCs/>
-          <w:sz w:val="24"/>
-          <w:szCs w:val="24"/>
-        </w:rPr>
-      </w:pPr>
-    </w:p>
-    <w:p>
-      <w:pPr>
-        <w:rPr>
-          <w:b/>
-          <w:bCs/>
-          <w:sz w:val="24"/>
-          <w:szCs w:val="24"/>
-        </w:rPr>
-      </w:pPr>
-    </w:p>
-    <w:p>
-      <w:pPr>
-        <w:rPr>
-          <w:b/>
-          <w:bCs/>
-          <w:sz w:val="24"/>
-          <w:szCs w:val="24"/>
-        </w:rPr>
-      </w:pPr>
-    </w:p>
-    <w:p>
-      <w:pPr>
-        <w:rPr>
-          <w:b/>
-          <w:bCs/>
-          <w:sz w:val="24"/>
-          <w:szCs w:val="24"/>
-        </w:rPr>
-      </w:pPr>
-    </w:p>
-    <w:p>
-      <w:pPr>
-        <w:rPr>
-          <w:b/>
-          <w:bCs/>
-          <w:sz w:val="24"/>
-          <w:szCs w:val="24"/>
-        </w:rPr>
-      </w:pPr>
-    </w:p>
-    <w:p>
-      <w:pPr>
-        <w:rPr>
-          <w:b/>
-          <w:bCs/>
-          <w:sz w:val="24"/>
-          <w:szCs w:val="24"/>
-        </w:rPr>
-      </w:pPr>
-    </w:p>
-    <w:p>
-      <w:pPr>
-        <w:rPr>
-          <w:b/>
-          <w:bCs/>
+        <w:jc w:val="both"/>
+        <w:rPr>
+          <w:b w:val="1"/>
+          <w:bCs w:val="1"/>
+          <w:sz w:val="24"/>
+          <w:szCs w:val="24"/>
+        </w:rPr>
+      </w:pPr>
+    </w:p>
+    <w:p>
+      <w:pPr>
+        <w:jc w:val="both"/>
+        <w:rPr>
+          <w:b w:val="1"/>
+          <w:bCs w:val="1"/>
+          <w:sz w:val="24"/>
+          <w:szCs w:val="24"/>
+        </w:rPr>
+      </w:pPr>
+    </w:p>
+    <w:p>
+      <w:pPr>
+        <w:jc w:val="both"/>
+        <w:rPr>
+          <w:b w:val="1"/>
+          <w:bCs w:val="1"/>
+          <w:sz w:val="24"/>
+          <w:szCs w:val="24"/>
+        </w:rPr>
+      </w:pPr>
+    </w:p>
+    <w:p>
+      <w:pPr>
+        <w:jc w:val="both"/>
+        <w:rPr>
+          <w:b w:val="1"/>
+          <w:bCs w:val="1"/>
+          <w:sz w:val="24"/>
+          <w:szCs w:val="24"/>
+        </w:rPr>
+      </w:pPr>
+    </w:p>
+    <w:p>
+      <w:pPr>
+        <w:jc w:val="both"/>
+        <w:rPr>
+          <w:b w:val="1"/>
+          <w:bCs w:val="1"/>
+          <w:sz w:val="24"/>
+          <w:szCs w:val="24"/>
+        </w:rPr>
+      </w:pPr>
+    </w:p>
+    <w:p>
+      <w:pPr>
+        <w:jc w:val="both"/>
+        <w:rPr>
+          <w:b w:val="1"/>
+          <w:bCs w:val="1"/>
+          <w:sz w:val="24"/>
+          <w:szCs w:val="24"/>
+        </w:rPr>
+      </w:pPr>
+    </w:p>
+    <w:p>
+      <w:pPr>
+        <w:jc w:val="both"/>
+        <w:rPr>
+          <w:b w:val="1"/>
+          <w:bCs w:val="1"/>
+          <w:sz w:val="24"/>
+          <w:szCs w:val="24"/>
+        </w:rPr>
+      </w:pPr>
+    </w:p>
+    <w:p>
+      <w:pPr>
+        <w:jc w:val="both"/>
+        <w:rPr>
+          <w:b w:val="1"/>
+          <w:bCs w:val="1"/>
+          <w:sz w:val="24"/>
+          <w:szCs w:val="24"/>
+        </w:rPr>
+      </w:pPr>
+    </w:p>
+    <w:p>
+      <w:pPr>
+        <w:jc w:val="both"/>
+        <w:rPr>
+          <w:b w:val="1"/>
+          <w:bCs w:val="1"/>
+          <w:sz w:val="24"/>
+          <w:szCs w:val="24"/>
+        </w:rPr>
+      </w:pPr>
+    </w:p>
+    <w:p>
+      <w:pPr>
+        <w:jc w:val="both"/>
+        <w:rPr>
+          <w:b w:val="1"/>
+          <w:bCs w:val="1"/>
+          <w:sz w:val="24"/>
+          <w:szCs w:val="24"/>
+        </w:rPr>
+      </w:pPr>
+    </w:p>
+    <w:p>
+      <w:pPr>
+        <w:jc w:val="both"/>
+        <w:rPr>
+          <w:b w:val="1"/>
+          <w:bCs w:val="1"/>
+          <w:sz w:val="24"/>
+          <w:szCs w:val="24"/>
+        </w:rPr>
+      </w:pPr>
+    </w:p>
+    <w:p>
+      <w:pPr>
+        <w:jc w:val="both"/>
+        <w:rPr>
+          <w:b w:val="1"/>
+          <w:bCs w:val="1"/>
+          <w:sz w:val="24"/>
+          <w:szCs w:val="24"/>
+        </w:rPr>
+      </w:pPr>
+    </w:p>
+    <w:p>
+      <w:pPr>
+        <w:jc w:val="both"/>
+        <w:rPr>
+          <w:b w:val="1"/>
+          <w:bCs w:val="1"/>
+          <w:sz w:val="24"/>
+          <w:szCs w:val="24"/>
+        </w:rPr>
+      </w:pPr>
+    </w:p>
+    <w:p>
+      <w:pPr>
+        <w:jc w:val="both"/>
+        <w:rPr>
+          <w:b w:val="1"/>
+          <w:bCs w:val="1"/>
+          <w:sz w:val="24"/>
+          <w:szCs w:val="24"/>
+        </w:rPr>
+      </w:pPr>
+    </w:p>
+    <w:p>
+      <w:pPr>
+        <w:jc w:val="both"/>
+        <w:rPr>
+          <w:b w:val="1"/>
+          <w:bCs w:val="1"/>
+          <w:sz w:val="24"/>
+          <w:szCs w:val="24"/>
+        </w:rPr>
+      </w:pPr>
+    </w:p>
+    <w:p>
+      <w:pPr>
+        <w:jc w:val="both"/>
+        <w:rPr>
+          <w:b w:val="1"/>
+          <w:bCs w:val="1"/>
+          <w:sz w:val="24"/>
+          <w:szCs w:val="24"/>
+        </w:rPr>
+      </w:pPr>
+    </w:p>
+    <w:p>
+      <w:pPr>
+        <w:jc w:val="both"/>
+        <w:rPr>
+          <w:b w:val="1"/>
+          <w:bCs w:val="1"/>
+          <w:sz w:val="24"/>
+          <w:szCs w:val="24"/>
+        </w:rPr>
+      </w:pPr>
+    </w:p>
+    <w:p>
+      <w:pPr>
+        <w:jc w:val="both"/>
+        <w:rPr>
+          <w:b w:val="1"/>
+          <w:bCs w:val="1"/>
+          <w:sz w:val="24"/>
+          <w:szCs w:val="24"/>
+        </w:rPr>
+      </w:pPr>
+    </w:p>
+    <w:p>
+      <w:pPr>
+        <w:jc w:val="both"/>
+        <w:rPr>
+          <w:b w:val="1"/>
+          <w:bCs w:val="1"/>
           <w:sz w:val="24"/>
           <w:szCs w:val="24"/>
         </w:rPr>
@@ -2152,12 +2373,13 @@
     <w:p>
       <w:pPr>
         <w:pStyle w:val="Cmsor1"/>
+        <w:jc w:val="both"/>
         <w:rPr>
           <w:b w:val="0"/>
           <w:bCs w:val="0"/>
         </w:rPr>
       </w:pPr>
-      <w:bookmarkStart w:name="_Toc1045645841" w:id="1541038817"/>
+      <w:bookmarkStart w:name="_Toc1907879260" w:id="372402584"/>
       <w:r>
         <w:rPr>
           <w:b w:val="0"/>
@@ -2165,56 +2387,53 @@
         </w:rPr>
         <w:t>Programozási nyelvek és technológiák</w:t>
       </w:r>
-      <w:bookmarkEnd w:id="1541038817"/>
-    </w:p>
-    <w:p>
-      <w:pPr>
-        <w:rPr>
-          <w:b/>
-          <w:bCs/>
+      <w:bookmarkEnd w:id="372402584"/>
+    </w:p>
+    <w:p>
+      <w:pPr>
+        <w:jc w:val="both"/>
+        <w:rPr>
+          <w:b w:val="1"/>
+          <w:bCs w:val="1"/>
           <w:color w:val="00B0F0"/>
           <w:sz w:val="24"/>
           <w:szCs w:val="24"/>
         </w:rPr>
       </w:pPr>
-      <w:proofErr w:type="spellStart"/>
-      <w:r>
-        <w:rPr>
-          <w:b/>
-          <w:bCs/>
+      <w:r>
+        <w:rPr>
+          <w:b w:val="1"/>
+          <w:bCs w:val="1"/>
           <w:color w:val="00B0F0"/>
           <w:sz w:val="24"/>
           <w:szCs w:val="24"/>
         </w:rPr>
         <w:t>MySQL</w:t>
       </w:r>
-      <w:proofErr w:type="spellEnd"/>
-      <w:r>
-        <w:rPr>
-          <w:b/>
-          <w:bCs/>
+      <w:r>
+        <w:rPr>
+          <w:b w:val="1"/>
+          <w:bCs w:val="1"/>
           <w:color w:val="00B0F0"/>
           <w:sz w:val="24"/>
           <w:szCs w:val="24"/>
         </w:rPr>
         <w:t xml:space="preserve"> adatbázis (</w:t>
       </w:r>
-      <w:proofErr w:type="spellStart"/>
-      <w:r>
-        <w:rPr>
-          <w:b/>
-          <w:bCs/>
+      <w:r>
+        <w:rPr>
+          <w:b w:val="1"/>
+          <w:bCs w:val="1"/>
           <w:color w:val="00B0F0"/>
           <w:sz w:val="24"/>
           <w:szCs w:val="24"/>
         </w:rPr>
         <w:t>Database</w:t>
       </w:r>
-      <w:proofErr w:type="spellEnd"/>
-      <w:r>
-        <w:rPr>
-          <w:b/>
-          <w:bCs/>
+      <w:r>
+        <w:rPr>
+          <w:b w:val="1"/>
+          <w:bCs w:val="1"/>
           <w:color w:val="00B0F0"/>
           <w:sz w:val="24"/>
           <w:szCs w:val="24"/>
@@ -2224,9 +2443,10 @@
     </w:p>
     <w:p>
       <w:pPr>
-        <w:rPr>
-          <w:b/>
-          <w:bCs/>
+        <w:jc w:val="both"/>
+        <w:rPr>
+          <w:b w:val="1"/>
+          <w:bCs w:val="1"/>
           <w:sz w:val="24"/>
           <w:szCs w:val="24"/>
         </w:rPr>
@@ -2235,16 +2455,18 @@
     <w:p>
       <w:pPr>
         <w:pStyle w:val="Cmsor2"/>
-      </w:pPr>
-      <w:bookmarkStart w:name="_Toc1101461576" w:id="1230685495"/>
+        <w:jc w:val="both"/>
+      </w:pPr>
+      <w:bookmarkStart w:name="_Toc1528773485" w:id="736245006"/>
       <w:r>
         <w:rPr/>
         <w:t>Az adatbázis fogalma</w:t>
       </w:r>
-      <w:bookmarkEnd w:id="1230685495"/>
-    </w:p>
-    <w:p>
-      <w:pPr>
+      <w:bookmarkEnd w:id="736245006"/>
+    </w:p>
+    <w:p>
+      <w:pPr>
+        <w:jc w:val="both"/>
         <w:rPr>
           <w:sz w:val="24"/>
           <w:szCs w:val="24"/>
@@ -2260,6 +2482,7 @@
     </w:p>
     <w:p>
       <w:pPr>
+        <w:jc w:val="both"/>
         <w:rPr>
           <w:sz w:val="24"/>
           <w:szCs w:val="24"/>
@@ -2275,6 +2498,7 @@
     </w:p>
     <w:p>
       <w:pPr>
+        <w:jc w:val="both"/>
         <w:rPr>
           <w:sz w:val="24"/>
           <w:szCs w:val="24"/>
@@ -2290,6 +2514,7 @@
     </w:p>
     <w:p>
       <w:pPr>
+        <w:jc w:val="both"/>
         <w:rPr>
           <w:sz w:val="24"/>
           <w:szCs w:val="24"/>
@@ -2305,6 +2530,7 @@
     </w:p>
     <w:p>
       <w:pPr>
+        <w:jc w:val="both"/>
         <w:rPr>
           <w:sz w:val="24"/>
           <w:szCs w:val="24"/>
@@ -2320,6 +2546,7 @@
     </w:p>
     <w:p>
       <w:pPr>
+        <w:jc w:val="both"/>
         <w:rPr>
           <w:sz w:val="24"/>
           <w:szCs w:val="24"/>
@@ -2335,6 +2562,7 @@
     </w:p>
     <w:p>
       <w:pPr>
+        <w:jc w:val="both"/>
         <w:rPr>
           <w:sz w:val="24"/>
           <w:szCs w:val="24"/>
@@ -2347,7 +2575,6 @@
         </w:rPr>
         <w:t>rendszernek nevezzük, amit gyakran csak „</w:t>
       </w:r>
-      <w:proofErr w:type="gramStart"/>
       <w:r>
         <w:rPr>
           <w:sz w:val="24"/>
@@ -2355,7 +2582,6 @@
         </w:rPr>
         <w:t>adatbázis”-</w:t>
       </w:r>
-      <w:proofErr w:type="gramEnd"/>
       <w:r>
         <w:rPr>
           <w:sz w:val="24"/>
@@ -2366,14 +2592,16 @@
     </w:p>
     <w:p>
       <w:pPr>
-        <w:rPr>
-          <w:sz w:val="24"/>
-          <w:szCs w:val="24"/>
-        </w:rPr>
-      </w:pPr>
-    </w:p>
-    <w:p>
-      <w:pPr>
+        <w:jc w:val="both"/>
+        <w:rPr>
+          <w:sz w:val="24"/>
+          <w:szCs w:val="24"/>
+        </w:rPr>
+      </w:pPr>
+    </w:p>
+    <w:p>
+      <w:pPr>
+        <w:jc w:val="both"/>
         <w:rPr>
           <w:sz w:val="24"/>
           <w:szCs w:val="24"/>
@@ -2389,6 +2617,7 @@
     </w:p>
     <w:p>
       <w:pPr>
+        <w:jc w:val="both"/>
         <w:rPr>
           <w:sz w:val="24"/>
           <w:szCs w:val="24"/>
@@ -2404,6 +2633,7 @@
     </w:p>
     <w:p>
       <w:pPr>
+        <w:jc w:val="both"/>
         <w:rPr>
           <w:sz w:val="24"/>
           <w:szCs w:val="24"/>
@@ -2419,6 +2649,7 @@
     </w:p>
     <w:p>
       <w:pPr>
+        <w:jc w:val="both"/>
         <w:rPr>
           <w:sz w:val="24"/>
           <w:szCs w:val="24"/>
@@ -2434,6 +2665,7 @@
     </w:p>
     <w:p>
       <w:pPr>
+        <w:jc w:val="both"/>
         <w:rPr>
           <w:sz w:val="24"/>
           <w:szCs w:val="24"/>
@@ -2449,6 +2681,7 @@
     </w:p>
     <w:p>
       <w:pPr>
+        <w:jc w:val="both"/>
         <w:rPr>
           <w:sz w:val="24"/>
           <w:szCs w:val="24"/>
@@ -2458,16 +2691,18 @@
     <w:p>
       <w:pPr>
         <w:pStyle w:val="Cmsor2"/>
-      </w:pPr>
-      <w:bookmarkStart w:name="_Toc625429196" w:id="1288151078"/>
+        <w:jc w:val="both"/>
+      </w:pPr>
+      <w:bookmarkStart w:name="_Toc963570257" w:id="1689604662"/>
       <w:r>
         <w:rPr/>
         <w:t>Mi az SQL? (Strukturált lekérdező nyelv)</w:t>
       </w:r>
-      <w:bookmarkEnd w:id="1288151078"/>
-    </w:p>
-    <w:p>
-      <w:pPr>
+      <w:bookmarkEnd w:id="1689604662"/>
+    </w:p>
+    <w:p>
+      <w:pPr>
+        <w:jc w:val="both"/>
         <w:rPr>
           <w:sz w:val="24"/>
           <w:szCs w:val="24"/>
@@ -2483,6 +2718,7 @@
     </w:p>
     <w:p>
       <w:pPr>
+        <w:jc w:val="both"/>
         <w:rPr>
           <w:sz w:val="24"/>
           <w:szCs w:val="24"/>
@@ -2498,6 +2734,7 @@
     </w:p>
     <w:p>
       <w:pPr>
+        <w:jc w:val="both"/>
         <w:rPr>
           <w:sz w:val="24"/>
           <w:szCs w:val="24"/>
@@ -2513,6 +2750,7 @@
     </w:p>
     <w:p>
       <w:pPr>
+        <w:jc w:val="both"/>
         <w:rPr>
           <w:sz w:val="24"/>
           <w:szCs w:val="24"/>
@@ -2528,6 +2766,7 @@
     </w:p>
     <w:p>
       <w:pPr>
+        <w:jc w:val="both"/>
         <w:rPr>
           <w:sz w:val="24"/>
           <w:szCs w:val="24"/>
@@ -2543,6 +2782,7 @@
     </w:p>
     <w:p>
       <w:pPr>
+        <w:jc w:val="both"/>
         <w:rPr>
           <w:sz w:val="24"/>
           <w:szCs w:val="24"/>
@@ -2558,6 +2798,7 @@
     </w:p>
     <w:p>
       <w:pPr>
+        <w:jc w:val="both"/>
         <w:rPr>
           <w:sz w:val="24"/>
           <w:szCs w:val="24"/>
@@ -2573,6 +2814,7 @@
     </w:p>
     <w:p>
       <w:pPr>
+        <w:jc w:val="both"/>
         <w:rPr>
           <w:sz w:val="24"/>
           <w:szCs w:val="24"/>
@@ -2588,6 +2830,7 @@
     </w:p>
     <w:p>
       <w:pPr>
+        <w:jc w:val="both"/>
         <w:rPr>
           <w:sz w:val="24"/>
           <w:szCs w:val="24"/>
@@ -2603,6 +2846,7 @@
     </w:p>
     <w:p>
       <w:pPr>
+        <w:jc w:val="both"/>
         <w:rPr>
           <w:sz w:val="24"/>
           <w:szCs w:val="24"/>
@@ -2618,22 +2862,23 @@
     </w:p>
     <w:p>
       <w:pPr>
-        <w:rPr>
-          <w:sz w:val="24"/>
-          <w:szCs w:val="24"/>
-        </w:rPr>
-      </w:pPr>
-      <w:r>
-        <w:rPr>
-          <w:sz w:val="24"/>
-          <w:szCs w:val="24"/>
-        </w:rPr>
-        <w:lastRenderedPageBreak/>
+        <w:jc w:val="both"/>
+        <w:rPr>
+          <w:sz w:val="24"/>
+          <w:szCs w:val="24"/>
+        </w:rPr>
+      </w:pPr>
+      <w:r>
+        <w:rPr>
+          <w:sz w:val="24"/>
+          <w:szCs w:val="24"/>
+        </w:rPr>
         <w:t>leghasználtabb típusa, ettől független rengeteg másik fajtája is van</w:t>
       </w:r>
     </w:p>
     <w:p>
       <w:pPr>
+        <w:jc w:val="both"/>
         <w:rPr>
           <w:sz w:val="24"/>
           <w:szCs w:val="24"/>
@@ -2649,6 +2894,7 @@
     </w:p>
     <w:p>
       <w:pPr>
+        <w:jc w:val="both"/>
         <w:rPr>
           <w:sz w:val="24"/>
           <w:szCs w:val="24"/>
@@ -2664,6 +2910,7 @@
     </w:p>
     <w:p>
       <w:pPr>
+        <w:jc w:val="both"/>
         <w:rPr>
           <w:sz w:val="24"/>
           <w:szCs w:val="24"/>
@@ -2673,16 +2920,18 @@
     <w:p>
       <w:pPr>
         <w:pStyle w:val="Cmsor3"/>
-      </w:pPr>
-      <w:bookmarkStart w:name="_Toc584986105" w:id="182339426"/>
+        <w:jc w:val="both"/>
+      </w:pPr>
+      <w:bookmarkStart w:name="_Toc1528641894" w:id="632154654"/>
       <w:r>
         <w:rPr/>
         <w:t>PHPMYADMIN és a XAMPP</w:t>
       </w:r>
-      <w:bookmarkEnd w:id="182339426"/>
-    </w:p>
-    <w:p>
-      <w:pPr>
+      <w:bookmarkEnd w:id="632154654"/>
+    </w:p>
+    <w:p>
+      <w:pPr>
+        <w:jc w:val="both"/>
         <w:rPr>
           <w:sz w:val="24"/>
           <w:szCs w:val="24"/>
@@ -2698,6 +2947,7 @@
     </w:p>
     <w:p>
       <w:pPr>
+        <w:jc w:val="both"/>
         <w:rPr>
           <w:sz w:val="24"/>
           <w:szCs w:val="24"/>
@@ -2710,7 +2960,6 @@
         </w:rPr>
         <w:t xml:space="preserve">működéséhez szükségünk van a XAMPP nevezetű </w:t>
       </w:r>
-      <w:proofErr w:type="spellStart"/>
       <w:r>
         <w:rPr>
           <w:sz w:val="24"/>
@@ -2718,7 +2967,6 @@
         </w:rPr>
         <w:t>control</w:t>
       </w:r>
-      <w:proofErr w:type="spellEnd"/>
       <w:r>
         <w:rPr>
           <w:sz w:val="24"/>
@@ -2729,6 +2977,7 @@
     </w:p>
     <w:p>
       <w:pPr>
+        <w:jc w:val="both"/>
         <w:rPr>
           <w:sz w:val="24"/>
           <w:szCs w:val="24"/>
@@ -2738,13 +2987,16 @@
     <w:p>
       <w:pPr>
         <w:pStyle w:val="Cmsor4"/>
-      </w:pPr>
-      <w:r>
+        <w:jc w:val="both"/>
+      </w:pPr>
+      <w:r>
+        <w:rPr/>
         <w:t>Mi az a XAMPP?</w:t>
       </w:r>
     </w:p>
     <w:p>
       <w:pPr>
+        <w:jc w:val="both"/>
         <w:rPr>
           <w:sz w:val="24"/>
           <w:szCs w:val="24"/>
@@ -2760,6 +3012,7 @@
     </w:p>
     <w:p>
       <w:pPr>
+        <w:jc w:val="both"/>
         <w:rPr>
           <w:sz w:val="24"/>
           <w:szCs w:val="24"/>
@@ -2772,14 +3025,6 @@
         </w:rPr>
         <w:t>A XAMPP egy ingyenes nyílt forráskódú webszerver szoftvercsomag, mely képes értelmezni a</w:t>
       </w:r>
-    </w:p>
-    <w:p>
-      <w:pPr>
-        <w:rPr>
-          <w:sz w:val="24"/>
-          <w:szCs w:val="24"/>
-        </w:rPr>
-      </w:pPr>
       <w:r>
         <w:rPr>
           <w:sz w:val="24"/>
@@ -2787,7 +3032,6 @@
         </w:rPr>
         <w:t xml:space="preserve">PHP-t és főbb alkotóeleme az SQL. Enélkül a felületet nem tudjuk elérni, </w:t>
       </w:r>
-      <w:proofErr w:type="gramStart"/>
       <w:r>
         <w:rPr>
           <w:sz w:val="24"/>
@@ -2795,7 +3039,6 @@
         </w:rPr>
         <w:t>fontos</w:t>
       </w:r>
-      <w:proofErr w:type="gramEnd"/>
       <w:r>
         <w:rPr>
           <w:sz w:val="24"/>
@@ -2806,6 +3049,7 @@
     </w:p>
     <w:p>
       <w:pPr>
+        <w:jc w:val="both"/>
         <w:rPr>
           <w:sz w:val="24"/>
           <w:szCs w:val="24"/>
@@ -2818,7 +3062,6 @@
         </w:rPr>
         <w:t xml:space="preserve">startoljuk az </w:t>
       </w:r>
-      <w:proofErr w:type="spellStart"/>
       <w:r>
         <w:rPr>
           <w:sz w:val="24"/>
@@ -2826,7 +3069,6 @@
         </w:rPr>
         <w:t>Apache</w:t>
       </w:r>
-      <w:proofErr w:type="spellEnd"/>
       <w:r>
         <w:rPr>
           <w:sz w:val="24"/>
@@ -2834,7 +3076,6 @@
         </w:rPr>
         <w:t xml:space="preserve">-t először, utána a </w:t>
       </w:r>
-      <w:proofErr w:type="spellStart"/>
       <w:r>
         <w:rPr>
           <w:sz w:val="24"/>
@@ -2842,7 +3083,6 @@
         </w:rPr>
         <w:t>MySQL</w:t>
       </w:r>
-      <w:proofErr w:type="spellEnd"/>
       <w:r>
         <w:rPr>
           <w:sz w:val="24"/>
@@ -2850,7 +3090,6 @@
         </w:rPr>
         <w:t xml:space="preserve">-t, és az </w:t>
       </w:r>
-      <w:proofErr w:type="spellStart"/>
       <w:r>
         <w:rPr>
           <w:sz w:val="24"/>
@@ -2858,7 +3097,6 @@
         </w:rPr>
         <w:t>Admin</w:t>
       </w:r>
-      <w:proofErr w:type="spellEnd"/>
       <w:r>
         <w:rPr>
           <w:sz w:val="24"/>
@@ -2869,12 +3107,12 @@
     </w:p>
     <w:p>
       <w:pPr>
-        <w:rPr>
-          <w:sz w:val="24"/>
-          <w:szCs w:val="24"/>
-        </w:rPr>
-      </w:pPr>
-      <w:proofErr w:type="spellStart"/>
+        <w:jc w:val="both"/>
+        <w:rPr>
+          <w:sz w:val="24"/>
+          <w:szCs w:val="24"/>
+        </w:rPr>
+      </w:pPr>
       <w:r>
         <w:rPr>
           <w:sz w:val="24"/>
@@ -2882,7 +3120,6 @@
         </w:rPr>
         <w:t>phpmyadmin</w:t>
       </w:r>
-      <w:proofErr w:type="spellEnd"/>
       <w:r>
         <w:rPr>
           <w:sz w:val="24"/>
@@ -2893,14 +3130,16 @@
     </w:p>
     <w:p>
       <w:pPr>
-        <w:rPr>
-          <w:sz w:val="24"/>
-          <w:szCs w:val="24"/>
-        </w:rPr>
-      </w:pPr>
-    </w:p>
-    <w:p>
-      <w:pPr>
+        <w:jc w:val="both"/>
+        <w:rPr>
+          <w:sz w:val="24"/>
+          <w:szCs w:val="24"/>
+        </w:rPr>
+      </w:pPr>
+    </w:p>
+    <w:p>
+      <w:pPr>
+        <w:jc w:val="both"/>
         <w:rPr>
           <w:sz w:val="24"/>
           <w:szCs w:val="24"/>
@@ -2916,6 +3155,7 @@
     </w:p>
     <w:p>
       <w:pPr>
+        <w:jc w:val="both"/>
         <w:rPr>
           <w:sz w:val="24"/>
           <w:szCs w:val="24"/>
@@ -2931,6 +3171,7 @@
     </w:p>
     <w:p>
       <w:pPr>
+        <w:jc w:val="both"/>
         <w:rPr>
           <w:sz w:val="24"/>
           <w:szCs w:val="24"/>
@@ -2946,6 +3187,7 @@
     </w:p>
     <w:p>
       <w:pPr>
+        <w:jc w:val="both"/>
         <w:rPr>
           <w:sz w:val="24"/>
           <w:szCs w:val="24"/>
@@ -2961,6 +3203,7 @@
     </w:p>
     <w:p>
       <w:pPr>
+        <w:jc w:val="both"/>
         <w:rPr>
           <w:sz w:val="24"/>
           <w:szCs w:val="24"/>
@@ -2976,14 +3219,16 @@
     </w:p>
     <w:p>
       <w:pPr>
-        <w:rPr>
-          <w:sz w:val="24"/>
-          <w:szCs w:val="24"/>
-        </w:rPr>
-      </w:pPr>
-    </w:p>
-    <w:p>
-      <w:pPr>
+        <w:jc w:val="both"/>
+        <w:rPr>
+          <w:sz w:val="24"/>
+          <w:szCs w:val="24"/>
+        </w:rPr>
+      </w:pPr>
+    </w:p>
+    <w:p>
+      <w:pPr>
+        <w:jc w:val="both"/>
         <w:rPr>
           <w:sz w:val="24"/>
           <w:szCs w:val="24"/>
@@ -2999,6 +3244,7 @@
     </w:p>
     <w:p>
       <w:pPr>
+        <w:jc w:val="both"/>
         <w:rPr>
           <w:sz w:val="24"/>
           <w:szCs w:val="24"/>
@@ -3014,6 +3260,7 @@
     </w:p>
     <w:p>
       <w:pPr>
+        <w:jc w:val="both"/>
         <w:rPr>
           <w:sz w:val="24"/>
           <w:szCs w:val="24"/>
@@ -3029,6 +3276,7 @@
     </w:p>
     <w:p>
       <w:pPr>
+        <w:jc w:val="both"/>
         <w:rPr>
           <w:sz w:val="24"/>
           <w:szCs w:val="24"/>
@@ -3041,7 +3289,6 @@
         </w:rPr>
         <w:t>de egyszerűbb „</w:t>
       </w:r>
-      <w:proofErr w:type="spellStart"/>
       <w:r>
         <w:rPr>
           <w:sz w:val="24"/>
@@ -3049,7 +3296,6 @@
         </w:rPr>
         <w:t>kattintgatós</w:t>
       </w:r>
-      <w:proofErr w:type="spellEnd"/>
       <w:r>
         <w:rPr>
           <w:sz w:val="24"/>
@@ -3060,6 +3306,7 @@
     </w:p>
     <w:p>
       <w:pPr>
+        <w:jc w:val="both"/>
         <w:rPr>
           <w:sz w:val="24"/>
           <w:szCs w:val="24"/>
@@ -3075,6 +3322,7 @@
     </w:p>
     <w:p>
       <w:pPr>
+        <w:jc w:val="both"/>
         <w:rPr>
           <w:sz w:val="24"/>
           <w:szCs w:val="24"/>
@@ -3090,12 +3338,12 @@
     </w:p>
     <w:p>
       <w:pPr>
-        <w:rPr>
-          <w:sz w:val="24"/>
-          <w:szCs w:val="24"/>
-        </w:rPr>
-      </w:pPr>
-      <w:proofErr w:type="spellStart"/>
+        <w:jc w:val="both"/>
+        <w:rPr>
+          <w:sz w:val="24"/>
+          <w:szCs w:val="24"/>
+        </w:rPr>
+      </w:pPr>
       <w:r>
         <w:rPr>
           <w:sz w:val="24"/>
@@ -3103,7 +3351,6 @@
         </w:rPr>
         <w:t>windows</w:t>
       </w:r>
-      <w:proofErr w:type="spellEnd"/>
       <w:r>
         <w:rPr>
           <w:sz w:val="24"/>
@@ -3111,7 +3358,6 @@
         </w:rPr>
         <w:t xml:space="preserve"> felhasználók vagyunk, rengeteg </w:t>
       </w:r>
-      <w:proofErr w:type="spellStart"/>
       <w:r>
         <w:rPr>
           <w:sz w:val="24"/>
@@ -3119,7 +3365,6 @@
         </w:rPr>
         <w:t>linux</w:t>
       </w:r>
-      <w:proofErr w:type="spellEnd"/>
       <w:r>
         <w:rPr>
           <w:sz w:val="24"/>
@@ -3130,14 +3375,16 @@
     </w:p>
     <w:p>
       <w:pPr>
-        <w:rPr>
-          <w:sz w:val="24"/>
-          <w:szCs w:val="24"/>
-        </w:rPr>
-      </w:pPr>
-    </w:p>
-    <w:p>
-      <w:pPr>
+        <w:jc w:val="both"/>
+        <w:rPr>
+          <w:sz w:val="24"/>
+          <w:szCs w:val="24"/>
+        </w:rPr>
+      </w:pPr>
+    </w:p>
+    <w:p>
+      <w:pPr>
+        <w:jc w:val="both"/>
         <w:rPr>
           <w:sz w:val="24"/>
           <w:szCs w:val="24"/>
@@ -3147,12 +3394,13 @@
     <w:p>
       <w:pPr>
         <w:pStyle w:val="Cmsor1"/>
+        <w:jc w:val="both"/>
         <w:rPr>
           <w:b w:val="0"/>
           <w:bCs w:val="0"/>
         </w:rPr>
       </w:pPr>
-      <w:bookmarkStart w:name="_Toc1003473608" w:id="88405335"/>
+      <w:bookmarkStart w:name="_Toc1358782164" w:id="9828378"/>
       <w:r>
         <w:rPr>
           <w:b w:val="0"/>
@@ -3160,21 +3408,23 @@
         </w:rPr>
         <w:t>HTML</w:t>
       </w:r>
-      <w:bookmarkEnd w:id="88405335"/>
+      <w:bookmarkEnd w:id="9828378"/>
     </w:p>
     <w:p>
       <w:pPr>
         <w:pStyle w:val="Cmsor2"/>
-      </w:pPr>
-      <w:bookmarkStart w:name="_Toc1053481470" w:id="652589604"/>
+        <w:jc w:val="both"/>
+      </w:pPr>
+      <w:bookmarkStart w:name="_Toc281409346" w:id="301511932"/>
       <w:r>
         <w:rPr/>
         <w:t>Mit jelent a HTML szó?</w:t>
       </w:r>
-      <w:bookmarkEnd w:id="652589604"/>
-    </w:p>
-    <w:p>
-      <w:pPr>
+      <w:bookmarkEnd w:id="301511932"/>
+    </w:p>
+    <w:p>
+      <w:pPr>
+        <w:jc w:val="both"/>
         <w:rPr>
           <w:sz w:val="24"/>
           <w:szCs w:val="24"/>
@@ -3187,7 +3437,6 @@
         </w:rPr>
         <w:t xml:space="preserve">A HTML egy angol mozaikszó, melynek jelentése </w:t>
       </w:r>
-      <w:proofErr w:type="spellStart"/>
       <w:r>
         <w:rPr>
           <w:sz w:val="24"/>
@@ -3195,7 +3444,6 @@
         </w:rPr>
         <w:t>HyperText</w:t>
       </w:r>
-      <w:proofErr w:type="spellEnd"/>
       <w:r>
         <w:rPr>
           <w:sz w:val="24"/>
@@ -3203,7 +3451,6 @@
         </w:rPr>
         <w:t xml:space="preserve"> </w:t>
       </w:r>
-      <w:proofErr w:type="spellStart"/>
       <w:r>
         <w:rPr>
           <w:sz w:val="24"/>
@@ -3211,7 +3458,6 @@
         </w:rPr>
         <w:t>Markup</w:t>
       </w:r>
-      <w:proofErr w:type="spellEnd"/>
       <w:r>
         <w:rPr>
           <w:sz w:val="24"/>
@@ -3219,7 +3465,6 @@
         </w:rPr>
         <w:t xml:space="preserve"> </w:t>
       </w:r>
-      <w:proofErr w:type="spellStart"/>
       <w:r>
         <w:rPr>
           <w:sz w:val="24"/>
@@ -3227,7 +3472,6 @@
         </w:rPr>
         <w:t>Language</w:t>
       </w:r>
-      <w:proofErr w:type="spellEnd"/>
       <w:r>
         <w:rPr>
           <w:sz w:val="24"/>
@@ -3235,7 +3479,6 @@
         </w:rPr>
         <w:t xml:space="preserve">, amelyet magyarul </w:t>
       </w:r>
-      <w:proofErr w:type="spellStart"/>
       <w:r>
         <w:rPr>
           <w:sz w:val="24"/>
@@ -3243,7 +3486,6 @@
         </w:rPr>
         <w:t>Hiperszöveges</w:t>
       </w:r>
-      <w:proofErr w:type="spellEnd"/>
       <w:r>
         <w:rPr>
           <w:sz w:val="24"/>
@@ -3255,16 +3497,18 @@
     <w:p>
       <w:pPr>
         <w:pStyle w:val="Cmsor3"/>
-      </w:pPr>
-      <w:bookmarkStart w:name="_Toc755819090" w:id="192441594"/>
+        <w:jc w:val="both"/>
+      </w:pPr>
+      <w:bookmarkStart w:name="_Toc246387997" w:id="438831941"/>
       <w:r>
         <w:rPr/>
         <w:t>Mi a HTML?</w:t>
       </w:r>
-      <w:bookmarkEnd w:id="192441594"/>
-    </w:p>
-    <w:p>
-      <w:pPr>
+      <w:bookmarkEnd w:id="438831941"/>
+    </w:p>
+    <w:p>
+      <w:pPr>
+        <w:jc w:val="both"/>
         <w:rPr>
           <w:sz w:val="24"/>
           <w:szCs w:val="24"/>
@@ -3277,7 +3521,6 @@
         </w:rPr>
         <w:t>A HTML (</w:t>
       </w:r>
-      <w:proofErr w:type="spellStart"/>
       <w:r>
         <w:rPr>
           <w:sz w:val="24"/>
@@ -3285,7 +3528,6 @@
         </w:rPr>
         <w:t>HyperText</w:t>
       </w:r>
-      <w:proofErr w:type="spellEnd"/>
       <w:r>
         <w:rPr>
           <w:sz w:val="24"/>
@@ -3293,7 +3535,6 @@
         </w:rPr>
         <w:t xml:space="preserve"> </w:t>
       </w:r>
-      <w:proofErr w:type="spellStart"/>
       <w:r>
         <w:rPr>
           <w:sz w:val="24"/>
@@ -3301,7 +3542,6 @@
         </w:rPr>
         <w:t>Markup</w:t>
       </w:r>
-      <w:proofErr w:type="spellEnd"/>
       <w:r>
         <w:rPr>
           <w:sz w:val="24"/>
@@ -3309,7 +3549,6 @@
         </w:rPr>
         <w:t xml:space="preserve"> </w:t>
       </w:r>
-      <w:proofErr w:type="spellStart"/>
       <w:r>
         <w:rPr>
           <w:sz w:val="24"/>
@@ -3317,7 +3556,6 @@
         </w:rPr>
         <w:t>Language</w:t>
       </w:r>
-      <w:proofErr w:type="spellEnd"/>
       <w:r>
         <w:rPr>
           <w:sz w:val="24"/>
@@ -3325,7 +3563,6 @@
         </w:rPr>
         <w:t xml:space="preserve">) egy leíró nyelv, amelyet weboldalak készítéséhez használunk. A HTML a W3C (World Wide Web </w:t>
       </w:r>
-      <w:proofErr w:type="spellStart"/>
       <w:r>
         <w:rPr>
           <w:sz w:val="24"/>
@@ -3333,7 +3570,6 @@
         </w:rPr>
         <w:t>Consortium</w:t>
       </w:r>
-      <w:proofErr w:type="spellEnd"/>
       <w:r>
         <w:rPr>
           <w:sz w:val="24"/>
@@ -3344,6 +3580,7 @@
     </w:p>
     <w:p>
       <w:pPr>
+        <w:jc w:val="both"/>
         <w:rPr>
           <w:sz w:val="24"/>
           <w:szCs w:val="24"/>
@@ -3360,12 +3597,13 @@
     <w:p>
       <w:pPr>
         <w:pStyle w:val="Cmsor1"/>
+        <w:jc w:val="both"/>
         <w:rPr>
           <w:b w:val="0"/>
           <w:bCs w:val="0"/>
         </w:rPr>
       </w:pPr>
-      <w:bookmarkStart w:name="_Toc1537960707" w:id="64997514"/>
+      <w:bookmarkStart w:name="_Toc486967915" w:id="1045932937"/>
       <w:r>
         <w:rPr>
           <w:b w:val="0"/>
@@ -3373,21 +3611,23 @@
         </w:rPr>
         <w:t>CSS</w:t>
       </w:r>
-      <w:bookmarkEnd w:id="64997514"/>
+      <w:bookmarkEnd w:id="1045932937"/>
     </w:p>
     <w:p>
       <w:pPr>
         <w:pStyle w:val="Cmsor2"/>
-      </w:pPr>
-      <w:bookmarkStart w:name="_Toc872744984" w:id="752680695"/>
+        <w:jc w:val="both"/>
+      </w:pPr>
+      <w:bookmarkStart w:name="_Toc2086757448" w:id="714310457"/>
       <w:r>
         <w:rPr/>
         <w:t>Mi az a CSS? A CSS jelentése, bemutatása</w:t>
       </w:r>
-      <w:bookmarkEnd w:id="752680695"/>
-    </w:p>
-    <w:p>
-      <w:pPr>
+      <w:bookmarkEnd w:id="714310457"/>
+    </w:p>
+    <w:p>
+      <w:pPr>
+        <w:jc w:val="both"/>
         <w:rPr>
           <w:sz w:val="24"/>
           <w:szCs w:val="24"/>
@@ -3404,16 +3644,18 @@
     <w:p>
       <w:pPr>
         <w:pStyle w:val="Cmsor3"/>
-      </w:pPr>
-      <w:bookmarkStart w:name="_Toc494081896" w:id="1515179676"/>
+        <w:jc w:val="both"/>
+      </w:pPr>
+      <w:bookmarkStart w:name="_Toc1445334736" w:id="971625753"/>
       <w:r>
         <w:rPr/>
         <w:t>A CSS jelentése, fogalma</w:t>
       </w:r>
-      <w:bookmarkEnd w:id="1515179676"/>
-    </w:p>
-    <w:p>
-      <w:pPr>
+      <w:bookmarkEnd w:id="971625753"/>
+    </w:p>
+    <w:p>
+      <w:pPr>
+        <w:jc w:val="both"/>
         <w:rPr>
           <w:sz w:val="24"/>
           <w:szCs w:val="24"/>
@@ -3426,7 +3668,6 @@
         </w:rPr>
         <w:t xml:space="preserve">A </w:t>
       </w:r>
-      <w:proofErr w:type="spellStart"/>
       <w:r>
         <w:rPr>
           <w:sz w:val="24"/>
@@ -3434,7 +3675,6 @@
         </w:rPr>
         <w:t>WikiPedia</w:t>
       </w:r>
-      <w:proofErr w:type="spellEnd"/>
       <w:r>
         <w:rPr>
           <w:sz w:val="24"/>
@@ -3442,7 +3682,6 @@
         </w:rPr>
         <w:t xml:space="preserve"> így fogalmazza meg a CSS definícióját</w:t>
       </w:r>
-      <w:proofErr w:type="gramStart"/>
       <w:r>
         <w:rPr>
           <w:sz w:val="24"/>
@@ -3450,7 +3689,6 @@
         </w:rPr>
         <w:t>: ,,A</w:t>
       </w:r>
-      <w:proofErr w:type="gramEnd"/>
       <w:r>
         <w:rPr>
           <w:sz w:val="24"/>
@@ -3458,7 +3696,6 @@
         </w:rPr>
         <w:t xml:space="preserve"> CSS (</w:t>
       </w:r>
-      <w:proofErr w:type="spellStart"/>
       <w:r>
         <w:rPr>
           <w:sz w:val="24"/>
@@ -3466,7 +3703,6 @@
         </w:rPr>
         <w:t>Cascading</w:t>
       </w:r>
-      <w:proofErr w:type="spellEnd"/>
       <w:r>
         <w:rPr>
           <w:sz w:val="24"/>
@@ -3474,7 +3710,6 @@
         </w:rPr>
         <w:t xml:space="preserve"> </w:t>
       </w:r>
-      <w:proofErr w:type="spellStart"/>
       <w:r>
         <w:rPr>
           <w:sz w:val="24"/>
@@ -3482,7 +3717,6 @@
         </w:rPr>
         <w:t>Style</w:t>
       </w:r>
-      <w:proofErr w:type="spellEnd"/>
       <w:r>
         <w:rPr>
           <w:sz w:val="24"/>
@@ -3490,7 +3724,6 @@
         </w:rPr>
         <w:t xml:space="preserve"> </w:t>
       </w:r>
-      <w:proofErr w:type="spellStart"/>
       <w:r>
         <w:rPr>
           <w:sz w:val="24"/>
@@ -3498,7 +3731,6 @@
         </w:rPr>
         <w:t>Sheets</w:t>
       </w:r>
-      <w:proofErr w:type="spellEnd"/>
       <w:r>
         <w:rPr>
           <w:sz w:val="24"/>
@@ -3509,14 +3741,16 @@
     </w:p>
     <w:p>
       <w:pPr>
-        <w:rPr>
-          <w:sz w:val="24"/>
-          <w:szCs w:val="24"/>
-        </w:rPr>
-      </w:pPr>
-    </w:p>
-    <w:p>
-      <w:pPr>
+        <w:jc w:val="both"/>
+        <w:rPr>
+          <w:sz w:val="24"/>
+          <w:szCs w:val="24"/>
+        </w:rPr>
+      </w:pPr>
+    </w:p>
+    <w:p>
+      <w:pPr>
+        <w:jc w:val="both"/>
         <w:rPr>
           <w:sz w:val="24"/>
           <w:szCs w:val="24"/>
@@ -3532,6 +3766,7 @@
     </w:p>
     <w:p>
       <w:pPr>
+        <w:jc w:val="both"/>
         <w:rPr>
           <w:sz w:val="24"/>
           <w:szCs w:val="24"/>
@@ -3541,12 +3776,13 @@
     <w:p>
       <w:pPr>
         <w:pStyle w:val="Cmsor1"/>
+        <w:jc w:val="both"/>
         <w:rPr>
           <w:b w:val="0"/>
           <w:bCs w:val="0"/>
         </w:rPr>
       </w:pPr>
-      <w:bookmarkStart w:name="_Toc2135986820" w:id="203718198"/>
+      <w:bookmarkStart w:name="_Toc586243177" w:id="1916292849"/>
       <w:r>
         <w:rPr>
           <w:b w:val="0"/>
@@ -3554,21 +3790,23 @@
         </w:rPr>
         <w:t>JS</w:t>
       </w:r>
-      <w:bookmarkEnd w:id="203718198"/>
+      <w:bookmarkEnd w:id="1916292849"/>
     </w:p>
     <w:p>
       <w:pPr>
         <w:pStyle w:val="Cmsor2"/>
-      </w:pPr>
-      <w:bookmarkStart w:name="_Toc767027278" w:id="1131609540"/>
+        <w:jc w:val="both"/>
+      </w:pPr>
+      <w:bookmarkStart w:name="_Toc1270451461" w:id="1910151374"/>
       <w:r>
         <w:rPr/>
         <w:t>Mi az a JavaScript? A JavaScript (JS) bemutatása</w:t>
       </w:r>
-      <w:bookmarkEnd w:id="1131609540"/>
-    </w:p>
-    <w:p>
-      <w:pPr>
+      <w:bookmarkEnd w:id="1910151374"/>
+    </w:p>
+    <w:p>
+      <w:pPr>
+        <w:jc w:val="both"/>
         <w:rPr>
           <w:sz w:val="24"/>
           <w:szCs w:val="24"/>
@@ -3584,6 +3822,7 @@
     </w:p>
     <w:p>
       <w:pPr>
+        <w:jc w:val="both"/>
         <w:rPr>
           <w:sz w:val="24"/>
           <w:szCs w:val="24"/>
@@ -3593,16 +3832,18 @@
     <w:p>
       <w:pPr>
         <w:pStyle w:val="Cmsor3"/>
-      </w:pPr>
-      <w:bookmarkStart w:name="_Toc750944946" w:id="1095753872"/>
+        <w:jc w:val="both"/>
+      </w:pPr>
+      <w:bookmarkStart w:name="_Toc1354007507" w:id="136773228"/>
       <w:r>
         <w:rPr/>
         <w:t>A JavaScript fogalma</w:t>
       </w:r>
-      <w:bookmarkEnd w:id="1095753872"/>
-    </w:p>
-    <w:p>
-      <w:pPr>
+      <w:bookmarkEnd w:id="136773228"/>
+    </w:p>
+    <w:p>
+      <w:pPr>
+        <w:jc w:val="both"/>
         <w:rPr>
           <w:sz w:val="24"/>
           <w:szCs w:val="24"/>
@@ -3615,7 +3856,6 @@
         </w:rPr>
         <w:t xml:space="preserve">A </w:t>
       </w:r>
-      <w:proofErr w:type="spellStart"/>
       <w:r>
         <w:rPr>
           <w:sz w:val="24"/>
@@ -3623,7 +3863,6 @@
         </w:rPr>
         <w:t>WikiPédia</w:t>
       </w:r>
-      <w:proofErr w:type="spellEnd"/>
       <w:r>
         <w:rPr>
           <w:sz w:val="24"/>
@@ -3631,7 +3870,6 @@
         </w:rPr>
         <w:t xml:space="preserve"> szerint a JavaScript fogalma</w:t>
       </w:r>
-      <w:proofErr w:type="gramStart"/>
       <w:r>
         <w:rPr>
           <w:sz w:val="24"/>
@@ -3639,7 +3877,6 @@
         </w:rPr>
         <w:t>: ,,A</w:t>
       </w:r>
-      <w:proofErr w:type="gramEnd"/>
       <w:r>
         <w:rPr>
           <w:sz w:val="24"/>
@@ -3647,7 +3884,6 @@
         </w:rPr>
         <w:t xml:space="preserve"> JavaScript programozási nyelv egy objektumorientált, prototípus-alapú </w:t>
       </w:r>
-      <w:proofErr w:type="spellStart"/>
       <w:r>
         <w:rPr>
           <w:sz w:val="24"/>
@@ -3655,7 +3891,6 @@
         </w:rPr>
         <w:t>szkriptnyelv</w:t>
       </w:r>
-      <w:proofErr w:type="spellEnd"/>
       <w:r>
         <w:rPr>
           <w:sz w:val="24"/>
@@ -3666,6 +3901,7 @@
     </w:p>
     <w:p>
       <w:pPr>
+        <w:jc w:val="both"/>
         <w:rPr>
           <w:sz w:val="24"/>
           <w:szCs w:val="24"/>
@@ -3675,12 +3911,13 @@
     <w:p>
       <w:pPr>
         <w:pStyle w:val="Cmsor1"/>
+        <w:jc w:val="both"/>
         <w:rPr>
           <w:b w:val="0"/>
           <w:bCs w:val="0"/>
         </w:rPr>
       </w:pPr>
-      <w:bookmarkStart w:name="_Toc1181850524" w:id="590768572"/>
+      <w:bookmarkStart w:name="_Toc280558158" w:id="2092822759"/>
       <w:r>
         <w:rPr>
           <w:b w:val="0"/>
@@ -3688,10 +3925,11 @@
         </w:rPr>
         <w:t>SQL</w:t>
       </w:r>
-      <w:bookmarkEnd w:id="590768572"/>
-    </w:p>
-    <w:p>
-      <w:pPr>
+      <w:bookmarkEnd w:id="2092822759"/>
+    </w:p>
+    <w:p>
+      <w:pPr>
+        <w:jc w:val="both"/>
         <w:rPr>
           <w:sz w:val="24"/>
           <w:szCs w:val="24"/>
@@ -3707,6 +3945,7 @@
     </w:p>
     <w:p>
       <w:pPr>
+        <w:jc w:val="both"/>
         <w:rPr>
           <w:sz w:val="24"/>
           <w:szCs w:val="24"/>
@@ -3722,6 +3961,7 @@
     </w:p>
     <w:p>
       <w:pPr>
+        <w:jc w:val="both"/>
         <w:rPr>
           <w:sz w:val="24"/>
           <w:szCs w:val="24"/>
@@ -3731,16 +3971,18 @@
     <w:p>
       <w:pPr>
         <w:pStyle w:val="Cmsor2"/>
-      </w:pPr>
-      <w:bookmarkStart w:name="_Toc832356585" w:id="1604468645"/>
+        <w:jc w:val="both"/>
+      </w:pPr>
+      <w:bookmarkStart w:name="_Toc1163510852" w:id="1164360190"/>
       <w:r>
         <w:rPr/>
         <w:t>Mi az az adatbázis?</w:t>
       </w:r>
-      <w:bookmarkEnd w:id="1604468645"/>
-    </w:p>
-    <w:p>
-      <w:pPr>
+      <w:bookmarkEnd w:id="1164360190"/>
+    </w:p>
+    <w:p>
+      <w:pPr>
+        <w:jc w:val="both"/>
         <w:rPr>
           <w:sz w:val="24"/>
           <w:szCs w:val="24"/>
@@ -3753,7 +3995,6 @@
         </w:rPr>
         <w:t xml:space="preserve">Mint fentebb szó volt róla, ahhoz, hogy megértsük az SQL-t ismernünk kell az adatbázist is. </w:t>
       </w:r>
-      <w:proofErr w:type="gramStart"/>
       <w:r>
         <w:rPr>
           <w:sz w:val="24"/>
@@ -3761,7 +4002,6 @@
         </w:rPr>
         <w:t>Az</w:t>
       </w:r>
-      <w:proofErr w:type="gramEnd"/>
       <w:r>
         <w:rPr>
           <w:sz w:val="24"/>
@@ -3772,14 +4012,16 @@
     </w:p>
     <w:p>
       <w:pPr>
-        <w:rPr>
-          <w:sz w:val="24"/>
-          <w:szCs w:val="24"/>
-        </w:rPr>
-      </w:pPr>
-    </w:p>
-    <w:p>
-      <w:pPr>
+        <w:jc w:val="both"/>
+        <w:rPr>
+          <w:sz w:val="24"/>
+          <w:szCs w:val="24"/>
+        </w:rPr>
+      </w:pPr>
+    </w:p>
+    <w:p>
+      <w:pPr>
+        <w:jc w:val="both"/>
         <w:rPr>
           <w:sz w:val="24"/>
           <w:szCs w:val="24"/>
@@ -3795,6 +4037,7 @@
     </w:p>
     <w:p>
       <w:pPr>
+        <w:jc w:val="both"/>
         <w:rPr>
           <w:sz w:val="24"/>
           <w:szCs w:val="24"/>
@@ -3810,22 +4053,25 @@
     </w:p>
     <w:p>
       <w:pPr>
-        <w:rPr>
-          <w:sz w:val="24"/>
-          <w:szCs w:val="24"/>
-        </w:rPr>
-      </w:pPr>
-    </w:p>
-    <w:p>
-      <w:pPr>
-        <w:rPr>
-          <w:sz w:val="24"/>
-          <w:szCs w:val="24"/>
-        </w:rPr>
-      </w:pPr>
-    </w:p>
-    <w:p>
-      <w:pPr>
+        <w:jc w:val="both"/>
+        <w:rPr>
+          <w:sz w:val="24"/>
+          <w:szCs w:val="24"/>
+        </w:rPr>
+      </w:pPr>
+    </w:p>
+    <w:p>
+      <w:pPr>
+        <w:jc w:val="both"/>
+        <w:rPr>
+          <w:sz w:val="24"/>
+          <w:szCs w:val="24"/>
+        </w:rPr>
+      </w:pPr>
+    </w:p>
+    <w:p>
+      <w:pPr>
+        <w:jc w:val="both"/>
         <w:rPr>
           <w:sz w:val="24"/>
           <w:szCs w:val="24"/>
@@ -3835,12 +4081,13 @@
     <w:p>
       <w:pPr>
         <w:pStyle w:val="Cmsor1"/>
+        <w:jc w:val="both"/>
         <w:rPr>
           <w:b w:val="0"/>
           <w:bCs w:val="0"/>
         </w:rPr>
       </w:pPr>
-      <w:bookmarkStart w:name="_Toc1691764369" w:id="2069238"/>
+      <w:bookmarkStart w:name="_Toc315655451" w:id="486038946"/>
       <w:r>
         <w:rPr>
           <w:b w:val="0"/>
@@ -3848,13 +4095,14 @@
         </w:rPr>
         <w:t>Bootstrap</w:t>
       </w:r>
-      <w:bookmarkEnd w:id="2069238"/>
+      <w:bookmarkEnd w:id="486038946"/>
     </w:p>
     <w:p>
       <w:pPr>
         <w:pStyle w:val="Cmsor2"/>
-      </w:pPr>
-      <w:bookmarkStart w:name="_Toc1945448783" w:id="344534848"/>
+        <w:jc w:val="both"/>
+      </w:pPr>
+      <w:bookmarkStart w:name="_Toc1542923940" w:id="1422666532"/>
       <w:r>
         <w:rPr/>
         <w:t xml:space="preserve">Mi az a </w:t>
@@ -3867,10 +4115,11 @@
         <w:rPr/>
         <w:t>?</w:t>
       </w:r>
-      <w:bookmarkEnd w:id="344534848"/>
-    </w:p>
-    <w:p>
-      <w:pPr>
+      <w:bookmarkEnd w:id="1422666532"/>
+    </w:p>
+    <w:p>
+      <w:pPr>
+        <w:jc w:val="both"/>
         <w:rPr>
           <w:sz w:val="24"/>
           <w:szCs w:val="24"/>
@@ -3883,7 +4132,6 @@
         </w:rPr>
         <w:t xml:space="preserve">A </w:t>
       </w:r>
-      <w:proofErr w:type="spellStart"/>
       <w:r>
         <w:rPr>
           <w:sz w:val="24"/>
@@ -3891,7 +4139,6 @@
         </w:rPr>
         <w:t>Bootstrap</w:t>
       </w:r>
-      <w:proofErr w:type="spellEnd"/>
       <w:r>
         <w:rPr>
           <w:sz w:val="24"/>
@@ -3899,7 +4146,6 @@
         </w:rPr>
         <w:t xml:space="preserve"> egy ingyenes, nyílt forráskódú és csodálatos webes fejlesztő keret, amely a CSS és HTML alapú tervezősablonok tökéletes keverékét tartalmazza az űrlapokhoz, </w:t>
       </w:r>
-      <w:proofErr w:type="spellStart"/>
       <w:r>
         <w:rPr>
           <w:sz w:val="24"/>
@@ -3907,7 +4153,6 @@
         </w:rPr>
         <w:t>tipográfiahoz</w:t>
       </w:r>
-      <w:proofErr w:type="spellEnd"/>
       <w:r>
         <w:rPr>
           <w:sz w:val="24"/>
@@ -3915,7 +4160,6 @@
         </w:rPr>
         <w:t xml:space="preserve">, navigációkhoz, gombokhoz és más interfész-összetevőkhöz, valamint opcionális </w:t>
       </w:r>
-      <w:proofErr w:type="spellStart"/>
       <w:r>
         <w:rPr>
           <w:sz w:val="24"/>
@@ -3923,7 +4167,6 @@
         </w:rPr>
         <w:t>javacript</w:t>
       </w:r>
-      <w:proofErr w:type="spellEnd"/>
       <w:r>
         <w:rPr>
           <w:sz w:val="24"/>
@@ -3931,7 +4174,6 @@
         </w:rPr>
         <w:t xml:space="preserve"> kiterjesztésekhez</w:t>
       </w:r>
-      <w:proofErr w:type="gramStart"/>
       <w:r>
         <w:rPr>
           <w:sz w:val="24"/>
@@ -3939,7 +4181,6 @@
         </w:rPr>
         <w:t>. .</w:t>
       </w:r>
-      <w:proofErr w:type="gramEnd"/>
       <w:r>
         <w:rPr>
           <w:sz w:val="24"/>
@@ -3947,7 +4188,6 @@
         </w:rPr>
         <w:t xml:space="preserve"> A rendszerindító rendszert a </w:t>
       </w:r>
-      <w:proofErr w:type="spellStart"/>
       <w:r>
         <w:rPr>
           <w:sz w:val="24"/>
@@ -3955,7 +4195,6 @@
         </w:rPr>
         <w:t>Twitter</w:t>
       </w:r>
-      <w:proofErr w:type="spellEnd"/>
       <w:r>
         <w:rPr>
           <w:sz w:val="24"/>
@@ -3963,7 +4202,6 @@
         </w:rPr>
         <w:t xml:space="preserve"> emberek fejlesztették ki annak a </w:t>
       </w:r>
-      <w:proofErr w:type="spellStart"/>
       <w:r>
         <w:rPr>
           <w:sz w:val="24"/>
@@ -3971,7 +4209,6 @@
         </w:rPr>
         <w:t>hackathonnak</w:t>
       </w:r>
-      <w:proofErr w:type="spellEnd"/>
       <w:r>
         <w:rPr>
           <w:sz w:val="24"/>
@@ -3979,7 +4216,6 @@
         </w:rPr>
         <w:t xml:space="preserve"> a részeként, amelyben részt vettek, és elsősorban a </w:t>
       </w:r>
-      <w:proofErr w:type="spellStart"/>
       <w:r>
         <w:rPr>
           <w:sz w:val="24"/>
@@ -3987,7 +4223,6 @@
         </w:rPr>
         <w:t>Twitter</w:t>
       </w:r>
-      <w:proofErr w:type="spellEnd"/>
       <w:r>
         <w:rPr>
           <w:sz w:val="24"/>
@@ -3995,7 +4230,6 @@
         </w:rPr>
         <w:t xml:space="preserve"> </w:t>
       </w:r>
-      <w:proofErr w:type="spellStart"/>
       <w:r>
         <w:rPr>
           <w:sz w:val="24"/>
@@ -4003,7 +4237,6 @@
         </w:rPr>
         <w:t>Blueprint</w:t>
       </w:r>
-      <w:proofErr w:type="spellEnd"/>
       <w:r>
         <w:rPr>
           <w:sz w:val="24"/>
@@ -4011,7 +4244,6 @@
         </w:rPr>
         <w:t xml:space="preserve"> projektnek tekintették. Ezt később </w:t>
       </w:r>
-      <w:proofErr w:type="spellStart"/>
       <w:r>
         <w:rPr>
           <w:sz w:val="24"/>
@@ -4019,7 +4251,6 @@
         </w:rPr>
         <w:t>bootstrap</w:t>
       </w:r>
-      <w:proofErr w:type="spellEnd"/>
       <w:r>
         <w:rPr>
           <w:sz w:val="24"/>
@@ -4032,10 +4263,8 @@
           <w:sz w:val="24"/>
           <w:szCs w:val="24"/>
         </w:rPr>
-        <w:lastRenderedPageBreak/>
         <w:t xml:space="preserve">verziója, a </w:t>
       </w:r>
-      <w:proofErr w:type="spellStart"/>
       <w:r>
         <w:rPr>
           <w:sz w:val="24"/>
@@ -4043,7 +4272,6 @@
         </w:rPr>
         <w:t>Bootstrap</w:t>
       </w:r>
-      <w:proofErr w:type="spellEnd"/>
       <w:r>
         <w:rPr>
           <w:sz w:val="24"/>
@@ -4051,7 +4279,6 @@
         </w:rPr>
         <w:t xml:space="preserve"> 2, amely a korábbi verzió számos változtatásával együtt jött, csak a </w:t>
       </w:r>
-      <w:proofErr w:type="spellStart"/>
       <w:r>
         <w:rPr>
           <w:sz w:val="24"/>
@@ -4059,7 +4286,6 @@
         </w:rPr>
         <w:t>a</w:t>
       </w:r>
-      <w:proofErr w:type="spellEnd"/>
       <w:r>
         <w:rPr>
           <w:sz w:val="24"/>
@@ -4067,7 +4293,6 @@
         </w:rPr>
         <w:t xml:space="preserve"> webfejlesztők élete sokkal könnyebb. Ez a verzió támogatja az érzékeny webes tervezést, ami azt jelenti, hogy a statikus oldalakat felváltja a dinamikus elrendezés, amely a weboldal kiigazításakor maga módosul. Ezután jött a </w:t>
       </w:r>
-      <w:proofErr w:type="spellStart"/>
       <w:r>
         <w:rPr>
           <w:sz w:val="24"/>
@@ -4075,7 +4300,6 @@
         </w:rPr>
         <w:t>Bootstrap</w:t>
       </w:r>
-      <w:proofErr w:type="spellEnd"/>
       <w:r>
         <w:rPr>
           <w:sz w:val="24"/>
@@ -4083,7 +4307,6 @@
         </w:rPr>
         <w:t xml:space="preserve"> 3 új verziója, amely az alkatrészeket átalakította úgy, hogy a mobil első megközelítést és a lapos kialakítást kihasználhassa. Aztán jött a </w:t>
       </w:r>
-      <w:proofErr w:type="spellStart"/>
       <w:r>
         <w:rPr>
           <w:sz w:val="24"/>
@@ -4091,7 +4314,6 @@
         </w:rPr>
         <w:t>Bootstrap</w:t>
       </w:r>
-      <w:proofErr w:type="spellEnd"/>
       <w:r>
         <w:rPr>
           <w:sz w:val="24"/>
@@ -4099,7 +4321,6 @@
         </w:rPr>
         <w:t xml:space="preserve"> 4, majd a </w:t>
       </w:r>
-      <w:proofErr w:type="spellStart"/>
       <w:r>
         <w:rPr>
           <w:sz w:val="24"/>
@@ -4107,7 +4328,6 @@
         </w:rPr>
         <w:t>Bootstrap</w:t>
       </w:r>
-      <w:proofErr w:type="spellEnd"/>
       <w:r>
         <w:rPr>
           <w:sz w:val="24"/>
@@ -4118,14 +4338,16 @@
     </w:p>
     <w:p>
       <w:pPr>
-        <w:rPr>
-          <w:sz w:val="24"/>
-          <w:szCs w:val="24"/>
-        </w:rPr>
-      </w:pPr>
-    </w:p>
-    <w:p>
-      <w:pPr>
+        <w:jc w:val="both"/>
+        <w:rPr>
+          <w:sz w:val="24"/>
+          <w:szCs w:val="24"/>
+        </w:rPr>
+      </w:pPr>
+    </w:p>
+    <w:p>
+      <w:pPr>
+        <w:jc w:val="both"/>
         <w:rPr>
           <w:sz w:val="24"/>
           <w:szCs w:val="24"/>
@@ -4138,7 +4360,6 @@
         </w:rPr>
         <w:t xml:space="preserve">Mielőtt közvetlenül felkeresnénk a </w:t>
       </w:r>
-      <w:proofErr w:type="spellStart"/>
       <w:r>
         <w:rPr>
           <w:sz w:val="24"/>
@@ -4146,7 +4367,6 @@
         </w:rPr>
         <w:t>Bootstrapping</w:t>
       </w:r>
-      <w:proofErr w:type="spellEnd"/>
       <w:r>
         <w:rPr>
           <w:sz w:val="24"/>
@@ -4154,7 +4374,6 @@
         </w:rPr>
         <w:t xml:space="preserve"> oldalunkat, először tudjuk meg, hogy mi is pontosan az elülső keret. Dióhéjban ez egy olyan felhasználói felület, amelyet szintén nagyon </w:t>
       </w:r>
-      <w:proofErr w:type="spellStart"/>
       <w:r>
         <w:rPr>
           <w:sz w:val="24"/>
@@ -4162,7 +4381,6 @@
         </w:rPr>
         <w:t>népszerûen</w:t>
       </w:r>
-      <w:proofErr w:type="spellEnd"/>
       <w:r>
         <w:rPr>
           <w:sz w:val="24"/>
@@ -4170,7 +4388,6 @@
         </w:rPr>
         <w:t xml:space="preserve"> weboldal felületnek neveznek, oly módon, hogy bármit is megtudjon a végfelhasználó és amit lát, az alkalmazáson belül lehet használni. Ez egy HTML kódból áll, amely feladata a struktúra létrehozása, a weboldal vizuális formázására szolgáló lépcsőzetes stíluslapok, a JavaScript kód, amely lehetővé teszi a dinamikus elemek, például diavetítések, a menü kibővítését, számológépek stb. önmagában nem más, mint egy platform, egy alap vagy alap, amelyre előre elkészített szoftvermegoldások vannak jelen, esetünkben webes felület. Ugyanakkor számos sablon mindig rendelkezésre áll az elülső keret részeként, számos más folyamat is részt vesz a </w:t>
       </w:r>
-      <w:proofErr w:type="spellStart"/>
       <w:r>
         <w:rPr>
           <w:sz w:val="24"/>
@@ -4178,7 +4395,6 @@
         </w:rPr>
         <w:t>testreszabásban</w:t>
       </w:r>
-      <w:proofErr w:type="spellEnd"/>
       <w:r>
         <w:rPr>
           <w:sz w:val="24"/>
@@ -4189,6 +4405,7 @@
     </w:p>
     <w:p>
       <w:pPr>
+        <w:jc w:val="both"/>
         <w:rPr>
           <w:sz w:val="24"/>
           <w:szCs w:val="24"/>
@@ -4198,8 +4415,9 @@
     <w:p>
       <w:pPr>
         <w:pStyle w:val="Cmsor3"/>
-      </w:pPr>
-      <w:bookmarkStart w:name="_Toc184884854" w:id="1192842139"/>
+        <w:jc w:val="both"/>
+      </w:pPr>
+      <w:bookmarkStart w:name="_Toc1583744453" w:id="1356349839"/>
       <w:r>
         <w:rPr/>
         <w:t xml:space="preserve">A </w:t>
@@ -4212,10 +4430,11 @@
         <w:rPr/>
         <w:t xml:space="preserve"> megértése</w:t>
       </w:r>
-      <w:bookmarkEnd w:id="1192842139"/>
-    </w:p>
-    <w:p>
-      <w:pPr>
+      <w:bookmarkEnd w:id="1356349839"/>
+    </w:p>
+    <w:p>
+      <w:pPr>
+        <w:jc w:val="both"/>
         <w:rPr>
           <w:sz w:val="24"/>
           <w:szCs w:val="24"/>
@@ -4228,7 +4447,6 @@
         </w:rPr>
         <w:t xml:space="preserve">A </w:t>
       </w:r>
-      <w:proofErr w:type="spellStart"/>
       <w:r>
         <w:rPr>
           <w:sz w:val="24"/>
@@ -4236,7 +4454,6 @@
         </w:rPr>
         <w:t>Bootstrap</w:t>
       </w:r>
-      <w:proofErr w:type="spellEnd"/>
       <w:r>
         <w:rPr>
           <w:sz w:val="24"/>
@@ -4244,7 +4461,6 @@
         </w:rPr>
         <w:t xml:space="preserve"> jelenleg a legnépszerűbb kezelőfelület, amelyet a fejlesztők hoztak létre a </w:t>
       </w:r>
-      <w:proofErr w:type="spellStart"/>
       <w:r>
         <w:rPr>
           <w:sz w:val="24"/>
@@ -4252,7 +4468,6 @@
         </w:rPr>
         <w:t>Twitter</w:t>
       </w:r>
-      <w:proofErr w:type="spellEnd"/>
       <w:r>
         <w:rPr>
           <w:sz w:val="24"/>
@@ -4260,7 +4475,6 @@
         </w:rPr>
         <w:t xml:space="preserve">-en. Ennek a segédprogramnak a fő célja egy eszköz létrehozása volt, amely elősegíti a weboldalakhoz kapcsolódó alkalmazások gyors, egyszerű, kényelmes és rugalmasabb fejlesztését. Ezenkívül megbizonyosodott arról, hogy a kód konzisztenciája és a kód minősége sem kerül veszélybe. Ezenkívül könnyebbé vált egy olyan keret fenntartása, amelynek továbbfejlesztése nagyon egyszerű volt. A </w:t>
       </w:r>
-      <w:proofErr w:type="spellStart"/>
       <w:r>
         <w:rPr>
           <w:sz w:val="24"/>
@@ -4268,7 +4482,6 @@
         </w:rPr>
         <w:t>Bootstrap</w:t>
       </w:r>
-      <w:proofErr w:type="spellEnd"/>
       <w:r>
         <w:rPr>
           <w:sz w:val="24"/>
@@ -4279,22 +4492,25 @@
     </w:p>
     <w:p>
       <w:pPr>
-        <w:rPr>
-          <w:sz w:val="24"/>
-          <w:szCs w:val="24"/>
-        </w:rPr>
-      </w:pPr>
-    </w:p>
-    <w:p>
-      <w:pPr>
-        <w:rPr>
-          <w:sz w:val="24"/>
-          <w:szCs w:val="24"/>
-        </w:rPr>
-      </w:pPr>
-    </w:p>
-    <w:p>
-      <w:pPr>
+        <w:jc w:val="both"/>
+        <w:rPr>
+          <w:sz w:val="24"/>
+          <w:szCs w:val="24"/>
+        </w:rPr>
+      </w:pPr>
+    </w:p>
+    <w:p>
+      <w:pPr>
+        <w:jc w:val="both"/>
+        <w:rPr>
+          <w:sz w:val="24"/>
+          <w:szCs w:val="24"/>
+        </w:rPr>
+      </w:pPr>
+    </w:p>
+    <w:p>
+      <w:pPr>
+        <w:jc w:val="both"/>
         <w:rPr>
           <w:sz w:val="24"/>
           <w:szCs w:val="24"/>
@@ -4304,12 +4520,13 @@
     <w:p>
       <w:pPr>
         <w:pStyle w:val="Cmsor1"/>
+        <w:jc w:val="both"/>
         <w:rPr>
           <w:b w:val="0"/>
           <w:bCs w:val="0"/>
         </w:rPr>
       </w:pPr>
-      <w:bookmarkStart w:name="_Toc1023914746" w:id="73757404"/>
+      <w:bookmarkStart w:name="_Toc1265277778" w:id="1368601518"/>
       <w:r>
         <w:rPr>
           <w:b w:val="0"/>
@@ -4324,13 +4541,14 @@
         </w:rPr>
         <w:t xml:space="preserve"> (webes frontend)</w:t>
       </w:r>
-      <w:bookmarkEnd w:id="73757404"/>
+      <w:bookmarkEnd w:id="1368601518"/>
     </w:p>
     <w:p>
       <w:pPr>
         <w:pStyle w:val="Cmsor2"/>
-      </w:pPr>
-      <w:bookmarkStart w:name="_Toc1393246679" w:id="2068722006"/>
+        <w:jc w:val="both"/>
+      </w:pPr>
+      <w:bookmarkStart w:name="_Toc2073001819" w:id="2115952055"/>
       <w:r>
         <w:rPr/>
         <w:t xml:space="preserve">A </w:t>
@@ -4343,10 +4561,11 @@
         <w:rPr/>
         <w:t xml:space="preserve"> áttekintése</w:t>
       </w:r>
-      <w:bookmarkEnd w:id="2068722006"/>
-    </w:p>
-    <w:p>
-      <w:pPr>
+      <w:bookmarkEnd w:id="2115952055"/>
+    </w:p>
+    <w:p>
+      <w:pPr>
+        <w:jc w:val="both"/>
         <w:rPr>
           <w:sz w:val="24"/>
           <w:szCs w:val="24"/>
@@ -4359,7 +4578,6 @@
         </w:rPr>
         <w:t xml:space="preserve">A </w:t>
       </w:r>
-      <w:proofErr w:type="spellStart"/>
       <w:r>
         <w:rPr>
           <w:sz w:val="24"/>
@@ -4367,7 +4585,6 @@
         </w:rPr>
         <w:t>React</w:t>
       </w:r>
-      <w:proofErr w:type="spellEnd"/>
       <w:r>
         <w:rPr>
           <w:sz w:val="24"/>
@@ -4375,7 +4592,6 @@
         </w:rPr>
         <w:t xml:space="preserve"> az egyik nyílt forráskódú JavaScript könyvtár. Interaktív felhasználói felületek felépítésére szolgál. Ez egy hatékony, deklaratív és rugalmas könyvtár. A </w:t>
       </w:r>
-      <w:proofErr w:type="spellStart"/>
       <w:r>
         <w:rPr>
           <w:sz w:val="24"/>
@@ -4383,7 +4599,6 @@
         </w:rPr>
         <w:t>Model-View</w:t>
       </w:r>
-      <w:proofErr w:type="spellEnd"/>
       <w:r>
         <w:rPr>
           <w:sz w:val="24"/>
@@ -4391,7 +4606,6 @@
         </w:rPr>
         <w:t xml:space="preserve">- </w:t>
       </w:r>
-      <w:proofErr w:type="spellStart"/>
       <w:r>
         <w:rPr>
           <w:sz w:val="24"/>
@@ -4399,7 +4613,6 @@
         </w:rPr>
         <w:t>Controller</w:t>
       </w:r>
-      <w:proofErr w:type="spellEnd"/>
       <w:r>
         <w:rPr>
           <w:sz w:val="24"/>
@@ -4407,7 +4620,6 @@
         </w:rPr>
         <w:t xml:space="preserve"> (MVC) V, azaz </w:t>
       </w:r>
-      <w:proofErr w:type="spellStart"/>
       <w:r>
         <w:rPr>
           <w:sz w:val="24"/>
@@ -4415,7 +4627,6 @@
         </w:rPr>
         <w:t>View</w:t>
       </w:r>
-      <w:proofErr w:type="spellEnd"/>
       <w:r>
         <w:rPr>
           <w:sz w:val="24"/>
@@ -4426,14 +4637,16 @@
     </w:p>
     <w:p>
       <w:pPr>
-        <w:rPr>
-          <w:sz w:val="24"/>
-          <w:szCs w:val="24"/>
-        </w:rPr>
-      </w:pPr>
-    </w:p>
-    <w:p>
-      <w:pPr>
+        <w:jc w:val="both"/>
+        <w:rPr>
+          <w:sz w:val="24"/>
+          <w:szCs w:val="24"/>
+        </w:rPr>
+      </w:pPr>
+    </w:p>
+    <w:p>
+      <w:pPr>
+        <w:jc w:val="both"/>
         <w:rPr>
           <w:sz w:val="24"/>
           <w:szCs w:val="24"/>
@@ -4446,7 +4659,6 @@
         </w:rPr>
         <w:t xml:space="preserve">Ezt a szoftvermérnök, Jordan </w:t>
       </w:r>
-      <w:proofErr w:type="spellStart"/>
       <w:r>
         <w:rPr>
           <w:sz w:val="24"/>
@@ -4454,7 +4666,6 @@
         </w:rPr>
         <w:t>Walke</w:t>
       </w:r>
-      <w:proofErr w:type="spellEnd"/>
       <w:r>
         <w:rPr>
           <w:sz w:val="24"/>
@@ -4462,7 +4673,6 @@
         </w:rPr>
         <w:t xml:space="preserve"> fejlesztette ki a Facebook-</w:t>
       </w:r>
-      <w:proofErr w:type="spellStart"/>
       <w:r>
         <w:rPr>
           <w:sz w:val="24"/>
@@ -4470,7 +4680,6 @@
         </w:rPr>
         <w:t>on</w:t>
       </w:r>
-      <w:proofErr w:type="spellEnd"/>
       <w:r>
         <w:rPr>
           <w:sz w:val="24"/>
@@ -4481,14 +4690,16 @@
     </w:p>
     <w:p>
       <w:pPr>
-        <w:rPr>
-          <w:sz w:val="24"/>
-          <w:szCs w:val="24"/>
-        </w:rPr>
-      </w:pPr>
-    </w:p>
-    <w:p>
-      <w:pPr>
+        <w:jc w:val="both"/>
+        <w:rPr>
+          <w:sz w:val="24"/>
+          <w:szCs w:val="24"/>
+        </w:rPr>
+      </w:pPr>
+    </w:p>
+    <w:p>
+      <w:pPr>
+        <w:jc w:val="both"/>
         <w:rPr>
           <w:sz w:val="24"/>
           <w:szCs w:val="24"/>
@@ -4501,7 +4712,6 @@
         </w:rPr>
         <w:t xml:space="preserve">Kifejezetten egyoldalas alkalmazásokhoz használják. Célja, hogy méretezhető, egyszerű és gyors. Ezt különféle JavaScript-keretekkel vagy olyan könyvtárakkal kombinálva lehet használni, mint például az </w:t>
       </w:r>
-      <w:proofErr w:type="spellStart"/>
       <w:r>
         <w:rPr>
           <w:sz w:val="24"/>
@@ -4509,7 +4719,6 @@
         </w:rPr>
         <w:t>Angular</w:t>
       </w:r>
-      <w:proofErr w:type="spellEnd"/>
       <w:r>
         <w:rPr>
           <w:sz w:val="24"/>
@@ -4520,14 +4729,16 @@
     </w:p>
     <w:p>
       <w:pPr>
-        <w:rPr>
-          <w:sz w:val="24"/>
-          <w:szCs w:val="24"/>
-        </w:rPr>
-      </w:pPr>
-    </w:p>
-    <w:p>
-      <w:pPr>
+        <w:jc w:val="both"/>
+        <w:rPr>
+          <w:sz w:val="24"/>
+          <w:szCs w:val="24"/>
+        </w:rPr>
+      </w:pPr>
+    </w:p>
+    <w:p>
+      <w:pPr>
+        <w:jc w:val="both"/>
         <w:rPr>
           <w:sz w:val="24"/>
           <w:szCs w:val="24"/>
@@ -4537,16 +4748,18 @@
     <w:p>
       <w:pPr>
         <w:pStyle w:val="Cmsor3"/>
-      </w:pPr>
-      <w:bookmarkStart w:name="_Toc704786916" w:id="1249615288"/>
+        <w:jc w:val="both"/>
+      </w:pPr>
+      <w:bookmarkStart w:name="_Toc1819492403" w:id="864441706"/>
       <w:r>
         <w:rPr/>
         <w:t>Hogyan működik?</w:t>
       </w:r>
-      <w:bookmarkEnd w:id="1249615288"/>
-    </w:p>
-    <w:p>
-      <w:pPr>
+      <w:bookmarkEnd w:id="864441706"/>
+    </w:p>
+    <w:p>
+      <w:pPr>
+        <w:jc w:val="both"/>
         <w:rPr>
           <w:sz w:val="24"/>
           <w:szCs w:val="24"/>
@@ -4559,7 +4772,6 @@
         </w:rPr>
         <w:t xml:space="preserve">Amikor a Facebook fejlesztői csapata ügyféloldali alkalmazásokat készített, úgy találta, hogy a </w:t>
       </w:r>
-      <w:proofErr w:type="spellStart"/>
       <w:r>
         <w:rPr>
           <w:sz w:val="24"/>
@@ -4567,7 +4779,6 @@
         </w:rPr>
         <w:t>Document</w:t>
       </w:r>
-      <w:proofErr w:type="spellEnd"/>
       <w:r>
         <w:rPr>
           <w:sz w:val="24"/>
@@ -4575,7 +4786,6 @@
         </w:rPr>
         <w:t xml:space="preserve"> </w:t>
       </w:r>
-      <w:proofErr w:type="spellStart"/>
       <w:r>
         <w:rPr>
           <w:sz w:val="24"/>
@@ -4583,7 +4793,6 @@
         </w:rPr>
         <w:t>Object</w:t>
       </w:r>
-      <w:proofErr w:type="spellEnd"/>
       <w:r>
         <w:rPr>
           <w:sz w:val="24"/>
@@ -4591,7 +4800,6 @@
         </w:rPr>
         <w:t xml:space="preserve"> </w:t>
       </w:r>
-      <w:proofErr w:type="spellStart"/>
       <w:r>
         <w:rPr>
           <w:sz w:val="24"/>
@@ -4599,7 +4807,6 @@
         </w:rPr>
         <w:t>Model</w:t>
       </w:r>
-      <w:proofErr w:type="spellEnd"/>
       <w:r>
         <w:rPr>
           <w:sz w:val="24"/>
@@ -4607,7 +4814,6 @@
         </w:rPr>
         <w:t xml:space="preserve"> (DOM) lassú. A gyorsabbá tétel érdekében egy virtuális DOM, amely a DOM fa reprezentációja JavaScript-ben, kerül bevezetésre a </w:t>
       </w:r>
-      <w:proofErr w:type="spellStart"/>
       <w:r>
         <w:rPr>
           <w:sz w:val="24"/>
@@ -4615,7 +4821,6 @@
         </w:rPr>
         <w:t>Reaktumban</w:t>
       </w:r>
-      <w:proofErr w:type="spellEnd"/>
       <w:r>
         <w:rPr>
           <w:sz w:val="24"/>
@@ -4626,14 +4831,16 @@
     </w:p>
     <w:p>
       <w:pPr>
-        <w:rPr>
-          <w:sz w:val="24"/>
-          <w:szCs w:val="24"/>
-        </w:rPr>
-      </w:pPr>
-    </w:p>
-    <w:p>
-      <w:pPr>
+        <w:jc w:val="both"/>
+        <w:rPr>
+          <w:sz w:val="24"/>
+          <w:szCs w:val="24"/>
+        </w:rPr>
+      </w:pPr>
+    </w:p>
+    <w:p>
+      <w:pPr>
+        <w:jc w:val="both"/>
         <w:rPr>
           <w:sz w:val="24"/>
           <w:szCs w:val="24"/>
@@ -4646,7 +4853,6 @@
         </w:rPr>
         <w:t xml:space="preserve">A </w:t>
       </w:r>
-      <w:proofErr w:type="spellStart"/>
       <w:r>
         <w:rPr>
           <w:sz w:val="24"/>
@@ -4654,7 +4860,6 @@
         </w:rPr>
         <w:t>React</w:t>
       </w:r>
-      <w:proofErr w:type="spellEnd"/>
       <w:r>
         <w:rPr>
           <w:sz w:val="24"/>
@@ -4662,7 +4867,6 @@
         </w:rPr>
         <w:t xml:space="preserve"> a virtuális DOM-</w:t>
       </w:r>
-      <w:proofErr w:type="spellStart"/>
       <w:r>
         <w:rPr>
           <w:sz w:val="24"/>
@@ -4670,7 +4874,6 @@
         </w:rPr>
         <w:t>on</w:t>
       </w:r>
-      <w:proofErr w:type="spellEnd"/>
       <w:r>
         <w:rPr>
           <w:sz w:val="24"/>
@@ -4678,7 +4881,6 @@
         </w:rPr>
         <w:t xml:space="preserve"> működik. A módosítások végrehajtása után nem manipulálja a dokumentumot a böngészőben, hanem módosítja a virtuális DOM-ot. Amikor a virtuális DOM teljesen frissül, akkor a böngésző DOM-ját a lehető leghatékonyabban frissíti. A </w:t>
       </w:r>
-      <w:proofErr w:type="spellStart"/>
       <w:r>
         <w:rPr>
           <w:sz w:val="24"/>
@@ -4686,7 +4888,6 @@
         </w:rPr>
         <w:t>React</w:t>
       </w:r>
-      <w:proofErr w:type="spellEnd"/>
       <w:r>
         <w:rPr>
           <w:sz w:val="24"/>
@@ -4694,7 +4895,6 @@
         </w:rPr>
         <w:t xml:space="preserve"> virtuális DOM-ja teljes mértékben a memóriában található. Ez képviseli a böngésző DOM-ját, tehát amikor a </w:t>
       </w:r>
-      <w:proofErr w:type="spellStart"/>
       <w:r>
         <w:rPr>
           <w:sz w:val="24"/>
@@ -4702,7 +4902,6 @@
         </w:rPr>
         <w:t>React</w:t>
       </w:r>
-      <w:proofErr w:type="spellEnd"/>
       <w:r>
         <w:rPr>
           <w:sz w:val="24"/>
@@ -4710,7 +4909,6 @@
         </w:rPr>
         <w:t xml:space="preserve"> összetevő meg van írva, elkészül egy olcsó virtuális összetevő, amelyet a </w:t>
       </w:r>
-      <w:proofErr w:type="spellStart"/>
       <w:r>
         <w:rPr>
           <w:sz w:val="24"/>
@@ -4718,7 +4916,6 @@
         </w:rPr>
         <w:t>React</w:t>
       </w:r>
-      <w:proofErr w:type="spellEnd"/>
       <w:r>
         <w:rPr>
           <w:sz w:val="24"/>
@@ -4726,7 +4923,6 @@
         </w:rPr>
         <w:t xml:space="preserve"> DOM-</w:t>
       </w:r>
-      <w:proofErr w:type="spellStart"/>
       <w:r>
         <w:rPr>
           <w:sz w:val="24"/>
@@ -4734,7 +4930,6 @@
         </w:rPr>
         <w:t>ra</w:t>
       </w:r>
-      <w:proofErr w:type="spellEnd"/>
       <w:r>
         <w:rPr>
           <w:sz w:val="24"/>
@@ -4742,7 +4937,6 @@
         </w:rPr>
         <w:t xml:space="preserve"> vált. A </w:t>
       </w:r>
-      <w:proofErr w:type="spellStart"/>
       <w:r>
         <w:rPr>
           <w:sz w:val="24"/>
@@ -4750,7 +4944,6 @@
         </w:rPr>
         <w:t>React</w:t>
       </w:r>
-      <w:proofErr w:type="spellEnd"/>
       <w:r>
         <w:rPr>
           <w:sz w:val="24"/>
@@ -4762,16 +4955,18 @@
     <w:p>
       <w:pPr>
         <w:pStyle w:val="Cmsor4"/>
-      </w:pPr>
-      <w:r>
+        <w:jc w:val="both"/>
+      </w:pPr>
+      <w:r>
+        <w:rPr/>
         <w:t xml:space="preserve">A </w:t>
       </w:r>
-      <w:proofErr w:type="spellStart"/>
-      <w:r>
+      <w:r>
+        <w:rPr/>
         <w:t>React</w:t>
       </w:r>
-      <w:proofErr w:type="spellEnd"/>
-      <w:r>
+      <w:r>
+        <w:rPr/>
         <w:t xml:space="preserve"> előnyei</w:t>
       </w:r>
     </w:p>
@@ -4782,6 +4977,7 @@
           <w:ilvl w:val="0"/>
           <w:numId w:val="2"/>
         </w:numPr>
+        <w:jc w:val="both"/>
         <w:rPr>
           <w:sz w:val="24"/>
           <w:szCs w:val="24"/>
@@ -4802,6 +4998,7 @@
           <w:ilvl w:val="0"/>
           <w:numId w:val="2"/>
         </w:numPr>
+        <w:jc w:val="both"/>
         <w:rPr>
           <w:sz w:val="24"/>
           <w:szCs w:val="24"/>
@@ -4814,7 +5011,6 @@
         </w:rPr>
         <w:t xml:space="preserve">Könnyen létrehozható </w:t>
       </w:r>
-      <w:proofErr w:type="gramStart"/>
       <w:r>
         <w:rPr>
           <w:sz w:val="24"/>
@@ -4822,7 +5018,6 @@
         </w:rPr>
         <w:t>teszt esetek</w:t>
       </w:r>
-      <w:proofErr w:type="gramEnd"/>
       <w:r>
         <w:rPr>
           <w:sz w:val="24"/>
@@ -4838,6 +5033,7 @@
           <w:ilvl w:val="0"/>
           <w:numId w:val="2"/>
         </w:numPr>
+        <w:jc w:val="both"/>
         <w:rPr>
           <w:sz w:val="24"/>
           <w:szCs w:val="24"/>
@@ -4850,7 +5046,6 @@
         </w:rPr>
         <w:t xml:space="preserve">A </w:t>
       </w:r>
-      <w:proofErr w:type="spellStart"/>
       <w:r>
         <w:rPr>
           <w:sz w:val="24"/>
@@ -4858,7 +5053,6 @@
         </w:rPr>
         <w:t>React</w:t>
       </w:r>
-      <w:proofErr w:type="spellEnd"/>
       <w:r>
         <w:rPr>
           <w:sz w:val="24"/>
@@ -4874,6 +5068,7 @@
           <w:ilvl w:val="0"/>
           <w:numId w:val="2"/>
         </w:numPr>
+        <w:jc w:val="both"/>
         <w:rPr>
           <w:sz w:val="24"/>
           <w:szCs w:val="24"/>
@@ -4894,6 +5089,7 @@
           <w:ilvl w:val="0"/>
           <w:numId w:val="2"/>
         </w:numPr>
+        <w:jc w:val="both"/>
         <w:rPr>
           <w:sz w:val="24"/>
           <w:szCs w:val="24"/>
@@ -4914,6 +5110,7 @@
           <w:ilvl w:val="0"/>
           <w:numId w:val="2"/>
         </w:numPr>
+        <w:jc w:val="both"/>
         <w:rPr>
           <w:sz w:val="24"/>
           <w:szCs w:val="24"/>
@@ -4934,6 +5131,7 @@
           <w:ilvl w:val="0"/>
           <w:numId w:val="2"/>
         </w:numPr>
+        <w:jc w:val="both"/>
         <w:rPr>
           <w:sz w:val="24"/>
           <w:szCs w:val="24"/>
@@ -4954,6 +5152,7 @@
           <w:ilvl w:val="0"/>
           <w:numId w:val="2"/>
         </w:numPr>
+        <w:jc w:val="both"/>
         <w:rPr>
           <w:sz w:val="24"/>
           <w:szCs w:val="24"/>
@@ -4974,6 +5173,7 @@
           <w:ilvl w:val="0"/>
           <w:numId w:val="2"/>
         </w:numPr>
+        <w:jc w:val="both"/>
         <w:rPr>
           <w:sz w:val="24"/>
           <w:szCs w:val="24"/>
@@ -4994,6 +5194,7 @@
           <w:ilvl w:val="0"/>
           <w:numId w:val="2"/>
         </w:numPr>
+        <w:jc w:val="both"/>
         <w:rPr>
           <w:sz w:val="24"/>
           <w:szCs w:val="24"/>
@@ -5014,6 +5215,7 @@
           <w:ilvl w:val="0"/>
           <w:numId w:val="2"/>
         </w:numPr>
+        <w:jc w:val="both"/>
         <w:rPr>
           <w:sz w:val="24"/>
           <w:szCs w:val="24"/>
@@ -5026,7 +5228,6 @@
         </w:rPr>
         <w:t xml:space="preserve">A </w:t>
       </w:r>
-      <w:proofErr w:type="spellStart"/>
       <w:r>
         <w:rPr>
           <w:sz w:val="24"/>
@@ -5034,7 +5235,6 @@
         </w:rPr>
         <w:t>Reative</w:t>
       </w:r>
-      <w:proofErr w:type="spellEnd"/>
       <w:r>
         <w:rPr>
           <w:sz w:val="24"/>
@@ -5050,6 +5250,7 @@
           <w:ilvl w:val="0"/>
           <w:numId w:val="2"/>
         </w:numPr>
+        <w:jc w:val="both"/>
         <w:rPr>
           <w:sz w:val="24"/>
           <w:szCs w:val="24"/>
@@ -5070,6 +5271,7 @@
           <w:ilvl w:val="0"/>
           <w:numId w:val="2"/>
         </w:numPr>
+        <w:jc w:val="both"/>
         <w:rPr>
           <w:sz w:val="24"/>
           <w:szCs w:val="24"/>
@@ -5086,16 +5288,18 @@
     <w:p>
       <w:pPr>
         <w:pStyle w:val="Cmsor5"/>
-      </w:pPr>
-      <w:r>
+        <w:jc w:val="both"/>
+      </w:pPr>
+      <w:r>
+        <w:rPr/>
         <w:t xml:space="preserve">A </w:t>
       </w:r>
-      <w:proofErr w:type="spellStart"/>
-      <w:r>
+      <w:r>
+        <w:rPr/>
         <w:t>React</w:t>
       </w:r>
-      <w:proofErr w:type="spellEnd"/>
-      <w:r>
+      <w:r>
+        <w:rPr/>
         <w:t xml:space="preserve"> hátrányai</w:t>
       </w:r>
     </w:p>
@@ -5106,6 +5310,7 @@
           <w:ilvl w:val="0"/>
           <w:numId w:val="3"/>
         </w:numPr>
+        <w:jc w:val="both"/>
         <w:rPr>
           <w:sz w:val="24"/>
           <w:szCs w:val="24"/>
@@ -5126,6 +5331,7 @@
           <w:ilvl w:val="0"/>
           <w:numId w:val="3"/>
         </w:numPr>
+        <w:jc w:val="both"/>
         <w:rPr>
           <w:sz w:val="24"/>
           <w:szCs w:val="24"/>
@@ -5146,17 +5352,17 @@
           <w:ilvl w:val="0"/>
           <w:numId w:val="3"/>
         </w:numPr>
-        <w:rPr>
-          <w:sz w:val="24"/>
-          <w:szCs w:val="24"/>
-        </w:rPr>
-      </w:pPr>
-      <w:r>
-        <w:rPr>
-          <w:sz w:val="24"/>
-          <w:szCs w:val="24"/>
-        </w:rPr>
-        <w:lastRenderedPageBreak/>
+        <w:jc w:val="both"/>
+        <w:rPr>
+          <w:sz w:val="24"/>
+          <w:szCs w:val="24"/>
+        </w:rPr>
+      </w:pPr>
+      <w:r>
+        <w:rPr>
+          <w:sz w:val="24"/>
+          <w:szCs w:val="24"/>
+        </w:rPr>
         <w:t>További SEO probléma.</w:t>
       </w:r>
     </w:p>
@@ -5167,6 +5373,7 @@
           <w:ilvl w:val="0"/>
           <w:numId w:val="3"/>
         </w:numPr>
+        <w:jc w:val="both"/>
         <w:rPr>
           <w:sz w:val="24"/>
           <w:szCs w:val="24"/>
@@ -5187,6 +5394,7 @@
           <w:ilvl w:val="0"/>
           <w:numId w:val="3"/>
         </w:numPr>
+        <w:jc w:val="both"/>
         <w:rPr>
           <w:sz w:val="24"/>
           <w:szCs w:val="24"/>
@@ -5199,7 +5407,6 @@
         </w:rPr>
         <w:t xml:space="preserve">Nagy méretű </w:t>
       </w:r>
-      <w:proofErr w:type="spellStart"/>
       <w:r>
         <w:rPr>
           <w:sz w:val="24"/>
@@ -5207,7 +5414,6 @@
         </w:rPr>
         <w:t>React</w:t>
       </w:r>
-      <w:proofErr w:type="spellEnd"/>
       <w:r>
         <w:rPr>
           <w:sz w:val="24"/>
@@ -5223,6 +5429,7 @@
           <w:ilvl w:val="0"/>
           <w:numId w:val="3"/>
         </w:numPr>
+        <w:jc w:val="both"/>
         <w:rPr>
           <w:sz w:val="24"/>
           <w:szCs w:val="24"/>
@@ -5243,6 +5450,7 @@
           <w:ilvl w:val="0"/>
           <w:numId w:val="3"/>
         </w:numPr>
+        <w:jc w:val="both"/>
         <w:rPr>
           <w:sz w:val="24"/>
           <w:szCs w:val="24"/>
@@ -5263,6 +5471,7 @@
           <w:ilvl w:val="0"/>
           <w:numId w:val="3"/>
         </w:numPr>
+        <w:jc w:val="both"/>
         <w:rPr>
           <w:sz w:val="24"/>
           <w:szCs w:val="24"/>
@@ -5279,12 +5488,13 @@
     <w:p>
       <w:pPr>
         <w:pStyle w:val="Cmsor1"/>
+        <w:jc w:val="both"/>
         <w:rPr>
           <w:b w:val="0"/>
           <w:bCs w:val="0"/>
         </w:rPr>
       </w:pPr>
-      <w:bookmarkStart w:name="_Toc156699633" w:id="1797949787"/>
+      <w:bookmarkStart w:name="_Toc1428548756" w:id="1907374235"/>
       <w:r>
         <w:rPr>
           <w:b w:val="0"/>
@@ -5306,10 +5516,11 @@
         </w:rPr>
         <w:t xml:space="preserve"> (DOM)</w:t>
       </w:r>
-      <w:bookmarkEnd w:id="1797949787"/>
-    </w:p>
-    <w:p>
-      <w:pPr>
+      <w:bookmarkEnd w:id="1907374235"/>
+    </w:p>
+    <w:p>
+      <w:pPr>
+        <w:jc w:val="both"/>
         <w:rPr>
           <w:sz w:val="24"/>
           <w:szCs w:val="24"/>
@@ -5322,7 +5533,6 @@
         </w:rPr>
         <w:t>A Dokumentum Objektum Modell (</w:t>
       </w:r>
-      <w:proofErr w:type="spellStart"/>
       <w:r>
         <w:rPr>
           <w:sz w:val="24"/>
@@ -5330,7 +5540,6 @@
         </w:rPr>
         <w:t>Document</w:t>
       </w:r>
-      <w:proofErr w:type="spellEnd"/>
       <w:r>
         <w:rPr>
           <w:sz w:val="24"/>
@@ -5338,7 +5547,6 @@
         </w:rPr>
         <w:t xml:space="preserve"> </w:t>
       </w:r>
-      <w:proofErr w:type="spellStart"/>
       <w:r>
         <w:rPr>
           <w:sz w:val="24"/>
@@ -5346,7 +5554,6 @@
         </w:rPr>
         <w:t>Object</w:t>
       </w:r>
-      <w:proofErr w:type="spellEnd"/>
       <w:r>
         <w:rPr>
           <w:sz w:val="24"/>
@@ -5354,7 +5561,6 @@
         </w:rPr>
         <w:t xml:space="preserve"> </w:t>
       </w:r>
-      <w:proofErr w:type="spellStart"/>
       <w:r>
         <w:rPr>
           <w:sz w:val="24"/>
@@ -5362,7 +5568,6 @@
         </w:rPr>
         <w:t>Model</w:t>
       </w:r>
-      <w:proofErr w:type="spellEnd"/>
       <w:r>
         <w:rPr>
           <w:sz w:val="24"/>
@@ -5370,7 +5575,6 @@
         </w:rPr>
         <w:t xml:space="preserve"> / DOM) egy platform- és nyelvfüggetlen standard objektummodell, amely a HTML, XHTML, XML, valamint rokon formátumaiknak a szerkezetét és az objektumaikkal történő interakciókat modellezi.[1] A DOM egymással gyerek-szülő kapcsolatban álló objektumok rendszere. A dokumentum tartalmát, illetve a dokumentum valamennyi összetevőjét magában foglalja. A beépített objektumok kezelése </w:t>
       </w:r>
-      <w:proofErr w:type="spellStart"/>
       <w:r>
         <w:rPr>
           <w:sz w:val="24"/>
@@ -5378,7 +5582,6 @@
         </w:rPr>
         <w:t>böngészőnként</w:t>
       </w:r>
-      <w:proofErr w:type="spellEnd"/>
       <w:r>
         <w:rPr>
           <w:sz w:val="24"/>
@@ -5389,6 +5592,7 @@
     </w:p>
     <w:p>
       <w:pPr>
+        <w:jc w:val="both"/>
         <w:rPr>
           <w:sz w:val="24"/>
           <w:szCs w:val="24"/>
@@ -5398,12 +5602,13 @@
     <w:p>
       <w:pPr>
         <w:pStyle w:val="Cmsor1"/>
+        <w:jc w:val="both"/>
         <w:rPr>
           <w:b w:val="0"/>
           <w:bCs w:val="0"/>
         </w:rPr>
       </w:pPr>
-      <w:bookmarkStart w:name="_Toc216346454" w:id="1248430446"/>
+      <w:bookmarkStart w:name="_Toc1017660608" w:id="1226452220"/>
       <w:r>
         <w:rPr>
           <w:b w:val="0"/>
@@ -5411,10 +5616,11 @@
         </w:rPr>
         <w:t>Backend</w:t>
       </w:r>
-      <w:bookmarkEnd w:id="1248430446"/>
-    </w:p>
-    <w:p>
-      <w:pPr>
+      <w:bookmarkEnd w:id="1226452220"/>
+    </w:p>
+    <w:p>
+      <w:pPr>
+        <w:jc w:val="both"/>
         <w:rPr>
           <w:color w:val="00B0F0"/>
           <w:sz w:val="24"/>
@@ -5433,16 +5639,18 @@
     <w:p>
       <w:pPr>
         <w:pStyle w:val="Cmsor2"/>
-      </w:pPr>
-      <w:bookmarkStart w:name="_Toc1830080350" w:id="759790229"/>
+        <w:jc w:val="both"/>
+      </w:pPr>
+      <w:bookmarkStart w:name="_Toc722515646" w:id="1151757254"/>
       <w:r>
         <w:rPr/>
         <w:t>Mi az a Backend?</w:t>
       </w:r>
-      <w:bookmarkEnd w:id="759790229"/>
-    </w:p>
-    <w:p>
-      <w:pPr>
+      <w:bookmarkEnd w:id="1151757254"/>
+    </w:p>
+    <w:p>
+      <w:pPr>
+        <w:jc w:val="both"/>
         <w:rPr>
           <w:sz w:val="24"/>
           <w:szCs w:val="24"/>
@@ -5458,6 +5666,7 @@
     </w:p>
     <w:p>
       <w:pPr>
+        <w:jc w:val="both"/>
         <w:rPr>
           <w:sz w:val="24"/>
           <w:szCs w:val="24"/>
@@ -5473,6 +5682,7 @@
     </w:p>
     <w:p>
       <w:pPr>
+        <w:jc w:val="both"/>
         <w:rPr>
           <w:sz w:val="24"/>
           <w:szCs w:val="24"/>
@@ -5488,6 +5698,7 @@
     </w:p>
     <w:p>
       <w:pPr>
+        <w:jc w:val="both"/>
         <w:rPr>
           <w:sz w:val="24"/>
           <w:szCs w:val="24"/>
@@ -5503,6 +5714,7 @@
     </w:p>
     <w:p>
       <w:pPr>
+        <w:jc w:val="both"/>
         <w:rPr>
           <w:sz w:val="24"/>
           <w:szCs w:val="24"/>
@@ -5515,7 +5727,6 @@
         </w:rPr>
         <w:t>és a kliens (böngésző, mobilapp stb.) kiszolgálását API-</w:t>
       </w:r>
-      <w:proofErr w:type="spellStart"/>
       <w:r>
         <w:rPr>
           <w:sz w:val="24"/>
@@ -5523,7 +5734,6 @@
         </w:rPr>
         <w:t>kon</w:t>
       </w:r>
-      <w:proofErr w:type="spellEnd"/>
       <w:r>
         <w:rPr>
           <w:sz w:val="24"/>
@@ -5534,14 +5744,16 @@
     </w:p>
     <w:p>
       <w:pPr>
-        <w:rPr>
-          <w:sz w:val="24"/>
-          <w:szCs w:val="24"/>
-        </w:rPr>
-      </w:pPr>
-    </w:p>
-    <w:p>
-      <w:pPr>
+        <w:jc w:val="both"/>
+        <w:rPr>
+          <w:sz w:val="24"/>
+          <w:szCs w:val="24"/>
+        </w:rPr>
+      </w:pPr>
+    </w:p>
+    <w:p>
+      <w:pPr>
+        <w:jc w:val="both"/>
         <w:rPr>
           <w:sz w:val="24"/>
           <w:szCs w:val="24"/>
@@ -5551,16 +5763,18 @@
     <w:p>
       <w:pPr>
         <w:pStyle w:val="Cmsor3"/>
-      </w:pPr>
-      <w:bookmarkStart w:name="_Toc158685998" w:id="1381246715"/>
+        <w:jc w:val="both"/>
+      </w:pPr>
+      <w:bookmarkStart w:name="_Toc246494203" w:id="832061101"/>
       <w:r>
         <w:rPr/>
         <w:t>Mi az a Web API?</w:t>
       </w:r>
-      <w:bookmarkEnd w:id="1381246715"/>
-    </w:p>
-    <w:p>
-      <w:pPr>
+      <w:bookmarkEnd w:id="832061101"/>
+    </w:p>
+    <w:p>
+      <w:pPr>
+        <w:jc w:val="both"/>
         <w:rPr>
           <w:sz w:val="24"/>
           <w:szCs w:val="24"/>
@@ -5573,7 +5787,6 @@
         </w:rPr>
         <w:t>A Web API (</w:t>
       </w:r>
-      <w:proofErr w:type="spellStart"/>
       <w:r>
         <w:rPr>
           <w:sz w:val="24"/>
@@ -5581,7 +5794,6 @@
         </w:rPr>
         <w:t>Application</w:t>
       </w:r>
-      <w:proofErr w:type="spellEnd"/>
       <w:r>
         <w:rPr>
           <w:sz w:val="24"/>
@@ -5589,7 +5801,6 @@
         </w:rPr>
         <w:t xml:space="preserve"> </w:t>
       </w:r>
-      <w:proofErr w:type="spellStart"/>
       <w:r>
         <w:rPr>
           <w:sz w:val="24"/>
@@ -5597,7 +5808,6 @@
         </w:rPr>
         <w:t>Programming</w:t>
       </w:r>
-      <w:proofErr w:type="spellEnd"/>
       <w:r>
         <w:rPr>
           <w:sz w:val="24"/>
@@ -5605,7 +5815,6 @@
         </w:rPr>
         <w:t xml:space="preserve"> </w:t>
       </w:r>
-      <w:proofErr w:type="spellStart"/>
       <w:r>
         <w:rPr>
           <w:sz w:val="24"/>
@@ -5613,7 +5822,6 @@
         </w:rPr>
         <w:t>Interface</w:t>
       </w:r>
-      <w:proofErr w:type="spellEnd"/>
       <w:r>
         <w:rPr>
           <w:sz w:val="24"/>
@@ -5624,25 +5832,27 @@
     </w:p>
     <w:p>
       <w:pPr>
-        <w:rPr>
-          <w:sz w:val="24"/>
-          <w:szCs w:val="24"/>
-        </w:rPr>
-      </w:pPr>
-    </w:p>
-    <w:p>
-      <w:pPr>
-        <w:rPr>
-          <w:i/>
-          <w:iCs/>
-          <w:sz w:val="24"/>
-          <w:szCs w:val="24"/>
-        </w:rPr>
-      </w:pPr>
-      <w:r>
-        <w:rPr>
-          <w:i/>
-          <w:iCs/>
+        <w:jc w:val="both"/>
+        <w:rPr>
+          <w:sz w:val="24"/>
+          <w:szCs w:val="24"/>
+        </w:rPr>
+      </w:pPr>
+    </w:p>
+    <w:p>
+      <w:pPr>
+        <w:jc w:val="both"/>
+        <w:rPr>
+          <w:i w:val="1"/>
+          <w:iCs w:val="1"/>
+          <w:sz w:val="24"/>
+          <w:szCs w:val="24"/>
+        </w:rPr>
+      </w:pPr>
+      <w:r>
+        <w:rPr>
+          <w:i w:val="1"/>
+          <w:iCs w:val="1"/>
           <w:sz w:val="24"/>
           <w:szCs w:val="24"/>
         </w:rPr>
@@ -5651,14 +5861,16 @@
     </w:p>
     <w:p>
       <w:pPr>
-        <w:rPr>
-          <w:sz w:val="24"/>
-          <w:szCs w:val="24"/>
-        </w:rPr>
-      </w:pPr>
-    </w:p>
-    <w:p>
-      <w:pPr>
+        <w:jc w:val="both"/>
+        <w:rPr>
+          <w:sz w:val="24"/>
+          <w:szCs w:val="24"/>
+        </w:rPr>
+      </w:pPr>
+    </w:p>
+    <w:p>
+      <w:pPr>
+        <w:jc w:val="both"/>
         <w:rPr>
           <w:sz w:val="24"/>
           <w:szCs w:val="24"/>
@@ -5671,7 +5883,6 @@
         </w:rPr>
         <w:t>Egy mobilapp lekéri a termékek listáját egy /</w:t>
       </w:r>
-      <w:proofErr w:type="spellStart"/>
       <w:r>
         <w:rPr>
           <w:sz w:val="24"/>
@@ -5679,7 +5890,6 @@
         </w:rPr>
         <w:t>products</w:t>
       </w:r>
-      <w:proofErr w:type="spellEnd"/>
       <w:r>
         <w:rPr>
           <w:sz w:val="24"/>
@@ -5690,6 +5900,7 @@
     </w:p>
     <w:p>
       <w:pPr>
+        <w:jc w:val="both"/>
         <w:rPr>
           <w:sz w:val="24"/>
           <w:szCs w:val="24"/>
@@ -5705,30 +5916,32 @@
     </w:p>
     <w:p>
       <w:pPr>
-        <w:rPr>
-          <w:sz w:val="24"/>
-          <w:szCs w:val="24"/>
-        </w:rPr>
-      </w:pPr>
-      <w:r>
-        <w:rPr>
-          <w:sz w:val="24"/>
-          <w:szCs w:val="24"/>
-        </w:rPr>
-        <w:lastRenderedPageBreak/>
+        <w:jc w:val="both"/>
+        <w:rPr>
+          <w:sz w:val="24"/>
+          <w:szCs w:val="24"/>
+        </w:rPr>
+      </w:pPr>
+      <w:r>
+        <w:rPr>
+          <w:sz w:val="24"/>
+          <w:szCs w:val="24"/>
+        </w:rPr>
         <w:t>A válaszok általában JSON formátumban érkeznek vissza.</w:t>
       </w:r>
     </w:p>
     <w:p>
       <w:pPr>
-        <w:rPr>
-          <w:sz w:val="24"/>
-          <w:szCs w:val="24"/>
-        </w:rPr>
-      </w:pPr>
-    </w:p>
-    <w:p>
-      <w:pPr>
+        <w:jc w:val="both"/>
+        <w:rPr>
+          <w:sz w:val="24"/>
+          <w:szCs w:val="24"/>
+        </w:rPr>
+      </w:pPr>
+    </w:p>
+    <w:p>
+      <w:pPr>
+        <w:jc w:val="both"/>
         <w:rPr>
           <w:sz w:val="24"/>
           <w:szCs w:val="24"/>
@@ -5741,7 +5954,6 @@
         </w:rPr>
         <w:t xml:space="preserve">ASP.NET </w:t>
       </w:r>
-      <w:proofErr w:type="spellStart"/>
       <w:r>
         <w:rPr>
           <w:sz w:val="24"/>
@@ -5749,7 +5961,6 @@
         </w:rPr>
         <w:t>Core</w:t>
       </w:r>
-      <w:proofErr w:type="spellEnd"/>
       <w:r>
         <w:rPr>
           <w:sz w:val="24"/>
@@ -5760,6 +5971,7 @@
     </w:p>
     <w:p>
       <w:pPr>
+        <w:jc w:val="both"/>
         <w:rPr>
           <w:sz w:val="24"/>
           <w:szCs w:val="24"/>
@@ -5772,7 +5984,6 @@
         </w:rPr>
         <w:t xml:space="preserve">Az ASP.NET </w:t>
       </w:r>
-      <w:proofErr w:type="spellStart"/>
       <w:r>
         <w:rPr>
           <w:sz w:val="24"/>
@@ -5780,7 +5991,6 @@
         </w:rPr>
         <w:t>Core</w:t>
       </w:r>
-      <w:proofErr w:type="spellEnd"/>
       <w:r>
         <w:rPr>
           <w:sz w:val="24"/>
@@ -5788,7 +5998,6 @@
         </w:rPr>
         <w:t xml:space="preserve"> egy modern, nyílt forráskódú, multiplatformos (Windows, Linux, </w:t>
       </w:r>
-      <w:proofErr w:type="spellStart"/>
       <w:r>
         <w:rPr>
           <w:sz w:val="24"/>
@@ -5796,7 +6005,6 @@
         </w:rPr>
         <w:t>macOS</w:t>
       </w:r>
-      <w:proofErr w:type="spellEnd"/>
       <w:r>
         <w:rPr>
           <w:sz w:val="24"/>
@@ -5807,14 +6015,16 @@
     </w:p>
     <w:p>
       <w:pPr>
-        <w:rPr>
-          <w:sz w:val="24"/>
-          <w:szCs w:val="24"/>
-        </w:rPr>
-      </w:pPr>
-    </w:p>
-    <w:p>
-      <w:pPr>
+        <w:jc w:val="both"/>
+        <w:rPr>
+          <w:sz w:val="24"/>
+          <w:szCs w:val="24"/>
+        </w:rPr>
+      </w:pPr>
+    </w:p>
+    <w:p>
+      <w:pPr>
+        <w:jc w:val="both"/>
         <w:rPr>
           <w:sz w:val="24"/>
           <w:szCs w:val="24"/>
@@ -5830,6 +6040,7 @@
     </w:p>
     <w:p>
       <w:pPr>
+        <w:jc w:val="both"/>
         <w:rPr>
           <w:sz w:val="24"/>
           <w:szCs w:val="24"/>
@@ -5845,6 +6056,7 @@
     </w:p>
     <w:p>
       <w:pPr>
+        <w:jc w:val="both"/>
         <w:rPr>
           <w:sz w:val="24"/>
           <w:szCs w:val="24"/>
@@ -5860,6 +6072,7 @@
     </w:p>
     <w:p>
       <w:pPr>
+        <w:jc w:val="both"/>
         <w:rPr>
           <w:sz w:val="24"/>
           <w:szCs w:val="24"/>
@@ -5869,31 +6082,323 @@
     <w:p>
       <w:pPr>
         <w:pStyle w:val="Cmsor1"/>
+        <w:jc w:val="both"/>
         <w:rPr>
           <w:b w:val="0"/>
           <w:bCs w:val="0"/>
         </w:rPr>
       </w:pPr>
-      <w:bookmarkStart w:name="_Toc1419543847" w:id="96747015"/>
+      <w:bookmarkStart w:name="_Toc36908864" w:id="1356577535"/>
       <w:r>
         <w:rPr>
           <w:b w:val="0"/>
           <w:bCs w:val="0"/>
         </w:rPr>
+        <w:t>Github</w:t>
+      </w:r>
+      <w:bookmarkEnd w:id="1356577535"/>
+    </w:p>
+    <w:p>
+      <w:pPr>
+        <w:spacing w:before="240" w:beforeAutospacing="off" w:after="240" w:afterAutospacing="off"/>
+        <w:jc w:val="both"/>
+        <w:rPr>
+          <w:rFonts w:ascii="Calibri" w:hAnsi="Calibri" w:eastAsia="Calibri" w:cs="Calibri"/>
+          <w:noProof w:val="0"/>
+          <w:sz w:val="24"/>
+          <w:szCs w:val="24"/>
+          <w:lang w:val="hu-HU"/>
+        </w:rPr>
+      </w:pPr>
+      <w:r>
+        <w:rPr>
+          <w:rFonts w:ascii="Calibri" w:hAnsi="Calibri" w:eastAsia="Calibri" w:cs="Calibri"/>
+          <w:noProof w:val="0"/>
+          <w:sz w:val="24"/>
+          <w:szCs w:val="24"/>
+          <w:lang w:val="hu-HU"/>
+        </w:rPr>
+        <w:t xml:space="preserve">Ha egy projekten többen dolgoztok, a GitHub azért jó, mert lehetővé teszi, hogy mindenki párhuzamosan, a saját gépén fejlesszen anélkül, hogy egymás fájljait felülírnátok vagy elveszítenétek a </w:t>
+      </w:r>
+      <w:r>
+        <w:rPr>
+          <w:rFonts w:ascii="Calibri" w:hAnsi="Calibri" w:eastAsia="Calibri" w:cs="Calibri"/>
+          <w:noProof w:val="0"/>
+          <w:sz w:val="24"/>
+          <w:szCs w:val="24"/>
+          <w:lang w:val="hu-HU"/>
+        </w:rPr>
+        <w:t>munkát.</w:t>
+      </w:r>
+      <w:r>
+        <w:rPr>
+          <w:rFonts w:ascii="Calibri" w:hAnsi="Calibri" w:eastAsia="Calibri" w:cs="Calibri"/>
+          <w:noProof w:val="0"/>
+          <w:sz w:val="24"/>
+          <w:szCs w:val="24"/>
+          <w:lang w:val="hu-HU"/>
+        </w:rPr>
+        <w:t>Minden</w:t>
+      </w:r>
+      <w:r>
+        <w:rPr>
+          <w:rFonts w:ascii="Calibri" w:hAnsi="Calibri" w:eastAsia="Calibri" w:cs="Calibri"/>
+          <w:noProof w:val="0"/>
+          <w:sz w:val="24"/>
+          <w:szCs w:val="24"/>
+          <w:lang w:val="hu-HU"/>
+        </w:rPr>
+        <w:t xml:space="preserve"> módosítás látható: ki mit, mikor, miért változtatott – így könnyebb követni, mi történt, és ha valami elromlik, gyorsan vissza lehet állítani egy korábbi állapotot.</w:t>
+      </w:r>
+    </w:p>
+    <w:p>
+      <w:pPr>
+        <w:spacing w:before="240" w:beforeAutospacing="off" w:after="240" w:afterAutospacing="off"/>
+        <w:jc w:val="both"/>
+        <w:rPr>
+          <w:rFonts w:ascii="Calibri" w:hAnsi="Calibri" w:eastAsia="Calibri" w:cs="Calibri"/>
+          <w:noProof w:val="0"/>
+          <w:sz w:val="24"/>
+          <w:szCs w:val="24"/>
+          <w:lang w:val="hu-HU"/>
+        </w:rPr>
+      </w:pPr>
+      <w:r>
+        <w:rPr>
+          <w:rFonts w:ascii="Calibri" w:hAnsi="Calibri" w:eastAsia="Calibri" w:cs="Calibri"/>
+          <w:noProof w:val="0"/>
+          <w:sz w:val="24"/>
+          <w:szCs w:val="24"/>
+          <w:lang w:val="hu-HU"/>
+        </w:rPr>
+        <w:t xml:space="preserve">A </w:t>
+      </w:r>
+      <w:r>
+        <w:rPr>
+          <w:rFonts w:ascii="Calibri" w:hAnsi="Calibri" w:eastAsia="Calibri" w:cs="Calibri"/>
+          <w:noProof w:val="0"/>
+          <w:sz w:val="24"/>
+          <w:szCs w:val="24"/>
+          <w:lang w:val="hu-HU"/>
+        </w:rPr>
+        <w:t>pull</w:t>
+      </w:r>
+      <w:r>
+        <w:rPr>
+          <w:rFonts w:ascii="Calibri" w:hAnsi="Calibri" w:eastAsia="Calibri" w:cs="Calibri"/>
+          <w:noProof w:val="0"/>
+          <w:sz w:val="24"/>
+          <w:szCs w:val="24"/>
+          <w:lang w:val="hu-HU"/>
+        </w:rPr>
+        <w:t xml:space="preserve"> </w:t>
+      </w:r>
+      <w:r>
+        <w:rPr>
+          <w:rFonts w:ascii="Calibri" w:hAnsi="Calibri" w:eastAsia="Calibri" w:cs="Calibri"/>
+          <w:noProof w:val="0"/>
+          <w:sz w:val="24"/>
+          <w:szCs w:val="24"/>
+          <w:lang w:val="hu-HU"/>
+        </w:rPr>
+        <w:t>request</w:t>
+      </w:r>
+      <w:r>
+        <w:rPr>
+          <w:rFonts w:ascii="Calibri" w:hAnsi="Calibri" w:eastAsia="Calibri" w:cs="Calibri"/>
+          <w:noProof w:val="0"/>
+          <w:sz w:val="24"/>
+          <w:szCs w:val="24"/>
+          <w:lang w:val="hu-HU"/>
+        </w:rPr>
+        <w:t xml:space="preserve">-ek révén egymás kódját átnézhetitek, észrevételezhetitek, javíthatjátok, mielőtt bekerül a közösbe – ez csökkenti a hibákat és jobb minőséget </w:t>
+      </w:r>
+      <w:r>
+        <w:rPr>
+          <w:rFonts w:ascii="Calibri" w:hAnsi="Calibri" w:eastAsia="Calibri" w:cs="Calibri"/>
+          <w:noProof w:val="0"/>
+          <w:sz w:val="24"/>
+          <w:szCs w:val="24"/>
+          <w:lang w:val="hu-HU"/>
+        </w:rPr>
+        <w:t>eredményez.</w:t>
+      </w:r>
+      <w:r>
+        <w:rPr>
+          <w:rFonts w:ascii="Calibri" w:hAnsi="Calibri" w:eastAsia="Calibri" w:cs="Calibri"/>
+          <w:noProof w:val="0"/>
+          <w:sz w:val="24"/>
+          <w:szCs w:val="24"/>
+          <w:lang w:val="hu-HU"/>
+        </w:rPr>
+        <w:t>A</w:t>
+      </w:r>
+      <w:r>
+        <w:rPr>
+          <w:rFonts w:ascii="Calibri" w:hAnsi="Calibri" w:eastAsia="Calibri" w:cs="Calibri"/>
+          <w:noProof w:val="0"/>
+          <w:sz w:val="24"/>
+          <w:szCs w:val="24"/>
+          <w:lang w:val="hu-HU"/>
+        </w:rPr>
+        <w:t xml:space="preserve"> konfliktusokat is kezelhetővé teszi, mutatja hol ütköznek a változások, és segít feloldani őket.</w:t>
+      </w:r>
+    </w:p>
+    <w:p>
+      <w:pPr>
+        <w:spacing w:before="240" w:beforeAutospacing="off" w:after="240" w:afterAutospacing="off"/>
+        <w:jc w:val="both"/>
+        <w:rPr>
+          <w:rFonts w:ascii="Calibri" w:hAnsi="Calibri" w:eastAsia="Calibri" w:cs="Calibri"/>
+          <w:noProof w:val="0"/>
+          <w:sz w:val="24"/>
+          <w:szCs w:val="24"/>
+          <w:lang w:val="hu-HU"/>
+        </w:rPr>
+      </w:pPr>
+      <w:r>
+        <w:rPr>
+          <w:rFonts w:ascii="Calibri" w:hAnsi="Calibri" w:eastAsia="Calibri" w:cs="Calibri"/>
+          <w:noProof w:val="0"/>
+          <w:sz w:val="24"/>
+          <w:szCs w:val="24"/>
+          <w:lang w:val="hu-HU"/>
+        </w:rPr>
+        <w:t xml:space="preserve">Röviden: </w:t>
+      </w:r>
+      <w:r>
+        <w:rPr>
+          <w:rFonts w:ascii="Calibri" w:hAnsi="Calibri" w:eastAsia="Calibri" w:cs="Calibri"/>
+          <w:noProof w:val="0"/>
+          <w:sz w:val="24"/>
+          <w:szCs w:val="24"/>
+          <w:lang w:val="hu-HU"/>
+        </w:rPr>
+        <w:t>nélküle</w:t>
+      </w:r>
+      <w:r>
+        <w:rPr>
+          <w:rFonts w:ascii="Calibri" w:hAnsi="Calibri" w:eastAsia="Calibri" w:cs="Calibri"/>
+          <w:noProof w:val="0"/>
+          <w:sz w:val="24"/>
+          <w:szCs w:val="24"/>
+          <w:lang w:val="hu-HU"/>
+        </w:rPr>
+        <w:t xml:space="preserve"> káosz lenne, vele pedig biztonságosan, átláthatóan és hatékonyan tud</w:t>
+      </w:r>
+      <w:r>
+        <w:rPr>
+          <w:rFonts w:ascii="Calibri" w:hAnsi="Calibri" w:eastAsia="Calibri" w:cs="Calibri"/>
+          <w:noProof w:val="0"/>
+          <w:sz w:val="24"/>
+          <w:szCs w:val="24"/>
+          <w:lang w:val="hu-HU"/>
+        </w:rPr>
+        <w:t>unk</w:t>
+      </w:r>
+      <w:r>
+        <w:rPr>
+          <w:rFonts w:ascii="Calibri" w:hAnsi="Calibri" w:eastAsia="Calibri" w:cs="Calibri"/>
+          <w:noProof w:val="0"/>
+          <w:sz w:val="24"/>
+          <w:szCs w:val="24"/>
+          <w:lang w:val="hu-HU"/>
+        </w:rPr>
+        <w:t xml:space="preserve"> együtt dolgozni hosszú távon is.</w:t>
+      </w:r>
+    </w:p>
+    <w:p>
+      <w:pPr>
+        <w:pStyle w:val="Norml"/>
+        <w:jc w:val="both"/>
+      </w:pPr>
+    </w:p>
+    <w:p>
+      <w:pPr>
+        <w:pStyle w:val="Norml"/>
+        <w:jc w:val="both"/>
+      </w:pPr>
+    </w:p>
+    <w:p>
+      <w:pPr>
+        <w:pStyle w:val="Norml"/>
+        <w:jc w:val="both"/>
+      </w:pPr>
+      <w:r>
+        <w:drawing>
+          <wp:inline wp14:editId="504FCD38" wp14:anchorId="1CC698DD">
+            <wp:extent cx="6143625" cy="2390775"/>
+            <wp:effectExtent l="0" t="0" r="0" b="0"/>
+            <wp:docPr id="104860936" name="drawing"/>
+            <wp:cNvGraphicFramePr>
+              <a:graphicFrameLocks noChangeAspect="1"/>
+            </wp:cNvGraphicFramePr>
+            <a:graphic>
+              <a:graphicData xmlns:a="http://schemas.openxmlformats.org/drawingml/2006/main" uri="http://schemas.openxmlformats.org/drawingml/2006/picture">
+                <pic:pic xmlns:pic="http://schemas.openxmlformats.org/drawingml/2006/picture">
+                  <pic:nvPicPr>
+                    <pic:cNvPr id="104860936" name="Picture 104860936"/>
+                    <pic:cNvPicPr/>
+                  </pic:nvPicPr>
+                  <pic:blipFill>
+                    <a:blip xmlns:r="http://schemas.openxmlformats.org/officeDocument/2006/relationships" r:embed="rId534764989">
+                      <a:extLst>
+                        <a:ext uri="{28A0092B-C50C-407E-A947-70E740481C1C}">
+                          <a14:useLocalDpi xmlns:a14="http://schemas.microsoft.com/office/drawing/2010/main"/>
+                        </a:ext>
+                      </a:extLst>
+                    </a:blip>
+                    <a:stretch>
+                      <a:fillRect/>
+                    </a:stretch>
+                  </pic:blipFill>
+                  <pic:spPr>
+                    <a:xfrm rot="0">
+                      <a:off x="0" y="0"/>
+                      <a:ext cx="6143625" cy="2390775"/>
+                    </a:xfrm>
+                    <a:prstGeom prst="rect">
+                      <a:avLst/>
+                    </a:prstGeom>
+                  </pic:spPr>
+                </pic:pic>
+              </a:graphicData>
+            </a:graphic>
+          </wp:inline>
+        </w:drawing>
+      </w:r>
+    </w:p>
+    <w:p>
+      <w:pPr>
+        <w:pStyle w:val="Cmsor1"/>
+        <w:jc w:val="both"/>
+        <w:rPr>
+          <w:b w:val="0"/>
+          <w:bCs w:val="0"/>
+        </w:rPr>
+      </w:pPr>
+      <w:bookmarkStart w:name="_Toc2004592559" w:id="22621783"/>
+      <w:r>
+        <w:rPr>
+          <w:b w:val="0"/>
+          <w:bCs w:val="0"/>
+        </w:rPr>
         <w:t>Trello</w:t>
       </w:r>
-      <w:bookmarkEnd w:id="96747015"/>
-    </w:p>
-    <w:p>
-      <w:pPr>
-        <w:rPr>
-          <w:sz w:val="24"/>
-          <w:szCs w:val="24"/>
-        </w:rPr>
-      </w:pPr>
-    </w:p>
-    <w:p>
-      <w:pPr>
+      <w:bookmarkEnd w:id="22621783"/>
+    </w:p>
+    <w:p>
+      <w:pPr>
+        <w:jc w:val="both"/>
+        <w:rPr>
+          <w:sz w:val="24"/>
+          <w:szCs w:val="24"/>
+        </w:rPr>
+      </w:pPr>
+    </w:p>
+    <w:p>
+      <w:pPr>
+        <w:jc w:val="both"/>
         <w:rPr>
           <w:sz w:val="24"/>
           <w:szCs w:val="24"/>
@@ -5906,7 +6411,6 @@
         </w:rPr>
         <w:t xml:space="preserve">A </w:t>
       </w:r>
-      <w:proofErr w:type="spellStart"/>
       <w:r>
         <w:rPr>
           <w:sz w:val="24"/>
@@ -5914,7 +6418,6 @@
         </w:rPr>
         <w:t>Trello</w:t>
       </w:r>
-      <w:proofErr w:type="spellEnd"/>
       <w:r>
         <w:rPr>
           <w:sz w:val="24"/>
@@ -5925,37 +6428,37 @@
     </w:p>
     <w:p>
       <w:pPr>
-        <w:rPr>
-          <w:sz w:val="24"/>
-          <w:szCs w:val="24"/>
-        </w:rPr>
-      </w:pPr>
-      <w:r>
-        <w:rPr>
-          <w:sz w:val="24"/>
-          <w:szCs w:val="24"/>
-        </w:rPr>
-        <w:t>Főleg táblákon (</w:t>
-      </w:r>
-      <w:proofErr w:type="spellStart"/>
-      <w:r>
-        <w:rPr>
-          <w:sz w:val="24"/>
-          <w:szCs w:val="24"/>
-        </w:rPr>
-        <w:t>boards</w:t>
-      </w:r>
-      <w:proofErr w:type="spellEnd"/>
-      <w:r>
-        <w:rPr>
-          <w:sz w:val="24"/>
-          <w:szCs w:val="24"/>
-        </w:rPr>
-        <w:t>) dolgozunk benne, amelyek egy-egy projektet jelentenek.</w:t>
-      </w:r>
-    </w:p>
-    <w:p>
-      <w:pPr>
+        <w:jc w:val="both"/>
+        <w:rPr>
+          <w:sz w:val="24"/>
+          <w:szCs w:val="24"/>
+        </w:rPr>
+      </w:pPr>
+      <w:r>
+        <w:rPr>
+          <w:sz w:val="24"/>
+          <w:szCs w:val="24"/>
+        </w:rPr>
+        <w:t>Főleg táblákon</w:t>
+      </w:r>
+      <w:r>
+        <w:rPr>
+          <w:sz w:val="24"/>
+          <w:szCs w:val="24"/>
+        </w:rPr>
+        <w:t xml:space="preserve"> </w:t>
+      </w:r>
+      <w:r>
+        <w:rPr>
+          <w:sz w:val="24"/>
+          <w:szCs w:val="24"/>
+        </w:rPr>
+        <w:t>dolgozunk benne, amelyek egy-egy projektet jelentenek.</w:t>
+      </w:r>
+    </w:p>
+    <w:p>
+      <w:pPr>
+        <w:jc w:val="both"/>
         <w:rPr>
           <w:sz w:val="24"/>
           <w:szCs w:val="24"/>
@@ -5971,6 +6474,7 @@
     </w:p>
     <w:p>
       <w:pPr>
+        <w:jc w:val="both"/>
         <w:rPr>
           <w:sz w:val="24"/>
           <w:szCs w:val="24"/>
@@ -5986,14 +6490,16 @@
     </w:p>
     <w:p>
       <w:pPr>
-        <w:rPr>
-          <w:sz w:val="24"/>
-          <w:szCs w:val="24"/>
-        </w:rPr>
-      </w:pPr>
-    </w:p>
-    <w:p>
-      <w:pPr>
+        <w:jc w:val="both"/>
+        <w:rPr>
+          <w:sz w:val="24"/>
+          <w:szCs w:val="24"/>
+        </w:rPr>
+      </w:pPr>
+    </w:p>
+    <w:p>
+      <w:pPr>
+        <w:jc w:val="both"/>
         <w:rPr>
           <w:sz w:val="24"/>
           <w:szCs w:val="24"/>
@@ -6014,6 +6520,7 @@
           <w:ilvl w:val="0"/>
           <w:numId w:val="4"/>
         </w:numPr>
+        <w:jc w:val="both"/>
         <w:rPr>
           <w:sz w:val="24"/>
           <w:szCs w:val="24"/>
@@ -6034,6 +6541,7 @@
           <w:ilvl w:val="0"/>
           <w:numId w:val="4"/>
         </w:numPr>
+        <w:jc w:val="both"/>
         <w:rPr>
           <w:sz w:val="24"/>
           <w:szCs w:val="24"/>
@@ -6054,6 +6562,7 @@
           <w:ilvl w:val="0"/>
           <w:numId w:val="4"/>
         </w:numPr>
+        <w:jc w:val="both"/>
         <w:rPr>
           <w:sz w:val="24"/>
           <w:szCs w:val="24"/>
@@ -6074,12 +6583,12 @@
           <w:ilvl w:val="0"/>
           <w:numId w:val="4"/>
         </w:numPr>
-        <w:rPr>
-          <w:sz w:val="24"/>
-          <w:szCs w:val="24"/>
-        </w:rPr>
-      </w:pPr>
-      <w:proofErr w:type="spellStart"/>
+        <w:jc w:val="both"/>
+        <w:rPr>
+          <w:sz w:val="24"/>
+          <w:szCs w:val="24"/>
+        </w:rPr>
+      </w:pPr>
       <w:r>
         <w:rPr>
           <w:sz w:val="24"/>
@@ -6087,7 +6596,6 @@
         </w:rPr>
         <w:t>checklistet</w:t>
       </w:r>
-      <w:proofErr w:type="spellEnd"/>
       <w:r>
         <w:rPr>
           <w:sz w:val="24"/>
@@ -6117,6 +6625,7 @@
           <w:ilvl w:val="0"/>
           <w:numId w:val="4"/>
         </w:numPr>
+        <w:jc w:val="both"/>
         <w:rPr>
           <w:sz w:val="24"/>
           <w:szCs w:val="24"/>
@@ -6132,14 +6641,16 @@
     </w:p>
     <w:p>
       <w:pPr>
-        <w:rPr>
-          <w:sz w:val="24"/>
-          <w:szCs w:val="24"/>
-        </w:rPr>
-      </w:pPr>
-    </w:p>
-    <w:p>
-      <w:pPr>
+        <w:jc w:val="both"/>
+        <w:rPr>
+          <w:sz w:val="24"/>
+          <w:szCs w:val="24"/>
+        </w:rPr>
+      </w:pPr>
+    </w:p>
+    <w:p>
+      <w:pPr>
+        <w:jc w:val="both"/>
         <w:rPr>
           <w:sz w:val="24"/>
           <w:szCs w:val="24"/>
@@ -6152,7 +6663,6 @@
         </w:rPr>
         <w:t xml:space="preserve">A </w:t>
       </w:r>
-      <w:proofErr w:type="spellStart"/>
       <w:r>
         <w:rPr>
           <w:sz w:val="24"/>
@@ -6160,7 +6670,6 @@
         </w:rPr>
         <w:t>Trello</w:t>
       </w:r>
-      <w:proofErr w:type="spellEnd"/>
       <w:r>
         <w:rPr>
           <w:sz w:val="24"/>
@@ -6171,6 +6680,7 @@
     </w:p>
     <w:p>
       <w:pPr>
+        <w:jc w:val="both"/>
         <w:rPr>
           <w:sz w:val="24"/>
           <w:szCs w:val="24"/>
@@ -6186,6 +6696,7 @@
     </w:p>
     <w:p>
       <w:pPr>
+        <w:jc w:val="both"/>
         <w:rPr>
           <w:sz w:val="24"/>
           <w:szCs w:val="24"/>
@@ -6195,10 +6706,11 @@
     <w:p>
       <w:pPr>
         <w:pStyle w:val="Norml"/>
+        <w:jc w:val="both"/>
       </w:pPr>
       <w:r>
         <w:drawing>
-          <wp:inline wp14:editId="024B94DB" wp14:anchorId="41469F52">
+          <wp:inline wp14:editId="3E8D22E7" wp14:anchorId="41469F52">
             <wp:extent cx="5762625" cy="2743200"/>
             <wp:effectExtent l="0" t="0" r="0" b="0"/>
             <wp:docPr id="203298778" name="drawing"/>
@@ -6242,14 +6754,16 @@
     </w:p>
     <w:p>
       <w:pPr>
-        <w:rPr>
-          <w:sz w:val="24"/>
-          <w:szCs w:val="24"/>
-        </w:rPr>
-      </w:pPr>
-    </w:p>
-    <w:p>
-      <w:pPr>
+        <w:jc w:val="both"/>
+        <w:rPr>
+          <w:sz w:val="24"/>
+          <w:szCs w:val="24"/>
+        </w:rPr>
+      </w:pPr>
+    </w:p>
+    <w:p>
+      <w:pPr>
+        <w:jc w:val="both"/>
         <w:rPr>
           <w:color w:val="00B0F0"/>
           <w:sz w:val="24"/>
@@ -6272,7 +6786,6 @@
         </w:rPr>
         <w:t>(</w:t>
       </w:r>
-      <w:proofErr w:type="spellStart"/>
       <w:r>
         <w:rPr>
           <w:color w:val="00B0F0"/>
@@ -6281,7 +6794,6 @@
         </w:rPr>
         <w:t>wireframe</w:t>
       </w:r>
-      <w:proofErr w:type="spellEnd"/>
       <w:r>
         <w:rPr>
           <w:color w:val="00B0F0"/>
@@ -6301,6 +6813,7 @@
     </w:p>
     <w:p>
       <w:pPr>
+        <w:jc w:val="both"/>
         <w:rPr>
           <w:color w:val="8EAADB" w:themeColor="accent1" w:themeTint="99"/>
           <w:sz w:val="24"/>
@@ -6309,7 +6822,7 @@
       </w:pPr>
       <w:r>
         <w:rPr>
-          <w:color w:val="8EAADB" w:themeColor="accent1" w:themeTint="99"/>
+          <w:color w:val="8EAADB" w:themeColor="accent1" w:themeTint="99" w:themeShade="FF"/>
           <w:sz w:val="24"/>
           <w:szCs w:val="24"/>
         </w:rPr>
@@ -6318,34 +6831,30 @@
     </w:p>
     <w:p>
       <w:pPr>
-        <w:rPr>
-          <w:sz w:val="24"/>
-          <w:szCs w:val="24"/>
-        </w:rPr>
-      </w:pPr>
-      <w:r>
-        <w:rPr>
-          <w:noProof/>
-          <w:sz w:val="24"/>
-          <w:szCs w:val="24"/>
-        </w:rPr>
+        <w:jc w:val="both"/>
+        <w:rPr>
+          <w:sz w:val="24"/>
+          <w:szCs w:val="24"/>
+        </w:rPr>
+      </w:pPr>
+      <w:r>
         <w:drawing>
-          <wp:inline distT="0" distB="0" distL="0" distR="0" wp14:anchorId="040E1D04" wp14:editId="3F778698">
+          <wp:inline wp14:editId="51084AB0" wp14:anchorId="040E1D04">
             <wp:extent cx="5760720" cy="3000375"/>
             <wp:effectExtent l="0" t="0" r="0" b="9525"/>
             <wp:docPr id="2" name="Kép 2"/>
             <wp:cNvGraphicFramePr>
-              <a:graphicFrameLocks xmlns:a="http://schemas.openxmlformats.org/drawingml/2006/main" noChangeAspect="1"/>
+              <a:graphicFrameLocks noChangeAspect="1"/>
             </wp:cNvGraphicFramePr>
-            <a:graphic xmlns:a="http://schemas.openxmlformats.org/drawingml/2006/main">
-              <a:graphicData uri="http://schemas.openxmlformats.org/drawingml/2006/picture">
+            <a:graphic>
+              <a:graphicData xmlns:a="http://schemas.openxmlformats.org/drawingml/2006/main" uri="http://schemas.openxmlformats.org/drawingml/2006/picture">
                 <pic:pic xmlns:pic="http://schemas.openxmlformats.org/drawingml/2006/picture">
                   <pic:nvPicPr>
                     <pic:cNvPr id="2" name="Kép 2"/>
                     <pic:cNvPicPr/>
                   </pic:nvPicPr>
                   <pic:blipFill>
-                    <a:blip r:embed="rId7" cstate="print">
+                    <a:blip xmlns:r="http://schemas.openxmlformats.org/officeDocument/2006/relationships" r:embed="rId7" cstate="print">
                       <a:extLst>
                         <a:ext uri="{28A0092B-C50C-407E-A947-70E740481C1C}">
                           <a14:useLocalDpi xmlns:a14="http://schemas.microsoft.com/office/drawing/2010/main" val="0"/>
@@ -6374,22 +6883,24 @@
     </w:p>
     <w:p>
       <w:pPr>
-        <w:rPr>
-          <w:sz w:val="24"/>
-          <w:szCs w:val="24"/>
-        </w:rPr>
-      </w:pPr>
-    </w:p>
-    <w:p>
-      <w:pPr>
-        <w:rPr>
-          <w:sz w:val="24"/>
-          <w:szCs w:val="24"/>
-        </w:rPr>
-      </w:pPr>
-      <w:r>
-        <w:rPr>
-          <w:color w:val="8EAADB" w:themeColor="accent1" w:themeTint="99"/>
+        <w:jc w:val="both"/>
+        <w:rPr>
+          <w:sz w:val="24"/>
+          <w:szCs w:val="24"/>
+        </w:rPr>
+      </w:pPr>
+    </w:p>
+    <w:p>
+      <w:pPr>
+        <w:jc w:val="both"/>
+        <w:rPr>
+          <w:sz w:val="24"/>
+          <w:szCs w:val="24"/>
+        </w:rPr>
+      </w:pPr>
+      <w:r>
+        <w:rPr>
+          <w:color w:val="8EAADB" w:themeColor="accent1" w:themeTint="99" w:themeShade="FF"/>
           <w:sz w:val="24"/>
           <w:szCs w:val="24"/>
         </w:rPr>
@@ -6405,35 +6916,30 @@
     </w:p>
     <w:p>
       <w:pPr>
-        <w:rPr>
-          <w:sz w:val="24"/>
-          <w:szCs w:val="24"/>
-        </w:rPr>
-      </w:pPr>
-      <w:r>
-        <w:rPr>
-          <w:noProof/>
-          <w:sz w:val="24"/>
-          <w:szCs w:val="24"/>
-        </w:rPr>
-        <w:lastRenderedPageBreak/>
+        <w:jc w:val="both"/>
+        <w:rPr>
+          <w:sz w:val="24"/>
+          <w:szCs w:val="24"/>
+        </w:rPr>
+      </w:pPr>
+      <w:r>
         <w:drawing>
-          <wp:inline distT="0" distB="0" distL="0" distR="0" wp14:anchorId="54C889B4" wp14:editId="63FF0CC5">
+          <wp:inline wp14:editId="3F40F817" wp14:anchorId="54C889B4">
             <wp:extent cx="5760720" cy="3782695"/>
             <wp:effectExtent l="0" t="0" r="0" b="8255"/>
             <wp:docPr id="3" name="Kép 3"/>
             <wp:cNvGraphicFramePr>
-              <a:graphicFrameLocks xmlns:a="http://schemas.openxmlformats.org/drawingml/2006/main" noChangeAspect="1"/>
+              <a:graphicFrameLocks noChangeAspect="1"/>
             </wp:cNvGraphicFramePr>
-            <a:graphic xmlns:a="http://schemas.openxmlformats.org/drawingml/2006/main">
-              <a:graphicData uri="http://schemas.openxmlformats.org/drawingml/2006/picture">
+            <a:graphic>
+              <a:graphicData xmlns:a="http://schemas.openxmlformats.org/drawingml/2006/main" uri="http://schemas.openxmlformats.org/drawingml/2006/picture">
                 <pic:pic xmlns:pic="http://schemas.openxmlformats.org/drawingml/2006/picture">
                   <pic:nvPicPr>
                     <pic:cNvPr id="3" name="Kép 3"/>
                     <pic:cNvPicPr/>
                   </pic:nvPicPr>
                   <pic:blipFill>
-                    <a:blip r:embed="rId8" cstate="print">
+                    <a:blip xmlns:r="http://schemas.openxmlformats.org/officeDocument/2006/relationships" r:embed="rId8" cstate="print">
                       <a:extLst>
                         <a:ext uri="{28A0092B-C50C-407E-A947-70E740481C1C}">
                           <a14:useLocalDpi xmlns:a14="http://schemas.microsoft.com/office/drawing/2010/main" val="0"/>
@@ -6462,14 +6968,15 @@
     </w:p>
     <w:p>
       <w:pPr>
-        <w:rPr>
-          <w:sz w:val="24"/>
-          <w:szCs w:val="24"/>
-        </w:rPr>
-      </w:pPr>
-      <w:r>
-        <w:rPr>
-          <w:color w:val="8EAADB" w:themeColor="accent1" w:themeTint="99"/>
+        <w:jc w:val="both"/>
+        <w:rPr>
+          <w:sz w:val="24"/>
+          <w:szCs w:val="24"/>
+        </w:rPr>
+      </w:pPr>
+      <w:r>
+        <w:rPr>
+          <w:color w:val="8EAADB" w:themeColor="accent1" w:themeTint="99" w:themeShade="FF"/>
           <w:sz w:val="24"/>
           <w:szCs w:val="24"/>
         </w:rPr>
@@ -6485,34 +6992,30 @@
     </w:p>
     <w:p>
       <w:pPr>
-        <w:rPr>
-          <w:sz w:val="24"/>
-          <w:szCs w:val="24"/>
-        </w:rPr>
-      </w:pPr>
-      <w:r>
-        <w:rPr>
-          <w:noProof/>
-          <w:sz w:val="24"/>
-          <w:szCs w:val="24"/>
-        </w:rPr>
+        <w:jc w:val="both"/>
+        <w:rPr>
+          <w:sz w:val="24"/>
+          <w:szCs w:val="24"/>
+        </w:rPr>
+      </w:pPr>
+      <w:r>
         <w:drawing>
-          <wp:inline distT="0" distB="0" distL="0" distR="0" wp14:anchorId="0A454B1A" wp14:editId="4DCE064A">
+          <wp:inline wp14:editId="6C5CAB38" wp14:anchorId="0A454B1A">
             <wp:extent cx="5760720" cy="3782695"/>
             <wp:effectExtent l="0" t="0" r="0" b="8255"/>
             <wp:docPr id="5" name="Kép 5"/>
             <wp:cNvGraphicFramePr>
-              <a:graphicFrameLocks xmlns:a="http://schemas.openxmlformats.org/drawingml/2006/main" noChangeAspect="1"/>
+              <a:graphicFrameLocks noChangeAspect="1"/>
             </wp:cNvGraphicFramePr>
-            <a:graphic xmlns:a="http://schemas.openxmlformats.org/drawingml/2006/main">
-              <a:graphicData uri="http://schemas.openxmlformats.org/drawingml/2006/picture">
+            <a:graphic>
+              <a:graphicData xmlns:a="http://schemas.openxmlformats.org/drawingml/2006/main" uri="http://schemas.openxmlformats.org/drawingml/2006/picture">
                 <pic:pic xmlns:pic="http://schemas.openxmlformats.org/drawingml/2006/picture">
                   <pic:nvPicPr>
                     <pic:cNvPr id="5" name="Kép 5"/>
                     <pic:cNvPicPr/>
                   </pic:nvPicPr>
                   <pic:blipFill>
-                    <a:blip r:embed="rId9" cstate="print">
+                    <a:blip xmlns:r="http://schemas.openxmlformats.org/officeDocument/2006/relationships" r:embed="rId9" cstate="print">
                       <a:extLst>
                         <a:ext uri="{28A0092B-C50C-407E-A947-70E740481C1C}">
                           <a14:useLocalDpi xmlns:a14="http://schemas.microsoft.com/office/drawing/2010/main" val="0"/>
@@ -6541,6 +7044,7 @@
     </w:p>
     <w:p>
       <w:pPr>
+        <w:jc w:val="both"/>
         <w:rPr>
           <w:sz w:val="24"/>
           <w:szCs w:val="24"/>
@@ -6550,21 +7054,23 @@
     <w:p>
       <w:pPr>
         <w:pStyle w:val="Cmsor1"/>
-      </w:pPr>
-      <w:bookmarkStart w:name="_Toc995418389" w:id="830140665"/>
+        <w:jc w:val="both"/>
+      </w:pPr>
+      <w:bookmarkStart w:name="_Toc1451946428" w:id="1424205055"/>
       <w:r>
         <w:rPr/>
         <w:t>Adatbázis</w:t>
       </w:r>
-      <w:bookmarkEnd w:id="830140665"/>
+      <w:bookmarkEnd w:id="1424205055"/>
     </w:p>
     <w:p>
       <w:pPr>
         <w:pStyle w:val="Norml"/>
+        <w:jc w:val="both"/>
       </w:pPr>
       <w:r>
         <w:drawing>
-          <wp:inline wp14:editId="2AE3AE8D" wp14:anchorId="475AB726">
+          <wp:inline wp14:editId="0C5F0CB4" wp14:anchorId="475AB726">
             <wp:extent cx="5762625" cy="2428875"/>
             <wp:effectExtent l="0" t="0" r="0" b="0"/>
             <wp:docPr id="2066534598" name="drawing"/>
@@ -6609,10 +7115,11 @@
     <w:p>
       <w:pPr>
         <w:pStyle w:val="Norml"/>
+        <w:jc w:val="both"/>
       </w:pPr>
       <w:r>
         <w:drawing>
-          <wp:inline wp14:editId="76F76941" wp14:anchorId="3EABF198">
+          <wp:inline wp14:editId="35183216" wp14:anchorId="3EABF198">
             <wp:extent cx="5762625" cy="3019425"/>
             <wp:effectExtent l="0" t="0" r="0" b="0"/>
             <wp:docPr id="1028308344" name="drawing"/>
@@ -6657,50 +7164,452 @@
     <w:p>
       <w:pPr>
         <w:pStyle w:val="Cmsor1"/>
-      </w:pPr>
+        <w:jc w:val="both"/>
+      </w:pPr>
+      <w:bookmarkStart w:name="_Toc199024876" w:id="1213977007"/>
+      <w:r>
+        <w:rPr/>
+        <w:t>Funkciók</w:t>
+      </w:r>
+      <w:bookmarkEnd w:id="1213977007"/>
+    </w:p>
+    <w:p>
+      <w:pPr>
+        <w:pStyle w:val="Norml"/>
+      </w:pPr>
+    </w:p>
+    <w:p>
+      <w:pPr>
+        <w:pStyle w:val="Norml"/>
+        <w:rPr>
+          <w:color w:val="0070C0"/>
+        </w:rPr>
+      </w:pPr>
+      <w:r>
+        <w:rPr>
+          <w:color w:val="0070C0"/>
+        </w:rPr>
+        <w:t>Admin</w:t>
+      </w:r>
+      <w:r>
+        <w:rPr>
+          <w:color w:val="0070C0"/>
+        </w:rPr>
+        <w:t xml:space="preserve"> </w:t>
+      </w:r>
+      <w:r>
+        <w:rPr>
+          <w:color w:val="0070C0"/>
+        </w:rPr>
+        <w:t>panel</w:t>
+      </w:r>
+      <w:r>
+        <w:rPr>
+          <w:color w:val="0070C0"/>
+        </w:rPr>
+        <w:t>:</w:t>
+      </w:r>
+    </w:p>
+    <w:p>
+      <w:pPr>
+        <w:pStyle w:val="Norml"/>
+      </w:pPr>
+      <w:r>
+        <w:drawing>
+          <wp:inline wp14:editId="58CFC0BE" wp14:anchorId="6B9D3799">
+            <wp:extent cx="5762625" cy="2752725"/>
+            <wp:effectExtent l="0" t="0" r="0" b="0"/>
+            <wp:docPr id="1535219922" name="drawing"/>
+            <wp:cNvGraphicFramePr>
+              <a:graphicFrameLocks noChangeAspect="1"/>
+            </wp:cNvGraphicFramePr>
+            <a:graphic>
+              <a:graphicData xmlns:a="http://schemas.openxmlformats.org/drawingml/2006/main" uri="http://schemas.openxmlformats.org/drawingml/2006/picture">
+                <pic:pic xmlns:pic="http://schemas.openxmlformats.org/drawingml/2006/picture">
+                  <pic:nvPicPr>
+                    <pic:cNvPr id="1535219922" name="Picture 1535219922"/>
+                    <pic:cNvPicPr/>
+                  </pic:nvPicPr>
+                  <pic:blipFill>
+                    <a:blip xmlns:r="http://schemas.openxmlformats.org/officeDocument/2006/relationships" r:embed="rId1559908988">
+                      <a:extLst>
+                        <a:ext uri="{28A0092B-C50C-407E-A947-70E740481C1C}">
+                          <a14:useLocalDpi xmlns:a14="http://schemas.microsoft.com/office/drawing/2010/main"/>
+                        </a:ext>
+                      </a:extLst>
+                    </a:blip>
+                    <a:stretch>
+                      <a:fillRect/>
+                    </a:stretch>
+                  </pic:blipFill>
+                  <pic:spPr>
+                    <a:xfrm>
+                      <a:off x="0" y="0"/>
+                      <a:ext cx="5762625" cy="2752725"/>
+                    </a:xfrm>
+                    <a:prstGeom prst="rect">
+                      <a:avLst/>
+                    </a:prstGeom>
+                  </pic:spPr>
+                </pic:pic>
+              </a:graphicData>
+            </a:graphic>
+          </wp:inline>
+        </w:drawing>
+      </w:r>
+    </w:p>
+    <w:p>
+      <w:pPr>
+        <w:pStyle w:val="Norml"/>
+      </w:pPr>
+      <w:r>
+        <w:rPr>
+          <w:color w:val="0070C0"/>
+        </w:rPr>
+        <w:t>Alvázszám kereső:</w:t>
+      </w:r>
+      <w:r>
+        <w:br/>
+      </w:r>
+      <w:r>
+        <w:drawing>
+          <wp:inline wp14:editId="2563ED68" wp14:anchorId="413E0A08">
+            <wp:extent cx="5762625" cy="2762250"/>
+            <wp:effectExtent l="0" t="0" r="0" b="0"/>
+            <wp:docPr id="1078106190" name="drawing"/>
+            <wp:cNvGraphicFramePr>
+              <a:graphicFrameLocks noChangeAspect="1"/>
+            </wp:cNvGraphicFramePr>
+            <a:graphic>
+              <a:graphicData xmlns:a="http://schemas.openxmlformats.org/drawingml/2006/main" uri="http://schemas.openxmlformats.org/drawingml/2006/picture">
+                <pic:pic xmlns:pic="http://schemas.openxmlformats.org/drawingml/2006/picture">
+                  <pic:nvPicPr>
+                    <pic:cNvPr id="1078106190" name="Picture 1078106190"/>
+                    <pic:cNvPicPr/>
+                  </pic:nvPicPr>
+                  <pic:blipFill>
+                    <a:blip xmlns:r="http://schemas.openxmlformats.org/officeDocument/2006/relationships" r:embed="rId945418298">
+                      <a:extLst>
+                        <a:ext uri="{28A0092B-C50C-407E-A947-70E740481C1C}">
+                          <a14:useLocalDpi xmlns:a14="http://schemas.microsoft.com/office/drawing/2010/main"/>
+                        </a:ext>
+                      </a:extLst>
+                    </a:blip>
+                    <a:stretch>
+                      <a:fillRect/>
+                    </a:stretch>
+                  </pic:blipFill>
+                  <pic:spPr>
+                    <a:xfrm>
+                      <a:off x="0" y="0"/>
+                      <a:ext cx="5762625" cy="2762250"/>
+                    </a:xfrm>
+                    <a:prstGeom prst="rect">
+                      <a:avLst/>
+                    </a:prstGeom>
+                  </pic:spPr>
+                </pic:pic>
+              </a:graphicData>
+            </a:graphic>
+          </wp:inline>
+        </w:drawing>
+      </w:r>
+    </w:p>
+    <w:p>
+      <w:pPr>
+        <w:pStyle w:val="Norml"/>
+      </w:pPr>
+      <w:r>
+        <w:rPr>
+          <w:color w:val="0070C0"/>
+        </w:rPr>
+        <w:t>Segítségkérés:</w:t>
+      </w:r>
+      <w:r>
+        <w:br/>
+      </w:r>
+      <w:r>
+        <w:drawing>
+          <wp:inline wp14:editId="6F8243BB" wp14:anchorId="625BF111">
+            <wp:extent cx="5762625" cy="2752725"/>
+            <wp:effectExtent l="0" t="0" r="0" b="0"/>
+            <wp:docPr id="1716339001" name="drawing"/>
+            <wp:cNvGraphicFramePr>
+              <a:graphicFrameLocks noChangeAspect="1"/>
+            </wp:cNvGraphicFramePr>
+            <a:graphic>
+              <a:graphicData xmlns:a="http://schemas.openxmlformats.org/drawingml/2006/main" uri="http://schemas.openxmlformats.org/drawingml/2006/picture">
+                <pic:pic xmlns:pic="http://schemas.openxmlformats.org/drawingml/2006/picture">
+                  <pic:nvPicPr>
+                    <pic:cNvPr id="1716339001" name="Picture 1716339001"/>
+                    <pic:cNvPicPr/>
+                  </pic:nvPicPr>
+                  <pic:blipFill>
+                    <a:blip xmlns:r="http://schemas.openxmlformats.org/officeDocument/2006/relationships" r:embed="rId1344284380">
+                      <a:extLst>
+                        <a:ext uri="{28A0092B-C50C-407E-A947-70E740481C1C}">
+                          <a14:useLocalDpi xmlns:a14="http://schemas.microsoft.com/office/drawing/2010/main"/>
+                        </a:ext>
+                      </a:extLst>
+                    </a:blip>
+                    <a:stretch>
+                      <a:fillRect/>
+                    </a:stretch>
+                  </pic:blipFill>
+                  <pic:spPr>
+                    <a:xfrm>
+                      <a:off x="0" y="0"/>
+                      <a:ext cx="5762625" cy="2752725"/>
+                    </a:xfrm>
+                    <a:prstGeom prst="rect">
+                      <a:avLst/>
+                    </a:prstGeom>
+                  </pic:spPr>
+                </pic:pic>
+              </a:graphicData>
+            </a:graphic>
+          </wp:inline>
+        </w:drawing>
+      </w:r>
     </w:p>
     <w:p>
       <w:pPr>
         <w:pStyle w:val="Cmsor1"/>
+        <w:jc w:val="both"/>
+      </w:pPr>
+    </w:p>
+    <w:p>
+      <w:pPr>
+        <w:pStyle w:val="Norml"/>
+      </w:pPr>
+    </w:p>
+    <w:p>
+      <w:pPr>
+        <w:pStyle w:val="Norml"/>
+      </w:pPr>
+    </w:p>
+    <w:p>
+      <w:pPr>
+        <w:pStyle w:val="Norml"/>
+      </w:pPr>
+    </w:p>
+    <w:p>
+      <w:pPr>
+        <w:pStyle w:val="Norml"/>
+      </w:pPr>
+    </w:p>
+    <w:p>
+      <w:pPr>
+        <w:pStyle w:val="Norml"/>
+      </w:pPr>
+    </w:p>
+    <w:p>
+      <w:pPr>
+        <w:pStyle w:val="Norml"/>
+      </w:pPr>
+    </w:p>
+    <w:p>
+      <w:pPr>
+        <w:pStyle w:val="Norml"/>
       </w:pPr>
     </w:p>
     <w:p>
       <w:pPr>
         <w:pStyle w:val="Cmsor1"/>
       </w:pPr>
+      <w:bookmarkStart w:name="_Toc437025093" w:id="1021425362"/>
+      <w:r>
+        <w:rPr/>
+        <w:t>Tesztelés</w:t>
+      </w:r>
+      <w:bookmarkEnd w:id="1021425362"/>
     </w:p>
     <w:p>
       <w:pPr>
         <w:pStyle w:val="Cmsor1"/>
+        <w:jc w:val="both"/>
       </w:pPr>
     </w:p>
     <w:p>
       <w:pPr>
         <w:pStyle w:val="Cmsor1"/>
+        <w:jc w:val="both"/>
+      </w:pPr>
+    </w:p>
+    <w:p>
+      <w:pPr>
+        <w:pStyle w:val="Cmsor1"/>
+        <w:jc w:val="both"/>
       </w:pPr>
     </w:p>
     <w:p>
       <w:pPr>
         <w:pStyle w:val="Norml"/>
+        <w:jc w:val="both"/>
+      </w:pPr>
+    </w:p>
+    <w:p>
+      <w:pPr>
+        <w:pStyle w:val="Norml"/>
+        <w:jc w:val="both"/>
+      </w:pPr>
+    </w:p>
+    <w:p>
+      <w:pPr>
+        <w:pStyle w:val="Norml"/>
+        <w:jc w:val="both"/>
+      </w:pPr>
+    </w:p>
+    <w:p>
+      <w:pPr>
+        <w:pStyle w:val="Norml"/>
+        <w:jc w:val="both"/>
+      </w:pPr>
+    </w:p>
+    <w:p>
+      <w:pPr>
+        <w:pStyle w:val="Norml"/>
+        <w:jc w:val="both"/>
+      </w:pPr>
+    </w:p>
+    <w:p>
+      <w:pPr>
+        <w:pStyle w:val="Norml"/>
+        <w:jc w:val="both"/>
+      </w:pPr>
+    </w:p>
+    <w:p>
+      <w:pPr>
+        <w:pStyle w:val="Norml"/>
+        <w:jc w:val="both"/>
+      </w:pPr>
+    </w:p>
+    <w:p>
+      <w:pPr>
+        <w:pStyle w:val="Norml"/>
+        <w:jc w:val="both"/>
+      </w:pPr>
+    </w:p>
+    <w:p>
+      <w:pPr>
+        <w:pStyle w:val="Norml"/>
+        <w:jc w:val="both"/>
+      </w:pPr>
+    </w:p>
+    <w:p>
+      <w:pPr>
+        <w:pStyle w:val="Norml"/>
+        <w:jc w:val="both"/>
+      </w:pPr>
+    </w:p>
+    <w:p>
+      <w:pPr>
+        <w:pStyle w:val="Norml"/>
+        <w:jc w:val="both"/>
+      </w:pPr>
+    </w:p>
+    <w:p>
+      <w:pPr>
+        <w:pStyle w:val="Norml"/>
+        <w:jc w:val="both"/>
+      </w:pPr>
+    </w:p>
+    <w:p>
+      <w:pPr>
+        <w:pStyle w:val="Norml"/>
+        <w:jc w:val="both"/>
+      </w:pPr>
+    </w:p>
+    <w:p>
+      <w:pPr>
+        <w:pStyle w:val="Norml"/>
+        <w:jc w:val="both"/>
+      </w:pPr>
+    </w:p>
+    <w:p>
+      <w:pPr>
+        <w:pStyle w:val="Norml"/>
+        <w:jc w:val="both"/>
+      </w:pPr>
+    </w:p>
+    <w:p>
+      <w:pPr>
+        <w:pStyle w:val="Norml"/>
+        <w:jc w:val="both"/>
+      </w:pPr>
+    </w:p>
+    <w:p>
+      <w:pPr>
+        <w:pStyle w:val="Norml"/>
+        <w:jc w:val="both"/>
+      </w:pPr>
+    </w:p>
+    <w:p>
+      <w:pPr>
+        <w:pStyle w:val="Norml"/>
+        <w:jc w:val="both"/>
+      </w:pPr>
+    </w:p>
+    <w:p>
+      <w:pPr>
+        <w:pStyle w:val="Norml"/>
+        <w:jc w:val="both"/>
+      </w:pPr>
+    </w:p>
+    <w:p>
+      <w:pPr>
+        <w:pStyle w:val="Norml"/>
+        <w:jc w:val="both"/>
+      </w:pPr>
+    </w:p>
+    <w:p>
+      <w:pPr>
+        <w:pStyle w:val="Norml"/>
+        <w:jc w:val="both"/>
+      </w:pPr>
+    </w:p>
+    <w:p>
+      <w:pPr>
+        <w:pStyle w:val="Norml"/>
+        <w:jc w:val="both"/>
+      </w:pPr>
+    </w:p>
+    <w:p>
+      <w:pPr>
+        <w:pStyle w:val="Norml"/>
+        <w:jc w:val="both"/>
+      </w:pPr>
+    </w:p>
+    <w:p>
+      <w:pPr>
+        <w:pStyle w:val="Norml"/>
+        <w:jc w:val="both"/>
+      </w:pPr>
+    </w:p>
+    <w:p>
+      <w:pPr>
+        <w:pStyle w:val="Norml"/>
+        <w:jc w:val="both"/>
       </w:pPr>
     </w:p>
     <w:p>
       <w:pPr>
         <w:pStyle w:val="Cmsor1"/>
-      </w:pPr>
-      <w:bookmarkStart w:name="_Toc551372587" w:id="758304268"/>
+        <w:jc w:val="both"/>
+      </w:pPr>
+      <w:bookmarkStart w:name="_Toc196588111" w:id="567456598"/>
       <w:r>
         <w:rPr/>
         <w:t>Forrásjegyzék</w:t>
       </w:r>
-      <w:bookmarkEnd w:id="758304268"/>
-    </w:p>
-    <w:p>
-      <w:pPr>
-        <w:jc w:val="center"/>
-        <w:rPr>
-          <w:b/>
-          <w:bCs/>
+      <w:bookmarkEnd w:id="567456598"/>
+    </w:p>
+    <w:p>
+      <w:pPr>
+        <w:jc w:val="both"/>
+        <w:rPr>
+          <w:b w:val="1"/>
+          <w:bCs w:val="1"/>
           <w:sz w:val="32"/>
           <w:szCs w:val="32"/>
         </w:rPr>
@@ -6708,12 +7617,13 @@
     </w:p>
     <w:p>
       <w:pPr>
-        <w:rPr>
-          <w:sz w:val="24"/>
-          <w:szCs w:val="24"/>
-        </w:rPr>
-      </w:pPr>
-      <w:hyperlink w:history="1" r:id="rId10">
+        <w:jc w:val="both"/>
+        <w:rPr>
+          <w:sz w:val="24"/>
+          <w:szCs w:val="24"/>
+        </w:rPr>
+      </w:pPr>
+      <w:hyperlink r:id="R54de5d528a2945e0">
         <w:r>
           <w:rPr>
             <w:rStyle w:val="Hiperhivatkozs"/>
@@ -6733,12 +7643,13 @@
     </w:p>
     <w:p>
       <w:pPr>
-        <w:rPr>
-          <w:sz w:val="24"/>
-          <w:szCs w:val="24"/>
-        </w:rPr>
-      </w:pPr>
-      <w:hyperlink w:history="1" r:id="rId11">
+        <w:jc w:val="both"/>
+        <w:rPr>
+          <w:sz w:val="24"/>
+          <w:szCs w:val="24"/>
+        </w:rPr>
+      </w:pPr>
+      <w:hyperlink r:id="Re223cc0bcf944d88">
         <w:r>
           <w:rPr>
             <w:rStyle w:val="Hiperhivatkozs"/>
@@ -6758,12 +7669,13 @@
     </w:p>
     <w:p>
       <w:pPr>
-        <w:rPr>
-          <w:sz w:val="24"/>
-          <w:szCs w:val="24"/>
-        </w:rPr>
-      </w:pPr>
-      <w:hyperlink w:history="1" r:id="rId12">
+        <w:jc w:val="both"/>
+        <w:rPr>
+          <w:sz w:val="24"/>
+          <w:szCs w:val="24"/>
+        </w:rPr>
+      </w:pPr>
+      <w:hyperlink r:id="Rdc5835edcf574d44">
         <w:r>
           <w:rPr>
             <w:rStyle w:val="Hiperhivatkozs"/>
@@ -6783,12 +7695,13 @@
     </w:p>
     <w:p>
       <w:pPr>
-        <w:rPr>
-          <w:sz w:val="24"/>
-          <w:szCs w:val="24"/>
-        </w:rPr>
-      </w:pPr>
-      <w:hyperlink w:history="1" r:id="rId13">
+        <w:jc w:val="both"/>
+        <w:rPr>
+          <w:sz w:val="24"/>
+          <w:szCs w:val="24"/>
+        </w:rPr>
+      </w:pPr>
+      <w:hyperlink r:id="R2f253baff7f448c4">
         <w:r>
           <w:rPr>
             <w:rStyle w:val="Hiperhivatkozs"/>
@@ -6808,12 +7721,13 @@
     </w:p>
     <w:p>
       <w:pPr>
-        <w:rPr>
-          <w:sz w:val="24"/>
-          <w:szCs w:val="24"/>
-        </w:rPr>
-      </w:pPr>
-      <w:hyperlink w:history="1" r:id="rId14">
+        <w:jc w:val="both"/>
+        <w:rPr>
+          <w:sz w:val="24"/>
+          <w:szCs w:val="24"/>
+        </w:rPr>
+      </w:pPr>
+      <w:hyperlink r:id="Rb86fe0cfb1344571">
         <w:r>
           <w:rPr>
             <w:rStyle w:val="Hiperhivatkozs"/>
@@ -6833,12 +7747,13 @@
     </w:p>
     <w:p>
       <w:pPr>
-        <w:rPr>
-          <w:sz w:val="24"/>
-          <w:szCs w:val="24"/>
-        </w:rPr>
-      </w:pPr>
-      <w:hyperlink w:history="1" r:id="rId15">
+        <w:jc w:val="both"/>
+        <w:rPr>
+          <w:sz w:val="24"/>
+          <w:szCs w:val="24"/>
+        </w:rPr>
+      </w:pPr>
+      <w:hyperlink r:id="R618d37454ab24598">
         <w:r>
           <w:rPr>
             <w:rStyle w:val="Hiperhivatkozs"/>
@@ -6858,169 +7773,16 @@
     </w:p>
     <w:p>
       <w:pPr>
-        <w:rPr>
-          <w:sz w:val="24"/>
-          <w:szCs w:val="24"/>
-        </w:rPr>
-      </w:pPr>
-    </w:p>
-    <w:p>
-      <w:pPr>
-        <w:rPr>
-          <w:sz w:val="24"/>
-          <w:szCs w:val="24"/>
-        </w:rPr>
-      </w:pPr>
-    </w:p>
-    <w:p>
-      <w:pPr>
-        <w:rPr>
-          <w:sz w:val="24"/>
-          <w:szCs w:val="24"/>
-        </w:rPr>
-      </w:pPr>
-    </w:p>
-    <w:p>
-      <w:pPr>
-        <w:rPr>
-          <w:sz w:val="24"/>
-          <w:szCs w:val="24"/>
-        </w:rPr>
-      </w:pPr>
-    </w:p>
-    <w:p>
-      <w:pPr>
-        <w:rPr>
-          <w:sz w:val="24"/>
-          <w:szCs w:val="24"/>
-        </w:rPr>
-      </w:pPr>
-    </w:p>
-    <w:p>
-      <w:pPr>
-        <w:rPr>
-          <w:sz w:val="24"/>
-          <w:szCs w:val="24"/>
-        </w:rPr>
-      </w:pPr>
-    </w:p>
-    <w:p>
-      <w:pPr>
-        <w:rPr>
-          <w:sz w:val="24"/>
-          <w:szCs w:val="24"/>
-        </w:rPr>
-      </w:pPr>
-    </w:p>
-    <w:p>
-      <w:pPr>
-        <w:rPr>
-          <w:sz w:val="24"/>
-          <w:szCs w:val="24"/>
-        </w:rPr>
-      </w:pPr>
-    </w:p>
-    <w:p>
-      <w:pPr>
-        <w:rPr>
-          <w:sz w:val="24"/>
-          <w:szCs w:val="24"/>
-        </w:rPr>
-      </w:pPr>
-    </w:p>
-    <w:p>
-      <w:pPr>
-        <w:rPr>
-          <w:sz w:val="24"/>
-          <w:szCs w:val="24"/>
-        </w:rPr>
-      </w:pPr>
-    </w:p>
-    <w:p>
-      <w:pPr>
-        <w:rPr>
-          <w:sz w:val="24"/>
-          <w:szCs w:val="24"/>
-        </w:rPr>
-      </w:pPr>
-    </w:p>
-    <w:p>
-      <w:pPr>
-        <w:rPr>
-          <w:sz w:val="24"/>
-          <w:szCs w:val="24"/>
-        </w:rPr>
-      </w:pPr>
-    </w:p>
-    <w:p>
-      <w:pPr>
-        <w:rPr>
-          <w:sz w:val="24"/>
-          <w:szCs w:val="24"/>
-        </w:rPr>
-      </w:pPr>
-    </w:p>
-    <w:p>
-      <w:pPr>
-        <w:rPr>
-          <w:sz w:val="24"/>
-          <w:szCs w:val="24"/>
-        </w:rPr>
-      </w:pPr>
-    </w:p>
-    <w:p>
-      <w:pPr>
-        <w:rPr>
-          <w:sz w:val="24"/>
-          <w:szCs w:val="24"/>
-        </w:rPr>
-      </w:pPr>
-    </w:p>
-    <w:p>
-      <w:pPr>
-        <w:rPr>
-          <w:sz w:val="24"/>
-          <w:szCs w:val="24"/>
-        </w:rPr>
-      </w:pPr>
-    </w:p>
-    <w:p>
-      <w:pPr>
-        <w:rPr>
-          <w:sz w:val="24"/>
-          <w:szCs w:val="24"/>
-        </w:rPr>
-      </w:pPr>
-    </w:p>
-    <w:p>
-      <w:pPr>
-        <w:rPr>
-          <w:sz w:val="24"/>
-          <w:szCs w:val="24"/>
-        </w:rPr>
-      </w:pPr>
-    </w:p>
-    <w:p>
-      <w:pPr>
-        <w:pStyle w:val="Cmsor1"/>
-      </w:pPr>
-      <w:bookmarkStart w:name="_Toc79861317" w:id="1720908549"/>
-      <w:r>
-        <w:rPr/>
-        <w:t>Tesztelés</w:t>
-      </w:r>
-      <w:bookmarkEnd w:id="1720908549"/>
-    </w:p>
-    <w:p>
-      <w:pPr>
-        <w:rPr>
-          <w:sz w:val="24"/>
-          <w:szCs w:val="24"/>
-        </w:rPr>
-      </w:pPr>
-    </w:p>
-    <w:p>
-      <w:pPr>
+        <w:jc w:val="both"/>
+        <w:rPr>
+          <w:sz w:val="24"/>
+          <w:szCs w:val="24"/>
+        </w:rPr>
+      </w:pPr>
+    </w:p>
+    <w:p>
+      <w:pPr>
+        <w:jc w:val="both"/>
         <w:rPr>
           <w:sz w:val="24"/>
           <w:szCs w:val="24"/>

--- a/ZÁRÓDOLGOZAT.docx
+++ b/ZÁRÓDOLGOZAT.docx
@@ -1,6 +1,6 @@
 
 <file path=word/document.xml><?xml version="1.0" encoding="utf-8"?>
-<w:document xmlns:wpc="http://schemas.microsoft.com/office/word/2010/wordprocessingCanvas" xmlns:cx="http://schemas.microsoft.com/office/drawing/2014/chartex" xmlns:mc="http://schemas.openxmlformats.org/markup-compatibility/2006" xmlns:o="urn:schemas-microsoft-com:office:office" xmlns:r="http://schemas.openxmlformats.org/officeDocument/2006/relationships" xmlns:m="http://schemas.openxmlformats.org/officeDocument/2006/math" xmlns:v="urn:schemas-microsoft-com:vml" xmlns:wp14="http://schemas.microsoft.com/office/word/2010/wordprocessingDrawing" xmlns:wp="http://schemas.openxmlformats.org/drawingml/2006/wordprocessingDrawing" xmlns:w10="urn:schemas-microsoft-com:office:word" xmlns:w="http://schemas.openxmlformats.org/wordprocessingml/2006/main" xmlns:w14="http://schemas.microsoft.com/office/word/2010/wordml" xmlns:w15="http://schemas.microsoft.com/office/word/2012/wordml" xmlns:w16se="http://schemas.microsoft.com/office/word/2015/wordml/symex" xmlns:wpg="http://schemas.microsoft.com/office/word/2010/wordprocessingGroup" xmlns:wpi="http://schemas.microsoft.com/office/word/2010/wordprocessingInk" xmlns:wne="http://schemas.microsoft.com/office/word/2006/wordml" xmlns:wps="http://schemas.microsoft.com/office/word/2010/wordprocessingShape" mc:Ignorable="w14 w15 w16se wp14">
+<w:document xmlns:wpc="http://schemas.microsoft.com/office/word/2010/wordprocessingCanvas" xmlns:cx="http://schemas.microsoft.com/office/drawing/2014/chartex" xmlns:mc="http://schemas.openxmlformats.org/markup-compatibility/2006" xmlns:o="urn:schemas-microsoft-com:office:office" xmlns:r="http://schemas.openxmlformats.org/officeDocument/2006/relationships" xmlns:m="http://schemas.openxmlformats.org/officeDocument/2006/math" xmlns:v="urn:schemas-microsoft-com:vml" xmlns:wp14="http://schemas.microsoft.com/office/word/2010/wordprocessingDrawing" xmlns:wp="http://schemas.openxmlformats.org/drawingml/2006/wordprocessingDrawing" xmlns:w10="urn:schemas-microsoft-com:office:word" xmlns:w="http://schemas.openxmlformats.org/wordprocessingml/2006/main" xmlns:w14="http://schemas.microsoft.com/office/word/2010/wordml" xmlns:w15="http://schemas.microsoft.com/office/word/2012/wordml" xmlns:w16se="http://schemas.microsoft.com/office/word/2015/wordml/symex" xmlns:wpg="http://schemas.microsoft.com/office/word/2010/wordprocessingGroup" xmlns:wpi="http://schemas.microsoft.com/office/word/2010/wordprocessingInk" xmlns:wne="http://schemas.microsoft.com/office/word/2006/wordml" xmlns:wps="http://schemas.microsoft.com/office/word/2010/wordprocessingShape" xmlns:a="http://schemas.openxmlformats.org/drawingml/2006/main" xmlns:pic="http://schemas.openxmlformats.org/drawingml/2006/picture" xmlns:a14="http://schemas.microsoft.com/office/drawing/2010/main" mc:Ignorable="w14 w15 w16se wp14">
   <w:body>
     <w:p>
       <w:pPr>
@@ -89,7 +89,7 @@
           <w:lang w:eastAsia="hu-HU"/>
         </w:rPr>
         <w:drawing>
-          <wp:anchor distT="0" distB="0" distL="114300" distR="114300" simplePos="0" relativeHeight="251661312" behindDoc="0" locked="0" layoutInCell="1" allowOverlap="1" wp14:anchorId="0B6E2A4D" wp14:editId="0ACC0432">
+          <wp:anchor distT="0" distB="0" distL="114300" distR="114300" simplePos="0" relativeHeight="251661312" behindDoc="0" locked="0" layoutInCell="1" allowOverlap="1" wp14:anchorId="0B6E2A4D" wp14:editId="4FCA082C">
             <wp:simplePos x="0" y="0"/>
             <wp:positionH relativeFrom="column">
               <wp:posOffset>3261360</wp:posOffset>
@@ -97,15 +97,15 @@
             <wp:positionV relativeFrom="paragraph">
               <wp:posOffset>247015</wp:posOffset>
             </wp:positionV>
-            <wp:extent cx="1676400" cy="717550"/>
-            <wp:effectExtent l="0" t="0" r="0" b="6350"/>
+            <wp:extent cx="2124075" cy="1156015"/>
+            <wp:effectExtent l="0" t="0" r="0" b="0"/>
             <wp:wrapNone/>
             <wp:docPr id="4" name="Kép 4" descr="MSZC logo"/>
             <wp:cNvGraphicFramePr>
               <a:graphicFrameLocks xmlns:a="http://schemas.openxmlformats.org/drawingml/2006/main" noChangeAspect="1"/>
             </wp:cNvGraphicFramePr>
             <a:graphic xmlns:a="http://schemas.openxmlformats.org/drawingml/2006/main">
-              <a:graphicData uri="http://schemas.openxmlformats.org/drawingml/2006/picture">
+              <a:graphicData xmlns:a="http://schemas.openxmlformats.org/drawingml/2006/main" uri="http://schemas.openxmlformats.org/drawingml/2006/picture">
                 <pic:pic xmlns:pic="http://schemas.openxmlformats.org/drawingml/2006/picture">
                   <pic:nvPicPr>
                     <pic:cNvPr id="0" name="Kép 5" descr="MSZC logo"/>
@@ -114,10 +114,10 @@
                     </pic:cNvPicPr>
                   </pic:nvPicPr>
                   <pic:blipFill>
-                    <a:blip r:embed="rId7">
+                    <a:blip xmlns:r="http://schemas.openxmlformats.org/officeDocument/2006/relationships" r:embed="rId7">
                       <a:extLst>
                         <a:ext uri="{28A0092B-C50C-407E-A947-70E740481C1C}">
-                          <a14:useLocalDpi xmlns:a14="http://schemas.microsoft.com/office/drawing/2010/main" val="0"/>
+                          <a14:useLocalDpi xmlns:a14="http://schemas.microsoft.com/office/drawing/2010/main"/>
                         </a:ext>
                       </a:extLst>
                     </a:blip>
@@ -127,9 +127,9 @@
                     </a:stretch>
                   </pic:blipFill>
                   <pic:spPr bwMode="auto">
-                    <a:xfrm>
+                    <a:xfrm rot="0">
                       <a:off x="0" y="0"/>
-                      <a:ext cx="1676400" cy="717550"/>
+                      <a:ext cx="2124075" cy="1156015"/>
                     </a:xfrm>
                     <a:prstGeom prst="rect">
                       <a:avLst/>
@@ -589,16 +589,23 @@
       <w:pPr>
         <w:jc w:val="right"/>
         <w:rPr>
-          <w:i/>
-          <w:iCs/>
-        </w:rPr>
-      </w:pPr>
-      <w:r>
-        <w:rPr>
-          <w:i/>
-          <w:iCs/>
-        </w:rPr>
-        <w:t>Babinszki Botond– Szabó Csanád– Turcsányi Máté</w:t>
+          <w:i w:val="0"/>
+          <w:iCs w:val="0"/>
+        </w:rPr>
+      </w:pPr>
+      <w:r>
+        <w:rPr>
+          <w:i w:val="0"/>
+          <w:iCs w:val="0"/>
+        </w:rPr>
+        <w:t>Babinszki</w:t>
+      </w:r>
+      <w:r>
+        <w:rPr>
+          <w:i w:val="0"/>
+          <w:iCs w:val="0"/>
+        </w:rPr>
+        <w:t xml:space="preserve"> Botond– Szabó Csanád– Turcsányi Máté</w:t>
       </w:r>
     </w:p>
     <w:p>
@@ -624,7 +631,7 @@
       <w:pPr>
         <w:jc w:val="both"/>
       </w:pPr>
-      <w:bookmarkStart w:id="0" w:name="_GoBack"/>
+      <w:bookmarkStart w:name="_GoBack" w:id="0"/>
       <w:bookmarkEnd w:id="0"/>
     </w:p>
     <w:p>
@@ -648,21 +655,12 @@
     </w:p>
     <w:sdt>
       <w:sdtPr>
-        <w:rPr>
-          <w:rFonts w:asciiTheme="minorHAnsi" w:eastAsiaTheme="minorHAnsi" w:hAnsiTheme="minorHAnsi" w:cstheme="minorBidi"/>
-          <w:b w:val="0"/>
-          <w:color w:val="auto"/>
-          <w:sz w:val="22"/>
-          <w:szCs w:val="22"/>
-          <w:lang w:eastAsia="en-US"/>
-        </w:rPr>
-        <w:id w:val="1713524036"/>
+        <w:id w:val="27178323"/>
         <w:docPartObj>
           <w:docPartGallery w:val="Table of Contents"/>
           <w:docPartUnique/>
         </w:docPartObj>
       </w:sdtPr>
-      <w:sdtEndPr/>
       <w:sdtContent>
         <w:p>
           <w:pPr>
@@ -670,6 +668,7 @@
             <w:jc w:val="both"/>
           </w:pPr>
           <w:r>
+            <w:rPr/>
             <w:t>Tartalom</w:t>
           </w:r>
         </w:p>
@@ -677,10 +676,10 @@
           <w:pPr>
             <w:pStyle w:val="TJ1"/>
             <w:tabs>
-              <w:tab w:val="right" w:leader="dot" w:pos="9062"/>
+              <w:tab w:val="right" w:leader="dot" w:pos="9060"/>
             </w:tabs>
             <w:rPr>
-              <w:rFonts w:eastAsiaTheme="minorEastAsia"/>
+              <w:rStyle w:val="Hiperhivatkozs"/>
               <w:noProof/>
               <w:lang w:eastAsia="hu-HU"/>
             </w:rPr>
@@ -689,65 +688,37 @@
             <w:fldChar w:fldCharType="begin"/>
           </w:r>
           <w:r>
-            <w:instrText>TOC \o "1-3" \z \u \h</w:instrText>
+            <w:instrText xml:space="preserve">TOC \o "1-3" \z \u \h</w:instrText>
           </w:r>
           <w:r>
             <w:fldChar w:fldCharType="separate"/>
           </w:r>
-          <w:hyperlink w:anchor="_Toc225421784" w:history="1">
+          <w:hyperlink w:anchor="_Toc401908524">
             <w:r>
               <w:rPr>
                 <w:rStyle w:val="Hiperhivatkozs"/>
-                <w:noProof/>
               </w:rPr>
               <w:t>Bevezetés</w:t>
             </w:r>
             <w:r>
+              <w:tab/>
+            </w:r>
+            <w:r>
+              <w:fldChar w:fldCharType="begin"/>
+            </w:r>
+            <w:r>
+              <w:instrText xml:space="preserve">PAGEREF _Toc401908524 \h</w:instrText>
+            </w:r>
+            <w:r>
+              <w:fldChar w:fldCharType="separate"/>
+            </w:r>
+            <w:r>
               <w:rPr>
-                <w:noProof/>
-                <w:webHidden/>
+                <w:rStyle w:val="Hiperhivatkozs"/>
               </w:rPr>
-              <w:tab/>
-            </w:r>
-            <w:r>
-              <w:rPr>
-                <w:noProof/>
-                <w:webHidden/>
-              </w:rPr>
-              <w:fldChar w:fldCharType="begin"/>
-            </w:r>
-            <w:r>
-              <w:rPr>
-                <w:noProof/>
-                <w:webHidden/>
-              </w:rPr>
-              <w:instrText xml:space="preserve"> PAGEREF _Toc225421784 \h </w:instrText>
-            </w:r>
-            <w:r>
-              <w:rPr>
-                <w:noProof/>
-                <w:webHidden/>
-              </w:rPr>
-            </w:r>
-            <w:r>
-              <w:rPr>
-                <w:noProof/>
-                <w:webHidden/>
-              </w:rPr>
-              <w:fldChar w:fldCharType="separate"/>
-            </w:r>
-            <w:r>
-              <w:rPr>
-                <w:noProof/>
-                <w:webHidden/>
-              </w:rPr>
-              <w:t>5</w:t>
-            </w:r>
-            <w:r>
-              <w:rPr>
-                <w:noProof/>
-                <w:webHidden/>
-              </w:rPr>
+              <w:t>4</w:t>
+            </w:r>
+            <w:r>
               <w:fldChar w:fldCharType="end"/>
             </w:r>
           </w:hyperlink>
@@ -756,68 +727,40 @@
           <w:pPr>
             <w:pStyle w:val="TJ1"/>
             <w:tabs>
-              <w:tab w:val="right" w:leader="dot" w:pos="9062"/>
+              <w:tab w:val="right" w:leader="dot" w:pos="9060"/>
             </w:tabs>
             <w:rPr>
-              <w:rFonts w:eastAsiaTheme="minorEastAsia"/>
+              <w:rStyle w:val="Hiperhivatkozs"/>
               <w:noProof/>
               <w:lang w:eastAsia="hu-HU"/>
             </w:rPr>
           </w:pPr>
-          <w:hyperlink w:anchor="_Toc225421785" w:history="1">
+          <w:hyperlink w:anchor="_Toc1567237091">
             <w:r>
               <w:rPr>
                 <w:rStyle w:val="Hiperhivatkozs"/>
-                <w:noProof/>
               </w:rPr>
               <w:t>Programozási nyelvek és technológiák</w:t>
             </w:r>
             <w:r>
+              <w:tab/>
+            </w:r>
+            <w:r>
+              <w:fldChar w:fldCharType="begin"/>
+            </w:r>
+            <w:r>
+              <w:instrText xml:space="preserve">PAGEREF _Toc1567237091 \h</w:instrText>
+            </w:r>
+            <w:r>
+              <w:fldChar w:fldCharType="separate"/>
+            </w:r>
+            <w:r>
               <w:rPr>
-                <w:noProof/>
-                <w:webHidden/>
+                <w:rStyle w:val="Hiperhivatkozs"/>
               </w:rPr>
-              <w:tab/>
-            </w:r>
-            <w:r>
-              <w:rPr>
-                <w:noProof/>
-                <w:webHidden/>
-              </w:rPr>
-              <w:fldChar w:fldCharType="begin"/>
-            </w:r>
-            <w:r>
-              <w:rPr>
-                <w:noProof/>
-                <w:webHidden/>
-              </w:rPr>
-              <w:instrText xml:space="preserve"> PAGEREF _Toc225421785 \h </w:instrText>
-            </w:r>
-            <w:r>
-              <w:rPr>
-                <w:noProof/>
-                <w:webHidden/>
-              </w:rPr>
-            </w:r>
-            <w:r>
-              <w:rPr>
-                <w:noProof/>
-                <w:webHidden/>
-              </w:rPr>
-              <w:fldChar w:fldCharType="separate"/>
-            </w:r>
-            <w:r>
-              <w:rPr>
-                <w:noProof/>
-                <w:webHidden/>
-              </w:rPr>
-              <w:t>6</w:t>
-            </w:r>
-            <w:r>
-              <w:rPr>
-                <w:noProof/>
-                <w:webHidden/>
-              </w:rPr>
+              <w:t>5</w:t>
+            </w:r>
+            <w:r>
               <w:fldChar w:fldCharType="end"/>
             </w:r>
           </w:hyperlink>
@@ -826,68 +769,40 @@
           <w:pPr>
             <w:pStyle w:val="TJ2"/>
             <w:tabs>
-              <w:tab w:val="right" w:leader="dot" w:pos="9062"/>
+              <w:tab w:val="right" w:leader="dot" w:pos="9060"/>
             </w:tabs>
             <w:rPr>
-              <w:rFonts w:eastAsiaTheme="minorEastAsia"/>
+              <w:rStyle w:val="Hiperhivatkozs"/>
               <w:noProof/>
               <w:lang w:eastAsia="hu-HU"/>
             </w:rPr>
           </w:pPr>
-          <w:hyperlink w:anchor="_Toc225421786" w:history="1">
+          <w:hyperlink w:anchor="_Toc701591733">
             <w:r>
               <w:rPr>
                 <w:rStyle w:val="Hiperhivatkozs"/>
-                <w:noProof/>
               </w:rPr>
               <w:t>Az adatbázis fogalma</w:t>
             </w:r>
             <w:r>
+              <w:tab/>
+            </w:r>
+            <w:r>
+              <w:fldChar w:fldCharType="begin"/>
+            </w:r>
+            <w:r>
+              <w:instrText xml:space="preserve">PAGEREF _Toc701591733 \h</w:instrText>
+            </w:r>
+            <w:r>
+              <w:fldChar w:fldCharType="separate"/>
+            </w:r>
+            <w:r>
               <w:rPr>
-                <w:noProof/>
-                <w:webHidden/>
+                <w:rStyle w:val="Hiperhivatkozs"/>
               </w:rPr>
-              <w:tab/>
-            </w:r>
-            <w:r>
-              <w:rPr>
-                <w:noProof/>
-                <w:webHidden/>
-              </w:rPr>
-              <w:fldChar w:fldCharType="begin"/>
-            </w:r>
-            <w:r>
-              <w:rPr>
-                <w:noProof/>
-                <w:webHidden/>
-              </w:rPr>
-              <w:instrText xml:space="preserve"> PAGEREF _Toc225421786 \h </w:instrText>
-            </w:r>
-            <w:r>
-              <w:rPr>
-                <w:noProof/>
-                <w:webHidden/>
-              </w:rPr>
-            </w:r>
-            <w:r>
-              <w:rPr>
-                <w:noProof/>
-                <w:webHidden/>
-              </w:rPr>
-              <w:fldChar w:fldCharType="separate"/>
-            </w:r>
-            <w:r>
-              <w:rPr>
-                <w:noProof/>
-                <w:webHidden/>
-              </w:rPr>
-              <w:t>6</w:t>
-            </w:r>
-            <w:r>
-              <w:rPr>
-                <w:noProof/>
-                <w:webHidden/>
-              </w:rPr>
+              <w:t>5</w:t>
+            </w:r>
+            <w:r>
               <w:fldChar w:fldCharType="end"/>
             </w:r>
           </w:hyperlink>
@@ -896,68 +811,40 @@
           <w:pPr>
             <w:pStyle w:val="TJ2"/>
             <w:tabs>
-              <w:tab w:val="right" w:leader="dot" w:pos="9062"/>
+              <w:tab w:val="right" w:leader="dot" w:pos="9060"/>
             </w:tabs>
             <w:rPr>
-              <w:rFonts w:eastAsiaTheme="minorEastAsia"/>
+              <w:rStyle w:val="Hiperhivatkozs"/>
               <w:noProof/>
               <w:lang w:eastAsia="hu-HU"/>
             </w:rPr>
           </w:pPr>
-          <w:hyperlink w:anchor="_Toc225421787" w:history="1">
+          <w:hyperlink w:anchor="_Toc1192395118">
             <w:r>
               <w:rPr>
                 <w:rStyle w:val="Hiperhivatkozs"/>
-                <w:noProof/>
               </w:rPr>
               <w:t>Mi az SQL? (Strukturált lekérdező nyelv)</w:t>
             </w:r>
             <w:r>
+              <w:tab/>
+            </w:r>
+            <w:r>
+              <w:fldChar w:fldCharType="begin"/>
+            </w:r>
+            <w:r>
+              <w:instrText xml:space="preserve">PAGEREF _Toc1192395118 \h</w:instrText>
+            </w:r>
+            <w:r>
+              <w:fldChar w:fldCharType="separate"/>
+            </w:r>
+            <w:r>
               <w:rPr>
-                <w:noProof/>
-                <w:webHidden/>
+                <w:rStyle w:val="Hiperhivatkozs"/>
               </w:rPr>
-              <w:tab/>
-            </w:r>
-            <w:r>
-              <w:rPr>
-                <w:noProof/>
-                <w:webHidden/>
-              </w:rPr>
-              <w:fldChar w:fldCharType="begin"/>
-            </w:r>
-            <w:r>
-              <w:rPr>
-                <w:noProof/>
-                <w:webHidden/>
-              </w:rPr>
-              <w:instrText xml:space="preserve"> PAGEREF _Toc225421787 \h </w:instrText>
-            </w:r>
-            <w:r>
-              <w:rPr>
-                <w:noProof/>
-                <w:webHidden/>
-              </w:rPr>
-            </w:r>
-            <w:r>
-              <w:rPr>
-                <w:noProof/>
-                <w:webHidden/>
-              </w:rPr>
-              <w:fldChar w:fldCharType="separate"/>
-            </w:r>
-            <w:r>
-              <w:rPr>
-                <w:noProof/>
-                <w:webHidden/>
-              </w:rPr>
-              <w:t>6</w:t>
-            </w:r>
-            <w:r>
-              <w:rPr>
-                <w:noProof/>
-                <w:webHidden/>
-              </w:rPr>
+              <w:t>5</w:t>
+            </w:r>
+            <w:r>
               <w:fldChar w:fldCharType="end"/>
             </w:r>
           </w:hyperlink>
@@ -966,68 +853,40 @@
           <w:pPr>
             <w:pStyle w:val="TJ3"/>
             <w:tabs>
-              <w:tab w:val="right" w:leader="dot" w:pos="9062"/>
+              <w:tab w:val="right" w:leader="dot" w:pos="9060"/>
             </w:tabs>
             <w:rPr>
-              <w:rFonts w:eastAsiaTheme="minorEastAsia"/>
+              <w:rStyle w:val="Hiperhivatkozs"/>
               <w:noProof/>
               <w:lang w:eastAsia="hu-HU"/>
             </w:rPr>
           </w:pPr>
-          <w:hyperlink w:anchor="_Toc225421788" w:history="1">
+          <w:hyperlink w:anchor="_Toc1929635705">
             <w:r>
               <w:rPr>
                 <w:rStyle w:val="Hiperhivatkozs"/>
-                <w:noProof/>
               </w:rPr>
               <w:t>PHPMYADMIN és a XAMPP</w:t>
             </w:r>
             <w:r>
+              <w:tab/>
+            </w:r>
+            <w:r>
+              <w:fldChar w:fldCharType="begin"/>
+            </w:r>
+            <w:r>
+              <w:instrText xml:space="preserve">PAGEREF _Toc1929635705 \h</w:instrText>
+            </w:r>
+            <w:r>
+              <w:fldChar w:fldCharType="separate"/>
+            </w:r>
+            <w:r>
               <w:rPr>
-                <w:noProof/>
-                <w:webHidden/>
+                <w:rStyle w:val="Hiperhivatkozs"/>
               </w:rPr>
-              <w:tab/>
-            </w:r>
-            <w:r>
-              <w:rPr>
-                <w:noProof/>
-                <w:webHidden/>
-              </w:rPr>
-              <w:fldChar w:fldCharType="begin"/>
-            </w:r>
-            <w:r>
-              <w:rPr>
-                <w:noProof/>
-                <w:webHidden/>
-              </w:rPr>
-              <w:instrText xml:space="preserve"> PAGEREF _Toc225421788 \h </w:instrText>
-            </w:r>
-            <w:r>
-              <w:rPr>
-                <w:noProof/>
-                <w:webHidden/>
-              </w:rPr>
-            </w:r>
-            <w:r>
-              <w:rPr>
-                <w:noProof/>
-                <w:webHidden/>
-              </w:rPr>
-              <w:fldChar w:fldCharType="separate"/>
-            </w:r>
-            <w:r>
-              <w:rPr>
-                <w:noProof/>
-                <w:webHidden/>
-              </w:rPr>
-              <w:t>7</w:t>
-            </w:r>
-            <w:r>
-              <w:rPr>
-                <w:noProof/>
-                <w:webHidden/>
-              </w:rPr>
+              <w:t>6</w:t>
+            </w:r>
+            <w:r>
               <w:fldChar w:fldCharType="end"/>
             </w:r>
           </w:hyperlink>
@@ -1036,68 +895,40 @@
           <w:pPr>
             <w:pStyle w:val="TJ1"/>
             <w:tabs>
-              <w:tab w:val="right" w:leader="dot" w:pos="9062"/>
+              <w:tab w:val="right" w:leader="dot" w:pos="9060"/>
             </w:tabs>
             <w:rPr>
-              <w:rFonts w:eastAsiaTheme="minorEastAsia"/>
+              <w:rStyle w:val="Hiperhivatkozs"/>
               <w:noProof/>
               <w:lang w:eastAsia="hu-HU"/>
             </w:rPr>
           </w:pPr>
-          <w:hyperlink w:anchor="_Toc225421789" w:history="1">
+          <w:hyperlink w:anchor="_Toc1617115645">
             <w:r>
               <w:rPr>
                 <w:rStyle w:val="Hiperhivatkozs"/>
-                <w:noProof/>
               </w:rPr>
               <w:t>HTML</w:t>
             </w:r>
             <w:r>
+              <w:tab/>
+            </w:r>
+            <w:r>
+              <w:fldChar w:fldCharType="begin"/>
+            </w:r>
+            <w:r>
+              <w:instrText xml:space="preserve">PAGEREF _Toc1617115645 \h</w:instrText>
+            </w:r>
+            <w:r>
+              <w:fldChar w:fldCharType="separate"/>
+            </w:r>
+            <w:r>
               <w:rPr>
-                <w:noProof/>
-                <w:webHidden/>
+                <w:rStyle w:val="Hiperhivatkozs"/>
               </w:rPr>
-              <w:tab/>
-            </w:r>
-            <w:r>
-              <w:rPr>
-                <w:noProof/>
-                <w:webHidden/>
-              </w:rPr>
-              <w:fldChar w:fldCharType="begin"/>
-            </w:r>
-            <w:r>
-              <w:rPr>
-                <w:noProof/>
-                <w:webHidden/>
-              </w:rPr>
-              <w:instrText xml:space="preserve"> PAGEREF _Toc225421789 \h </w:instrText>
-            </w:r>
-            <w:r>
-              <w:rPr>
-                <w:noProof/>
-                <w:webHidden/>
-              </w:rPr>
-            </w:r>
-            <w:r>
-              <w:rPr>
-                <w:noProof/>
-                <w:webHidden/>
-              </w:rPr>
-              <w:fldChar w:fldCharType="separate"/>
-            </w:r>
-            <w:r>
-              <w:rPr>
-                <w:noProof/>
-                <w:webHidden/>
-              </w:rPr>
-              <w:t>8</w:t>
-            </w:r>
-            <w:r>
-              <w:rPr>
-                <w:noProof/>
-                <w:webHidden/>
-              </w:rPr>
+              <w:t>7</w:t>
+            </w:r>
+            <w:r>
               <w:fldChar w:fldCharType="end"/>
             </w:r>
           </w:hyperlink>
@@ -1106,68 +937,40 @@
           <w:pPr>
             <w:pStyle w:val="TJ2"/>
             <w:tabs>
-              <w:tab w:val="right" w:leader="dot" w:pos="9062"/>
+              <w:tab w:val="right" w:leader="dot" w:pos="9060"/>
             </w:tabs>
             <w:rPr>
-              <w:rFonts w:eastAsiaTheme="minorEastAsia"/>
+              <w:rStyle w:val="Hiperhivatkozs"/>
               <w:noProof/>
               <w:lang w:eastAsia="hu-HU"/>
             </w:rPr>
           </w:pPr>
-          <w:hyperlink w:anchor="_Toc225421790" w:history="1">
+          <w:hyperlink w:anchor="_Toc116013788">
             <w:r>
               <w:rPr>
                 <w:rStyle w:val="Hiperhivatkozs"/>
-                <w:noProof/>
               </w:rPr>
               <w:t>Mit jelent a HTML szó?</w:t>
             </w:r>
             <w:r>
+              <w:tab/>
+            </w:r>
+            <w:r>
+              <w:fldChar w:fldCharType="begin"/>
+            </w:r>
+            <w:r>
+              <w:instrText xml:space="preserve">PAGEREF _Toc116013788 \h</w:instrText>
+            </w:r>
+            <w:r>
+              <w:fldChar w:fldCharType="separate"/>
+            </w:r>
+            <w:r>
               <w:rPr>
-                <w:noProof/>
-                <w:webHidden/>
+                <w:rStyle w:val="Hiperhivatkozs"/>
               </w:rPr>
-              <w:tab/>
-            </w:r>
-            <w:r>
-              <w:rPr>
-                <w:noProof/>
-                <w:webHidden/>
-              </w:rPr>
-              <w:fldChar w:fldCharType="begin"/>
-            </w:r>
-            <w:r>
-              <w:rPr>
-                <w:noProof/>
-                <w:webHidden/>
-              </w:rPr>
-              <w:instrText xml:space="preserve"> PAGEREF _Toc225421790 \h </w:instrText>
-            </w:r>
-            <w:r>
-              <w:rPr>
-                <w:noProof/>
-                <w:webHidden/>
-              </w:rPr>
-            </w:r>
-            <w:r>
-              <w:rPr>
-                <w:noProof/>
-                <w:webHidden/>
-              </w:rPr>
-              <w:fldChar w:fldCharType="separate"/>
-            </w:r>
-            <w:r>
-              <w:rPr>
-                <w:noProof/>
-                <w:webHidden/>
-              </w:rPr>
-              <w:t>8</w:t>
-            </w:r>
-            <w:r>
-              <w:rPr>
-                <w:noProof/>
-                <w:webHidden/>
-              </w:rPr>
+              <w:t>7</w:t>
+            </w:r>
+            <w:r>
               <w:fldChar w:fldCharType="end"/>
             </w:r>
           </w:hyperlink>
@@ -1176,68 +979,40 @@
           <w:pPr>
             <w:pStyle w:val="TJ3"/>
             <w:tabs>
-              <w:tab w:val="right" w:leader="dot" w:pos="9062"/>
+              <w:tab w:val="right" w:leader="dot" w:pos="9060"/>
             </w:tabs>
             <w:rPr>
-              <w:rFonts w:eastAsiaTheme="minorEastAsia"/>
+              <w:rStyle w:val="Hiperhivatkozs"/>
               <w:noProof/>
               <w:lang w:eastAsia="hu-HU"/>
             </w:rPr>
           </w:pPr>
-          <w:hyperlink w:anchor="_Toc225421791" w:history="1">
+          <w:hyperlink w:anchor="_Toc132714002">
             <w:r>
               <w:rPr>
                 <w:rStyle w:val="Hiperhivatkozs"/>
-                <w:noProof/>
               </w:rPr>
               <w:t>Mi a HTML?</w:t>
             </w:r>
             <w:r>
+              <w:tab/>
+            </w:r>
+            <w:r>
+              <w:fldChar w:fldCharType="begin"/>
+            </w:r>
+            <w:r>
+              <w:instrText xml:space="preserve">PAGEREF _Toc132714002 \h</w:instrText>
+            </w:r>
+            <w:r>
+              <w:fldChar w:fldCharType="separate"/>
+            </w:r>
+            <w:r>
               <w:rPr>
-                <w:noProof/>
-                <w:webHidden/>
+                <w:rStyle w:val="Hiperhivatkozs"/>
               </w:rPr>
-              <w:tab/>
-            </w:r>
-            <w:r>
-              <w:rPr>
-                <w:noProof/>
-                <w:webHidden/>
-              </w:rPr>
-              <w:fldChar w:fldCharType="begin"/>
-            </w:r>
-            <w:r>
-              <w:rPr>
-                <w:noProof/>
-                <w:webHidden/>
-              </w:rPr>
-              <w:instrText xml:space="preserve"> PAGEREF _Toc225421791 \h </w:instrText>
-            </w:r>
-            <w:r>
-              <w:rPr>
-                <w:noProof/>
-                <w:webHidden/>
-              </w:rPr>
-            </w:r>
-            <w:r>
-              <w:rPr>
-                <w:noProof/>
-                <w:webHidden/>
-              </w:rPr>
-              <w:fldChar w:fldCharType="separate"/>
-            </w:r>
-            <w:r>
-              <w:rPr>
-                <w:noProof/>
-                <w:webHidden/>
-              </w:rPr>
-              <w:t>8</w:t>
-            </w:r>
-            <w:r>
-              <w:rPr>
-                <w:noProof/>
-                <w:webHidden/>
-              </w:rPr>
+              <w:t>7</w:t>
+            </w:r>
+            <w:r>
               <w:fldChar w:fldCharType="end"/>
             </w:r>
           </w:hyperlink>
@@ -1246,68 +1021,40 @@
           <w:pPr>
             <w:pStyle w:val="TJ1"/>
             <w:tabs>
-              <w:tab w:val="right" w:leader="dot" w:pos="9062"/>
+              <w:tab w:val="right" w:leader="dot" w:pos="9060"/>
             </w:tabs>
             <w:rPr>
-              <w:rFonts w:eastAsiaTheme="minorEastAsia"/>
+              <w:rStyle w:val="Hiperhivatkozs"/>
               <w:noProof/>
               <w:lang w:eastAsia="hu-HU"/>
             </w:rPr>
           </w:pPr>
-          <w:hyperlink w:anchor="_Toc225421792" w:history="1">
+          <w:hyperlink w:anchor="_Toc2145734330">
             <w:r>
               <w:rPr>
                 <w:rStyle w:val="Hiperhivatkozs"/>
-                <w:noProof/>
               </w:rPr>
               <w:t>CSS</w:t>
             </w:r>
             <w:r>
+              <w:tab/>
+            </w:r>
+            <w:r>
+              <w:fldChar w:fldCharType="begin"/>
+            </w:r>
+            <w:r>
+              <w:instrText xml:space="preserve">PAGEREF _Toc2145734330 \h</w:instrText>
+            </w:r>
+            <w:r>
+              <w:fldChar w:fldCharType="separate"/>
+            </w:r>
+            <w:r>
               <w:rPr>
-                <w:noProof/>
-                <w:webHidden/>
+                <w:rStyle w:val="Hiperhivatkozs"/>
               </w:rPr>
-              <w:tab/>
-            </w:r>
-            <w:r>
-              <w:rPr>
-                <w:noProof/>
-                <w:webHidden/>
-              </w:rPr>
-              <w:fldChar w:fldCharType="begin"/>
-            </w:r>
-            <w:r>
-              <w:rPr>
-                <w:noProof/>
-                <w:webHidden/>
-              </w:rPr>
-              <w:instrText xml:space="preserve"> PAGEREF _Toc225421792 \h </w:instrText>
-            </w:r>
-            <w:r>
-              <w:rPr>
-                <w:noProof/>
-                <w:webHidden/>
-              </w:rPr>
-            </w:r>
-            <w:r>
-              <w:rPr>
-                <w:noProof/>
-                <w:webHidden/>
-              </w:rPr>
-              <w:fldChar w:fldCharType="separate"/>
-            </w:r>
-            <w:r>
-              <w:rPr>
-                <w:noProof/>
-                <w:webHidden/>
-              </w:rPr>
-              <w:t>8</w:t>
-            </w:r>
-            <w:r>
-              <w:rPr>
-                <w:noProof/>
-                <w:webHidden/>
-              </w:rPr>
+              <w:t>7</w:t>
+            </w:r>
+            <w:r>
               <w:fldChar w:fldCharType="end"/>
             </w:r>
           </w:hyperlink>
@@ -1316,68 +1063,40 @@
           <w:pPr>
             <w:pStyle w:val="TJ2"/>
             <w:tabs>
-              <w:tab w:val="right" w:leader="dot" w:pos="9062"/>
+              <w:tab w:val="right" w:leader="dot" w:pos="9060"/>
             </w:tabs>
             <w:rPr>
-              <w:rFonts w:eastAsiaTheme="minorEastAsia"/>
+              <w:rStyle w:val="Hiperhivatkozs"/>
               <w:noProof/>
               <w:lang w:eastAsia="hu-HU"/>
             </w:rPr>
           </w:pPr>
-          <w:hyperlink w:anchor="_Toc225421793" w:history="1">
+          <w:hyperlink w:anchor="_Toc1018196762">
             <w:r>
               <w:rPr>
                 <w:rStyle w:val="Hiperhivatkozs"/>
-                <w:noProof/>
               </w:rPr>
               <w:t>Mi az a CSS? A CSS jelentése, bemutatása</w:t>
             </w:r>
             <w:r>
+              <w:tab/>
+            </w:r>
+            <w:r>
+              <w:fldChar w:fldCharType="begin"/>
+            </w:r>
+            <w:r>
+              <w:instrText xml:space="preserve">PAGEREF _Toc1018196762 \h</w:instrText>
+            </w:r>
+            <w:r>
+              <w:fldChar w:fldCharType="separate"/>
+            </w:r>
+            <w:r>
               <w:rPr>
-                <w:noProof/>
-                <w:webHidden/>
+                <w:rStyle w:val="Hiperhivatkozs"/>
               </w:rPr>
-              <w:tab/>
-            </w:r>
-            <w:r>
-              <w:rPr>
-                <w:noProof/>
-                <w:webHidden/>
-              </w:rPr>
-              <w:fldChar w:fldCharType="begin"/>
-            </w:r>
-            <w:r>
-              <w:rPr>
-                <w:noProof/>
-                <w:webHidden/>
-              </w:rPr>
-              <w:instrText xml:space="preserve"> PAGEREF _Toc225421793 \h </w:instrText>
-            </w:r>
-            <w:r>
-              <w:rPr>
-                <w:noProof/>
-                <w:webHidden/>
-              </w:rPr>
-            </w:r>
-            <w:r>
-              <w:rPr>
-                <w:noProof/>
-                <w:webHidden/>
-              </w:rPr>
-              <w:fldChar w:fldCharType="separate"/>
-            </w:r>
-            <w:r>
-              <w:rPr>
-                <w:noProof/>
-                <w:webHidden/>
-              </w:rPr>
-              <w:t>8</w:t>
-            </w:r>
-            <w:r>
-              <w:rPr>
-                <w:noProof/>
-                <w:webHidden/>
-              </w:rPr>
+              <w:t>7</w:t>
+            </w:r>
+            <w:r>
               <w:fldChar w:fldCharType="end"/>
             </w:r>
           </w:hyperlink>
@@ -1386,68 +1105,40 @@
           <w:pPr>
             <w:pStyle w:val="TJ3"/>
             <w:tabs>
-              <w:tab w:val="right" w:leader="dot" w:pos="9062"/>
+              <w:tab w:val="right" w:leader="dot" w:pos="9060"/>
             </w:tabs>
             <w:rPr>
-              <w:rFonts w:eastAsiaTheme="minorEastAsia"/>
+              <w:rStyle w:val="Hiperhivatkozs"/>
               <w:noProof/>
               <w:lang w:eastAsia="hu-HU"/>
             </w:rPr>
           </w:pPr>
-          <w:hyperlink w:anchor="_Toc225421794" w:history="1">
+          <w:hyperlink w:anchor="_Toc47904177">
             <w:r>
               <w:rPr>
                 <w:rStyle w:val="Hiperhivatkozs"/>
-                <w:noProof/>
               </w:rPr>
               <w:t>A CSS jelentése, fogalma</w:t>
             </w:r>
             <w:r>
+              <w:tab/>
+            </w:r>
+            <w:r>
+              <w:fldChar w:fldCharType="begin"/>
+            </w:r>
+            <w:r>
+              <w:instrText xml:space="preserve">PAGEREF _Toc47904177 \h</w:instrText>
+            </w:r>
+            <w:r>
+              <w:fldChar w:fldCharType="separate"/>
+            </w:r>
+            <w:r>
               <w:rPr>
-                <w:noProof/>
-                <w:webHidden/>
+                <w:rStyle w:val="Hiperhivatkozs"/>
               </w:rPr>
-              <w:tab/>
-            </w:r>
-            <w:r>
-              <w:rPr>
-                <w:noProof/>
-                <w:webHidden/>
-              </w:rPr>
-              <w:fldChar w:fldCharType="begin"/>
-            </w:r>
-            <w:r>
-              <w:rPr>
-                <w:noProof/>
-                <w:webHidden/>
-              </w:rPr>
-              <w:instrText xml:space="preserve"> PAGEREF _Toc225421794 \h </w:instrText>
-            </w:r>
-            <w:r>
-              <w:rPr>
-                <w:noProof/>
-                <w:webHidden/>
-              </w:rPr>
-            </w:r>
-            <w:r>
-              <w:rPr>
-                <w:noProof/>
-                <w:webHidden/>
-              </w:rPr>
-              <w:fldChar w:fldCharType="separate"/>
-            </w:r>
-            <w:r>
-              <w:rPr>
-                <w:noProof/>
-                <w:webHidden/>
-              </w:rPr>
-              <w:t>8</w:t>
-            </w:r>
-            <w:r>
-              <w:rPr>
-                <w:noProof/>
-                <w:webHidden/>
-              </w:rPr>
+              <w:t>7</w:t>
+            </w:r>
+            <w:r>
               <w:fldChar w:fldCharType="end"/>
             </w:r>
           </w:hyperlink>
@@ -1456,68 +1147,40 @@
           <w:pPr>
             <w:pStyle w:val="TJ1"/>
             <w:tabs>
-              <w:tab w:val="right" w:leader="dot" w:pos="9062"/>
+              <w:tab w:val="right" w:leader="dot" w:pos="9060"/>
             </w:tabs>
             <w:rPr>
-              <w:rFonts w:eastAsiaTheme="minorEastAsia"/>
+              <w:rStyle w:val="Hiperhivatkozs"/>
               <w:noProof/>
               <w:lang w:eastAsia="hu-HU"/>
             </w:rPr>
           </w:pPr>
-          <w:hyperlink w:anchor="_Toc225421795" w:history="1">
+          <w:hyperlink w:anchor="_Toc1732398983">
             <w:r>
               <w:rPr>
                 <w:rStyle w:val="Hiperhivatkozs"/>
-                <w:noProof/>
               </w:rPr>
               <w:t>JS</w:t>
             </w:r>
             <w:r>
+              <w:tab/>
+            </w:r>
+            <w:r>
+              <w:fldChar w:fldCharType="begin"/>
+            </w:r>
+            <w:r>
+              <w:instrText xml:space="preserve">PAGEREF _Toc1732398983 \h</w:instrText>
+            </w:r>
+            <w:r>
+              <w:fldChar w:fldCharType="separate"/>
+            </w:r>
+            <w:r>
               <w:rPr>
-                <w:noProof/>
-                <w:webHidden/>
+                <w:rStyle w:val="Hiperhivatkozs"/>
               </w:rPr>
-              <w:tab/>
-            </w:r>
-            <w:r>
-              <w:rPr>
-                <w:noProof/>
-                <w:webHidden/>
-              </w:rPr>
-              <w:fldChar w:fldCharType="begin"/>
-            </w:r>
-            <w:r>
-              <w:rPr>
-                <w:noProof/>
-                <w:webHidden/>
-              </w:rPr>
-              <w:instrText xml:space="preserve"> PAGEREF _Toc225421795 \h </w:instrText>
-            </w:r>
-            <w:r>
-              <w:rPr>
-                <w:noProof/>
-                <w:webHidden/>
-              </w:rPr>
-            </w:r>
-            <w:r>
-              <w:rPr>
-                <w:noProof/>
-                <w:webHidden/>
-              </w:rPr>
-              <w:fldChar w:fldCharType="separate"/>
-            </w:r>
-            <w:r>
-              <w:rPr>
-                <w:noProof/>
-                <w:webHidden/>
-              </w:rPr>
-              <w:t>9</w:t>
-            </w:r>
-            <w:r>
-              <w:rPr>
-                <w:noProof/>
-                <w:webHidden/>
-              </w:rPr>
+              <w:t>8</w:t>
+            </w:r>
+            <w:r>
               <w:fldChar w:fldCharType="end"/>
             </w:r>
           </w:hyperlink>
@@ -1526,68 +1189,40 @@
           <w:pPr>
             <w:pStyle w:val="TJ2"/>
             <w:tabs>
-              <w:tab w:val="right" w:leader="dot" w:pos="9062"/>
+              <w:tab w:val="right" w:leader="dot" w:pos="9060"/>
             </w:tabs>
             <w:rPr>
-              <w:rFonts w:eastAsiaTheme="minorEastAsia"/>
+              <w:rStyle w:val="Hiperhivatkozs"/>
               <w:noProof/>
               <w:lang w:eastAsia="hu-HU"/>
             </w:rPr>
           </w:pPr>
-          <w:hyperlink w:anchor="_Toc225421796" w:history="1">
+          <w:hyperlink w:anchor="_Toc549889176">
             <w:r>
               <w:rPr>
                 <w:rStyle w:val="Hiperhivatkozs"/>
-                <w:noProof/>
               </w:rPr>
               <w:t>Mi az a JavaScript? A JavaScript (JS) bemutatása</w:t>
             </w:r>
             <w:r>
+              <w:tab/>
+            </w:r>
+            <w:r>
+              <w:fldChar w:fldCharType="begin"/>
+            </w:r>
+            <w:r>
+              <w:instrText xml:space="preserve">PAGEREF _Toc549889176 \h</w:instrText>
+            </w:r>
+            <w:r>
+              <w:fldChar w:fldCharType="separate"/>
+            </w:r>
+            <w:r>
               <w:rPr>
-                <w:noProof/>
-                <w:webHidden/>
+                <w:rStyle w:val="Hiperhivatkozs"/>
               </w:rPr>
-              <w:tab/>
-            </w:r>
-            <w:r>
-              <w:rPr>
-                <w:noProof/>
-                <w:webHidden/>
-              </w:rPr>
-              <w:fldChar w:fldCharType="begin"/>
-            </w:r>
-            <w:r>
-              <w:rPr>
-                <w:noProof/>
-                <w:webHidden/>
-              </w:rPr>
-              <w:instrText xml:space="preserve"> PAGEREF _Toc225421796 \h </w:instrText>
-            </w:r>
-            <w:r>
-              <w:rPr>
-                <w:noProof/>
-                <w:webHidden/>
-              </w:rPr>
-            </w:r>
-            <w:r>
-              <w:rPr>
-                <w:noProof/>
-                <w:webHidden/>
-              </w:rPr>
-              <w:fldChar w:fldCharType="separate"/>
-            </w:r>
-            <w:r>
-              <w:rPr>
-                <w:noProof/>
-                <w:webHidden/>
-              </w:rPr>
-              <w:t>9</w:t>
-            </w:r>
-            <w:r>
-              <w:rPr>
-                <w:noProof/>
-                <w:webHidden/>
-              </w:rPr>
+              <w:t>8</w:t>
+            </w:r>
+            <w:r>
               <w:fldChar w:fldCharType="end"/>
             </w:r>
           </w:hyperlink>
@@ -1596,68 +1231,40 @@
           <w:pPr>
             <w:pStyle w:val="TJ3"/>
             <w:tabs>
-              <w:tab w:val="right" w:leader="dot" w:pos="9062"/>
+              <w:tab w:val="right" w:leader="dot" w:pos="9060"/>
             </w:tabs>
             <w:rPr>
-              <w:rFonts w:eastAsiaTheme="minorEastAsia"/>
+              <w:rStyle w:val="Hiperhivatkozs"/>
               <w:noProof/>
               <w:lang w:eastAsia="hu-HU"/>
             </w:rPr>
           </w:pPr>
-          <w:hyperlink w:anchor="_Toc225421797" w:history="1">
+          <w:hyperlink w:anchor="_Toc2129118105">
             <w:r>
               <w:rPr>
                 <w:rStyle w:val="Hiperhivatkozs"/>
-                <w:noProof/>
               </w:rPr>
               <w:t>A JavaScript fogalma</w:t>
             </w:r>
             <w:r>
+              <w:tab/>
+            </w:r>
+            <w:r>
+              <w:fldChar w:fldCharType="begin"/>
+            </w:r>
+            <w:r>
+              <w:instrText xml:space="preserve">PAGEREF _Toc2129118105 \h</w:instrText>
+            </w:r>
+            <w:r>
+              <w:fldChar w:fldCharType="separate"/>
+            </w:r>
+            <w:r>
               <w:rPr>
-                <w:noProof/>
-                <w:webHidden/>
+                <w:rStyle w:val="Hiperhivatkozs"/>
               </w:rPr>
-              <w:tab/>
-            </w:r>
-            <w:r>
-              <w:rPr>
-                <w:noProof/>
-                <w:webHidden/>
-              </w:rPr>
-              <w:fldChar w:fldCharType="begin"/>
-            </w:r>
-            <w:r>
-              <w:rPr>
-                <w:noProof/>
-                <w:webHidden/>
-              </w:rPr>
-              <w:instrText xml:space="preserve"> PAGEREF _Toc225421797 \h </w:instrText>
-            </w:r>
-            <w:r>
-              <w:rPr>
-                <w:noProof/>
-                <w:webHidden/>
-              </w:rPr>
-            </w:r>
-            <w:r>
-              <w:rPr>
-                <w:noProof/>
-                <w:webHidden/>
-              </w:rPr>
-              <w:fldChar w:fldCharType="separate"/>
-            </w:r>
-            <w:r>
-              <w:rPr>
-                <w:noProof/>
-                <w:webHidden/>
-              </w:rPr>
-              <w:t>9</w:t>
-            </w:r>
-            <w:r>
-              <w:rPr>
-                <w:noProof/>
-                <w:webHidden/>
-              </w:rPr>
+              <w:t>8</w:t>
+            </w:r>
+            <w:r>
               <w:fldChar w:fldCharType="end"/>
             </w:r>
           </w:hyperlink>
@@ -1666,68 +1273,40 @@
           <w:pPr>
             <w:pStyle w:val="TJ1"/>
             <w:tabs>
-              <w:tab w:val="right" w:leader="dot" w:pos="9062"/>
+              <w:tab w:val="right" w:leader="dot" w:pos="9060"/>
             </w:tabs>
             <w:rPr>
-              <w:rFonts w:eastAsiaTheme="minorEastAsia"/>
+              <w:rStyle w:val="Hiperhivatkozs"/>
               <w:noProof/>
               <w:lang w:eastAsia="hu-HU"/>
             </w:rPr>
           </w:pPr>
-          <w:hyperlink w:anchor="_Toc225421798" w:history="1">
+          <w:hyperlink w:anchor="_Toc2140298190">
             <w:r>
               <w:rPr>
                 <w:rStyle w:val="Hiperhivatkozs"/>
-                <w:noProof/>
               </w:rPr>
               <w:t>SQL</w:t>
             </w:r>
             <w:r>
+              <w:tab/>
+            </w:r>
+            <w:r>
+              <w:fldChar w:fldCharType="begin"/>
+            </w:r>
+            <w:r>
+              <w:instrText xml:space="preserve">PAGEREF _Toc2140298190 \h</w:instrText>
+            </w:r>
+            <w:r>
+              <w:fldChar w:fldCharType="separate"/>
+            </w:r>
+            <w:r>
               <w:rPr>
-                <w:noProof/>
-                <w:webHidden/>
+                <w:rStyle w:val="Hiperhivatkozs"/>
               </w:rPr>
-              <w:tab/>
-            </w:r>
-            <w:r>
-              <w:rPr>
-                <w:noProof/>
-                <w:webHidden/>
-              </w:rPr>
-              <w:fldChar w:fldCharType="begin"/>
-            </w:r>
-            <w:r>
-              <w:rPr>
-                <w:noProof/>
-                <w:webHidden/>
-              </w:rPr>
-              <w:instrText xml:space="preserve"> PAGEREF _Toc225421798 \h </w:instrText>
-            </w:r>
-            <w:r>
-              <w:rPr>
-                <w:noProof/>
-                <w:webHidden/>
-              </w:rPr>
-            </w:r>
-            <w:r>
-              <w:rPr>
-                <w:noProof/>
-                <w:webHidden/>
-              </w:rPr>
-              <w:fldChar w:fldCharType="separate"/>
-            </w:r>
-            <w:r>
-              <w:rPr>
-                <w:noProof/>
-                <w:webHidden/>
-              </w:rPr>
-              <w:t>9</w:t>
-            </w:r>
-            <w:r>
-              <w:rPr>
-                <w:noProof/>
-                <w:webHidden/>
-              </w:rPr>
+              <w:t>8</w:t>
+            </w:r>
+            <w:r>
               <w:fldChar w:fldCharType="end"/>
             </w:r>
           </w:hyperlink>
@@ -1736,68 +1315,40 @@
           <w:pPr>
             <w:pStyle w:val="TJ2"/>
             <w:tabs>
-              <w:tab w:val="right" w:leader="dot" w:pos="9062"/>
+              <w:tab w:val="right" w:leader="dot" w:pos="9060"/>
             </w:tabs>
             <w:rPr>
-              <w:rFonts w:eastAsiaTheme="minorEastAsia"/>
+              <w:rStyle w:val="Hiperhivatkozs"/>
               <w:noProof/>
               <w:lang w:eastAsia="hu-HU"/>
             </w:rPr>
           </w:pPr>
-          <w:hyperlink w:anchor="_Toc225421799" w:history="1">
+          <w:hyperlink w:anchor="_Toc743602158">
             <w:r>
               <w:rPr>
                 <w:rStyle w:val="Hiperhivatkozs"/>
-                <w:noProof/>
               </w:rPr>
               <w:t>Mi az az adatbázis?</w:t>
             </w:r>
             <w:r>
+              <w:tab/>
+            </w:r>
+            <w:r>
+              <w:fldChar w:fldCharType="begin"/>
+            </w:r>
+            <w:r>
+              <w:instrText xml:space="preserve">PAGEREF _Toc743602158 \h</w:instrText>
+            </w:r>
+            <w:r>
+              <w:fldChar w:fldCharType="separate"/>
+            </w:r>
+            <w:r>
               <w:rPr>
-                <w:noProof/>
-                <w:webHidden/>
+                <w:rStyle w:val="Hiperhivatkozs"/>
               </w:rPr>
-              <w:tab/>
-            </w:r>
-            <w:r>
-              <w:rPr>
-                <w:noProof/>
-                <w:webHidden/>
-              </w:rPr>
-              <w:fldChar w:fldCharType="begin"/>
-            </w:r>
-            <w:r>
-              <w:rPr>
-                <w:noProof/>
-                <w:webHidden/>
-              </w:rPr>
-              <w:instrText xml:space="preserve"> PAGEREF _Toc225421799 \h </w:instrText>
-            </w:r>
-            <w:r>
-              <w:rPr>
-                <w:noProof/>
-                <w:webHidden/>
-              </w:rPr>
-            </w:r>
-            <w:r>
-              <w:rPr>
-                <w:noProof/>
-                <w:webHidden/>
-              </w:rPr>
-              <w:fldChar w:fldCharType="separate"/>
-            </w:r>
-            <w:r>
-              <w:rPr>
-                <w:noProof/>
-                <w:webHidden/>
-              </w:rPr>
-              <w:t>9</w:t>
-            </w:r>
-            <w:r>
-              <w:rPr>
-                <w:noProof/>
-                <w:webHidden/>
-              </w:rPr>
+              <w:t>8</w:t>
+            </w:r>
+            <w:r>
               <w:fldChar w:fldCharType="end"/>
             </w:r>
           </w:hyperlink>
@@ -1806,68 +1357,40 @@
           <w:pPr>
             <w:pStyle w:val="TJ1"/>
             <w:tabs>
-              <w:tab w:val="right" w:leader="dot" w:pos="9062"/>
+              <w:tab w:val="right" w:leader="dot" w:pos="9060"/>
             </w:tabs>
             <w:rPr>
-              <w:rFonts w:eastAsiaTheme="minorEastAsia"/>
+              <w:rStyle w:val="Hiperhivatkozs"/>
               <w:noProof/>
               <w:lang w:eastAsia="hu-HU"/>
             </w:rPr>
           </w:pPr>
-          <w:hyperlink w:anchor="_Toc225421800" w:history="1">
+          <w:hyperlink w:anchor="_Toc1021988819">
             <w:r>
               <w:rPr>
                 <w:rStyle w:val="Hiperhivatkozs"/>
-                <w:noProof/>
               </w:rPr>
               <w:t>Bootstrap</w:t>
             </w:r>
             <w:r>
+              <w:tab/>
+            </w:r>
+            <w:r>
+              <w:fldChar w:fldCharType="begin"/>
+            </w:r>
+            <w:r>
+              <w:instrText xml:space="preserve">PAGEREF _Toc1021988819 \h</w:instrText>
+            </w:r>
+            <w:r>
+              <w:fldChar w:fldCharType="separate"/>
+            </w:r>
+            <w:r>
               <w:rPr>
-                <w:noProof/>
-                <w:webHidden/>
+                <w:rStyle w:val="Hiperhivatkozs"/>
               </w:rPr>
-              <w:tab/>
-            </w:r>
-            <w:r>
-              <w:rPr>
-                <w:noProof/>
-                <w:webHidden/>
-              </w:rPr>
-              <w:fldChar w:fldCharType="begin"/>
-            </w:r>
-            <w:r>
-              <w:rPr>
-                <w:noProof/>
-                <w:webHidden/>
-              </w:rPr>
-              <w:instrText xml:space="preserve"> PAGEREF _Toc225421800 \h </w:instrText>
-            </w:r>
-            <w:r>
-              <w:rPr>
-                <w:noProof/>
-                <w:webHidden/>
-              </w:rPr>
-            </w:r>
-            <w:r>
-              <w:rPr>
-                <w:noProof/>
-                <w:webHidden/>
-              </w:rPr>
-              <w:fldChar w:fldCharType="separate"/>
-            </w:r>
-            <w:r>
-              <w:rPr>
-                <w:noProof/>
-                <w:webHidden/>
-              </w:rPr>
-              <w:t>10</w:t>
-            </w:r>
-            <w:r>
-              <w:rPr>
-                <w:noProof/>
-                <w:webHidden/>
-              </w:rPr>
+              <w:t>9</w:t>
+            </w:r>
+            <w:r>
               <w:fldChar w:fldCharType="end"/>
             </w:r>
           </w:hyperlink>
@@ -1876,68 +1399,40 @@
           <w:pPr>
             <w:pStyle w:val="TJ2"/>
             <w:tabs>
-              <w:tab w:val="right" w:leader="dot" w:pos="9062"/>
+              <w:tab w:val="right" w:leader="dot" w:pos="9060"/>
             </w:tabs>
             <w:rPr>
-              <w:rFonts w:eastAsiaTheme="minorEastAsia"/>
+              <w:rStyle w:val="Hiperhivatkozs"/>
               <w:noProof/>
               <w:lang w:eastAsia="hu-HU"/>
             </w:rPr>
           </w:pPr>
-          <w:hyperlink w:anchor="_Toc225421801" w:history="1">
+          <w:hyperlink w:anchor="_Toc303869911">
             <w:r>
               <w:rPr>
                 <w:rStyle w:val="Hiperhivatkozs"/>
-                <w:noProof/>
               </w:rPr>
               <w:t>Mi az a Bootstrap?</w:t>
             </w:r>
             <w:r>
+              <w:tab/>
+            </w:r>
+            <w:r>
+              <w:fldChar w:fldCharType="begin"/>
+            </w:r>
+            <w:r>
+              <w:instrText xml:space="preserve">PAGEREF _Toc303869911 \h</w:instrText>
+            </w:r>
+            <w:r>
+              <w:fldChar w:fldCharType="separate"/>
+            </w:r>
+            <w:r>
               <w:rPr>
-                <w:noProof/>
-                <w:webHidden/>
+                <w:rStyle w:val="Hiperhivatkozs"/>
               </w:rPr>
-              <w:tab/>
-            </w:r>
-            <w:r>
-              <w:rPr>
-                <w:noProof/>
-                <w:webHidden/>
-              </w:rPr>
-              <w:fldChar w:fldCharType="begin"/>
-            </w:r>
-            <w:r>
-              <w:rPr>
-                <w:noProof/>
-                <w:webHidden/>
-              </w:rPr>
-              <w:instrText xml:space="preserve"> PAGEREF _Toc225421801 \h </w:instrText>
-            </w:r>
-            <w:r>
-              <w:rPr>
-                <w:noProof/>
-                <w:webHidden/>
-              </w:rPr>
-            </w:r>
-            <w:r>
-              <w:rPr>
-                <w:noProof/>
-                <w:webHidden/>
-              </w:rPr>
-              <w:fldChar w:fldCharType="separate"/>
-            </w:r>
-            <w:r>
-              <w:rPr>
-                <w:noProof/>
-                <w:webHidden/>
-              </w:rPr>
-              <w:t>10</w:t>
-            </w:r>
-            <w:r>
-              <w:rPr>
-                <w:noProof/>
-                <w:webHidden/>
-              </w:rPr>
+              <w:t>9</w:t>
+            </w:r>
+            <w:r>
               <w:fldChar w:fldCharType="end"/>
             </w:r>
           </w:hyperlink>
@@ -1946,68 +1441,40 @@
           <w:pPr>
             <w:pStyle w:val="TJ3"/>
             <w:tabs>
-              <w:tab w:val="right" w:leader="dot" w:pos="9062"/>
+              <w:tab w:val="right" w:leader="dot" w:pos="9060"/>
             </w:tabs>
             <w:rPr>
-              <w:rFonts w:eastAsiaTheme="minorEastAsia"/>
+              <w:rStyle w:val="Hiperhivatkozs"/>
               <w:noProof/>
               <w:lang w:eastAsia="hu-HU"/>
             </w:rPr>
           </w:pPr>
-          <w:hyperlink w:anchor="_Toc225421802" w:history="1">
+          <w:hyperlink w:anchor="_Toc1612316151">
             <w:r>
               <w:rPr>
                 <w:rStyle w:val="Hiperhivatkozs"/>
-                <w:noProof/>
               </w:rPr>
               <w:t>A Bootstrap megértése</w:t>
             </w:r>
             <w:r>
+              <w:tab/>
+            </w:r>
+            <w:r>
+              <w:fldChar w:fldCharType="begin"/>
+            </w:r>
+            <w:r>
+              <w:instrText xml:space="preserve">PAGEREF _Toc1612316151 \h</w:instrText>
+            </w:r>
+            <w:r>
+              <w:fldChar w:fldCharType="separate"/>
+            </w:r>
+            <w:r>
               <w:rPr>
-                <w:noProof/>
-                <w:webHidden/>
+                <w:rStyle w:val="Hiperhivatkozs"/>
               </w:rPr>
-              <w:tab/>
-            </w:r>
-            <w:r>
-              <w:rPr>
-                <w:noProof/>
-                <w:webHidden/>
-              </w:rPr>
-              <w:fldChar w:fldCharType="begin"/>
-            </w:r>
-            <w:r>
-              <w:rPr>
-                <w:noProof/>
-                <w:webHidden/>
-              </w:rPr>
-              <w:instrText xml:space="preserve"> PAGEREF _Toc225421802 \h </w:instrText>
-            </w:r>
-            <w:r>
-              <w:rPr>
-                <w:noProof/>
-                <w:webHidden/>
-              </w:rPr>
-            </w:r>
-            <w:r>
-              <w:rPr>
-                <w:noProof/>
-                <w:webHidden/>
-              </w:rPr>
-              <w:fldChar w:fldCharType="separate"/>
-            </w:r>
-            <w:r>
-              <w:rPr>
-                <w:noProof/>
-                <w:webHidden/>
-              </w:rPr>
-              <w:t>10</w:t>
-            </w:r>
-            <w:r>
-              <w:rPr>
-                <w:noProof/>
-                <w:webHidden/>
-              </w:rPr>
+              <w:t>9</w:t>
+            </w:r>
+            <w:r>
               <w:fldChar w:fldCharType="end"/>
             </w:r>
           </w:hyperlink>
@@ -2016,68 +1483,40 @@
           <w:pPr>
             <w:pStyle w:val="TJ1"/>
             <w:tabs>
-              <w:tab w:val="right" w:leader="dot" w:pos="9062"/>
+              <w:tab w:val="right" w:leader="dot" w:pos="9060"/>
             </w:tabs>
             <w:rPr>
-              <w:rFonts w:eastAsiaTheme="minorEastAsia"/>
+              <w:rStyle w:val="Hiperhivatkozs"/>
               <w:noProof/>
               <w:lang w:eastAsia="hu-HU"/>
             </w:rPr>
           </w:pPr>
-          <w:hyperlink w:anchor="_Toc225421803" w:history="1">
+          <w:hyperlink w:anchor="_Toc1542073683">
             <w:r>
               <w:rPr>
                 <w:rStyle w:val="Hiperhivatkozs"/>
-                <w:noProof/>
               </w:rPr>
               <w:t>React (webes frontend)</w:t>
             </w:r>
             <w:r>
+              <w:tab/>
+            </w:r>
+            <w:r>
+              <w:fldChar w:fldCharType="begin"/>
+            </w:r>
+            <w:r>
+              <w:instrText xml:space="preserve">PAGEREF _Toc1542073683 \h</w:instrText>
+            </w:r>
+            <w:r>
+              <w:fldChar w:fldCharType="separate"/>
+            </w:r>
+            <w:r>
               <w:rPr>
-                <w:noProof/>
-                <w:webHidden/>
+                <w:rStyle w:val="Hiperhivatkozs"/>
               </w:rPr>
-              <w:tab/>
-            </w:r>
-            <w:r>
-              <w:rPr>
-                <w:noProof/>
-                <w:webHidden/>
-              </w:rPr>
-              <w:fldChar w:fldCharType="begin"/>
-            </w:r>
-            <w:r>
-              <w:rPr>
-                <w:noProof/>
-                <w:webHidden/>
-              </w:rPr>
-              <w:instrText xml:space="preserve"> PAGEREF _Toc225421803 \h </w:instrText>
-            </w:r>
-            <w:r>
-              <w:rPr>
-                <w:noProof/>
-                <w:webHidden/>
-              </w:rPr>
-            </w:r>
-            <w:r>
-              <w:rPr>
-                <w:noProof/>
-                <w:webHidden/>
-              </w:rPr>
-              <w:fldChar w:fldCharType="separate"/>
-            </w:r>
-            <w:r>
-              <w:rPr>
-                <w:noProof/>
-                <w:webHidden/>
-              </w:rPr>
-              <w:t>11</w:t>
-            </w:r>
-            <w:r>
-              <w:rPr>
-                <w:noProof/>
-                <w:webHidden/>
-              </w:rPr>
+              <w:t>10</w:t>
+            </w:r>
+            <w:r>
               <w:fldChar w:fldCharType="end"/>
             </w:r>
           </w:hyperlink>
@@ -2086,68 +1525,40 @@
           <w:pPr>
             <w:pStyle w:val="TJ2"/>
             <w:tabs>
-              <w:tab w:val="right" w:leader="dot" w:pos="9062"/>
+              <w:tab w:val="right" w:leader="dot" w:pos="9060"/>
             </w:tabs>
             <w:rPr>
-              <w:rFonts w:eastAsiaTheme="minorEastAsia"/>
+              <w:rStyle w:val="Hiperhivatkozs"/>
               <w:noProof/>
               <w:lang w:eastAsia="hu-HU"/>
             </w:rPr>
           </w:pPr>
-          <w:hyperlink w:anchor="_Toc225421804" w:history="1">
+          <w:hyperlink w:anchor="_Toc1018984861">
             <w:r>
               <w:rPr>
                 <w:rStyle w:val="Hiperhivatkozs"/>
-                <w:noProof/>
               </w:rPr>
               <w:t>A React áttekintése</w:t>
             </w:r>
             <w:r>
+              <w:tab/>
+            </w:r>
+            <w:r>
+              <w:fldChar w:fldCharType="begin"/>
+            </w:r>
+            <w:r>
+              <w:instrText xml:space="preserve">PAGEREF _Toc1018984861 \h</w:instrText>
+            </w:r>
+            <w:r>
+              <w:fldChar w:fldCharType="separate"/>
+            </w:r>
+            <w:r>
               <w:rPr>
-                <w:noProof/>
-                <w:webHidden/>
+                <w:rStyle w:val="Hiperhivatkozs"/>
               </w:rPr>
-              <w:tab/>
-            </w:r>
-            <w:r>
-              <w:rPr>
-                <w:noProof/>
-                <w:webHidden/>
-              </w:rPr>
-              <w:fldChar w:fldCharType="begin"/>
-            </w:r>
-            <w:r>
-              <w:rPr>
-                <w:noProof/>
-                <w:webHidden/>
-              </w:rPr>
-              <w:instrText xml:space="preserve"> PAGEREF _Toc225421804 \h </w:instrText>
-            </w:r>
-            <w:r>
-              <w:rPr>
-                <w:noProof/>
-                <w:webHidden/>
-              </w:rPr>
-            </w:r>
-            <w:r>
-              <w:rPr>
-                <w:noProof/>
-                <w:webHidden/>
-              </w:rPr>
-              <w:fldChar w:fldCharType="separate"/>
-            </w:r>
-            <w:r>
-              <w:rPr>
-                <w:noProof/>
-                <w:webHidden/>
-              </w:rPr>
-              <w:t>11</w:t>
-            </w:r>
-            <w:r>
-              <w:rPr>
-                <w:noProof/>
-                <w:webHidden/>
-              </w:rPr>
+              <w:t>10</w:t>
+            </w:r>
+            <w:r>
               <w:fldChar w:fldCharType="end"/>
             </w:r>
           </w:hyperlink>
@@ -2156,68 +1567,40 @@
           <w:pPr>
             <w:pStyle w:val="TJ3"/>
             <w:tabs>
-              <w:tab w:val="right" w:leader="dot" w:pos="9062"/>
+              <w:tab w:val="right" w:leader="dot" w:pos="9060"/>
             </w:tabs>
             <w:rPr>
-              <w:rFonts w:eastAsiaTheme="minorEastAsia"/>
+              <w:rStyle w:val="Hiperhivatkozs"/>
               <w:noProof/>
               <w:lang w:eastAsia="hu-HU"/>
             </w:rPr>
           </w:pPr>
-          <w:hyperlink w:anchor="_Toc225421805" w:history="1">
+          <w:hyperlink w:anchor="_Toc39559299">
             <w:r>
               <w:rPr>
                 <w:rStyle w:val="Hiperhivatkozs"/>
-                <w:noProof/>
               </w:rPr>
               <w:t>Hogyan működik?</w:t>
             </w:r>
             <w:r>
+              <w:tab/>
+            </w:r>
+            <w:r>
+              <w:fldChar w:fldCharType="begin"/>
+            </w:r>
+            <w:r>
+              <w:instrText xml:space="preserve">PAGEREF _Toc39559299 \h</w:instrText>
+            </w:r>
+            <w:r>
+              <w:fldChar w:fldCharType="separate"/>
+            </w:r>
+            <w:r>
               <w:rPr>
-                <w:noProof/>
-                <w:webHidden/>
+                <w:rStyle w:val="Hiperhivatkozs"/>
               </w:rPr>
-              <w:tab/>
-            </w:r>
-            <w:r>
-              <w:rPr>
-                <w:noProof/>
-                <w:webHidden/>
-              </w:rPr>
-              <w:fldChar w:fldCharType="begin"/>
-            </w:r>
-            <w:r>
-              <w:rPr>
-                <w:noProof/>
-                <w:webHidden/>
-              </w:rPr>
-              <w:instrText xml:space="preserve"> PAGEREF _Toc225421805 \h </w:instrText>
-            </w:r>
-            <w:r>
-              <w:rPr>
-                <w:noProof/>
-                <w:webHidden/>
-              </w:rPr>
-            </w:r>
-            <w:r>
-              <w:rPr>
-                <w:noProof/>
-                <w:webHidden/>
-              </w:rPr>
-              <w:fldChar w:fldCharType="separate"/>
-            </w:r>
-            <w:r>
-              <w:rPr>
-                <w:noProof/>
-                <w:webHidden/>
-              </w:rPr>
-              <w:t>11</w:t>
-            </w:r>
-            <w:r>
-              <w:rPr>
-                <w:noProof/>
-                <w:webHidden/>
-              </w:rPr>
+              <w:t>10</w:t>
+            </w:r>
+            <w:r>
               <w:fldChar w:fldCharType="end"/>
             </w:r>
           </w:hyperlink>
@@ -2226,68 +1609,40 @@
           <w:pPr>
             <w:pStyle w:val="TJ1"/>
             <w:tabs>
-              <w:tab w:val="right" w:leader="dot" w:pos="9062"/>
+              <w:tab w:val="right" w:leader="dot" w:pos="9060"/>
             </w:tabs>
             <w:rPr>
-              <w:rFonts w:eastAsiaTheme="minorEastAsia"/>
+              <w:rStyle w:val="Hiperhivatkozs"/>
               <w:noProof/>
               <w:lang w:eastAsia="hu-HU"/>
             </w:rPr>
           </w:pPr>
-          <w:hyperlink w:anchor="_Toc225421806" w:history="1">
+          <w:hyperlink w:anchor="_Toc527426058">
             <w:r>
               <w:rPr>
                 <w:rStyle w:val="Hiperhivatkozs"/>
-                <w:noProof/>
               </w:rPr>
               <w:t>Dokumentum Objektum Model (DOM)</w:t>
             </w:r>
             <w:r>
+              <w:tab/>
+            </w:r>
+            <w:r>
+              <w:fldChar w:fldCharType="begin"/>
+            </w:r>
+            <w:r>
+              <w:instrText xml:space="preserve">PAGEREF _Toc527426058 \h</w:instrText>
+            </w:r>
+            <w:r>
+              <w:fldChar w:fldCharType="separate"/>
+            </w:r>
+            <w:r>
               <w:rPr>
-                <w:noProof/>
-                <w:webHidden/>
+                <w:rStyle w:val="Hiperhivatkozs"/>
               </w:rPr>
-              <w:tab/>
-            </w:r>
-            <w:r>
-              <w:rPr>
-                <w:noProof/>
-                <w:webHidden/>
-              </w:rPr>
-              <w:fldChar w:fldCharType="begin"/>
-            </w:r>
-            <w:r>
-              <w:rPr>
-                <w:noProof/>
-                <w:webHidden/>
-              </w:rPr>
-              <w:instrText xml:space="preserve"> PAGEREF _Toc225421806 \h </w:instrText>
-            </w:r>
-            <w:r>
-              <w:rPr>
-                <w:noProof/>
-                <w:webHidden/>
-              </w:rPr>
-            </w:r>
-            <w:r>
-              <w:rPr>
-                <w:noProof/>
-                <w:webHidden/>
-              </w:rPr>
-              <w:fldChar w:fldCharType="separate"/>
-            </w:r>
-            <w:r>
-              <w:rPr>
-                <w:noProof/>
-                <w:webHidden/>
-              </w:rPr>
-              <w:t>12</w:t>
-            </w:r>
-            <w:r>
-              <w:rPr>
-                <w:noProof/>
-                <w:webHidden/>
-              </w:rPr>
+              <w:t>11</w:t>
+            </w:r>
+            <w:r>
               <w:fldChar w:fldCharType="end"/>
             </w:r>
           </w:hyperlink>
@@ -2296,68 +1651,40 @@
           <w:pPr>
             <w:pStyle w:val="TJ1"/>
             <w:tabs>
-              <w:tab w:val="right" w:leader="dot" w:pos="9062"/>
+              <w:tab w:val="right" w:leader="dot" w:pos="9060"/>
             </w:tabs>
             <w:rPr>
-              <w:rFonts w:eastAsiaTheme="minorEastAsia"/>
+              <w:rStyle w:val="Hiperhivatkozs"/>
               <w:noProof/>
               <w:lang w:eastAsia="hu-HU"/>
             </w:rPr>
           </w:pPr>
-          <w:hyperlink w:anchor="_Toc225421807" w:history="1">
+          <w:hyperlink w:anchor="_Toc1368344978">
             <w:r>
               <w:rPr>
                 <w:rStyle w:val="Hiperhivatkozs"/>
-                <w:noProof/>
               </w:rPr>
               <w:t>Backend</w:t>
             </w:r>
             <w:r>
+              <w:tab/>
+            </w:r>
+            <w:r>
+              <w:fldChar w:fldCharType="begin"/>
+            </w:r>
+            <w:r>
+              <w:instrText xml:space="preserve">PAGEREF _Toc1368344978 \h</w:instrText>
+            </w:r>
+            <w:r>
+              <w:fldChar w:fldCharType="separate"/>
+            </w:r>
+            <w:r>
               <w:rPr>
-                <w:noProof/>
-                <w:webHidden/>
+                <w:rStyle w:val="Hiperhivatkozs"/>
               </w:rPr>
-              <w:tab/>
-            </w:r>
-            <w:r>
-              <w:rPr>
-                <w:noProof/>
-                <w:webHidden/>
-              </w:rPr>
-              <w:fldChar w:fldCharType="begin"/>
-            </w:r>
-            <w:r>
-              <w:rPr>
-                <w:noProof/>
-                <w:webHidden/>
-              </w:rPr>
-              <w:instrText xml:space="preserve"> PAGEREF _Toc225421807 \h </w:instrText>
-            </w:r>
-            <w:r>
-              <w:rPr>
-                <w:noProof/>
-                <w:webHidden/>
-              </w:rPr>
-            </w:r>
-            <w:r>
-              <w:rPr>
-                <w:noProof/>
-                <w:webHidden/>
-              </w:rPr>
-              <w:fldChar w:fldCharType="separate"/>
-            </w:r>
-            <w:r>
-              <w:rPr>
-                <w:noProof/>
-                <w:webHidden/>
-              </w:rPr>
-              <w:t>12</w:t>
-            </w:r>
-            <w:r>
-              <w:rPr>
-                <w:noProof/>
-                <w:webHidden/>
-              </w:rPr>
+              <w:t>11</w:t>
+            </w:r>
+            <w:r>
               <w:fldChar w:fldCharType="end"/>
             </w:r>
           </w:hyperlink>
@@ -2366,68 +1693,40 @@
           <w:pPr>
             <w:pStyle w:val="TJ2"/>
             <w:tabs>
-              <w:tab w:val="right" w:leader="dot" w:pos="9062"/>
+              <w:tab w:val="right" w:leader="dot" w:pos="9060"/>
             </w:tabs>
             <w:rPr>
-              <w:rFonts w:eastAsiaTheme="minorEastAsia"/>
+              <w:rStyle w:val="Hiperhivatkozs"/>
               <w:noProof/>
               <w:lang w:eastAsia="hu-HU"/>
             </w:rPr>
           </w:pPr>
-          <w:hyperlink w:anchor="_Toc225421808" w:history="1">
+          <w:hyperlink w:anchor="_Toc106953030">
             <w:r>
               <w:rPr>
                 <w:rStyle w:val="Hiperhivatkozs"/>
-                <w:noProof/>
               </w:rPr>
               <w:t>Mi az a Backend?</w:t>
             </w:r>
             <w:r>
+              <w:tab/>
+            </w:r>
+            <w:r>
+              <w:fldChar w:fldCharType="begin"/>
+            </w:r>
+            <w:r>
+              <w:instrText xml:space="preserve">PAGEREF _Toc106953030 \h</w:instrText>
+            </w:r>
+            <w:r>
+              <w:fldChar w:fldCharType="separate"/>
+            </w:r>
+            <w:r>
               <w:rPr>
-                <w:noProof/>
-                <w:webHidden/>
+                <w:rStyle w:val="Hiperhivatkozs"/>
               </w:rPr>
-              <w:tab/>
-            </w:r>
-            <w:r>
-              <w:rPr>
-                <w:noProof/>
-                <w:webHidden/>
-              </w:rPr>
-              <w:fldChar w:fldCharType="begin"/>
-            </w:r>
-            <w:r>
-              <w:rPr>
-                <w:noProof/>
-                <w:webHidden/>
-              </w:rPr>
-              <w:instrText xml:space="preserve"> PAGEREF _Toc225421808 \h </w:instrText>
-            </w:r>
-            <w:r>
-              <w:rPr>
-                <w:noProof/>
-                <w:webHidden/>
-              </w:rPr>
-            </w:r>
-            <w:r>
-              <w:rPr>
-                <w:noProof/>
-                <w:webHidden/>
-              </w:rPr>
-              <w:fldChar w:fldCharType="separate"/>
-            </w:r>
-            <w:r>
-              <w:rPr>
-                <w:noProof/>
-                <w:webHidden/>
-              </w:rPr>
-              <w:t>12</w:t>
-            </w:r>
-            <w:r>
-              <w:rPr>
-                <w:noProof/>
-                <w:webHidden/>
-              </w:rPr>
+              <w:t>11</w:t>
+            </w:r>
+            <w:r>
               <w:fldChar w:fldCharType="end"/>
             </w:r>
           </w:hyperlink>
@@ -2436,68 +1735,40 @@
           <w:pPr>
             <w:pStyle w:val="TJ3"/>
             <w:tabs>
-              <w:tab w:val="right" w:leader="dot" w:pos="9062"/>
+              <w:tab w:val="right" w:leader="dot" w:pos="9060"/>
             </w:tabs>
             <w:rPr>
-              <w:rFonts w:eastAsiaTheme="minorEastAsia"/>
+              <w:rStyle w:val="Hiperhivatkozs"/>
               <w:noProof/>
               <w:lang w:eastAsia="hu-HU"/>
             </w:rPr>
           </w:pPr>
-          <w:hyperlink w:anchor="_Toc225421809" w:history="1">
+          <w:hyperlink w:anchor="_Toc428751369">
             <w:r>
               <w:rPr>
                 <w:rStyle w:val="Hiperhivatkozs"/>
-                <w:noProof/>
               </w:rPr>
               <w:t>Mi az a Web API?</w:t>
             </w:r>
             <w:r>
+              <w:tab/>
+            </w:r>
+            <w:r>
+              <w:fldChar w:fldCharType="begin"/>
+            </w:r>
+            <w:r>
+              <w:instrText xml:space="preserve">PAGEREF _Toc428751369 \h</w:instrText>
+            </w:r>
+            <w:r>
+              <w:fldChar w:fldCharType="separate"/>
+            </w:r>
+            <w:r>
               <w:rPr>
-                <w:noProof/>
-                <w:webHidden/>
+                <w:rStyle w:val="Hiperhivatkozs"/>
               </w:rPr>
-              <w:tab/>
-            </w:r>
-            <w:r>
-              <w:rPr>
-                <w:noProof/>
-                <w:webHidden/>
-              </w:rPr>
-              <w:fldChar w:fldCharType="begin"/>
-            </w:r>
-            <w:r>
-              <w:rPr>
-                <w:noProof/>
-                <w:webHidden/>
-              </w:rPr>
-              <w:instrText xml:space="preserve"> PAGEREF _Toc225421809 \h </w:instrText>
-            </w:r>
-            <w:r>
-              <w:rPr>
-                <w:noProof/>
-                <w:webHidden/>
-              </w:rPr>
-            </w:r>
-            <w:r>
-              <w:rPr>
-                <w:noProof/>
-                <w:webHidden/>
-              </w:rPr>
-              <w:fldChar w:fldCharType="separate"/>
-            </w:r>
-            <w:r>
-              <w:rPr>
-                <w:noProof/>
-                <w:webHidden/>
-              </w:rPr>
-              <w:t>12</w:t>
-            </w:r>
-            <w:r>
-              <w:rPr>
-                <w:noProof/>
-                <w:webHidden/>
-              </w:rPr>
+              <w:t>11</w:t>
+            </w:r>
+            <w:r>
               <w:fldChar w:fldCharType="end"/>
             </w:r>
           </w:hyperlink>
@@ -2506,68 +1777,40 @@
           <w:pPr>
             <w:pStyle w:val="TJ1"/>
             <w:tabs>
-              <w:tab w:val="right" w:leader="dot" w:pos="9062"/>
+              <w:tab w:val="right" w:leader="dot" w:pos="9060"/>
             </w:tabs>
             <w:rPr>
-              <w:rFonts w:eastAsiaTheme="minorEastAsia"/>
+              <w:rStyle w:val="Hiperhivatkozs"/>
               <w:noProof/>
               <w:lang w:eastAsia="hu-HU"/>
             </w:rPr>
           </w:pPr>
-          <w:hyperlink w:anchor="_Toc225421810" w:history="1">
+          <w:hyperlink w:anchor="_Toc747815766">
             <w:r>
               <w:rPr>
                 <w:rStyle w:val="Hiperhivatkozs"/>
-                <w:noProof/>
               </w:rPr>
               <w:t>Github</w:t>
             </w:r>
             <w:r>
+              <w:tab/>
+            </w:r>
+            <w:r>
+              <w:fldChar w:fldCharType="begin"/>
+            </w:r>
+            <w:r>
+              <w:instrText xml:space="preserve">PAGEREF _Toc747815766 \h</w:instrText>
+            </w:r>
+            <w:r>
+              <w:fldChar w:fldCharType="separate"/>
+            </w:r>
+            <w:r>
               <w:rPr>
-                <w:noProof/>
-                <w:webHidden/>
+                <w:rStyle w:val="Hiperhivatkozs"/>
               </w:rPr>
-              <w:tab/>
-            </w:r>
-            <w:r>
-              <w:rPr>
-                <w:noProof/>
-                <w:webHidden/>
-              </w:rPr>
-              <w:fldChar w:fldCharType="begin"/>
-            </w:r>
-            <w:r>
-              <w:rPr>
-                <w:noProof/>
-                <w:webHidden/>
-              </w:rPr>
-              <w:instrText xml:space="preserve"> PAGEREF _Toc225421810 \h </w:instrText>
-            </w:r>
-            <w:r>
-              <w:rPr>
-                <w:noProof/>
-                <w:webHidden/>
-              </w:rPr>
-            </w:r>
-            <w:r>
-              <w:rPr>
-                <w:noProof/>
-                <w:webHidden/>
-              </w:rPr>
-              <w:fldChar w:fldCharType="separate"/>
-            </w:r>
-            <w:r>
-              <w:rPr>
-                <w:noProof/>
-                <w:webHidden/>
-              </w:rPr>
-              <w:t>13</w:t>
-            </w:r>
-            <w:r>
-              <w:rPr>
-                <w:noProof/>
-                <w:webHidden/>
-              </w:rPr>
+              <w:t>12</w:t>
+            </w:r>
+            <w:r>
               <w:fldChar w:fldCharType="end"/>
             </w:r>
           </w:hyperlink>
@@ -2576,68 +1819,40 @@
           <w:pPr>
             <w:pStyle w:val="TJ1"/>
             <w:tabs>
-              <w:tab w:val="right" w:leader="dot" w:pos="9062"/>
+              <w:tab w:val="right" w:leader="dot" w:pos="9060"/>
             </w:tabs>
             <w:rPr>
-              <w:rFonts w:eastAsiaTheme="minorEastAsia"/>
+              <w:rStyle w:val="Hiperhivatkozs"/>
               <w:noProof/>
               <w:lang w:eastAsia="hu-HU"/>
             </w:rPr>
           </w:pPr>
-          <w:hyperlink w:anchor="_Toc225421811" w:history="1">
+          <w:hyperlink w:anchor="_Toc1113022904">
             <w:r>
               <w:rPr>
                 <w:rStyle w:val="Hiperhivatkozs"/>
-                <w:noProof/>
               </w:rPr>
               <w:t>Trello</w:t>
             </w:r>
             <w:r>
+              <w:tab/>
+            </w:r>
+            <w:r>
+              <w:fldChar w:fldCharType="begin"/>
+            </w:r>
+            <w:r>
+              <w:instrText xml:space="preserve">PAGEREF _Toc1113022904 \h</w:instrText>
+            </w:r>
+            <w:r>
+              <w:fldChar w:fldCharType="separate"/>
+            </w:r>
+            <w:r>
               <w:rPr>
-                <w:noProof/>
-                <w:webHidden/>
+                <w:rStyle w:val="Hiperhivatkozs"/>
               </w:rPr>
-              <w:tab/>
-            </w:r>
-            <w:r>
-              <w:rPr>
-                <w:noProof/>
-                <w:webHidden/>
-              </w:rPr>
-              <w:fldChar w:fldCharType="begin"/>
-            </w:r>
-            <w:r>
-              <w:rPr>
-                <w:noProof/>
-                <w:webHidden/>
-              </w:rPr>
-              <w:instrText xml:space="preserve"> PAGEREF _Toc225421811 \h </w:instrText>
-            </w:r>
-            <w:r>
-              <w:rPr>
-                <w:noProof/>
-                <w:webHidden/>
-              </w:rPr>
-            </w:r>
-            <w:r>
-              <w:rPr>
-                <w:noProof/>
-                <w:webHidden/>
-              </w:rPr>
-              <w:fldChar w:fldCharType="separate"/>
-            </w:r>
-            <w:r>
-              <w:rPr>
-                <w:noProof/>
-                <w:webHidden/>
-              </w:rPr>
-              <w:t>14</w:t>
-            </w:r>
-            <w:r>
-              <w:rPr>
-                <w:noProof/>
-                <w:webHidden/>
-              </w:rPr>
+              <w:t>13</w:t>
+            </w:r>
+            <w:r>
               <w:fldChar w:fldCharType="end"/>
             </w:r>
           </w:hyperlink>
@@ -2646,68 +1861,40 @@
           <w:pPr>
             <w:pStyle w:val="TJ1"/>
             <w:tabs>
-              <w:tab w:val="right" w:leader="dot" w:pos="9062"/>
+              <w:tab w:val="right" w:leader="dot" w:pos="9060"/>
             </w:tabs>
             <w:rPr>
-              <w:rFonts w:eastAsiaTheme="minorEastAsia"/>
+              <w:rStyle w:val="Hiperhivatkozs"/>
               <w:noProof/>
               <w:lang w:eastAsia="hu-HU"/>
             </w:rPr>
           </w:pPr>
-          <w:hyperlink w:anchor="_Toc225421812" w:history="1">
+          <w:hyperlink w:anchor="_Toc260439449">
             <w:r>
               <w:rPr>
                 <w:rStyle w:val="Hiperhivatkozs"/>
-                <w:noProof/>
               </w:rPr>
               <w:t>Adatbázis</w:t>
             </w:r>
             <w:r>
+              <w:tab/>
+            </w:r>
+            <w:r>
+              <w:fldChar w:fldCharType="begin"/>
+            </w:r>
+            <w:r>
+              <w:instrText xml:space="preserve">PAGEREF _Toc260439449 \h</w:instrText>
+            </w:r>
+            <w:r>
+              <w:fldChar w:fldCharType="separate"/>
+            </w:r>
+            <w:r>
               <w:rPr>
-                <w:noProof/>
-                <w:webHidden/>
+                <w:rStyle w:val="Hiperhivatkozs"/>
               </w:rPr>
-              <w:tab/>
-            </w:r>
-            <w:r>
-              <w:rPr>
-                <w:noProof/>
-                <w:webHidden/>
-              </w:rPr>
-              <w:fldChar w:fldCharType="begin"/>
-            </w:r>
-            <w:r>
-              <w:rPr>
-                <w:noProof/>
-                <w:webHidden/>
-              </w:rPr>
-              <w:instrText xml:space="preserve"> PAGEREF _Toc225421812 \h </w:instrText>
-            </w:r>
-            <w:r>
-              <w:rPr>
-                <w:noProof/>
-                <w:webHidden/>
-              </w:rPr>
-            </w:r>
-            <w:r>
-              <w:rPr>
-                <w:noProof/>
-                <w:webHidden/>
-              </w:rPr>
-              <w:fldChar w:fldCharType="separate"/>
-            </w:r>
-            <w:r>
-              <w:rPr>
-                <w:noProof/>
-                <w:webHidden/>
-              </w:rPr>
-              <w:t>17</w:t>
-            </w:r>
-            <w:r>
-              <w:rPr>
-                <w:noProof/>
-                <w:webHidden/>
-              </w:rPr>
+              <w:t>15</w:t>
+            </w:r>
+            <w:r>
               <w:fldChar w:fldCharType="end"/>
             </w:r>
           </w:hyperlink>
@@ -2716,208 +1903,204 @@
           <w:pPr>
             <w:pStyle w:val="TJ1"/>
             <w:tabs>
-              <w:tab w:val="right" w:leader="dot" w:pos="9062"/>
+              <w:tab w:val="right" w:leader="dot" w:pos="9060"/>
             </w:tabs>
             <w:rPr>
-              <w:rFonts w:eastAsiaTheme="minorEastAsia"/>
+              <w:rStyle w:val="Hiperhivatkozs"/>
               <w:noProof/>
               <w:lang w:eastAsia="hu-HU"/>
             </w:rPr>
           </w:pPr>
-          <w:hyperlink w:anchor="_Toc225421813" w:history="1">
+          <w:hyperlink w:anchor="_Toc1955052015">
             <w:r>
               <w:rPr>
                 <w:rStyle w:val="Hiperhivatkozs"/>
-                <w:noProof/>
               </w:rPr>
               <w:t>Funkciók</w:t>
             </w:r>
             <w:r>
+              <w:tab/>
+            </w:r>
+            <w:r>
+              <w:fldChar w:fldCharType="begin"/>
+            </w:r>
+            <w:r>
+              <w:instrText xml:space="preserve">PAGEREF _Toc1955052015 \h</w:instrText>
+            </w:r>
+            <w:r>
+              <w:fldChar w:fldCharType="separate"/>
+            </w:r>
+            <w:r>
               <w:rPr>
-                <w:noProof/>
-                <w:webHidden/>
+                <w:rStyle w:val="Hiperhivatkozs"/>
               </w:rPr>
-              <w:tab/>
-            </w:r>
-            <w:r>
-              <w:rPr>
-                <w:noProof/>
-                <w:webHidden/>
-              </w:rPr>
-              <w:fldChar w:fldCharType="begin"/>
-            </w:r>
-            <w:r>
-              <w:rPr>
-                <w:noProof/>
-                <w:webHidden/>
-              </w:rPr>
-              <w:instrText xml:space="preserve"> PAGEREF _Toc225421813 \h </w:instrText>
-            </w:r>
-            <w:r>
-              <w:rPr>
-                <w:noProof/>
-                <w:webHidden/>
-              </w:rPr>
-            </w:r>
-            <w:r>
-              <w:rPr>
-                <w:noProof/>
-                <w:webHidden/>
-              </w:rPr>
-              <w:fldChar w:fldCharType="separate"/>
-            </w:r>
-            <w:r>
-              <w:rPr>
-                <w:noProof/>
-                <w:webHidden/>
-              </w:rPr>
-              <w:t>17</w:t>
-            </w:r>
-            <w:r>
-              <w:rPr>
-                <w:noProof/>
-                <w:webHidden/>
-              </w:rPr>
+              <w:t>16</w:t>
+            </w:r>
+            <w:r>
               <w:fldChar w:fldCharType="end"/>
             </w:r>
           </w:hyperlink>
         </w:p>
         <w:p>
           <w:pPr>
-            <w:pStyle w:val="TJ1"/>
+            <w:pStyle w:val="TJ2"/>
             <w:tabs>
-              <w:tab w:val="right" w:leader="dot" w:pos="9062"/>
+              <w:tab w:val="right" w:leader="dot" w:pos="9060"/>
             </w:tabs>
             <w:rPr>
-              <w:rFonts w:eastAsiaTheme="minorEastAsia"/>
+              <w:rStyle w:val="Hiperhivatkozs"/>
               <w:noProof/>
               <w:lang w:eastAsia="hu-HU"/>
             </w:rPr>
           </w:pPr>
-          <w:hyperlink w:anchor="_Toc225421814" w:history="1">
+          <w:hyperlink w:anchor="_Toc1759705413">
             <w:r>
               <w:rPr>
                 <w:rStyle w:val="Hiperhivatkozs"/>
-                <w:noProof/>
               </w:rPr>
-              <w:t>Tesztelés</w:t>
+              <w:t>Admin panel</w:t>
+            </w:r>
+            <w:r>
+              <w:tab/>
+            </w:r>
+            <w:r>
+              <w:fldChar w:fldCharType="begin"/>
+            </w:r>
+            <w:r>
+              <w:instrText xml:space="preserve">PAGEREF _Toc1759705413 \h</w:instrText>
+            </w:r>
+            <w:r>
+              <w:fldChar w:fldCharType="separate"/>
             </w:r>
             <w:r>
               <w:rPr>
-                <w:noProof/>
-                <w:webHidden/>
+                <w:rStyle w:val="Hiperhivatkozs"/>
               </w:rPr>
-              <w:tab/>
-            </w:r>
-            <w:r>
-              <w:rPr>
-                <w:noProof/>
-                <w:webHidden/>
-              </w:rPr>
-              <w:fldChar w:fldCharType="begin"/>
-            </w:r>
-            <w:r>
-              <w:rPr>
-                <w:noProof/>
-                <w:webHidden/>
-              </w:rPr>
-              <w:instrText xml:space="preserve"> PAGEREF _Toc225421814 \h </w:instrText>
-            </w:r>
-            <w:r>
-              <w:rPr>
-                <w:noProof/>
-                <w:webHidden/>
-              </w:rPr>
-            </w:r>
-            <w:r>
-              <w:rPr>
-                <w:noProof/>
-                <w:webHidden/>
-              </w:rPr>
-              <w:fldChar w:fldCharType="separate"/>
-            </w:r>
-            <w:r>
-              <w:rPr>
-                <w:noProof/>
-                <w:webHidden/>
-              </w:rPr>
-              <w:t>19</w:t>
-            </w:r>
-            <w:r>
-              <w:rPr>
-                <w:noProof/>
-                <w:webHidden/>
-              </w:rPr>
+              <w:t>16</w:t>
+            </w:r>
+            <w:r>
               <w:fldChar w:fldCharType="end"/>
             </w:r>
           </w:hyperlink>
         </w:p>
         <w:p>
           <w:pPr>
-            <w:pStyle w:val="TJ1"/>
+            <w:pStyle w:val="TJ2"/>
             <w:tabs>
-              <w:tab w:val="right" w:leader="dot" w:pos="9062"/>
+              <w:tab w:val="right" w:leader="dot" w:pos="9060"/>
             </w:tabs>
             <w:rPr>
-              <w:rFonts w:eastAsiaTheme="minorEastAsia"/>
+              <w:rStyle w:val="Hiperhivatkozs"/>
               <w:noProof/>
               <w:lang w:eastAsia="hu-HU"/>
             </w:rPr>
           </w:pPr>
-          <w:hyperlink w:anchor="_Toc225421815" w:history="1">
+          <w:hyperlink w:anchor="_Toc1009759263">
             <w:r>
               <w:rPr>
                 <w:rStyle w:val="Hiperhivatkozs"/>
-                <w:noProof/>
               </w:rPr>
-              <w:t>Forrásjegyzék</w:t>
+              <w:t>Alvázszám kereső</w:t>
+            </w:r>
+            <w:r>
+              <w:tab/>
+            </w:r>
+            <w:r>
+              <w:fldChar w:fldCharType="begin"/>
+            </w:r>
+            <w:r>
+              <w:instrText xml:space="preserve">PAGEREF _Toc1009759263 \h</w:instrText>
+            </w:r>
+            <w:r>
+              <w:fldChar w:fldCharType="separate"/>
             </w:r>
             <w:r>
               <w:rPr>
-                <w:noProof/>
-                <w:webHidden/>
+                <w:rStyle w:val="Hiperhivatkozs"/>
               </w:rPr>
+              <w:t>17</w:t>
+            </w:r>
+            <w:r>
+              <w:fldChar w:fldCharType="end"/>
+            </w:r>
+          </w:hyperlink>
+        </w:p>
+        <w:p>
+          <w:pPr>
+            <w:pStyle w:val="TJ2"/>
+            <w:tabs>
+              <w:tab w:val="right" w:leader="dot" w:pos="9060"/>
+            </w:tabs>
+            <w:rPr>
+              <w:rStyle w:val="Hiperhivatkozs"/>
+            </w:rPr>
+          </w:pPr>
+          <w:hyperlink w:anchor="_Toc518911981">
+            <w:r>
+              <w:rPr>
+                <w:rStyle w:val="Hiperhivatkozs"/>
+              </w:rPr>
+              <w:t>Segítségkérés</w:t>
+            </w:r>
+            <w:r>
               <w:tab/>
             </w:r>
             <w:r>
+              <w:fldChar w:fldCharType="begin"/>
+            </w:r>
+            <w:r>
+              <w:instrText xml:space="preserve">PAGEREF _Toc518911981 \h</w:instrText>
+            </w:r>
+            <w:r>
+              <w:fldChar w:fldCharType="separate"/>
+            </w:r>
+            <w:r>
               <w:rPr>
-                <w:noProof/>
-                <w:webHidden/>
+                <w:rStyle w:val="Hiperhivatkozs"/>
               </w:rPr>
+              <w:t>17</w:t>
+            </w:r>
+            <w:r>
+              <w:fldChar w:fldCharType="end"/>
+            </w:r>
+          </w:hyperlink>
+        </w:p>
+        <w:p>
+          <w:pPr>
+            <w:pStyle w:val="TJ2"/>
+            <w:tabs>
+              <w:tab w:val="right" w:leader="dot" w:pos="9060"/>
+            </w:tabs>
+            <w:rPr>
+              <w:rStyle w:val="Hiperhivatkozs"/>
+            </w:rPr>
+          </w:pPr>
+          <w:hyperlink w:anchor="_Toc1087396701">
+            <w:r>
+              <w:rPr>
+                <w:rStyle w:val="Hiperhivatkozs"/>
+              </w:rPr>
+              <w:t>Cikkszám kereső</w:t>
+            </w:r>
+            <w:r>
+              <w:tab/>
+            </w:r>
+            <w:r>
               <w:fldChar w:fldCharType="begin"/>
             </w:r>
             <w:r>
+              <w:instrText xml:space="preserve">PAGEREF _Toc1087396701 \h</w:instrText>
+            </w:r>
+            <w:r>
+              <w:fldChar w:fldCharType="separate"/>
+            </w:r>
+            <w:r>
               <w:rPr>
-                <w:noProof/>
-                <w:webHidden/>
+                <w:rStyle w:val="Hiperhivatkozs"/>
               </w:rPr>
-              <w:instrText xml:space="preserve"> PAGEREF _Toc225421815 \h </w:instrText>
-            </w:r>
-            <w:r>
-              <w:rPr>
-                <w:noProof/>
-                <w:webHidden/>
-              </w:rPr>
-            </w:r>
-            <w:r>
-              <w:rPr>
-                <w:noProof/>
-                <w:webHidden/>
-              </w:rPr>
-              <w:fldChar w:fldCharType="separate"/>
-            </w:r>
-            <w:r>
-              <w:rPr>
-                <w:noProof/>
-                <w:webHidden/>
-              </w:rPr>
-              <w:t>20</w:t>
-            </w:r>
-            <w:r>
-              <w:rPr>
-                <w:noProof/>
-                <w:webHidden/>
-              </w:rPr>
+              <w:t>18</w:t>
+            </w:r>
+            <w:r>
               <w:fldChar w:fldCharType="end"/>
             </w:r>
           </w:hyperlink>
@@ -2932,8 +2115,236 @@
               <w:rStyle w:val="Hiperhivatkozs"/>
             </w:rPr>
           </w:pPr>
+          <w:hyperlink w:anchor="_Toc1581328322">
+            <w:r>
+              <w:rPr>
+                <w:rStyle w:val="Hiperhivatkozs"/>
+              </w:rPr>
+              <w:t>Tesztdokumentáció</w:t>
+            </w:r>
+            <w:r>
+              <w:tab/>
+            </w:r>
+            <w:r>
+              <w:fldChar w:fldCharType="begin"/>
+            </w:r>
+            <w:r>
+              <w:instrText xml:space="preserve">PAGEREF _Toc1581328322 \h</w:instrText>
+            </w:r>
+            <w:r>
+              <w:fldChar w:fldCharType="separate"/>
+            </w:r>
+            <w:r>
+              <w:rPr>
+                <w:rStyle w:val="Hiperhivatkozs"/>
+              </w:rPr>
+              <w:t>18</w:t>
+            </w:r>
+            <w:r>
+              <w:fldChar w:fldCharType="end"/>
+            </w:r>
+          </w:hyperlink>
+        </w:p>
+        <w:p>
+          <w:pPr>
+            <w:pStyle w:val="TJ2"/>
+            <w:tabs>
+              <w:tab w:val="right" w:leader="dot" w:pos="9060"/>
+            </w:tabs>
+            <w:rPr>
+              <w:rStyle w:val="Hiperhivatkozs"/>
+            </w:rPr>
+          </w:pPr>
+          <w:hyperlink w:anchor="_Toc1809725493">
+            <w:r>
+              <w:rPr>
+                <w:rStyle w:val="Hiperhivatkozs"/>
+              </w:rPr>
+              <w:t>Tesztkörnyezet és felhasznált keretrendszerek</w:t>
+            </w:r>
+            <w:r>
+              <w:tab/>
+            </w:r>
+            <w:r>
+              <w:fldChar w:fldCharType="begin"/>
+            </w:r>
+            <w:r>
+              <w:instrText xml:space="preserve">PAGEREF _Toc1809725493 \h</w:instrText>
+            </w:r>
+            <w:r>
+              <w:fldChar w:fldCharType="separate"/>
+            </w:r>
+            <w:r>
+              <w:rPr>
+                <w:rStyle w:val="Hiperhivatkozs"/>
+              </w:rPr>
+              <w:t>19</w:t>
+            </w:r>
+            <w:r>
+              <w:fldChar w:fldCharType="end"/>
+            </w:r>
+          </w:hyperlink>
+        </w:p>
+        <w:p>
+          <w:pPr>
+            <w:pStyle w:val="TJ2"/>
+            <w:tabs>
+              <w:tab w:val="right" w:leader="dot" w:pos="9060"/>
+            </w:tabs>
+            <w:rPr>
+              <w:rStyle w:val="Hiperhivatkozs"/>
+            </w:rPr>
+          </w:pPr>
+          <w:hyperlink w:anchor="_Toc413465657">
+            <w:r>
+              <w:rPr>
+                <w:rStyle w:val="Hiperhivatkozs"/>
+              </w:rPr>
+              <w:t>React Egységteszt (Unit Test)</w:t>
+            </w:r>
+            <w:r>
+              <w:tab/>
+            </w:r>
+            <w:r>
+              <w:fldChar w:fldCharType="begin"/>
+            </w:r>
+            <w:r>
+              <w:instrText xml:space="preserve">PAGEREF _Toc413465657 \h</w:instrText>
+            </w:r>
+            <w:r>
+              <w:fldChar w:fldCharType="separate"/>
+            </w:r>
+            <w:r>
+              <w:rPr>
+                <w:rStyle w:val="Hiperhivatkozs"/>
+              </w:rPr>
+              <w:t>19</w:t>
+            </w:r>
+            <w:r>
+              <w:fldChar w:fldCharType="end"/>
+            </w:r>
+          </w:hyperlink>
+        </w:p>
+        <w:p>
+          <w:pPr>
+            <w:pStyle w:val="TJ2"/>
+            <w:tabs>
+              <w:tab w:val="right" w:leader="dot" w:pos="9060"/>
+            </w:tabs>
+            <w:rPr>
+              <w:rStyle w:val="Hiperhivatkozs"/>
+            </w:rPr>
+          </w:pPr>
+          <w:hyperlink w:anchor="_Toc1915848931">
+            <w:r>
+              <w:rPr>
+                <w:rStyle w:val="Hiperhivatkozs"/>
+              </w:rPr>
+              <w:t>React Komponens tesztek</w:t>
+            </w:r>
+            <w:r>
+              <w:tab/>
+            </w:r>
+            <w:r>
+              <w:fldChar w:fldCharType="begin"/>
+            </w:r>
+            <w:r>
+              <w:instrText xml:space="preserve">PAGEREF _Toc1915848931 \h</w:instrText>
+            </w:r>
+            <w:r>
+              <w:fldChar w:fldCharType="separate"/>
+            </w:r>
+            <w:r>
+              <w:rPr>
+                <w:rStyle w:val="Hiperhivatkozs"/>
+              </w:rPr>
+              <w:t>20</w:t>
+            </w:r>
+            <w:r>
+              <w:fldChar w:fldCharType="end"/>
+            </w:r>
+          </w:hyperlink>
+        </w:p>
+        <w:p>
+          <w:pPr>
+            <w:pStyle w:val="TJ2"/>
+            <w:tabs>
+              <w:tab w:val="right" w:leader="dot" w:pos="9060"/>
+            </w:tabs>
+            <w:rPr>
+              <w:rStyle w:val="Hiperhivatkozs"/>
+            </w:rPr>
+          </w:pPr>
+          <w:hyperlink w:anchor="_Toc1396231418">
+            <w:r>
+              <w:rPr>
+                <w:rStyle w:val="Hiperhivatkozs"/>
+              </w:rPr>
+              <w:t>Selenium Webdriver – Funkcionális tesztelés</w:t>
+            </w:r>
+            <w:r>
+              <w:tab/>
+            </w:r>
+            <w:r>
+              <w:fldChar w:fldCharType="begin"/>
+            </w:r>
+            <w:r>
+              <w:instrText xml:space="preserve">PAGEREF _Toc1396231418 \h</w:instrText>
+            </w:r>
+            <w:r>
+              <w:fldChar w:fldCharType="separate"/>
+            </w:r>
+            <w:r>
+              <w:rPr>
+                <w:rStyle w:val="Hiperhivatkozs"/>
+              </w:rPr>
+              <w:t>20</w:t>
+            </w:r>
+            <w:r>
+              <w:fldChar w:fldCharType="end"/>
+            </w:r>
+          </w:hyperlink>
+        </w:p>
+        <w:p>
+          <w:pPr>
+            <w:pStyle w:val="TJ1"/>
+            <w:tabs>
+              <w:tab w:val="right" w:leader="dot" w:pos="9060"/>
+            </w:tabs>
+            <w:rPr>
+              <w:rStyle w:val="Hiperhivatkozs"/>
+            </w:rPr>
+          </w:pPr>
+          <w:hyperlink w:anchor="_Toc339309375">
+            <w:r>
+              <w:rPr>
+                <w:rStyle w:val="Hiperhivatkozs"/>
+              </w:rPr>
+              <w:t>Forrásjegyzék</w:t>
+            </w:r>
+            <w:r>
+              <w:tab/>
+            </w:r>
+            <w:r>
+              <w:fldChar w:fldCharType="begin"/>
+            </w:r>
+            <w:r>
+              <w:instrText xml:space="preserve">PAGEREF _Toc339309375 \h</w:instrText>
+            </w:r>
+            <w:r>
+              <w:fldChar w:fldCharType="separate"/>
+            </w:r>
+            <w:r>
+              <w:rPr>
+                <w:rStyle w:val="Hiperhivatkozs"/>
+              </w:rPr>
+              <w:t>21</w:t>
+            </w:r>
+            <w:r>
+              <w:fldChar w:fldCharType="end"/>
+            </w:r>
+          </w:hyperlink>
           <w:r>
-            <w:lastRenderedPageBreak/>
             <w:fldChar w:fldCharType="end"/>
           </w:r>
         </w:p>
@@ -2941,6 +2352,17 @@
     </w:sdt>
     <w:p>
       <w:pPr>
+        <w:pStyle w:val="TJ1"/>
+        <w:tabs>
+          <w:tab w:val="right" w:leader="dot" w:pos="9060"/>
+        </w:tabs>
+        <w:rPr>
+          <w:rStyle w:val="Hiperhivatkozs"/>
+        </w:rPr>
+      </w:pPr>
+    </w:p>
+    <w:p>
+      <w:pPr>
         <w:jc w:val="both"/>
       </w:pPr>
     </w:p>
@@ -3125,16 +2547,18 @@
         <w:jc w:val="both"/>
         <w:rPr>
           <w:b w:val="0"/>
-        </w:rPr>
-      </w:pPr>
-      <w:bookmarkStart w:id="1" w:name="_Toc225421784"/>
+          <w:bCs w:val="0"/>
+        </w:rPr>
+      </w:pPr>
+      <w:bookmarkStart w:name="_Toc401908524" w:id="1742173069"/>
       <w:r>
         <w:rPr>
           <w:b w:val="0"/>
+          <w:bCs w:val="0"/>
         </w:rPr>
         <w:t>Bevezetés</w:t>
       </w:r>
-      <w:bookmarkEnd w:id="1"/>
+      <w:bookmarkEnd w:id="1742173069"/>
     </w:p>
     <w:p>
       <w:pPr>
@@ -3389,16 +2813,18 @@
         <w:jc w:val="both"/>
         <w:rPr>
           <w:b w:val="0"/>
-        </w:rPr>
-      </w:pPr>
-      <w:bookmarkStart w:id="2" w:name="_Toc225421785"/>
+          <w:bCs w:val="0"/>
+        </w:rPr>
+      </w:pPr>
+      <w:bookmarkStart w:name="_Toc1567237091" w:id="1419015614"/>
       <w:r>
         <w:rPr>
           <w:b w:val="0"/>
+          <w:bCs w:val="0"/>
         </w:rPr>
         <w:t>Programozási nyelvek és technológiák</w:t>
       </w:r>
-      <w:bookmarkEnd w:id="2"/>
+      <w:bookmarkEnd w:id="1419015614"/>
     </w:p>
     <w:p>
       <w:pPr>
@@ -3438,11 +2864,12 @@
         <w:pStyle w:val="Cmsor2"/>
         <w:jc w:val="both"/>
       </w:pPr>
-      <w:bookmarkStart w:id="3" w:name="_Toc225421786"/>
-      <w:r>
+      <w:bookmarkStart w:name="_Toc701591733" w:id="1741869867"/>
+      <w:r>
+        <w:rPr/>
         <w:t>Az adatbázis fogalma</w:t>
       </w:r>
-      <w:bookmarkEnd w:id="3"/>
+      <w:bookmarkEnd w:id="1741869867"/>
     </w:p>
     <w:p>
       <w:pPr>
@@ -3740,11 +3167,12 @@
         <w:pStyle w:val="Cmsor2"/>
         <w:jc w:val="both"/>
       </w:pPr>
-      <w:bookmarkStart w:id="4" w:name="_Toc225421787"/>
-      <w:r>
+      <w:bookmarkStart w:name="_Toc1192395118" w:id="1964978676"/>
+      <w:r>
+        <w:rPr/>
         <w:t>Mi az SQL? (Strukturált lekérdező nyelv)</w:t>
       </w:r>
-      <w:bookmarkEnd w:id="4"/>
+      <w:bookmarkEnd w:id="1964978676"/>
     </w:p>
     <w:p>
       <w:pPr>
@@ -3883,7 +3311,14 @@
           <w:sz w:val="24"/>
           <w:szCs w:val="24"/>
         </w:rPr>
-        <w:t>** relációs adatbázis: A relációs adatbázisokban az elemek oszlopokkal és sorokkal</w:t>
+        <w:t>R</w:t>
+      </w:r>
+      <w:r>
+        <w:rPr>
+          <w:sz w:val="24"/>
+          <w:szCs w:val="24"/>
+        </w:rPr>
+        <w:t>elációs adatbázis: A relációs adatbázisokban az elemek oszlopokkal és sorokkal</w:t>
       </w:r>
     </w:p>
     <w:p>
@@ -4050,11 +3485,12 @@
         <w:pStyle w:val="Cmsor3"/>
         <w:jc w:val="both"/>
       </w:pPr>
-      <w:bookmarkStart w:id="5" w:name="_Toc225421788"/>
-      <w:r>
+      <w:bookmarkStart w:name="_Toc1929635705" w:id="1441128208"/>
+      <w:r>
+        <w:rPr/>
         <w:t>PHPMYADMIN és a XAMPP</w:t>
       </w:r>
-      <w:bookmarkEnd w:id="5"/>
+      <w:bookmarkEnd w:id="1441128208"/>
     </w:p>
     <w:p>
       <w:pPr>
@@ -4495,27 +3931,30 @@
         <w:jc w:val="both"/>
         <w:rPr>
           <w:b w:val="0"/>
-        </w:rPr>
-      </w:pPr>
-      <w:bookmarkStart w:id="6" w:name="_Toc225421789"/>
+          <w:bCs w:val="0"/>
+        </w:rPr>
+      </w:pPr>
+      <w:bookmarkStart w:name="_Toc1617115645" w:id="1773799869"/>
       <w:r>
         <w:rPr>
           <w:b w:val="0"/>
+          <w:bCs w:val="0"/>
         </w:rPr>
         <w:t>HTML</w:t>
       </w:r>
-      <w:bookmarkEnd w:id="6"/>
+      <w:bookmarkEnd w:id="1773799869"/>
     </w:p>
     <w:p>
       <w:pPr>
         <w:pStyle w:val="Cmsor2"/>
         <w:jc w:val="both"/>
       </w:pPr>
-      <w:bookmarkStart w:id="7" w:name="_Toc225421790"/>
-      <w:r>
+      <w:bookmarkStart w:name="_Toc116013788" w:id="136141103"/>
+      <w:r>
+        <w:rPr/>
         <w:t>Mit jelent a HTML szó?</w:t>
       </w:r>
-      <w:bookmarkEnd w:id="7"/>
+      <w:bookmarkEnd w:id="136141103"/>
     </w:p>
     <w:p>
       <w:pPr>
@@ -4538,11 +3977,12 @@
         <w:pStyle w:val="Cmsor3"/>
         <w:jc w:val="both"/>
       </w:pPr>
-      <w:bookmarkStart w:id="8" w:name="_Toc225421791"/>
-      <w:r>
+      <w:bookmarkStart w:name="_Toc132714002" w:id="1680935547"/>
+      <w:r>
+        <w:rPr/>
         <w:t>Mi a HTML?</w:t>
       </w:r>
-      <w:bookmarkEnd w:id="8"/>
+      <w:bookmarkEnd w:id="1680935547"/>
     </w:p>
     <w:p>
       <w:pPr>
@@ -4582,27 +4022,30 @@
         <w:jc w:val="both"/>
         <w:rPr>
           <w:b w:val="0"/>
-        </w:rPr>
-      </w:pPr>
-      <w:bookmarkStart w:id="9" w:name="_Toc225421792"/>
+          <w:bCs w:val="0"/>
+        </w:rPr>
+      </w:pPr>
+      <w:bookmarkStart w:name="_Toc2145734330" w:id="859261905"/>
       <w:r>
         <w:rPr>
           <w:b w:val="0"/>
+          <w:bCs w:val="0"/>
         </w:rPr>
         <w:t>CSS</w:t>
       </w:r>
-      <w:bookmarkEnd w:id="9"/>
+      <w:bookmarkEnd w:id="859261905"/>
     </w:p>
     <w:p>
       <w:pPr>
         <w:pStyle w:val="Cmsor2"/>
         <w:jc w:val="both"/>
       </w:pPr>
-      <w:bookmarkStart w:id="10" w:name="_Toc225421793"/>
-      <w:r>
+      <w:bookmarkStart w:name="_Toc1018196762" w:id="1738969930"/>
+      <w:r>
+        <w:rPr/>
         <w:t>Mi az a CSS? A CSS jelentése, bemutatása</w:t>
       </w:r>
-      <w:bookmarkEnd w:id="10"/>
+      <w:bookmarkEnd w:id="1738969930"/>
     </w:p>
     <w:p>
       <w:pPr>
@@ -4625,11 +4068,12 @@
         <w:pStyle w:val="Cmsor3"/>
         <w:jc w:val="both"/>
       </w:pPr>
-      <w:bookmarkStart w:id="11" w:name="_Toc225421794"/>
-      <w:r>
+      <w:bookmarkStart w:name="_Toc47904177" w:id="635801831"/>
+      <w:r>
+        <w:rPr/>
         <w:t>A CSS jelentése, fogalma</w:t>
       </w:r>
-      <w:bookmarkEnd w:id="11"/>
+      <w:bookmarkEnd w:id="635801831"/>
     </w:p>
     <w:p>
       <w:pPr>
@@ -4703,28 +4147,30 @@
         <w:jc w:val="both"/>
         <w:rPr>
           <w:b w:val="0"/>
-        </w:rPr>
-      </w:pPr>
-      <w:bookmarkStart w:id="12" w:name="_Toc225421795"/>
+          <w:bCs w:val="0"/>
+        </w:rPr>
+      </w:pPr>
+      <w:bookmarkStart w:name="_Toc1732398983" w:id="1544328109"/>
       <w:r>
         <w:rPr>
           <w:b w:val="0"/>
-        </w:rPr>
-        <w:lastRenderedPageBreak/>
+          <w:bCs w:val="0"/>
+        </w:rPr>
         <w:t>JS</w:t>
       </w:r>
-      <w:bookmarkEnd w:id="12"/>
+      <w:bookmarkEnd w:id="1544328109"/>
     </w:p>
     <w:p>
       <w:pPr>
         <w:pStyle w:val="Cmsor2"/>
         <w:jc w:val="both"/>
       </w:pPr>
-      <w:bookmarkStart w:id="13" w:name="_Toc225421796"/>
-      <w:r>
+      <w:bookmarkStart w:name="_Toc549889176" w:id="1412556639"/>
+      <w:r>
+        <w:rPr/>
         <w:t>Mi az a JavaScript? A JavaScript (JS) bemutatása</w:t>
       </w:r>
-      <w:bookmarkEnd w:id="13"/>
+      <w:bookmarkEnd w:id="1412556639"/>
     </w:p>
     <w:p>
       <w:pPr>
@@ -4756,11 +4202,12 @@
         <w:pStyle w:val="Cmsor3"/>
         <w:jc w:val="both"/>
       </w:pPr>
-      <w:bookmarkStart w:id="14" w:name="_Toc225421797"/>
-      <w:r>
+      <w:bookmarkStart w:name="_Toc2129118105" w:id="430318630"/>
+      <w:r>
+        <w:rPr/>
         <w:t>A JavaScript fogalma</w:t>
       </w:r>
-      <w:bookmarkEnd w:id="14"/>
+      <w:bookmarkEnd w:id="430318630"/>
     </w:p>
     <w:p>
       <w:pPr>
@@ -4809,16 +4256,18 @@
         <w:jc w:val="both"/>
         <w:rPr>
           <w:b w:val="0"/>
-        </w:rPr>
-      </w:pPr>
-      <w:bookmarkStart w:id="15" w:name="_Toc225421798"/>
+          <w:bCs w:val="0"/>
+        </w:rPr>
+      </w:pPr>
+      <w:bookmarkStart w:name="_Toc2140298190" w:id="886400866"/>
       <w:r>
         <w:rPr>
           <w:b w:val="0"/>
+          <w:bCs w:val="0"/>
         </w:rPr>
         <w:t>SQL</w:t>
       </w:r>
-      <w:bookmarkEnd w:id="15"/>
+      <w:bookmarkEnd w:id="886400866"/>
     </w:p>
     <w:p>
       <w:pPr>
@@ -4866,11 +4315,12 @@
         <w:pStyle w:val="Cmsor2"/>
         <w:jc w:val="both"/>
       </w:pPr>
-      <w:bookmarkStart w:id="16" w:name="_Toc225421799"/>
-      <w:r>
+      <w:bookmarkStart w:name="_Toc743602158" w:id="1857753295"/>
+      <w:r>
+        <w:rPr/>
         <w:t>Mi az az adatbázis?</w:t>
       </w:r>
-      <w:bookmarkEnd w:id="16"/>
+      <w:bookmarkEnd w:id="1857753295"/>
     </w:p>
     <w:p>
       <w:pPr>
@@ -4994,28 +4444,38 @@
         <w:jc w:val="both"/>
         <w:rPr>
           <w:b w:val="0"/>
-        </w:rPr>
-      </w:pPr>
-      <w:bookmarkStart w:id="17" w:name="_Toc225421800"/>
+          <w:bCs w:val="0"/>
+        </w:rPr>
+      </w:pPr>
+      <w:bookmarkStart w:name="_Toc1021988819" w:id="437099928"/>
       <w:r>
         <w:rPr>
           <w:b w:val="0"/>
-        </w:rPr>
-        <w:lastRenderedPageBreak/>
+          <w:bCs w:val="0"/>
+        </w:rPr>
         <w:t>Bootstrap</w:t>
       </w:r>
-      <w:bookmarkEnd w:id="17"/>
+      <w:bookmarkEnd w:id="437099928"/>
     </w:p>
     <w:p>
       <w:pPr>
         <w:pStyle w:val="Cmsor2"/>
         <w:jc w:val="both"/>
       </w:pPr>
-      <w:bookmarkStart w:id="18" w:name="_Toc225421801"/>
-      <w:r>
-        <w:t>Mi az a Bootstrap?</w:t>
-      </w:r>
-      <w:bookmarkEnd w:id="18"/>
+      <w:bookmarkStart w:name="_Toc303869911" w:id="1989806155"/>
+      <w:r>
+        <w:rPr/>
+        <w:t xml:space="preserve">Mi az a </w:t>
+      </w:r>
+      <w:r>
+        <w:rPr/>
+        <w:t>Bootstrap</w:t>
+      </w:r>
+      <w:r>
+        <w:rPr/>
+        <w:t>?</w:t>
+      </w:r>
+      <w:bookmarkEnd w:id="1989806155"/>
     </w:p>
     <w:p>
       <w:pPr>
@@ -5104,11 +4564,20 @@
         <w:pStyle w:val="Cmsor3"/>
         <w:jc w:val="both"/>
       </w:pPr>
-      <w:bookmarkStart w:id="19" w:name="_Toc225421802"/>
-      <w:r>
-        <w:t>A Bootstrap megértése</w:t>
-      </w:r>
-      <w:bookmarkEnd w:id="19"/>
+      <w:bookmarkStart w:name="_Toc1612316151" w:id="300315695"/>
+      <w:r>
+        <w:rPr/>
+        <w:t xml:space="preserve">A </w:t>
+      </w:r>
+      <w:r>
+        <w:rPr/>
+        <w:t>Bootstrap</w:t>
+      </w:r>
+      <w:r>
+        <w:rPr/>
+        <w:t xml:space="preserve"> megértése</w:t>
+      </w:r>
+      <w:bookmarkEnd w:id="300315695"/>
     </w:p>
     <w:p>
       <w:pPr>
@@ -5159,28 +4628,45 @@
         <w:jc w:val="both"/>
         <w:rPr>
           <w:b w:val="0"/>
-        </w:rPr>
-      </w:pPr>
-      <w:bookmarkStart w:id="20" w:name="_Toc225421803"/>
+          <w:bCs w:val="0"/>
+        </w:rPr>
+      </w:pPr>
+      <w:bookmarkStart w:name="_Toc1542073683" w:id="710023615"/>
       <w:r>
         <w:rPr>
           <w:b w:val="0"/>
-        </w:rPr>
-        <w:lastRenderedPageBreak/>
-        <w:t>React (webes frontend)</w:t>
-      </w:r>
-      <w:bookmarkEnd w:id="20"/>
+          <w:bCs w:val="0"/>
+        </w:rPr>
+        <w:t>React</w:t>
+      </w:r>
+      <w:r>
+        <w:rPr>
+          <w:b w:val="0"/>
+          <w:bCs w:val="0"/>
+        </w:rPr>
+        <w:t xml:space="preserve"> (webes frontend)</w:t>
+      </w:r>
+      <w:bookmarkEnd w:id="710023615"/>
     </w:p>
     <w:p>
       <w:pPr>
         <w:pStyle w:val="Cmsor2"/>
         <w:jc w:val="both"/>
       </w:pPr>
-      <w:bookmarkStart w:id="21" w:name="_Toc225421804"/>
-      <w:r>
-        <w:t>A React áttekintése</w:t>
-      </w:r>
-      <w:bookmarkEnd w:id="21"/>
+      <w:bookmarkStart w:name="_Toc1018984861" w:id="2129106395"/>
+      <w:r>
+        <w:rPr/>
+        <w:t xml:space="preserve">A </w:t>
+      </w:r>
+      <w:r>
+        <w:rPr/>
+        <w:t>React</w:t>
+      </w:r>
+      <w:r>
+        <w:rPr/>
+        <w:t xml:space="preserve"> áttekintése</w:t>
+      </w:r>
+      <w:bookmarkEnd w:id="2129106395"/>
     </w:p>
     <w:p>
       <w:pPr>
@@ -5271,11 +4757,12 @@
         <w:pStyle w:val="Cmsor3"/>
         <w:jc w:val="both"/>
       </w:pPr>
-      <w:bookmarkStart w:id="22" w:name="_Toc225421805"/>
-      <w:r>
+      <w:bookmarkStart w:name="_Toc39559299" w:id="753978195"/>
+      <w:r>
+        <w:rPr/>
         <w:t>Hogyan működik?</w:t>
       </w:r>
-      <w:bookmarkEnd w:id="22"/>
+      <w:bookmarkEnd w:id="753978195"/>
     </w:p>
     <w:p>
       <w:pPr>
@@ -5809,16 +5296,32 @@
         <w:jc w:val="both"/>
         <w:rPr>
           <w:b w:val="0"/>
-        </w:rPr>
-      </w:pPr>
-      <w:bookmarkStart w:id="23" w:name="_Toc225421806"/>
+          <w:bCs w:val="0"/>
+        </w:rPr>
+      </w:pPr>
+      <w:bookmarkStart w:name="_Toc527426058" w:id="638037895"/>
       <w:r>
         <w:rPr>
           <w:b w:val="0"/>
-        </w:rPr>
-        <w:t>Dokumentum Objektum Model (DOM)</w:t>
-      </w:r>
-      <w:bookmarkEnd w:id="23"/>
+          <w:bCs w:val="0"/>
+        </w:rPr>
+        <w:t xml:space="preserve">Dokumentum Objektum </w:t>
+      </w:r>
+      <w:r>
+        <w:rPr>
+          <w:b w:val="0"/>
+          <w:bCs w:val="0"/>
+        </w:rPr>
+        <w:t>Model</w:t>
+      </w:r>
+      <w:r>
+        <w:rPr>
+          <w:b w:val="0"/>
+          <w:bCs w:val="0"/>
+        </w:rPr>
+        <w:t xml:space="preserve"> (DOM)</w:t>
+      </w:r>
+      <w:bookmarkEnd w:id="638037895"/>
     </w:p>
     <w:p>
       <w:pPr>
@@ -5851,16 +5354,18 @@
         <w:jc w:val="both"/>
         <w:rPr>
           <w:b w:val="0"/>
-        </w:rPr>
-      </w:pPr>
-      <w:bookmarkStart w:id="24" w:name="_Toc225421807"/>
+          <w:bCs w:val="0"/>
+        </w:rPr>
+      </w:pPr>
+      <w:bookmarkStart w:name="_Toc1368344978" w:id="59376208"/>
       <w:r>
         <w:rPr>
           <w:b w:val="0"/>
+          <w:bCs w:val="0"/>
         </w:rPr>
         <w:t>Backend</w:t>
       </w:r>
-      <w:bookmarkEnd w:id="24"/>
+      <w:bookmarkEnd w:id="59376208"/>
     </w:p>
     <w:p>
       <w:pPr>
@@ -5903,11 +5408,12 @@
         <w:pStyle w:val="Cmsor2"/>
         <w:jc w:val="both"/>
       </w:pPr>
-      <w:bookmarkStart w:id="25" w:name="_Toc225421808"/>
-      <w:r>
+      <w:bookmarkStart w:name="_Toc106953030" w:id="493400365"/>
+      <w:r>
+        <w:rPr/>
         <w:t>Mi az a Backend?</w:t>
       </w:r>
-      <w:bookmarkEnd w:id="25"/>
+      <w:bookmarkEnd w:id="493400365"/>
     </w:p>
     <w:p>
       <w:pPr>
@@ -6048,11 +5554,12 @@
         <w:pStyle w:val="Cmsor3"/>
         <w:jc w:val="both"/>
       </w:pPr>
-      <w:bookmarkStart w:id="26" w:name="_Toc225421809"/>
-      <w:r>
+      <w:bookmarkStart w:name="_Toc428751369" w:id="1326979898"/>
+      <w:r>
+        <w:rPr/>
         <w:t>Mi az a Web API?</w:t>
       </w:r>
-      <w:bookmarkEnd w:id="26"/>
+      <w:bookmarkEnd w:id="1326979898"/>
     </w:p>
     <w:p>
       <w:pPr>
@@ -6301,30 +5808,32 @@
         <w:jc w:val="both"/>
         <w:rPr>
           <w:b w:val="0"/>
-        </w:rPr>
-      </w:pPr>
-      <w:bookmarkStart w:id="27" w:name="_Toc225421810"/>
+          <w:bCs w:val="0"/>
+        </w:rPr>
+      </w:pPr>
+      <w:bookmarkStart w:name="_Toc747815766" w:id="1525673427"/>
       <w:r>
         <w:rPr>
           <w:b w:val="0"/>
+          <w:bCs w:val="0"/>
         </w:rPr>
         <w:t>Github</w:t>
       </w:r>
-      <w:bookmarkEnd w:id="27"/>
+      <w:bookmarkEnd w:id="1525673427"/>
     </w:p>
     <w:p>
       <w:pPr>
         <w:spacing w:before="240" w:after="240"/>
         <w:jc w:val="both"/>
         <w:rPr>
-          <w:rFonts w:ascii="Calibri" w:eastAsia="Calibri" w:hAnsi="Calibri" w:cs="Calibri"/>
-          <w:sz w:val="24"/>
-          <w:szCs w:val="24"/>
-        </w:rPr>
-      </w:pPr>
-      <w:r>
-        <w:rPr>
-          <w:rFonts w:ascii="Calibri" w:eastAsia="Calibri" w:hAnsi="Calibri" w:cs="Calibri"/>
+          <w:rFonts w:ascii="Calibri" w:hAnsi="Calibri" w:eastAsia="Calibri" w:cs="Calibri"/>
+          <w:sz w:val="24"/>
+          <w:szCs w:val="24"/>
+        </w:rPr>
+      </w:pPr>
+      <w:r>
+        <w:rPr>
+          <w:rFonts w:ascii="Calibri" w:hAnsi="Calibri" w:eastAsia="Calibri" w:cs="Calibri"/>
           <w:sz w:val="24"/>
           <w:szCs w:val="24"/>
         </w:rPr>
@@ -6333,7 +5842,7 @@
       <w:proofErr w:type="gramStart"/>
       <w:r>
         <w:rPr>
-          <w:rFonts w:ascii="Calibri" w:eastAsia="Calibri" w:hAnsi="Calibri" w:cs="Calibri"/>
+          <w:rFonts w:ascii="Calibri" w:hAnsi="Calibri" w:eastAsia="Calibri" w:cs="Calibri"/>
           <w:sz w:val="24"/>
           <w:szCs w:val="24"/>
         </w:rPr>
@@ -6342,7 +5851,7 @@
       <w:proofErr w:type="gramEnd"/>
       <w:r>
         <w:rPr>
-          <w:rFonts w:ascii="Calibri" w:eastAsia="Calibri" w:hAnsi="Calibri" w:cs="Calibri"/>
+          <w:rFonts w:ascii="Calibri" w:hAnsi="Calibri" w:eastAsia="Calibri" w:cs="Calibri"/>
           <w:sz w:val="24"/>
           <w:szCs w:val="24"/>
         </w:rPr>
@@ -6354,14 +5863,14 @@
         <w:spacing w:before="240" w:after="240"/>
         <w:jc w:val="both"/>
         <w:rPr>
-          <w:rFonts w:ascii="Calibri" w:eastAsia="Calibri" w:hAnsi="Calibri" w:cs="Calibri"/>
-          <w:sz w:val="24"/>
-          <w:szCs w:val="24"/>
-        </w:rPr>
-      </w:pPr>
-      <w:r>
-        <w:rPr>
-          <w:rFonts w:ascii="Calibri" w:eastAsia="Calibri" w:hAnsi="Calibri" w:cs="Calibri"/>
+          <w:rFonts w:ascii="Calibri" w:hAnsi="Calibri" w:eastAsia="Calibri" w:cs="Calibri"/>
+          <w:sz w:val="24"/>
+          <w:szCs w:val="24"/>
+        </w:rPr>
+      </w:pPr>
+      <w:r>
+        <w:rPr>
+          <w:rFonts w:ascii="Calibri" w:hAnsi="Calibri" w:eastAsia="Calibri" w:cs="Calibri"/>
           <w:sz w:val="24"/>
           <w:szCs w:val="24"/>
         </w:rPr>
@@ -6370,7 +5879,7 @@
       <w:proofErr w:type="gramStart"/>
       <w:r>
         <w:rPr>
-          <w:rFonts w:ascii="Calibri" w:eastAsia="Calibri" w:hAnsi="Calibri" w:cs="Calibri"/>
+          <w:rFonts w:ascii="Calibri" w:hAnsi="Calibri" w:eastAsia="Calibri" w:cs="Calibri"/>
           <w:sz w:val="24"/>
           <w:szCs w:val="24"/>
         </w:rPr>
@@ -6379,7 +5888,7 @@
       <w:proofErr w:type="gramEnd"/>
       <w:r>
         <w:rPr>
-          <w:rFonts w:ascii="Calibri" w:eastAsia="Calibri" w:hAnsi="Calibri" w:cs="Calibri"/>
+          <w:rFonts w:ascii="Calibri" w:hAnsi="Calibri" w:eastAsia="Calibri" w:cs="Calibri"/>
           <w:sz w:val="24"/>
           <w:szCs w:val="24"/>
         </w:rPr>
@@ -6391,14 +5900,14 @@
         <w:spacing w:before="240" w:after="240"/>
         <w:jc w:val="both"/>
         <w:rPr>
-          <w:rFonts w:ascii="Calibri" w:eastAsia="Calibri" w:hAnsi="Calibri" w:cs="Calibri"/>
-          <w:sz w:val="24"/>
-          <w:szCs w:val="24"/>
-        </w:rPr>
-      </w:pPr>
-      <w:r>
-        <w:rPr>
-          <w:rFonts w:ascii="Calibri" w:eastAsia="Calibri" w:hAnsi="Calibri" w:cs="Calibri"/>
+          <w:rFonts w:ascii="Calibri" w:hAnsi="Calibri" w:eastAsia="Calibri" w:cs="Calibri"/>
+          <w:sz w:val="24"/>
+          <w:szCs w:val="24"/>
+        </w:rPr>
+      </w:pPr>
+      <w:r>
+        <w:rPr>
+          <w:rFonts w:ascii="Calibri" w:hAnsi="Calibri" w:eastAsia="Calibri" w:cs="Calibri"/>
           <w:sz w:val="24"/>
           <w:szCs w:val="24"/>
         </w:rPr>
@@ -6406,7 +5915,7 @@
       </w:r>
       <w:r>
         <w:rPr>
-          <w:rFonts w:ascii="Calibri" w:eastAsia="Calibri" w:hAnsi="Calibri" w:cs="Calibri"/>
+          <w:rFonts w:ascii="Calibri" w:hAnsi="Calibri" w:eastAsia="Calibri" w:cs="Calibri"/>
           <w:sz w:val="24"/>
           <w:szCs w:val="24"/>
         </w:rPr>
@@ -6414,7 +5923,7 @@
       </w:r>
       <w:r>
         <w:rPr>
-          <w:rFonts w:ascii="Calibri" w:eastAsia="Calibri" w:hAnsi="Calibri" w:cs="Calibri"/>
+          <w:rFonts w:ascii="Calibri" w:hAnsi="Calibri" w:eastAsia="Calibri" w:cs="Calibri"/>
           <w:sz w:val="24"/>
           <w:szCs w:val="24"/>
         </w:rPr>
@@ -6433,31 +5942,27 @@
     </w:p>
     <w:p>
       <w:pPr>
-        <w:jc w:val="both"/>
-      </w:pPr>
-      <w:r>
-        <w:rPr>
-          <w:noProof/>
-          <w:lang w:eastAsia="hu-HU"/>
-        </w:rPr>
-        <w:lastRenderedPageBreak/>
+        <w:pStyle w:val="Norml"/>
+        <w:jc w:val="both"/>
+      </w:pPr>
+      <w:r>
         <w:drawing>
-          <wp:inline distT="0" distB="0" distL="0" distR="0" wp14:anchorId="1CC698DD" wp14:editId="504FCD38">
-            <wp:extent cx="6143625" cy="2390775"/>
+          <wp:inline wp14:editId="2312238B" wp14:anchorId="029FCA21">
+            <wp:extent cx="5762625" cy="2228850"/>
             <wp:effectExtent l="0" t="0" r="0" b="0"/>
-            <wp:docPr id="104860936" name="drawing"/>
+            <wp:docPr id="340169354" name="drawing"/>
             <wp:cNvGraphicFramePr>
-              <a:graphicFrameLocks xmlns:a="http://schemas.openxmlformats.org/drawingml/2006/main" noChangeAspect="1"/>
+              <a:graphicFrameLocks noChangeAspect="1"/>
             </wp:cNvGraphicFramePr>
-            <a:graphic xmlns:a="http://schemas.openxmlformats.org/drawingml/2006/main">
-              <a:graphicData uri="http://schemas.openxmlformats.org/drawingml/2006/picture">
+            <a:graphic>
+              <a:graphicData xmlns:a="http://schemas.openxmlformats.org/drawingml/2006/main" uri="http://schemas.openxmlformats.org/drawingml/2006/picture">
                 <pic:pic xmlns:pic="http://schemas.openxmlformats.org/drawingml/2006/picture">
                   <pic:nvPicPr>
-                    <pic:cNvPr id="104860936" name="Picture 104860936"/>
+                    <pic:cNvPr id="340169354" name="Picture 340169354"/>
                     <pic:cNvPicPr/>
                   </pic:nvPicPr>
                   <pic:blipFill>
-                    <a:blip r:embed="rId8">
+                    <a:blip xmlns:r="http://schemas.openxmlformats.org/officeDocument/2006/relationships" r:embed="rId376568724">
                       <a:extLst>
                         <a:ext uri="{28A0092B-C50C-407E-A947-70E740481C1C}">
                           <a14:useLocalDpi xmlns:a14="http://schemas.microsoft.com/office/drawing/2010/main"/>
@@ -6471,7 +5976,7 @@
                   <pic:spPr>
                     <a:xfrm>
                       <a:off x="0" y="0"/>
-                      <a:ext cx="6143625" cy="2390775"/>
+                      <a:ext cx="5762625" cy="2228850"/>
                     </a:xfrm>
                     <a:prstGeom prst="rect">
                       <a:avLst/>
@@ -6490,16 +5995,18 @@
         <w:jc w:val="both"/>
         <w:rPr>
           <w:b w:val="0"/>
-        </w:rPr>
-      </w:pPr>
-      <w:bookmarkStart w:id="28" w:name="_Toc225421811"/>
+          <w:bCs w:val="0"/>
+        </w:rPr>
+      </w:pPr>
+      <w:bookmarkStart w:name="_Toc1113022904" w:id="96929486"/>
       <w:r>
         <w:rPr>
           <w:b w:val="0"/>
+          <w:bCs w:val="0"/>
         </w:rPr>
         <w:t>Trello</w:t>
       </w:r>
-      <w:bookmarkEnd w:id="28"/>
+      <w:bookmarkEnd w:id="96929486"/>
     </w:p>
     <w:p>
       <w:pPr>
@@ -7110,39 +6617,36 @@
         <w:pStyle w:val="Cmsor1"/>
         <w:jc w:val="both"/>
       </w:pPr>
-      <w:bookmarkStart w:id="29" w:name="_Toc225421812"/>
-      <w:r>
-        <w:lastRenderedPageBreak/>
+      <w:bookmarkStart w:name="_Toc260439449" w:id="204846589"/>
+      <w:r>
+        <w:rPr/>
         <w:t>Adatbázis</w:t>
       </w:r>
-      <w:bookmarkEnd w:id="29"/>
-    </w:p>
-    <w:p>
-      <w:pPr>
-        <w:jc w:val="both"/>
-      </w:pPr>
-      <w:r>
-        <w:rPr>
-          <w:noProof/>
-          <w:lang w:eastAsia="hu-HU"/>
-        </w:rPr>
+      <w:bookmarkEnd w:id="204846589"/>
+    </w:p>
+    <w:p>
+      <w:pPr>
+        <w:pStyle w:val="Norml"/>
+        <w:jc w:val="both"/>
+      </w:pPr>
+      <w:r>
         <w:drawing>
-          <wp:inline distT="0" distB="0" distL="0" distR="0" wp14:anchorId="475AB726" wp14:editId="0C5F0CB4">
-            <wp:extent cx="5762625" cy="2428875"/>
+          <wp:inline wp14:editId="148875A0" wp14:anchorId="0F88696D">
+            <wp:extent cx="5762625" cy="2286000"/>
             <wp:effectExtent l="0" t="0" r="0" b="0"/>
-            <wp:docPr id="2066534598" name="drawing"/>
+            <wp:docPr id="2101810218" name="drawing"/>
             <wp:cNvGraphicFramePr>
-              <a:graphicFrameLocks xmlns:a="http://schemas.openxmlformats.org/drawingml/2006/main" noChangeAspect="1"/>
+              <a:graphicFrameLocks noChangeAspect="1"/>
             </wp:cNvGraphicFramePr>
-            <a:graphic xmlns:a="http://schemas.openxmlformats.org/drawingml/2006/main">
-              <a:graphicData uri="http://schemas.openxmlformats.org/drawingml/2006/picture">
+            <a:graphic>
+              <a:graphicData xmlns:a="http://schemas.openxmlformats.org/drawingml/2006/main" uri="http://schemas.openxmlformats.org/drawingml/2006/picture">
                 <pic:pic xmlns:pic="http://schemas.openxmlformats.org/drawingml/2006/picture">
                   <pic:nvPicPr>
-                    <pic:cNvPr id="2066534598" name="Picture 2066534598"/>
+                    <pic:cNvPr id="2101810218" name="Picture 2101810218"/>
                     <pic:cNvPicPr/>
                   </pic:nvPicPr>
                   <pic:blipFill>
-                    <a:blip r:embed="rId13">
+                    <a:blip xmlns:r="http://schemas.openxmlformats.org/officeDocument/2006/relationships" r:embed="rId852547383">
                       <a:extLst>
                         <a:ext uri="{28A0092B-C50C-407E-A947-70E740481C1C}">
                           <a14:useLocalDpi xmlns:a14="http://schemas.microsoft.com/office/drawing/2010/main"/>
@@ -7156,7 +6660,7 @@
                   <pic:spPr>
                     <a:xfrm>
                       <a:off x="0" y="0"/>
-                      <a:ext cx="5762625" cy="2428875"/>
+                      <a:ext cx="5762625" cy="2286000"/>
                     </a:xfrm>
                     <a:prstGeom prst="rect">
                       <a:avLst/>
@@ -7171,30 +6675,27 @@
     </w:p>
     <w:p>
       <w:pPr>
-        <w:jc w:val="both"/>
-      </w:pPr>
-      <w:r>
-        <w:rPr>
-          <w:noProof/>
-          <w:lang w:eastAsia="hu-HU"/>
-        </w:rPr>
+        <w:pStyle w:val="Norml"/>
+        <w:jc w:val="both"/>
+      </w:pPr>
+      <w:r>
         <w:drawing>
-          <wp:inline distT="0" distB="0" distL="0" distR="0" wp14:anchorId="3EABF198" wp14:editId="35183216">
-            <wp:extent cx="5762625" cy="3019425"/>
+          <wp:inline wp14:editId="54530E47" wp14:anchorId="070322F6">
+            <wp:extent cx="5762625" cy="2905125"/>
             <wp:effectExtent l="0" t="0" r="0" b="0"/>
-            <wp:docPr id="1028308344" name="drawing"/>
+            <wp:docPr id="226732434" name="drawing"/>
             <wp:cNvGraphicFramePr>
-              <a:graphicFrameLocks xmlns:a="http://schemas.openxmlformats.org/drawingml/2006/main" noChangeAspect="1"/>
+              <a:graphicFrameLocks noChangeAspect="1"/>
             </wp:cNvGraphicFramePr>
-            <a:graphic xmlns:a="http://schemas.openxmlformats.org/drawingml/2006/main">
-              <a:graphicData uri="http://schemas.openxmlformats.org/drawingml/2006/picture">
+            <a:graphic>
+              <a:graphicData xmlns:a="http://schemas.openxmlformats.org/drawingml/2006/main" uri="http://schemas.openxmlformats.org/drawingml/2006/picture">
                 <pic:pic xmlns:pic="http://schemas.openxmlformats.org/drawingml/2006/picture">
                   <pic:nvPicPr>
-                    <pic:cNvPr id="1028308344" name="Picture 1028308344"/>
+                    <pic:cNvPr id="226732434" name="Picture 226732434"/>
                     <pic:cNvPicPr/>
                   </pic:nvPicPr>
                   <pic:blipFill>
-                    <a:blip r:embed="rId14">
+                    <a:blip xmlns:r="http://schemas.openxmlformats.org/officeDocument/2006/relationships" r:embed="rId1408710881">
                       <a:extLst>
                         <a:ext uri="{28A0092B-C50C-407E-A947-70E740481C1C}">
                           <a14:useLocalDpi xmlns:a14="http://schemas.microsoft.com/office/drawing/2010/main"/>
@@ -7208,7 +6709,7 @@
                   <pic:spPr>
                     <a:xfrm>
                       <a:off x="0" y="0"/>
-                      <a:ext cx="5762625" cy="3019425"/>
+                      <a:ext cx="5762625" cy="2905125"/>
                     </a:xfrm>
                     <a:prstGeom prst="rect">
                       <a:avLst/>
@@ -7226,11 +6727,51 @@
         <w:pStyle w:val="Cmsor1"/>
         <w:jc w:val="both"/>
       </w:pPr>
-      <w:bookmarkStart w:id="30" w:name="_Toc225421813"/>
-      <w:r>
+    </w:p>
+    <w:p>
+      <w:pPr>
+        <w:pStyle w:val="Cmsor1"/>
+        <w:jc w:val="both"/>
+      </w:pPr>
+    </w:p>
+    <w:p>
+      <w:pPr>
+        <w:pStyle w:val="Cmsor1"/>
+        <w:jc w:val="both"/>
+      </w:pPr>
+    </w:p>
+    <w:p>
+      <w:pPr>
+        <w:pStyle w:val="Norml"/>
+      </w:pPr>
+    </w:p>
+    <w:p>
+      <w:pPr>
+        <w:pStyle w:val="Norml"/>
+      </w:pPr>
+    </w:p>
+    <w:p>
+      <w:pPr>
+        <w:pStyle w:val="Cmsor1"/>
+        <w:jc w:val="both"/>
+      </w:pPr>
+    </w:p>
+    <w:p>
+      <w:pPr>
+        <w:pStyle w:val="Norml"/>
+      </w:pPr>
+    </w:p>
+    <w:p>
+      <w:pPr>
+        <w:pStyle w:val="Cmsor1"/>
+        <w:jc w:val="both"/>
+      </w:pPr>
+      <w:bookmarkStart w:name="_Toc1955052015" w:id="2141921806"/>
+      <w:r>
+        <w:rPr/>
         <w:t>Funkciók</w:t>
       </w:r>
-      <w:bookmarkEnd w:id="30"/>
+      <w:bookmarkEnd w:id="2141921806"/>
     </w:p>
     <w:p/>
     <w:p>
@@ -7239,95 +6780,49 @@
           <w:color w:val="0070C0"/>
         </w:rPr>
       </w:pPr>
+      <w:bookmarkStart w:name="_Toc1759705413" w:id="1449748637"/>
+      <w:r>
+        <w:rPr>
+          <w:rStyle w:val="Cmsor2Char"/>
+        </w:rPr>
+        <w:t>Admin</w:t>
+      </w:r>
+      <w:r>
+        <w:rPr>
+          <w:rStyle w:val="Cmsor2Char"/>
+        </w:rPr>
+        <w:t xml:space="preserve"> panel</w:t>
+      </w:r>
+      <w:bookmarkEnd w:id="1449748637"/>
       <w:r>
         <w:rPr>
           <w:color w:val="0070C0"/>
         </w:rPr>
-        <w:t>Admin panel:</w:t>
-      </w:r>
-    </w:p>
-    <w:p>
-      <w:r>
-        <w:rPr>
-          <w:noProof/>
-          <w:lang w:eastAsia="hu-HU"/>
-        </w:rPr>
-        <w:lastRenderedPageBreak/>
+        <w:t>:</w:t>
+      </w:r>
+    </w:p>
+    <w:p>
+      <w:pPr>
+        <w:pStyle w:val="Norml"/>
+      </w:pPr>
+      <w:r>
         <w:drawing>
-          <wp:inline distT="0" distB="0" distL="0" distR="0" wp14:anchorId="6B9D3799" wp14:editId="58CFC0BE">
-            <wp:extent cx="5762625" cy="2752725"/>
+          <wp:inline wp14:editId="5EC38ADC" wp14:anchorId="62376945">
+            <wp:extent cx="5762625" cy="2762250"/>
             <wp:effectExtent l="0" t="0" r="0" b="0"/>
-            <wp:docPr id="1535219922" name="drawing"/>
+            <wp:docPr id="493918375" name="drawing"/>
             <wp:cNvGraphicFramePr>
-              <a:graphicFrameLocks xmlns:a="http://schemas.openxmlformats.org/drawingml/2006/main" noChangeAspect="1"/>
+              <a:graphicFrameLocks noChangeAspect="1"/>
             </wp:cNvGraphicFramePr>
-            <a:graphic xmlns:a="http://schemas.openxmlformats.org/drawingml/2006/main">
-              <a:graphicData uri="http://schemas.openxmlformats.org/drawingml/2006/picture">
+            <a:graphic>
+              <a:graphicData xmlns:a="http://schemas.openxmlformats.org/drawingml/2006/main" uri="http://schemas.openxmlformats.org/drawingml/2006/picture">
                 <pic:pic xmlns:pic="http://schemas.openxmlformats.org/drawingml/2006/picture">
                   <pic:nvPicPr>
-                    <pic:cNvPr id="1535219922" name="Picture 1535219922"/>
+                    <pic:cNvPr id="493918375" name="Picture 493918375"/>
                     <pic:cNvPicPr/>
                   </pic:nvPicPr>
                   <pic:blipFill>
-                    <a:blip r:embed="rId15">
-                      <a:extLst>
-                        <a:ext uri="{28A0092B-C50C-407E-A947-70E740481C1C}">
-                          <a14:useLocalDpi xmlns:a14="http://schemas.microsoft.com/office/drawing/2010/main"/>
-                        </a:ext>
-                      </a:extLst>
-                    </a:blip>
-                    <a:stretch>
-                      <a:fillRect/>
-                    </a:stretch>
-                  </pic:blipFill>
-                  <pic:spPr>
-                    <a:xfrm>
-                      <a:off x="0" y="0"/>
-                      <a:ext cx="5762625" cy="2752725"/>
-                    </a:xfrm>
-                    <a:prstGeom prst="rect">
-                      <a:avLst/>
-                    </a:prstGeom>
-                  </pic:spPr>
-                </pic:pic>
-              </a:graphicData>
-            </a:graphic>
-          </wp:inline>
-        </w:drawing>
-      </w:r>
-    </w:p>
-    <w:p>
-      <w:r>
-        <w:rPr>
-          <w:color w:val="0070C0"/>
-        </w:rPr>
-        <w:t>Alvázszám kereső:</w:t>
-      </w:r>
-      <w:r>
-        <w:br/>
-      </w:r>
-      <w:r>
-        <w:rPr>
-          <w:noProof/>
-          <w:lang w:eastAsia="hu-HU"/>
-        </w:rPr>
-        <w:drawing>
-          <wp:inline distT="0" distB="0" distL="0" distR="0" wp14:anchorId="413E0A08" wp14:editId="2563ED68">
-            <wp:extent cx="5762625" cy="2762250"/>
-            <wp:effectExtent l="0" t="0" r="0" b="0"/>
-            <wp:docPr id="1078106190" name="drawing"/>
-            <wp:cNvGraphicFramePr>
-              <a:graphicFrameLocks xmlns:a="http://schemas.openxmlformats.org/drawingml/2006/main" noChangeAspect="1"/>
-            </wp:cNvGraphicFramePr>
-            <a:graphic xmlns:a="http://schemas.openxmlformats.org/drawingml/2006/main">
-              <a:graphicData uri="http://schemas.openxmlformats.org/drawingml/2006/picture">
-                <pic:pic xmlns:pic="http://schemas.openxmlformats.org/drawingml/2006/picture">
-                  <pic:nvPicPr>
-                    <pic:cNvPr id="1078106190" name="Picture 1078106190"/>
-                    <pic:cNvPicPr/>
-                  </pic:nvPicPr>
-                  <pic:blipFill>
-                    <a:blip r:embed="rId16">
+                    <a:blip xmlns:r="http://schemas.openxmlformats.org/officeDocument/2006/relationships" r:embed="rId157924472">
                       <a:extLst>
                         <a:ext uri="{28A0092B-C50C-407E-A947-70E740481C1C}">
                           <a14:useLocalDpi xmlns:a14="http://schemas.microsoft.com/office/drawing/2010/main"/>
@@ -7355,37 +6850,44 @@
       </w:r>
     </w:p>
     <w:p>
+      <w:pPr>
+        <w:pStyle w:val="Norml"/>
+      </w:pPr>
+      <w:bookmarkStart w:name="_Toc1009759263" w:id="614156158"/>
+      <w:r>
+        <w:rPr>
+          <w:rStyle w:val="Cmsor2Char"/>
+        </w:rPr>
+        <w:t>Alvázszám kereső</w:t>
+      </w:r>
+      <w:bookmarkEnd w:id="614156158"/>
       <w:r>
         <w:rPr>
           <w:color w:val="0070C0"/>
         </w:rPr>
-        <w:t>Segítségkérés:</w:t>
+        <w:t>:</w:t>
       </w:r>
       <w:r>
         <w:br/>
       </w:r>
       <w:r>
-        <w:rPr>
-          <w:noProof/>
-          <w:lang w:eastAsia="hu-HU"/>
-        </w:rPr>
         <w:drawing>
-          <wp:inline distT="0" distB="0" distL="0" distR="0" wp14:anchorId="625BF111" wp14:editId="6F8243BB">
-            <wp:extent cx="5762625" cy="2752725"/>
+          <wp:inline wp14:editId="648F3F2E" wp14:anchorId="32BEC413">
+            <wp:extent cx="5762625" cy="2762250"/>
             <wp:effectExtent l="0" t="0" r="0" b="0"/>
-            <wp:docPr id="1716339001" name="drawing"/>
+            <wp:docPr id="787060917" name="drawing"/>
             <wp:cNvGraphicFramePr>
-              <a:graphicFrameLocks xmlns:a="http://schemas.openxmlformats.org/drawingml/2006/main" noChangeAspect="1"/>
+              <a:graphicFrameLocks noChangeAspect="1"/>
             </wp:cNvGraphicFramePr>
-            <a:graphic xmlns:a="http://schemas.openxmlformats.org/drawingml/2006/main">
-              <a:graphicData uri="http://schemas.openxmlformats.org/drawingml/2006/picture">
+            <a:graphic>
+              <a:graphicData xmlns:a="http://schemas.openxmlformats.org/drawingml/2006/main" uri="http://schemas.openxmlformats.org/drawingml/2006/picture">
                 <pic:pic xmlns:pic="http://schemas.openxmlformats.org/drawingml/2006/picture">
                   <pic:nvPicPr>
-                    <pic:cNvPr id="1716339001" name="Picture 1716339001"/>
+                    <pic:cNvPr id="787060917" name="Picture 787060917"/>
                     <pic:cNvPicPr/>
                   </pic:nvPicPr>
                   <pic:blipFill>
-                    <a:blip r:embed="rId17">
+                    <a:blip xmlns:r="http://schemas.openxmlformats.org/officeDocument/2006/relationships" r:embed="rId1410998134">
                       <a:extLst>
                         <a:ext uri="{28A0092B-C50C-407E-A947-70E740481C1C}">
                           <a14:useLocalDpi xmlns:a14="http://schemas.microsoft.com/office/drawing/2010/main"/>
@@ -7399,7 +6901,7 @@
                   <pic:spPr>
                     <a:xfrm>
                       <a:off x="0" y="0"/>
-                      <a:ext cx="5762625" cy="2752725"/>
+                      <a:ext cx="5762625" cy="2762250"/>
                     </a:xfrm>
                     <a:prstGeom prst="rect">
                       <a:avLst/>
@@ -7414,9 +6916,144 @@
     </w:p>
     <w:p>
       <w:pPr>
+        <w:pStyle w:val="Norml"/>
+      </w:pPr>
+      <w:bookmarkStart w:name="_Toc518911981" w:id="839473296"/>
+      <w:r>
+        <w:rPr>
+          <w:rStyle w:val="Cmsor2Char"/>
+        </w:rPr>
+        <w:t>Segítségkérés</w:t>
+      </w:r>
+      <w:bookmarkEnd w:id="839473296"/>
+      <w:r>
+        <w:rPr>
+          <w:color w:val="0070C0"/>
+        </w:rPr>
+        <w:t>:</w:t>
+      </w:r>
+      <w:r>
+        <w:br/>
+      </w:r>
+      <w:r>
+        <w:drawing>
+          <wp:inline wp14:editId="28094B35" wp14:anchorId="055AA98C">
+            <wp:extent cx="5762625" cy="2762250"/>
+            <wp:effectExtent l="0" t="0" r="0" b="0"/>
+            <wp:docPr id="1496417036" name="drawing"/>
+            <wp:cNvGraphicFramePr>
+              <a:graphicFrameLocks noChangeAspect="1"/>
+            </wp:cNvGraphicFramePr>
+            <a:graphic>
+              <a:graphicData xmlns:a="http://schemas.openxmlformats.org/drawingml/2006/main" uri="http://schemas.openxmlformats.org/drawingml/2006/picture">
+                <pic:pic xmlns:pic="http://schemas.openxmlformats.org/drawingml/2006/picture">
+                  <pic:nvPicPr>
+                    <pic:cNvPr id="1496417036" name="Picture 1496417036"/>
+                    <pic:cNvPicPr/>
+                  </pic:nvPicPr>
+                  <pic:blipFill>
+                    <a:blip xmlns:r="http://schemas.openxmlformats.org/officeDocument/2006/relationships" r:embed="rId691251515">
+                      <a:extLst>
+                        <a:ext uri="{28A0092B-C50C-407E-A947-70E740481C1C}">
+                          <a14:useLocalDpi xmlns:a14="http://schemas.microsoft.com/office/drawing/2010/main"/>
+                        </a:ext>
+                      </a:extLst>
+                    </a:blip>
+                    <a:stretch>
+                      <a:fillRect/>
+                    </a:stretch>
+                  </pic:blipFill>
+                  <pic:spPr>
+                    <a:xfrm>
+                      <a:off x="0" y="0"/>
+                      <a:ext cx="5762625" cy="2762250"/>
+                    </a:xfrm>
+                    <a:prstGeom prst="rect">
+                      <a:avLst/>
+                    </a:prstGeom>
+                  </pic:spPr>
+                </pic:pic>
+              </a:graphicData>
+            </a:graphic>
+          </wp:inline>
+        </w:drawing>
+      </w:r>
+    </w:p>
+    <w:p>
+      <w:pPr>
         <w:pStyle w:val="Cmsor1"/>
         <w:jc w:val="both"/>
       </w:pPr>
+    </w:p>
+    <w:p>
+      <w:pPr>
+        <w:rPr>
+          <w:color w:val="0070C0"/>
+          <w:sz w:val="24"/>
+          <w:szCs w:val="24"/>
+        </w:rPr>
+      </w:pPr>
+      <w:bookmarkStart w:name="_Toc1087396701" w:id="1159963"/>
+      <w:r>
+        <w:rPr>
+          <w:rStyle w:val="Cmsor2Char"/>
+        </w:rPr>
+        <w:t>Cikkszám kereső</w:t>
+      </w:r>
+      <w:bookmarkEnd w:id="1159963"/>
+      <w:r>
+        <w:rPr>
+          <w:color w:val="0070C0"/>
+          <w:sz w:val="24"/>
+          <w:szCs w:val="24"/>
+        </w:rPr>
+        <w:t>:</w:t>
+      </w:r>
+    </w:p>
+    <w:p>
+      <w:r>
+        <w:drawing>
+          <wp:inline wp14:editId="1FAE49E2" wp14:anchorId="4C8F4990">
+            <wp:extent cx="5762625" cy="2733675"/>
+            <wp:effectExtent l="0" t="0" r="0" b="0"/>
+            <wp:docPr id="484287189" name="drawing"/>
+            <wp:cNvGraphicFramePr>
+              <a:graphicFrameLocks noChangeAspect="1"/>
+            </wp:cNvGraphicFramePr>
+            <a:graphic>
+              <a:graphicData xmlns:a="http://schemas.openxmlformats.org/drawingml/2006/main" uri="http://schemas.openxmlformats.org/drawingml/2006/picture">
+                <pic:pic xmlns:pic="http://schemas.openxmlformats.org/drawingml/2006/picture">
+                  <pic:nvPicPr>
+                    <pic:cNvPr id="484287189" name="Picture 484287189"/>
+                    <pic:cNvPicPr/>
+                  </pic:nvPicPr>
+                  <pic:blipFill>
+                    <a:blip xmlns:r="http://schemas.openxmlformats.org/officeDocument/2006/relationships" r:embed="rId1800033403">
+                      <a:extLst>
+                        <a:ext uri="{28A0092B-C50C-407E-A947-70E740481C1C}">
+                          <a14:useLocalDpi xmlns:a14="http://schemas.microsoft.com/office/drawing/2010/main"/>
+                        </a:ext>
+                      </a:extLst>
+                    </a:blip>
+                    <a:stretch>
+                      <a:fillRect/>
+                    </a:stretch>
+                  </pic:blipFill>
+                  <pic:spPr>
+                    <a:xfrm>
+                      <a:off x="0" y="0"/>
+                      <a:ext cx="5762625" cy="2733675"/>
+                    </a:xfrm>
+                    <a:prstGeom prst="rect">
+                      <a:avLst/>
+                    </a:prstGeom>
+                  </pic:spPr>
+                </pic:pic>
+              </a:graphicData>
+            </a:graphic>
+          </wp:inline>
+        </w:drawing>
+      </w:r>
     </w:p>
     <w:p/>
     <w:p/>
@@ -7424,170 +7061,1314 @@
     <w:p/>
     <w:p/>
     <w:p/>
-    <w:p/>
+    <w:p>
+      <w:pPr>
+        <w:pStyle w:val="Norml"/>
+      </w:pPr>
+    </w:p>
     <w:p>
       <w:pPr>
         <w:pStyle w:val="Cmsor1"/>
       </w:pPr>
-      <w:bookmarkStart w:id="31" w:name="_Toc225421814"/>
-      <w:r>
-        <w:t>Tesztelés</w:t>
-      </w:r>
-      <w:bookmarkEnd w:id="31"/>
+      <w:bookmarkStart w:name="_Toc1581328322" w:id="1861599581"/>
+      <w:r>
+        <w:rPr/>
+        <w:t>Teszt</w:t>
+      </w:r>
+      <w:r>
+        <w:rPr/>
+        <w:t>dokumentáció</w:t>
+      </w:r>
+      <w:bookmarkEnd w:id="1861599581"/>
+    </w:p>
+    <w:p>
+      <w:pPr>
+        <w:pStyle w:val="Cmsor2"/>
+        <w:rPr>
+          <w:rFonts w:ascii="Calibri" w:hAnsi="Calibri" w:eastAsia="Calibri" w:cs="Calibri"/>
+          <w:noProof w:val="0"/>
+          <w:sz w:val="24"/>
+          <w:szCs w:val="24"/>
+          <w:lang w:val="hu-HU"/>
+        </w:rPr>
+      </w:pPr>
+      <w:bookmarkStart w:name="_Toc1809725493" w:id="678536537"/>
+      <w:r>
+        <w:rPr>
+          <w:noProof w:val="0"/>
+          <w:lang w:val="hu-HU"/>
+        </w:rPr>
+        <w:t>Tesztkörnyezet és felhasznált keretrendszerek</w:t>
+      </w:r>
+      <w:bookmarkEnd w:id="678536537"/>
+      <w:r>
+        <w:rPr>
+          <w:noProof w:val="0"/>
+          <w:lang w:val="hu-HU"/>
+        </w:rPr>
+        <w:t xml:space="preserve"> </w:t>
+      </w:r>
+    </w:p>
+    <w:p>
+      <w:pPr>
+        <w:spacing w:before="240" w:beforeAutospacing="off" w:after="240" w:afterAutospacing="off"/>
+        <w:jc w:val="both"/>
+        <w:rPr>
+          <w:rFonts w:ascii="Calibri" w:hAnsi="Calibri" w:eastAsia="Calibri" w:cs="Calibri"/>
+          <w:noProof w:val="0"/>
+          <w:sz w:val="24"/>
+          <w:szCs w:val="24"/>
+          <w:lang w:val="hu-HU"/>
+        </w:rPr>
+      </w:pPr>
+      <w:r>
+        <w:rPr>
+          <w:rFonts w:ascii="Calibri" w:hAnsi="Calibri" w:eastAsia="Calibri" w:cs="Calibri"/>
+          <w:noProof w:val="0"/>
+          <w:sz w:val="24"/>
+          <w:szCs w:val="24"/>
+          <w:lang w:val="hu-HU"/>
+        </w:rPr>
+        <w:t>A projekt tesztelése során többszintű tesztelési stratégiát alkalmaztunk a megfelelő minőségbiztosítás érdekében. A tesztelés az alábbi környezetben és technológiákkal zajlott:</w:t>
+      </w:r>
+    </w:p>
+    <w:p>
+      <w:pPr>
+        <w:pStyle w:val="Listaszerbekezds"/>
+        <w:numPr>
+          <w:ilvl w:val="0"/>
+          <w:numId w:val="5"/>
+        </w:numPr>
+        <w:spacing w:before="240" w:beforeAutospacing="off" w:after="240" w:afterAutospacing="off"/>
+        <w:jc w:val="both"/>
+        <w:rPr>
+          <w:rFonts w:ascii="Calibri" w:hAnsi="Calibri" w:eastAsia="Calibri" w:cs="Calibri"/>
+          <w:noProof w:val="0"/>
+          <w:sz w:val="24"/>
+          <w:szCs w:val="24"/>
+          <w:lang w:val="hu-HU"/>
+        </w:rPr>
+      </w:pPr>
+      <w:r>
+        <w:rPr>
+          <w:rFonts w:ascii="Calibri" w:hAnsi="Calibri" w:eastAsia="Calibri" w:cs="Calibri"/>
+          <w:b w:val="1"/>
+          <w:bCs w:val="1"/>
+          <w:noProof w:val="0"/>
+          <w:sz w:val="24"/>
+          <w:szCs w:val="24"/>
+          <w:lang w:val="hu-HU"/>
+        </w:rPr>
+        <w:t>Környezet:</w:t>
+      </w:r>
+      <w:r>
+        <w:rPr>
+          <w:rFonts w:ascii="Calibri" w:hAnsi="Calibri" w:eastAsia="Calibri" w:cs="Calibri"/>
+          <w:noProof w:val="0"/>
+          <w:sz w:val="24"/>
+          <w:szCs w:val="24"/>
+          <w:lang w:val="hu-HU"/>
+        </w:rPr>
+        <w:t xml:space="preserve"> Lokális fejlesztői környezet (Node.js, Python környezet).</w:t>
+      </w:r>
+    </w:p>
+    <w:p>
+      <w:pPr>
+        <w:pStyle w:val="Listaszerbekezds"/>
+        <w:numPr>
+          <w:ilvl w:val="0"/>
+          <w:numId w:val="5"/>
+        </w:numPr>
+        <w:spacing w:before="240" w:beforeAutospacing="off" w:after="240" w:afterAutospacing="off"/>
+        <w:jc w:val="both"/>
+        <w:rPr>
+          <w:rFonts w:ascii="Consolas" w:hAnsi="Consolas" w:eastAsia="Consolas" w:cs="Consolas"/>
+          <w:noProof w:val="0"/>
+          <w:sz w:val="24"/>
+          <w:szCs w:val="24"/>
+          <w:lang w:val="hu-HU"/>
+        </w:rPr>
+      </w:pPr>
+      <w:r>
+        <w:rPr>
+          <w:rFonts w:ascii="Calibri" w:hAnsi="Calibri" w:eastAsia="Calibri" w:cs="Calibri"/>
+          <w:b w:val="1"/>
+          <w:bCs w:val="1"/>
+          <w:noProof w:val="0"/>
+          <w:sz w:val="24"/>
+          <w:szCs w:val="24"/>
+          <w:lang w:val="hu-HU"/>
+        </w:rPr>
+        <w:t>Egység- és Komponens tesztelés:</w:t>
+      </w:r>
+      <w:r>
+        <w:rPr>
+          <w:rFonts w:ascii="Calibri" w:hAnsi="Calibri" w:eastAsia="Calibri" w:cs="Calibri"/>
+          <w:noProof w:val="0"/>
+          <w:sz w:val="24"/>
+          <w:szCs w:val="24"/>
+          <w:lang w:val="hu-HU"/>
+        </w:rPr>
+        <w:t xml:space="preserve"> A </w:t>
+      </w:r>
+      <w:r>
+        <w:rPr>
+          <w:rFonts w:ascii="Calibri" w:hAnsi="Calibri" w:eastAsia="Calibri" w:cs="Calibri"/>
+          <w:noProof w:val="0"/>
+          <w:sz w:val="24"/>
+          <w:szCs w:val="24"/>
+          <w:lang w:val="hu-HU"/>
+        </w:rPr>
+        <w:t>React</w:t>
+      </w:r>
+      <w:r>
+        <w:rPr>
+          <w:rFonts w:ascii="Calibri" w:hAnsi="Calibri" w:eastAsia="Calibri" w:cs="Calibri"/>
+          <w:noProof w:val="0"/>
+          <w:sz w:val="24"/>
+          <w:szCs w:val="24"/>
+          <w:lang w:val="hu-HU"/>
+        </w:rPr>
+        <w:t xml:space="preserve"> frontend teszteléséhez a </w:t>
+      </w:r>
+      <w:r>
+        <w:rPr>
+          <w:rFonts w:ascii="Consolas" w:hAnsi="Consolas" w:eastAsia="Consolas" w:cs="Consolas"/>
+          <w:noProof w:val="0"/>
+          <w:sz w:val="24"/>
+          <w:szCs w:val="24"/>
+          <w:lang w:val="hu-HU"/>
+        </w:rPr>
+        <w:t>@testing-library/react</w:t>
+      </w:r>
+      <w:r>
+        <w:rPr>
+          <w:rFonts w:ascii="Calibri" w:hAnsi="Calibri" w:eastAsia="Calibri" w:cs="Calibri"/>
+          <w:noProof w:val="0"/>
+          <w:sz w:val="24"/>
+          <w:szCs w:val="24"/>
+          <w:lang w:val="hu-HU"/>
+        </w:rPr>
+        <w:t xml:space="preserve"> és a </w:t>
+      </w:r>
+      <w:r>
+        <w:rPr>
+          <w:rFonts w:ascii="Consolas" w:hAnsi="Consolas" w:eastAsia="Consolas" w:cs="Consolas"/>
+          <w:noProof w:val="0"/>
+          <w:sz w:val="24"/>
+          <w:szCs w:val="24"/>
+          <w:lang w:val="hu-HU"/>
+        </w:rPr>
+        <w:t>bun:test</w:t>
+      </w:r>
+      <w:r>
+        <w:rPr>
+          <w:rFonts w:ascii="Consolas" w:hAnsi="Consolas" w:eastAsia="Consolas" w:cs="Consolas"/>
+          <w:noProof w:val="0"/>
+          <w:sz w:val="24"/>
+          <w:szCs w:val="24"/>
+          <w:lang w:val="hu-HU"/>
+        </w:rPr>
+        <w:t>-et</w:t>
+      </w:r>
+      <w:r>
+        <w:rPr>
+          <w:rFonts w:ascii="Consolas" w:hAnsi="Consolas" w:eastAsia="Consolas" w:cs="Consolas"/>
+          <w:noProof w:val="0"/>
+          <w:sz w:val="24"/>
+          <w:szCs w:val="24"/>
+          <w:lang w:val="hu-HU"/>
+        </w:rPr>
+        <w:t xml:space="preserve"> </w:t>
+      </w:r>
+      <w:r>
+        <w:rPr>
+          <w:rFonts w:ascii="Calibri" w:hAnsi="Calibri" w:eastAsia="Calibri" w:cs="Calibri" w:asciiTheme="minorAscii" w:hAnsiTheme="minorAscii" w:eastAsiaTheme="minorAscii" w:cstheme="minorAscii"/>
+          <w:noProof w:val="0"/>
+          <w:sz w:val="24"/>
+          <w:szCs w:val="24"/>
+          <w:lang w:val="hu-HU"/>
+        </w:rPr>
+        <w:t>használtuk</w:t>
+      </w:r>
+      <w:r>
+        <w:rPr>
+          <w:rFonts w:ascii="Consolas" w:hAnsi="Consolas" w:eastAsia="Consolas" w:cs="Consolas"/>
+          <w:noProof w:val="0"/>
+          <w:sz w:val="24"/>
+          <w:szCs w:val="24"/>
+          <w:lang w:val="hu-HU"/>
+        </w:rPr>
+        <w:t>.</w:t>
+      </w:r>
+    </w:p>
+    <w:p>
+      <w:pPr>
+        <w:pStyle w:val="Listaszerbekezds"/>
+        <w:numPr>
+          <w:ilvl w:val="0"/>
+          <w:numId w:val="5"/>
+        </w:numPr>
+        <w:spacing w:before="240" w:beforeAutospacing="off" w:after="240" w:afterAutospacing="off"/>
+        <w:jc w:val="both"/>
+        <w:rPr>
+          <w:rFonts w:ascii="Calibri" w:hAnsi="Calibri" w:eastAsia="Calibri" w:cs="Calibri"/>
+          <w:noProof w:val="0"/>
+          <w:sz w:val="24"/>
+          <w:szCs w:val="24"/>
+          <w:lang w:val="hu-HU"/>
+        </w:rPr>
+      </w:pPr>
+      <w:r>
+        <w:rPr>
+          <w:rFonts w:ascii="Calibri" w:hAnsi="Calibri" w:eastAsia="Calibri" w:cs="Calibri"/>
+          <w:b w:val="1"/>
+          <w:bCs w:val="1"/>
+          <w:noProof w:val="0"/>
+          <w:sz w:val="24"/>
+          <w:szCs w:val="24"/>
+          <w:lang w:val="hu-HU"/>
+        </w:rPr>
+        <w:t>Funkcionális / End-</w:t>
+      </w:r>
+      <w:r>
+        <w:rPr>
+          <w:rFonts w:ascii="Calibri" w:hAnsi="Calibri" w:eastAsia="Calibri" w:cs="Calibri"/>
+          <w:b w:val="1"/>
+          <w:bCs w:val="1"/>
+          <w:noProof w:val="0"/>
+          <w:sz w:val="24"/>
+          <w:szCs w:val="24"/>
+          <w:lang w:val="hu-HU"/>
+        </w:rPr>
+        <w:t>to</w:t>
+      </w:r>
+      <w:r>
+        <w:rPr>
+          <w:rFonts w:ascii="Calibri" w:hAnsi="Calibri" w:eastAsia="Calibri" w:cs="Calibri"/>
+          <w:b w:val="1"/>
+          <w:bCs w:val="1"/>
+          <w:noProof w:val="0"/>
+          <w:sz w:val="24"/>
+          <w:szCs w:val="24"/>
+          <w:lang w:val="hu-HU"/>
+        </w:rPr>
+        <w:t>-End (E2E) tesztelés:</w:t>
+      </w:r>
+      <w:r>
+        <w:rPr>
+          <w:rFonts w:ascii="Calibri" w:hAnsi="Calibri" w:eastAsia="Calibri" w:cs="Calibri"/>
+          <w:noProof w:val="0"/>
+          <w:sz w:val="24"/>
+          <w:szCs w:val="24"/>
+          <w:lang w:val="hu-HU"/>
+        </w:rPr>
+        <w:t xml:space="preserve"> A weboldal felhasználói folyamatainak automatizált teszteléséhez Python nyelvet és a </w:t>
+      </w:r>
+      <w:r>
+        <w:rPr>
+          <w:rFonts w:ascii="Calibri" w:hAnsi="Calibri" w:eastAsia="Calibri" w:cs="Calibri"/>
+          <w:noProof w:val="0"/>
+          <w:sz w:val="24"/>
+          <w:szCs w:val="24"/>
+          <w:lang w:val="hu-HU"/>
+        </w:rPr>
+        <w:t>Selenium</w:t>
+      </w:r>
+      <w:r>
+        <w:rPr>
+          <w:rFonts w:ascii="Calibri" w:hAnsi="Calibri" w:eastAsia="Calibri" w:cs="Calibri"/>
+          <w:noProof w:val="0"/>
+          <w:sz w:val="24"/>
+          <w:szCs w:val="24"/>
+          <w:lang w:val="hu-HU"/>
+        </w:rPr>
+        <w:t xml:space="preserve"> Webdriver-t alkalmaztuk.</w:t>
+      </w:r>
+    </w:p>
+    <w:p>
+      <w:pPr>
+        <w:pStyle w:val="Listaszerbekezds"/>
+        <w:numPr>
+          <w:ilvl w:val="0"/>
+          <w:numId w:val="5"/>
+        </w:numPr>
+        <w:spacing w:before="240" w:beforeAutospacing="off" w:after="240" w:afterAutospacing="off"/>
+        <w:jc w:val="both"/>
+        <w:rPr>
+          <w:rFonts w:ascii="Calibri" w:hAnsi="Calibri" w:eastAsia="Calibri" w:cs="Calibri"/>
+          <w:noProof w:val="0"/>
+          <w:sz w:val="22"/>
+          <w:szCs w:val="22"/>
+          <w:lang w:val="hu-HU"/>
+        </w:rPr>
+      </w:pPr>
+      <w:r>
+        <w:rPr>
+          <w:rFonts w:ascii="Calibri" w:hAnsi="Calibri" w:eastAsia="Calibri" w:cs="Calibri"/>
+          <w:b w:val="1"/>
+          <w:bCs w:val="1"/>
+          <w:noProof w:val="0"/>
+          <w:sz w:val="24"/>
+          <w:szCs w:val="24"/>
+          <w:lang w:val="hu-HU"/>
+        </w:rPr>
+        <w:t>Tesztelt típusok:</w:t>
+      </w:r>
+      <w:r>
+        <w:rPr>
+          <w:rFonts w:ascii="Calibri" w:hAnsi="Calibri" w:eastAsia="Calibri" w:cs="Calibri"/>
+          <w:noProof w:val="0"/>
+          <w:sz w:val="24"/>
+          <w:szCs w:val="24"/>
+          <w:lang w:val="hu-HU"/>
+        </w:rPr>
+        <w:t xml:space="preserve"> Egységteszt (Unit), Komponens teszt (</w:t>
+      </w:r>
+      <w:r>
+        <w:rPr>
+          <w:rFonts w:ascii="Calibri" w:hAnsi="Calibri" w:eastAsia="Calibri" w:cs="Calibri"/>
+          <w:noProof w:val="0"/>
+          <w:sz w:val="24"/>
+          <w:szCs w:val="24"/>
+          <w:lang w:val="hu-HU"/>
+        </w:rPr>
+        <w:t>Component</w:t>
+      </w:r>
+      <w:r>
+        <w:rPr>
+          <w:rFonts w:ascii="Calibri" w:hAnsi="Calibri" w:eastAsia="Calibri" w:cs="Calibri"/>
+          <w:noProof w:val="0"/>
+          <w:sz w:val="24"/>
+          <w:szCs w:val="24"/>
+          <w:lang w:val="hu-HU"/>
+        </w:rPr>
+        <w:t>), Funkcionális teszt (</w:t>
+      </w:r>
+      <w:r>
+        <w:rPr>
+          <w:rFonts w:ascii="Calibri" w:hAnsi="Calibri" w:eastAsia="Calibri" w:cs="Calibri"/>
+          <w:noProof w:val="0"/>
+          <w:sz w:val="24"/>
+          <w:szCs w:val="24"/>
+          <w:lang w:val="hu-HU"/>
+        </w:rPr>
+        <w:t>Functional</w:t>
+      </w:r>
+      <w:r>
+        <w:rPr>
+          <w:rFonts w:ascii="Calibri" w:hAnsi="Calibri" w:eastAsia="Calibri" w:cs="Calibri"/>
+          <w:noProof w:val="0"/>
+          <w:sz w:val="24"/>
+          <w:szCs w:val="24"/>
+          <w:lang w:val="hu-HU"/>
+        </w:rPr>
+        <w:t>/E2E).</w:t>
+      </w:r>
+    </w:p>
+    <w:p>
+      <w:pPr>
+        <w:pStyle w:val="Norml"/>
+        <w:jc w:val="both"/>
+      </w:pPr>
+    </w:p>
+    <w:p>
+      <w:pPr>
+        <w:pStyle w:val="Cmsor2"/>
+      </w:pPr>
+      <w:bookmarkStart w:name="_Toc413465657" w:id="683690867"/>
+      <w:r>
+        <w:rPr>
+          <w:noProof w:val="0"/>
+          <w:lang w:val="hu-HU"/>
+        </w:rPr>
+        <w:t>React</w:t>
+      </w:r>
+      <w:r>
+        <w:rPr>
+          <w:noProof w:val="0"/>
+          <w:lang w:val="hu-HU"/>
+        </w:rPr>
+        <w:t xml:space="preserve"> Egységteszt (Unit Test)</w:t>
+      </w:r>
+      <w:bookmarkEnd w:id="683690867"/>
+      <w:r>
+        <w:rPr>
+          <w:noProof w:val="0"/>
+          <w:lang w:val="hu-HU"/>
+        </w:rPr>
+        <w:t xml:space="preserve"> </w:t>
+      </w:r>
+    </w:p>
+    <w:p>
+      <w:pPr>
+        <w:pStyle w:val="Norml"/>
+        <w:spacing w:before="240" w:beforeAutospacing="off" w:after="240" w:afterAutospacing="off"/>
+        <w:jc w:val="both"/>
+        <w:rPr>
+          <w:rFonts w:ascii="Calibri" w:hAnsi="Calibri" w:eastAsia="Calibri" w:cs="Calibri"/>
+          <w:noProof w:val="0"/>
+          <w:sz w:val="24"/>
+          <w:szCs w:val="24"/>
+          <w:lang w:val="hu-HU"/>
+        </w:rPr>
+      </w:pPr>
+      <w:r>
+        <w:rPr>
+          <w:rFonts w:ascii="Calibri" w:hAnsi="Calibri" w:eastAsia="Calibri" w:cs="Calibri"/>
+          <w:noProof w:val="0"/>
+          <w:sz w:val="24"/>
+          <w:szCs w:val="24"/>
+          <w:lang w:val="hu-HU"/>
+        </w:rPr>
+        <w:t xml:space="preserve">Az egységtesztek során a kisebb, üzleti logikát végző függvényeket teszteltük. Ebben a példában a </w:t>
+      </w:r>
+      <w:r>
+        <w:rPr>
+          <w:rFonts w:ascii="Consolas" w:hAnsi="Consolas" w:eastAsia="Consolas" w:cs="Consolas"/>
+          <w:noProof w:val="0"/>
+          <w:sz w:val="24"/>
+          <w:szCs w:val="24"/>
+          <w:lang w:val="hu-HU"/>
+        </w:rPr>
+        <w:t>calculateTotal</w:t>
+      </w:r>
+      <w:r>
+        <w:rPr>
+          <w:rFonts w:ascii="Calibri" w:hAnsi="Calibri" w:eastAsia="Calibri" w:cs="Calibri"/>
+          <w:noProof w:val="0"/>
+          <w:sz w:val="24"/>
+          <w:szCs w:val="24"/>
+          <w:lang w:val="hu-HU"/>
+        </w:rPr>
+        <w:t xml:space="preserve"> függvényt vizsgáltuk, amely a kosárba rakott </w:t>
+      </w:r>
+      <w:r>
+        <w:rPr>
+          <w:rFonts w:ascii="Calibri" w:hAnsi="Calibri" w:eastAsia="Calibri" w:cs="Calibri"/>
+          <w:noProof w:val="0"/>
+          <w:sz w:val="24"/>
+          <w:szCs w:val="24"/>
+          <w:lang w:val="hu-HU"/>
+        </w:rPr>
+        <w:t>aut</w:t>
+      </w:r>
+      <w:r>
+        <w:rPr>
+          <w:rFonts w:ascii="Calibri" w:hAnsi="Calibri" w:eastAsia="Calibri" w:cs="Calibri"/>
+          <w:noProof w:val="0"/>
+          <w:sz w:val="24"/>
+          <w:szCs w:val="24"/>
+          <w:lang w:val="hu-HU"/>
+        </w:rPr>
+        <w:t>ó</w:t>
+      </w:r>
+      <w:r>
+        <w:rPr>
+          <w:rFonts w:ascii="Calibri" w:hAnsi="Calibri" w:eastAsia="Calibri" w:cs="Calibri"/>
+          <w:noProof w:val="0"/>
+          <w:sz w:val="24"/>
+          <w:szCs w:val="24"/>
+          <w:lang w:val="hu-HU"/>
+        </w:rPr>
+        <w:t>alkatrészek</w:t>
+      </w:r>
+      <w:r>
+        <w:rPr>
+          <w:rFonts w:ascii="Calibri" w:hAnsi="Calibri" w:eastAsia="Calibri" w:cs="Calibri"/>
+          <w:noProof w:val="0"/>
+          <w:sz w:val="24"/>
+          <w:szCs w:val="24"/>
+          <w:lang w:val="hu-HU"/>
+        </w:rPr>
+        <w:t xml:space="preserve"> végösszegét hivatott kiszámolni.</w:t>
+      </w:r>
+      <w:r>
+        <w:rPr>
+          <w:rFonts w:ascii="Consolas" w:hAnsi="Consolas" w:eastAsia="Consolas" w:cs="Consolas"/>
+          <w:noProof w:val="0"/>
+          <w:sz w:val="24"/>
+          <w:szCs w:val="24"/>
+          <w:lang w:val="hu-HU"/>
+        </w:rPr>
+        <w:t xml:space="preserve"> </w:t>
+      </w:r>
+    </w:p>
+    <w:p>
+      <w:pPr>
+        <w:pStyle w:val="Norml"/>
+        <w:spacing w:before="240" w:beforeAutospacing="off" w:after="240" w:afterAutospacing="off"/>
+        <w:jc w:val="both"/>
+      </w:pPr>
+      <w:r>
+        <w:rPr>
+          <w:rFonts w:ascii="Consolas" w:hAnsi="Consolas" w:eastAsia="Consolas" w:cs="Consolas"/>
+          <w:noProof w:val="0"/>
+          <w:sz w:val="24"/>
+          <w:szCs w:val="24"/>
+          <w:lang w:val="hu-HU"/>
+        </w:rPr>
+        <w:t>CalculateTotal.test.js</w:t>
+      </w:r>
+      <w:r>
+        <w:rPr>
+          <w:rFonts w:ascii="Calibri" w:hAnsi="Calibri" w:eastAsia="Calibri" w:cs="Calibri"/>
+          <w:noProof w:val="0"/>
+          <w:sz w:val="24"/>
+          <w:szCs w:val="24"/>
+          <w:lang w:val="hu-HU"/>
+        </w:rPr>
+        <w:t>:</w:t>
+      </w:r>
+      <w:r>
+        <w:br/>
+      </w:r>
+      <w:r>
+        <w:drawing>
+          <wp:inline wp14:editId="1FC52B38" wp14:anchorId="30CD3DBE">
+            <wp:extent cx="5486400" cy="4143375"/>
+            <wp:effectExtent l="0" t="0" r="0" b="0"/>
+            <wp:docPr id="1369123688" name="drawing"/>
+            <wp:cNvGraphicFramePr>
+              <a:graphicFrameLocks noChangeAspect="1"/>
+            </wp:cNvGraphicFramePr>
+            <a:graphic>
+              <a:graphicData xmlns:a="http://schemas.openxmlformats.org/drawingml/2006/main" uri="http://schemas.openxmlformats.org/drawingml/2006/picture">
+                <pic:pic xmlns:pic="http://schemas.openxmlformats.org/drawingml/2006/picture">
+                  <pic:nvPicPr>
+                    <pic:cNvPr id="1369123688" name="Picture 1369123688"/>
+                    <pic:cNvPicPr/>
+                  </pic:nvPicPr>
+                  <pic:blipFill>
+                    <a:blip xmlns:r="http://schemas.openxmlformats.org/officeDocument/2006/relationships" r:embed="rId873876224">
+                      <a:extLst>
+                        <a:ext uri="{28A0092B-C50C-407E-A947-70E740481C1C}">
+                          <a14:useLocalDpi xmlns:a14="http://schemas.microsoft.com/office/drawing/2010/main"/>
+                        </a:ext>
+                      </a:extLst>
+                    </a:blip>
+                    <a:stretch>
+                      <a:fillRect/>
+                    </a:stretch>
+                  </pic:blipFill>
+                  <pic:spPr>
+                    <a:xfrm rot="0">
+                      <a:off x="0" y="0"/>
+                      <a:ext cx="5486400" cy="4143375"/>
+                    </a:xfrm>
+                    <a:prstGeom prst="rect">
+                      <a:avLst/>
+                    </a:prstGeom>
+                  </pic:spPr>
+                </pic:pic>
+              </a:graphicData>
+            </a:graphic>
+          </wp:inline>
+        </w:drawing>
+      </w:r>
+    </w:p>
+    <w:p>
+      <w:pPr>
+        <w:pStyle w:val="Norml"/>
+        <w:spacing w:before="240" w:beforeAutospacing="off" w:after="240" w:afterAutospacing="off"/>
+        <w:jc w:val="both"/>
+      </w:pPr>
+    </w:p>
+    <w:p>
+      <w:pPr>
+        <w:pStyle w:val="Norml"/>
+        <w:spacing w:before="240" w:beforeAutospacing="off" w:after="240" w:afterAutospacing="off"/>
+        <w:jc w:val="both"/>
+        <w:rPr>
+          <w:sz w:val="24"/>
+          <w:szCs w:val="24"/>
+        </w:rPr>
+      </w:pPr>
+      <w:r>
+        <w:rPr>
+          <w:sz w:val="24"/>
+          <w:szCs w:val="24"/>
+        </w:rPr>
+        <w:t>Teszt eredménye:</w:t>
+      </w:r>
+    </w:p>
+    <w:p>
+      <w:pPr>
+        <w:pStyle w:val="Norml"/>
+        <w:spacing w:before="240" w:beforeAutospacing="off" w:after="240" w:afterAutospacing="off"/>
+        <w:jc w:val="both"/>
+      </w:pPr>
+      <w:r>
+        <w:drawing>
+          <wp:inline wp14:editId="12153305" wp14:anchorId="2FED6D33">
+            <wp:extent cx="5762625" cy="904875"/>
+            <wp:effectExtent l="0" t="0" r="0" b="0"/>
+            <wp:docPr id="1148403819" name="drawing"/>
+            <wp:cNvGraphicFramePr>
+              <a:graphicFrameLocks noChangeAspect="1"/>
+            </wp:cNvGraphicFramePr>
+            <a:graphic>
+              <a:graphicData xmlns:a="http://schemas.openxmlformats.org/drawingml/2006/main" uri="http://schemas.openxmlformats.org/drawingml/2006/picture">
+                <pic:pic xmlns:pic="http://schemas.openxmlformats.org/drawingml/2006/picture">
+                  <pic:nvPicPr>
+                    <pic:cNvPr id="1148403819" name="Picture 1148403819"/>
+                    <pic:cNvPicPr/>
+                  </pic:nvPicPr>
+                  <pic:blipFill>
+                    <a:blip xmlns:r="http://schemas.openxmlformats.org/officeDocument/2006/relationships" r:embed="rId1027485130">
+                      <a:extLst>
+                        <a:ext uri="{28A0092B-C50C-407E-A947-70E740481C1C}">
+                          <a14:useLocalDpi xmlns:a14="http://schemas.microsoft.com/office/drawing/2010/main"/>
+                        </a:ext>
+                      </a:extLst>
+                    </a:blip>
+                    <a:stretch>
+                      <a:fillRect/>
+                    </a:stretch>
+                  </pic:blipFill>
+                  <pic:spPr>
+                    <a:xfrm>
+                      <a:off x="0" y="0"/>
+                      <a:ext cx="5762625" cy="904875"/>
+                    </a:xfrm>
+                    <a:prstGeom prst="rect">
+                      <a:avLst/>
+                    </a:prstGeom>
+                  </pic:spPr>
+                </pic:pic>
+              </a:graphicData>
+            </a:graphic>
+          </wp:inline>
+        </w:drawing>
+      </w:r>
+    </w:p>
+    <w:p>
+      <w:pPr>
+        <w:pStyle w:val="Cmsor2"/>
+        <w:rPr>
+          <w:rFonts w:ascii="Calibri" w:hAnsi="Calibri" w:eastAsia="Calibri" w:cs="Calibri"/>
+          <w:noProof w:val="0"/>
+          <w:sz w:val="24"/>
+          <w:szCs w:val="24"/>
+          <w:lang w:val="hu-HU"/>
+        </w:rPr>
+      </w:pPr>
+      <w:bookmarkStart w:name="_Toc1915848931" w:id="1247853574"/>
+      <w:r>
+        <w:rPr>
+          <w:noProof w:val="0"/>
+          <w:lang w:val="hu-HU"/>
+        </w:rPr>
+        <w:t>React</w:t>
+      </w:r>
+      <w:r>
+        <w:rPr>
+          <w:noProof w:val="0"/>
+          <w:lang w:val="hu-HU"/>
+        </w:rPr>
+        <w:t xml:space="preserve"> Komponens tesztek</w:t>
+      </w:r>
+      <w:bookmarkEnd w:id="1247853574"/>
+      <w:r>
+        <w:rPr>
+          <w:noProof w:val="0"/>
+          <w:lang w:val="hu-HU"/>
+        </w:rPr>
+        <w:t xml:space="preserve"> </w:t>
+      </w:r>
+    </w:p>
+    <w:p>
+      <w:pPr>
+        <w:pStyle w:val="Norml"/>
+        <w:jc w:val="both"/>
+        <w:rPr>
+          <w:rFonts w:ascii="Calibri" w:hAnsi="Calibri" w:eastAsia="Calibri" w:cs="Calibri"/>
+          <w:noProof w:val="0"/>
+          <w:sz w:val="24"/>
+          <w:szCs w:val="24"/>
+          <w:lang w:val="hu-HU"/>
+        </w:rPr>
+      </w:pPr>
+      <w:r>
+        <w:rPr>
+          <w:rFonts w:ascii="Calibri" w:hAnsi="Calibri" w:eastAsia="Calibri" w:cs="Calibri"/>
+          <w:noProof w:val="0"/>
+          <w:sz w:val="24"/>
+          <w:szCs w:val="24"/>
+          <w:lang w:val="hu-HU"/>
+        </w:rPr>
+        <w:t>A projektben több komponenst is teszteltünk (</w:t>
+      </w:r>
+      <w:r>
+        <w:rPr>
+          <w:rFonts w:ascii="Consolas" w:hAnsi="Consolas" w:eastAsia="Consolas" w:cs="Consolas"/>
+          <w:noProof w:val="0"/>
+          <w:sz w:val="24"/>
+          <w:szCs w:val="24"/>
+          <w:lang w:val="hu-HU"/>
+        </w:rPr>
+        <w:t>Header</w:t>
+      </w:r>
+      <w:r>
+        <w:rPr>
+          <w:rFonts w:ascii="Calibri" w:hAnsi="Calibri" w:eastAsia="Calibri" w:cs="Calibri"/>
+          <w:noProof w:val="0"/>
+          <w:sz w:val="24"/>
+          <w:szCs w:val="24"/>
+          <w:lang w:val="hu-HU"/>
+        </w:rPr>
+        <w:t xml:space="preserve">, </w:t>
+      </w:r>
+      <w:r>
+        <w:rPr>
+          <w:rFonts w:ascii="Consolas" w:hAnsi="Consolas" w:eastAsia="Consolas" w:cs="Consolas"/>
+          <w:noProof w:val="0"/>
+          <w:sz w:val="24"/>
+          <w:szCs w:val="24"/>
+          <w:lang w:val="hu-HU"/>
+        </w:rPr>
+        <w:t>Home</w:t>
+      </w:r>
+      <w:r>
+        <w:rPr>
+          <w:rFonts w:ascii="Calibri" w:hAnsi="Calibri" w:eastAsia="Calibri" w:cs="Calibri"/>
+          <w:noProof w:val="0"/>
+          <w:sz w:val="24"/>
+          <w:szCs w:val="24"/>
+          <w:lang w:val="hu-HU"/>
+        </w:rPr>
+        <w:t xml:space="preserve">, </w:t>
+      </w:r>
+      <w:r>
+        <w:rPr>
+          <w:rFonts w:ascii="Consolas" w:hAnsi="Consolas" w:eastAsia="Consolas" w:cs="Consolas"/>
+          <w:noProof w:val="0"/>
+          <w:sz w:val="24"/>
+          <w:szCs w:val="24"/>
+          <w:lang w:val="hu-HU"/>
+        </w:rPr>
+        <w:t>Kosar</w:t>
+      </w:r>
+      <w:r>
+        <w:rPr>
+          <w:rFonts w:ascii="Calibri" w:hAnsi="Calibri" w:eastAsia="Calibri" w:cs="Calibri"/>
+          <w:noProof w:val="0"/>
+          <w:sz w:val="24"/>
+          <w:szCs w:val="24"/>
+          <w:lang w:val="hu-HU"/>
+        </w:rPr>
+        <w:t xml:space="preserve">). Az alábbi teszt a </w:t>
+      </w:r>
+      <w:r>
+        <w:rPr>
+          <w:rFonts w:ascii="Calibri" w:hAnsi="Calibri" w:eastAsia="Calibri" w:cs="Calibri"/>
+          <w:b w:val="1"/>
+          <w:bCs w:val="1"/>
+          <w:noProof w:val="0"/>
+          <w:sz w:val="24"/>
+          <w:szCs w:val="24"/>
+          <w:lang w:val="hu-HU"/>
+        </w:rPr>
+        <w:t>Kosár (</w:t>
+      </w:r>
+      <w:r>
+        <w:rPr>
+          <w:rFonts w:ascii="Calibri" w:hAnsi="Calibri" w:eastAsia="Calibri" w:cs="Calibri"/>
+          <w:b w:val="1"/>
+          <w:bCs w:val="1"/>
+          <w:noProof w:val="0"/>
+          <w:sz w:val="24"/>
+          <w:szCs w:val="24"/>
+          <w:lang w:val="hu-HU"/>
+        </w:rPr>
+        <w:t>Cart</w:t>
+      </w:r>
+      <w:r>
+        <w:rPr>
+          <w:rFonts w:ascii="Calibri" w:hAnsi="Calibri" w:eastAsia="Calibri" w:cs="Calibri"/>
+          <w:b w:val="1"/>
+          <w:bCs w:val="1"/>
+          <w:noProof w:val="0"/>
+          <w:sz w:val="24"/>
+          <w:szCs w:val="24"/>
+          <w:lang w:val="hu-HU"/>
+        </w:rPr>
+        <w:t>)</w:t>
+      </w:r>
+      <w:r>
+        <w:rPr>
+          <w:rFonts w:ascii="Calibri" w:hAnsi="Calibri" w:eastAsia="Calibri" w:cs="Calibri"/>
+          <w:noProof w:val="0"/>
+          <w:sz w:val="24"/>
+          <w:szCs w:val="24"/>
+          <w:lang w:val="hu-HU"/>
+        </w:rPr>
+        <w:t xml:space="preserve"> komponenst vizsgálja, ellenőrizve, hogy a felhasználói felületen megfelelően megjelennek-e a termékek és a kosár elemei.</w:t>
+      </w:r>
+    </w:p>
+    <w:p>
+      <w:pPr>
+        <w:pStyle w:val="Norml"/>
+        <w:jc w:val="both"/>
+      </w:pPr>
+    </w:p>
+    <w:p>
+      <w:pPr>
+        <w:pStyle w:val="Norml"/>
+        <w:jc w:val="both"/>
+      </w:pPr>
+    </w:p>
+    <w:p>
+      <w:pPr>
+        <w:jc w:val="both"/>
+      </w:pPr>
+    </w:p>
+    <w:p>
+      <w:pPr>
+        <w:jc w:val="both"/>
+        <w:rPr>
+          <w:sz w:val="24"/>
+          <w:szCs w:val="24"/>
+        </w:rPr>
+      </w:pPr>
+      <w:r>
+        <w:rPr>
+          <w:sz w:val="24"/>
+          <w:szCs w:val="24"/>
+        </w:rPr>
+        <w:t>Kosar.test.jsx</w:t>
+      </w:r>
+      <w:r>
+        <w:rPr>
+          <w:sz w:val="24"/>
+          <w:szCs w:val="24"/>
+        </w:rPr>
+        <w:t>:</w:t>
+      </w:r>
+    </w:p>
+    <w:p>
+      <w:pPr>
+        <w:pStyle w:val="Norml"/>
+        <w:jc w:val="both"/>
+      </w:pPr>
+      <w:r>
+        <w:drawing>
+          <wp:inline wp14:editId="117114F5" wp14:anchorId="5CD02B76">
+            <wp:extent cx="5762625" cy="3676650"/>
+            <wp:effectExtent l="0" t="0" r="0" b="0"/>
+            <wp:docPr id="86884533" name="drawing"/>
+            <wp:cNvGraphicFramePr>
+              <a:graphicFrameLocks noChangeAspect="1"/>
+            </wp:cNvGraphicFramePr>
+            <a:graphic>
+              <a:graphicData xmlns:a="http://schemas.openxmlformats.org/drawingml/2006/main" uri="http://schemas.openxmlformats.org/drawingml/2006/picture">
+                <pic:pic xmlns:pic="http://schemas.openxmlformats.org/drawingml/2006/picture">
+                  <pic:nvPicPr>
+                    <pic:cNvPr id="86884533" name="Picture 86884533"/>
+                    <pic:cNvPicPr/>
+                  </pic:nvPicPr>
+                  <pic:blipFill>
+                    <a:blip xmlns:r="http://schemas.openxmlformats.org/officeDocument/2006/relationships" r:embed="rId1887123441">
+                      <a:extLst>
+                        <a:ext uri="{28A0092B-C50C-407E-A947-70E740481C1C}">
+                          <a14:useLocalDpi xmlns:a14="http://schemas.microsoft.com/office/drawing/2010/main"/>
+                        </a:ext>
+                      </a:extLst>
+                    </a:blip>
+                    <a:stretch>
+                      <a:fillRect/>
+                    </a:stretch>
+                  </pic:blipFill>
+                  <pic:spPr>
+                    <a:xfrm rot="0">
+                      <a:off x="0" y="0"/>
+                      <a:ext cx="5762625" cy="3676650"/>
+                    </a:xfrm>
+                    <a:prstGeom prst="rect">
+                      <a:avLst/>
+                    </a:prstGeom>
+                  </pic:spPr>
+                </pic:pic>
+              </a:graphicData>
+            </a:graphic>
+          </wp:inline>
+        </w:drawing>
+      </w:r>
+      <w:r>
+        <w:rPr>
+          <w:sz w:val="24"/>
+          <w:szCs w:val="24"/>
+        </w:rPr>
+        <w:t>Teszt eredménye:</w:t>
+      </w:r>
+      <w:r>
+        <w:br/>
+      </w:r>
+      <w:r>
+        <w:drawing>
+          <wp:inline wp14:editId="1CC566E1" wp14:anchorId="2A058B92">
+            <wp:extent cx="4982270" cy="866896"/>
+            <wp:effectExtent l="0" t="0" r="0" b="0"/>
+            <wp:docPr id="1007553951" name="drawing"/>
+            <wp:cNvGraphicFramePr>
+              <a:graphicFrameLocks noChangeAspect="1"/>
+            </wp:cNvGraphicFramePr>
+            <a:graphic>
+              <a:graphicData xmlns:a="http://schemas.openxmlformats.org/drawingml/2006/main" uri="http://schemas.openxmlformats.org/drawingml/2006/picture">
+                <pic:pic xmlns:pic="http://schemas.openxmlformats.org/drawingml/2006/picture">
+                  <pic:nvPicPr>
+                    <pic:cNvPr id="1007553951" name="Picture 1007553951"/>
+                    <pic:cNvPicPr/>
+                  </pic:nvPicPr>
+                  <pic:blipFill>
+                    <a:blip xmlns:r="http://schemas.openxmlformats.org/officeDocument/2006/relationships" r:embed="rId1391003914">
+                      <a:extLst>
+                        <a:ext uri="{28A0092B-C50C-407E-A947-70E740481C1C}">
+                          <a14:useLocalDpi xmlns:a14="http://schemas.microsoft.com/office/drawing/2010/main"/>
+                        </a:ext>
+                      </a:extLst>
+                    </a:blip>
+                    <a:stretch>
+                      <a:fillRect/>
+                    </a:stretch>
+                  </pic:blipFill>
+                  <pic:spPr>
+                    <a:xfrm>
+                      <a:off x="0" y="0"/>
+                      <a:ext cx="4982270" cy="866896"/>
+                    </a:xfrm>
+                    <a:prstGeom prst="rect">
+                      <a:avLst/>
+                    </a:prstGeom>
+                  </pic:spPr>
+                </pic:pic>
+              </a:graphicData>
+            </a:graphic>
+          </wp:inline>
+        </w:drawing>
+      </w:r>
+    </w:p>
+    <w:p>
+      <w:pPr>
+        <w:jc w:val="both"/>
+      </w:pPr>
+    </w:p>
+    <w:p>
+      <w:pPr>
+        <w:pStyle w:val="Cmsor2"/>
+        <w:rPr>
+          <w:rFonts w:ascii="Calibri" w:hAnsi="Calibri" w:eastAsia="Calibri" w:cs="Calibri"/>
+          <w:noProof w:val="0"/>
+          <w:sz w:val="24"/>
+          <w:szCs w:val="24"/>
+          <w:lang w:val="hu-HU"/>
+        </w:rPr>
+      </w:pPr>
+      <w:bookmarkStart w:name="_Toc1396231418" w:id="173703938"/>
+      <w:r>
+        <w:rPr>
+          <w:noProof w:val="0"/>
+          <w:lang w:val="hu-HU"/>
+        </w:rPr>
+        <w:t>Selenium</w:t>
+      </w:r>
+      <w:r>
+        <w:rPr>
+          <w:noProof w:val="0"/>
+          <w:lang w:val="hu-HU"/>
+        </w:rPr>
+        <w:t xml:space="preserve"> Webdriver – Funkcionális tesztelés</w:t>
+      </w:r>
+      <w:bookmarkEnd w:id="173703938"/>
+      <w:r>
+        <w:rPr>
+          <w:noProof w:val="0"/>
+          <w:lang w:val="hu-HU"/>
+        </w:rPr>
+        <w:t xml:space="preserve"> </w:t>
+      </w:r>
+    </w:p>
+    <w:p>
+      <w:pPr>
+        <w:pStyle w:val="Norml"/>
+        <w:jc w:val="both"/>
+        <w:rPr>
+          <w:rFonts w:ascii="Calibri" w:hAnsi="Calibri" w:eastAsia="Calibri" w:cs="Calibri"/>
+          <w:noProof w:val="0"/>
+          <w:sz w:val="24"/>
+          <w:szCs w:val="24"/>
+          <w:lang w:val="hu-HU"/>
+        </w:rPr>
+      </w:pPr>
+      <w:r>
+        <w:rPr>
+          <w:rFonts w:ascii="Calibri" w:hAnsi="Calibri" w:eastAsia="Calibri" w:cs="Calibri"/>
+          <w:noProof w:val="0"/>
+          <w:sz w:val="24"/>
+          <w:szCs w:val="24"/>
+          <w:lang w:val="hu-HU"/>
+        </w:rPr>
+        <w:t>Az E2E (End-</w:t>
+      </w:r>
+      <w:r>
+        <w:rPr>
+          <w:rFonts w:ascii="Calibri" w:hAnsi="Calibri" w:eastAsia="Calibri" w:cs="Calibri"/>
+          <w:noProof w:val="0"/>
+          <w:sz w:val="24"/>
+          <w:szCs w:val="24"/>
+          <w:lang w:val="hu-HU"/>
+        </w:rPr>
+        <w:t>to</w:t>
+      </w:r>
+      <w:r>
+        <w:rPr>
+          <w:rFonts w:ascii="Calibri" w:hAnsi="Calibri" w:eastAsia="Calibri" w:cs="Calibri"/>
+          <w:noProof w:val="0"/>
+          <w:sz w:val="24"/>
+          <w:szCs w:val="24"/>
+          <w:lang w:val="hu-HU"/>
+        </w:rPr>
+        <w:t xml:space="preserve">-End) tesztelés célja egy valós vásárlási folyamat szimulálása volt. A Python alapú </w:t>
+      </w:r>
+      <w:r>
+        <w:rPr>
+          <w:rFonts w:ascii="Calibri" w:hAnsi="Calibri" w:eastAsia="Calibri" w:cs="Calibri"/>
+          <w:noProof w:val="0"/>
+          <w:sz w:val="24"/>
+          <w:szCs w:val="24"/>
+          <w:lang w:val="hu-HU"/>
+        </w:rPr>
+        <w:t>Selenium</w:t>
+      </w:r>
+      <w:r>
+        <w:rPr>
+          <w:rFonts w:ascii="Calibri" w:hAnsi="Calibri" w:eastAsia="Calibri" w:cs="Calibri"/>
+          <w:noProof w:val="0"/>
+          <w:sz w:val="24"/>
+          <w:szCs w:val="24"/>
+          <w:lang w:val="hu-HU"/>
+        </w:rPr>
+        <w:t xml:space="preserve"> tesztünk automatikusan megnyitja a böngészőt, bejelentkezik a webshopba, kiválaszt egy </w:t>
+      </w:r>
+      <w:r>
+        <w:rPr>
+          <w:rFonts w:ascii="Calibri" w:hAnsi="Calibri" w:eastAsia="Calibri" w:cs="Calibri"/>
+          <w:noProof w:val="0"/>
+          <w:sz w:val="24"/>
+          <w:szCs w:val="24"/>
+          <w:lang w:val="hu-HU"/>
+        </w:rPr>
+        <w:t>terméke</w:t>
+      </w:r>
+      <w:r>
+        <w:rPr>
+          <w:rFonts w:ascii="Calibri" w:hAnsi="Calibri" w:eastAsia="Calibri" w:cs="Calibri"/>
+          <w:noProof w:val="0"/>
+          <w:sz w:val="24"/>
+          <w:szCs w:val="24"/>
+          <w:lang w:val="hu-HU"/>
+        </w:rPr>
+        <w:t>t</w:t>
+      </w:r>
+      <w:r>
+        <w:rPr>
+          <w:rFonts w:ascii="Calibri" w:hAnsi="Calibri" w:eastAsia="Calibri" w:cs="Calibri"/>
+          <w:noProof w:val="0"/>
+          <w:sz w:val="24"/>
+          <w:szCs w:val="24"/>
+          <w:lang w:val="hu-HU"/>
+        </w:rPr>
+        <w:t>, a kosárba helyezi azt, majd leadja a rendelést. A folyamat végén (akár sikeres, akár hibára fut) egy képernyőmentés készül az állapotról.</w:t>
+      </w:r>
+    </w:p>
+    <w:p>
+      <w:pPr>
+        <w:pStyle w:val="Norml"/>
+        <w:jc w:val="both"/>
+        <w:rPr>
+          <w:rFonts w:ascii="Calibri" w:hAnsi="Calibri" w:eastAsia="Calibri" w:cs="Calibri"/>
+          <w:noProof w:val="0"/>
+          <w:sz w:val="24"/>
+          <w:szCs w:val="24"/>
+          <w:lang w:val="hu-HU"/>
+        </w:rPr>
+      </w:pPr>
+    </w:p>
+    <w:p>
+      <w:pPr>
+        <w:pStyle w:val="Norml"/>
+        <w:jc w:val="both"/>
+        <w:rPr>
+          <w:rFonts w:ascii="Calibri" w:hAnsi="Calibri" w:eastAsia="Calibri" w:cs="Calibri"/>
+          <w:noProof w:val="0"/>
+          <w:sz w:val="24"/>
+          <w:szCs w:val="24"/>
+          <w:lang w:val="hu-HU"/>
+        </w:rPr>
+      </w:pPr>
+      <w:r>
+        <w:rPr>
+          <w:rFonts w:ascii="Calibri" w:hAnsi="Calibri" w:eastAsia="Calibri" w:cs="Calibri"/>
+          <w:noProof w:val="0"/>
+          <w:sz w:val="24"/>
+          <w:szCs w:val="24"/>
+          <w:lang w:val="hu-HU"/>
+        </w:rPr>
+        <w:t>Selenium_test.py:</w:t>
+      </w:r>
+    </w:p>
+    <w:p>
+      <w:pPr>
+        <w:pStyle w:val="Norml"/>
+        <w:jc w:val="both"/>
+      </w:pPr>
+      <w:r>
+        <w:drawing>
+          <wp:inline wp14:editId="2E505EE6" wp14:anchorId="7D7E0A9A">
+            <wp:extent cx="5762625" cy="3209925"/>
+            <wp:effectExtent l="0" t="0" r="0" b="0"/>
+            <wp:docPr id="2101084042" name="drawing"/>
+            <wp:cNvGraphicFramePr>
+              <a:graphicFrameLocks noChangeAspect="1"/>
+            </wp:cNvGraphicFramePr>
+            <a:graphic>
+              <a:graphicData xmlns:a="http://schemas.openxmlformats.org/drawingml/2006/main" uri="http://schemas.openxmlformats.org/drawingml/2006/picture">
+                <pic:pic xmlns:pic="http://schemas.openxmlformats.org/drawingml/2006/picture">
+                  <pic:nvPicPr>
+                    <pic:cNvPr id="2101084042" name="Picture 2101084042"/>
+                    <pic:cNvPicPr/>
+                  </pic:nvPicPr>
+                  <pic:blipFill>
+                    <a:blip xmlns:r="http://schemas.openxmlformats.org/officeDocument/2006/relationships" r:embed="rId445632992">
+                      <a:extLst>
+                        <a:ext uri="{28A0092B-C50C-407E-A947-70E740481C1C}">
+                          <a14:useLocalDpi xmlns:a14="http://schemas.microsoft.com/office/drawing/2010/main"/>
+                        </a:ext>
+                      </a:extLst>
+                    </a:blip>
+                    <a:stretch>
+                      <a:fillRect/>
+                    </a:stretch>
+                  </pic:blipFill>
+                  <pic:spPr>
+                    <a:xfrm>
+                      <a:off x="0" y="0"/>
+                      <a:ext cx="5762625" cy="3209925"/>
+                    </a:xfrm>
+                    <a:prstGeom prst="rect">
+                      <a:avLst/>
+                    </a:prstGeom>
+                  </pic:spPr>
+                </pic:pic>
+              </a:graphicData>
+            </a:graphic>
+          </wp:inline>
+        </w:drawing>
+      </w:r>
+    </w:p>
+    <w:p>
+      <w:pPr>
+        <w:pStyle w:val="Norml"/>
+        <w:jc w:val="both"/>
+        <w:rPr>
+          <w:rFonts w:ascii="Calibri" w:hAnsi="Calibri" w:eastAsia="Calibri" w:cs="Calibri"/>
+          <w:noProof w:val="0"/>
+          <w:sz w:val="24"/>
+          <w:szCs w:val="24"/>
+          <w:lang w:val="hu-HU"/>
+        </w:rPr>
+      </w:pPr>
+      <w:r>
+        <w:rPr>
+          <w:rFonts w:ascii="Calibri" w:hAnsi="Calibri" w:eastAsia="Calibri" w:cs="Calibri"/>
+          <w:noProof w:val="0"/>
+          <w:sz w:val="24"/>
+          <w:szCs w:val="24"/>
+          <w:lang w:val="hu-HU"/>
+        </w:rPr>
+        <w:t>Order_success.png:</w:t>
+      </w:r>
+      <w:r>
+        <w:br/>
+      </w:r>
+      <w:r>
+        <w:drawing>
+          <wp:inline wp14:editId="2D318C9B" wp14:anchorId="67DB3659">
+            <wp:extent cx="5762625" cy="2543175"/>
+            <wp:effectExtent l="0" t="0" r="0" b="0"/>
+            <wp:docPr id="602822213" name="drawing"/>
+            <wp:cNvGraphicFramePr>
+              <a:graphicFrameLocks noChangeAspect="1"/>
+            </wp:cNvGraphicFramePr>
+            <a:graphic>
+              <a:graphicData xmlns:a="http://schemas.openxmlformats.org/drawingml/2006/main" uri="http://schemas.openxmlformats.org/drawingml/2006/picture">
+                <pic:pic xmlns:pic="http://schemas.openxmlformats.org/drawingml/2006/picture">
+                  <pic:nvPicPr>
+                    <pic:cNvPr id="602822213" name="Picture 602822213"/>
+                    <pic:cNvPicPr/>
+                  </pic:nvPicPr>
+                  <pic:blipFill>
+                    <a:blip xmlns:r="http://schemas.openxmlformats.org/officeDocument/2006/relationships" r:embed="rId1604511582">
+                      <a:extLst>
+                        <a:ext uri="{28A0092B-C50C-407E-A947-70E740481C1C}">
+                          <a14:useLocalDpi xmlns:a14="http://schemas.microsoft.com/office/drawing/2010/main"/>
+                        </a:ext>
+                      </a:extLst>
+                    </a:blip>
+                    <a:stretch>
+                      <a:fillRect/>
+                    </a:stretch>
+                  </pic:blipFill>
+                  <pic:spPr>
+                    <a:xfrm>
+                      <a:off x="0" y="0"/>
+                      <a:ext cx="5762625" cy="2543175"/>
+                    </a:xfrm>
+                    <a:prstGeom prst="rect">
+                      <a:avLst/>
+                    </a:prstGeom>
+                  </pic:spPr>
+                </pic:pic>
+              </a:graphicData>
+            </a:graphic>
+          </wp:inline>
+        </w:drawing>
+      </w:r>
+    </w:p>
+    <w:p>
+      <w:pPr>
+        <w:pStyle w:val="Norml"/>
+        <w:jc w:val="both"/>
+        <w:rPr>
+          <w:rFonts w:ascii="Calibri" w:hAnsi="Calibri" w:eastAsia="Calibri" w:cs="Calibri"/>
+          <w:noProof w:val="0"/>
+          <w:sz w:val="24"/>
+          <w:szCs w:val="24"/>
+          <w:lang w:val="hu-HU"/>
+        </w:rPr>
+      </w:pPr>
+      <w:r>
+        <w:rPr>
+          <w:rFonts w:ascii="Calibri" w:hAnsi="Calibri" w:eastAsia="Calibri" w:cs="Calibri"/>
+          <w:noProof w:val="0"/>
+          <w:sz w:val="24"/>
+          <w:szCs w:val="24"/>
+          <w:lang w:val="hu-HU"/>
+        </w:rPr>
+        <w:t>Teszteket készítette: Turcsányi Máté</w:t>
+      </w:r>
     </w:p>
     <w:p>
       <w:pPr>
         <w:pStyle w:val="Cmsor1"/>
         <w:jc w:val="both"/>
       </w:pPr>
-    </w:p>
-    <w:p>
-      <w:pPr>
-        <w:pStyle w:val="Cmsor1"/>
-        <w:jc w:val="both"/>
-      </w:pPr>
-    </w:p>
-    <w:p>
-      <w:pPr>
-        <w:pStyle w:val="Cmsor1"/>
-        <w:jc w:val="both"/>
-      </w:pPr>
-    </w:p>
-    <w:p>
-      <w:pPr>
-        <w:jc w:val="both"/>
-      </w:pPr>
-    </w:p>
-    <w:p>
-      <w:pPr>
-        <w:jc w:val="both"/>
-      </w:pPr>
-    </w:p>
-    <w:p>
-      <w:pPr>
-        <w:jc w:val="both"/>
-      </w:pPr>
-    </w:p>
-    <w:p>
-      <w:pPr>
-        <w:jc w:val="both"/>
-      </w:pPr>
-    </w:p>
-    <w:p>
-      <w:pPr>
-        <w:jc w:val="both"/>
-      </w:pPr>
-    </w:p>
-    <w:p>
-      <w:pPr>
-        <w:jc w:val="both"/>
-      </w:pPr>
-    </w:p>
-    <w:p>
-      <w:pPr>
-        <w:jc w:val="both"/>
-      </w:pPr>
-    </w:p>
-    <w:p>
-      <w:pPr>
-        <w:jc w:val="both"/>
-      </w:pPr>
-    </w:p>
-    <w:p>
-      <w:pPr>
-        <w:jc w:val="both"/>
-      </w:pPr>
-    </w:p>
-    <w:p>
-      <w:pPr>
-        <w:jc w:val="both"/>
-      </w:pPr>
-    </w:p>
-    <w:p>
-      <w:pPr>
-        <w:jc w:val="both"/>
-      </w:pPr>
-    </w:p>
-    <w:p>
-      <w:pPr>
-        <w:jc w:val="both"/>
-      </w:pPr>
-    </w:p>
-    <w:p>
-      <w:pPr>
-        <w:jc w:val="both"/>
-      </w:pPr>
-    </w:p>
-    <w:p>
-      <w:pPr>
-        <w:jc w:val="both"/>
-      </w:pPr>
-    </w:p>
-    <w:p>
-      <w:pPr>
-        <w:jc w:val="both"/>
-      </w:pPr>
-    </w:p>
-    <w:p>
-      <w:pPr>
-        <w:jc w:val="both"/>
-      </w:pPr>
-    </w:p>
-    <w:p>
-      <w:pPr>
-        <w:jc w:val="both"/>
-      </w:pPr>
-    </w:p>
-    <w:p>
-      <w:pPr>
-        <w:jc w:val="both"/>
-      </w:pPr>
-    </w:p>
-    <w:p>
-      <w:pPr>
-        <w:jc w:val="both"/>
-      </w:pPr>
-    </w:p>
-    <w:p>
-      <w:pPr>
-        <w:jc w:val="both"/>
-      </w:pPr>
-    </w:p>
-    <w:p>
-      <w:pPr>
-        <w:jc w:val="both"/>
-      </w:pPr>
-    </w:p>
-    <w:p>
-      <w:pPr>
-        <w:jc w:val="both"/>
-      </w:pPr>
-    </w:p>
-    <w:p>
-      <w:pPr>
-        <w:jc w:val="both"/>
-      </w:pPr>
-    </w:p>
-    <w:p>
-      <w:pPr>
-        <w:jc w:val="both"/>
-      </w:pPr>
-    </w:p>
-    <w:p>
-      <w:pPr>
-        <w:jc w:val="both"/>
-      </w:pPr>
-    </w:p>
-    <w:p>
-      <w:pPr>
-        <w:pStyle w:val="Cmsor1"/>
-        <w:jc w:val="both"/>
-      </w:pPr>
-      <w:bookmarkStart w:id="32" w:name="_Toc225421815"/>
-      <w:r>
+      <w:bookmarkStart w:name="_Toc339309375" w:id="817743564"/>
+      <w:r>
+        <w:rPr/>
         <w:t>Forrásjegyzék</w:t>
       </w:r>
-      <w:bookmarkEnd w:id="32"/>
+      <w:bookmarkEnd w:id="817743564"/>
     </w:p>
     <w:p>
       <w:pPr>
@@ -7608,7 +8389,7 @@
           <w:szCs w:val="24"/>
         </w:rPr>
       </w:pPr>
-      <w:hyperlink r:id="rId18">
+      <w:hyperlink r:id="Rc13e310986474f57">
         <w:r>
           <w:rPr>
             <w:rStyle w:val="Hiperhivatkozs"/>
@@ -7623,18 +8404,34 @@
           <w:sz w:val="24"/>
           <w:szCs w:val="24"/>
         </w:rPr>
-        <w:t xml:space="preserve"> letöltés dátuma:2025.10.01</w:t>
-      </w:r>
-    </w:p>
-    <w:p>
-      <w:pPr>
-        <w:jc w:val="both"/>
-        <w:rPr>
-          <w:sz w:val="24"/>
-          <w:szCs w:val="24"/>
-        </w:rPr>
-      </w:pPr>
-      <w:hyperlink r:id="rId19">
+        <w:t xml:space="preserve"> </w:t>
+      </w:r>
+    </w:p>
+    <w:p>
+      <w:pPr>
+        <w:jc w:val="both"/>
+        <w:rPr>
+          <w:sz w:val="24"/>
+          <w:szCs w:val="24"/>
+        </w:rPr>
+      </w:pPr>
+      <w:r>
+        <w:rPr>
+          <w:sz w:val="24"/>
+          <w:szCs w:val="24"/>
+        </w:rPr>
+        <w:t>letöltés dátuma:2025.10.01</w:t>
+      </w:r>
+    </w:p>
+    <w:p>
+      <w:pPr>
+        <w:jc w:val="both"/>
+        <w:rPr>
+          <w:sz w:val="24"/>
+          <w:szCs w:val="24"/>
+        </w:rPr>
+      </w:pPr>
+      <w:hyperlink r:id="R16fabba311ec4c07">
         <w:r>
           <w:rPr>
             <w:rStyle w:val="Hiperhivatkozs"/>
@@ -7649,18 +8446,34 @@
           <w:sz w:val="24"/>
           <w:szCs w:val="24"/>
         </w:rPr>
-        <w:t xml:space="preserve"> letöltés dátuma:2025.10.05</w:t>
-      </w:r>
-    </w:p>
-    <w:p>
-      <w:pPr>
-        <w:jc w:val="both"/>
-        <w:rPr>
-          <w:sz w:val="24"/>
-          <w:szCs w:val="24"/>
-        </w:rPr>
-      </w:pPr>
-      <w:hyperlink r:id="rId20">
+        <w:t xml:space="preserve"> </w:t>
+      </w:r>
+    </w:p>
+    <w:p>
+      <w:pPr>
+        <w:jc w:val="both"/>
+        <w:rPr>
+          <w:sz w:val="24"/>
+          <w:szCs w:val="24"/>
+        </w:rPr>
+      </w:pPr>
+      <w:r>
+        <w:rPr>
+          <w:sz w:val="24"/>
+          <w:szCs w:val="24"/>
+        </w:rPr>
+        <w:t>letöltés dátuma:2025.10.05</w:t>
+      </w:r>
+    </w:p>
+    <w:p>
+      <w:pPr>
+        <w:jc w:val="both"/>
+        <w:rPr>
+          <w:sz w:val="24"/>
+          <w:szCs w:val="24"/>
+        </w:rPr>
+      </w:pPr>
+      <w:hyperlink r:id="R8245ba3312d74fb5">
         <w:r>
           <w:rPr>
             <w:rStyle w:val="Hiperhivatkozs"/>
@@ -7675,18 +8488,34 @@
           <w:sz w:val="24"/>
           <w:szCs w:val="24"/>
         </w:rPr>
-        <w:t xml:space="preserve"> letöltés dátuma:2025.10.07</w:t>
-      </w:r>
-    </w:p>
-    <w:p>
-      <w:pPr>
-        <w:jc w:val="both"/>
-        <w:rPr>
-          <w:sz w:val="24"/>
-          <w:szCs w:val="24"/>
-        </w:rPr>
-      </w:pPr>
-      <w:hyperlink r:id="rId21">
+        <w:t xml:space="preserve"> </w:t>
+      </w:r>
+    </w:p>
+    <w:p>
+      <w:pPr>
+        <w:jc w:val="both"/>
+        <w:rPr>
+          <w:sz w:val="24"/>
+          <w:szCs w:val="24"/>
+        </w:rPr>
+      </w:pPr>
+      <w:r>
+        <w:rPr>
+          <w:sz w:val="24"/>
+          <w:szCs w:val="24"/>
+        </w:rPr>
+        <w:t>letöltés dátuma:2025.10.07</w:t>
+      </w:r>
+    </w:p>
+    <w:p>
+      <w:pPr>
+        <w:jc w:val="both"/>
+        <w:rPr>
+          <w:sz w:val="24"/>
+          <w:szCs w:val="24"/>
+        </w:rPr>
+      </w:pPr>
+      <w:hyperlink r:id="Rab52ac66fa7b41a7">
         <w:r>
           <w:rPr>
             <w:rStyle w:val="Hiperhivatkozs"/>
@@ -7701,18 +8530,34 @@
           <w:sz w:val="24"/>
           <w:szCs w:val="24"/>
         </w:rPr>
-        <w:t xml:space="preserve"> letöltés dátuma:2025.10.10</w:t>
-      </w:r>
-    </w:p>
-    <w:p>
-      <w:pPr>
-        <w:jc w:val="both"/>
-        <w:rPr>
-          <w:sz w:val="24"/>
-          <w:szCs w:val="24"/>
-        </w:rPr>
-      </w:pPr>
-      <w:hyperlink r:id="rId22">
+        <w:t xml:space="preserve"> </w:t>
+      </w:r>
+    </w:p>
+    <w:p>
+      <w:pPr>
+        <w:jc w:val="both"/>
+        <w:rPr>
+          <w:sz w:val="24"/>
+          <w:szCs w:val="24"/>
+        </w:rPr>
+      </w:pPr>
+      <w:r>
+        <w:rPr>
+          <w:sz w:val="24"/>
+          <w:szCs w:val="24"/>
+        </w:rPr>
+        <w:t>letöltés dátuma:2025.10.10</w:t>
+      </w:r>
+    </w:p>
+    <w:p>
+      <w:pPr>
+        <w:jc w:val="both"/>
+        <w:rPr>
+          <w:sz w:val="24"/>
+          <w:szCs w:val="24"/>
+        </w:rPr>
+      </w:pPr>
+      <w:hyperlink r:id="R85921a3226274ad7">
         <w:r>
           <w:rPr>
             <w:rStyle w:val="Hiperhivatkozs"/>
@@ -7727,18 +8572,34 @@
           <w:sz w:val="24"/>
           <w:szCs w:val="24"/>
         </w:rPr>
-        <w:t xml:space="preserve"> letöltés dátuma:2025.10.14</w:t>
-      </w:r>
-    </w:p>
-    <w:p>
-      <w:pPr>
-        <w:jc w:val="both"/>
-        <w:rPr>
-          <w:sz w:val="24"/>
-          <w:szCs w:val="24"/>
-        </w:rPr>
-      </w:pPr>
-      <w:hyperlink r:id="rId23">
+        <w:t xml:space="preserve"> </w:t>
+      </w:r>
+    </w:p>
+    <w:p>
+      <w:pPr>
+        <w:jc w:val="both"/>
+        <w:rPr>
+          <w:sz w:val="24"/>
+          <w:szCs w:val="24"/>
+        </w:rPr>
+      </w:pPr>
+      <w:r>
+        <w:rPr>
+          <w:sz w:val="24"/>
+          <w:szCs w:val="24"/>
+        </w:rPr>
+        <w:t>letöltés dátuma:2025.10.14</w:t>
+      </w:r>
+    </w:p>
+    <w:p>
+      <w:pPr>
+        <w:jc w:val="both"/>
+        <w:rPr>
+          <w:sz w:val="24"/>
+          <w:szCs w:val="24"/>
+        </w:rPr>
+      </w:pPr>
+      <w:hyperlink r:id="R173681547c654a34">
         <w:r>
           <w:rPr>
             <w:rStyle w:val="Hiperhivatkozs"/>
@@ -7753,29 +8614,27 @@
           <w:sz w:val="24"/>
           <w:szCs w:val="24"/>
         </w:rPr>
-        <w:t xml:space="preserve"> letöltés dátuma:2025.10.17</w:t>
-      </w:r>
-    </w:p>
-    <w:p>
-      <w:pPr>
-        <w:jc w:val="both"/>
-        <w:rPr>
-          <w:sz w:val="24"/>
-          <w:szCs w:val="24"/>
-        </w:rPr>
-      </w:pPr>
-    </w:p>
-    <w:p>
-      <w:pPr>
-        <w:jc w:val="both"/>
-        <w:rPr>
-          <w:sz w:val="24"/>
-          <w:szCs w:val="24"/>
-        </w:rPr>
-      </w:pPr>
+        <w:t xml:space="preserve"> </w:t>
+      </w:r>
+    </w:p>
+    <w:p>
+      <w:pPr>
+        <w:jc w:val="both"/>
+        <w:rPr>
+          <w:sz w:val="24"/>
+          <w:szCs w:val="24"/>
+        </w:rPr>
+      </w:pPr>
+      <w:r>
+        <w:rPr>
+          <w:sz w:val="24"/>
+          <w:szCs w:val="24"/>
+        </w:rPr>
+        <w:t>letöltés dátuma:2025.10.17</w:t>
+      </w:r>
     </w:p>
     <w:sectPr>
-      <w:pgSz w:w="11906" w:h="16838"/>
+      <w:pgSz w:w="11906" w:h="16838" w:orient="portrait"/>
       <w:pgMar w:top="1417" w:right="1417" w:bottom="1417" w:left="1417" w:header="708" w:footer="708" w:gutter="0"/>
       <w:cols w:space="708"/>
       <w:docGrid w:linePitch="360"/>
@@ -7786,6 +8645,118 @@
 
 <file path=word/numbering.xml><?xml version="1.0" encoding="utf-8"?>
 <w:numbering xmlns:wpc="http://schemas.microsoft.com/office/word/2010/wordprocessingCanvas" xmlns:cx="http://schemas.microsoft.com/office/drawing/2014/chartex" xmlns:mc="http://schemas.openxmlformats.org/markup-compatibility/2006" xmlns:o="urn:schemas-microsoft-com:office:office" xmlns:r="http://schemas.openxmlformats.org/officeDocument/2006/relationships" xmlns:m="http://schemas.openxmlformats.org/officeDocument/2006/math" xmlns:v="urn:schemas-microsoft-com:vml" xmlns:wp14="http://schemas.microsoft.com/office/word/2010/wordprocessingDrawing" xmlns:wp="http://schemas.openxmlformats.org/drawingml/2006/wordprocessingDrawing" xmlns:w10="urn:schemas-microsoft-com:office:word" xmlns:w="http://schemas.openxmlformats.org/wordprocessingml/2006/main" xmlns:w14="http://schemas.microsoft.com/office/word/2010/wordml" xmlns:w15="http://schemas.microsoft.com/office/word/2012/wordml" xmlns:w16se="http://schemas.microsoft.com/office/word/2015/wordml/symex" xmlns:wpg="http://schemas.microsoft.com/office/word/2010/wordprocessingGroup" xmlns:wpi="http://schemas.microsoft.com/office/word/2010/wordprocessingInk" xmlns:wne="http://schemas.microsoft.com/office/word/2006/wordml" xmlns:wps="http://schemas.microsoft.com/office/word/2010/wordprocessingShape" mc:Ignorable="w14 w15 w16se wp14">
+  <w:abstractNum xmlns:w="http://schemas.openxmlformats.org/wordprocessingml/2006/main" w:abstractNumId="4">
+    <w:nsid w:val="ff5f77e"/>
+    <w:multiLevelType xmlns:w="http://schemas.openxmlformats.org/wordprocessingml/2006/main" w:val="hybridMultilevel"/>
+    <w:lvl xmlns:w="http://schemas.openxmlformats.org/wordprocessingml/2006/main" w:ilvl="0">
+      <w:start w:val="1"/>
+      <w:numFmt w:val="bullet"/>
+      <w:lvlText w:val=""/>
+      <w:lvlJc w:val="left"/>
+      <w:pPr>
+        <w:ind w:left="720" w:hanging="360"/>
+      </w:pPr>
+      <w:rPr>
+        <w:rFonts w:hint="default" w:ascii="Symbol" w:hAnsi="Symbol"/>
+      </w:rPr>
+    </w:lvl>
+    <w:lvl xmlns:w="http://schemas.openxmlformats.org/wordprocessingml/2006/main" w:ilvl="1">
+      <w:start w:val="1"/>
+      <w:numFmt w:val="bullet"/>
+      <w:lvlText w:val="o"/>
+      <w:lvlJc w:val="left"/>
+      <w:pPr>
+        <w:ind w:left="1440" w:hanging="360"/>
+      </w:pPr>
+      <w:rPr>
+        <w:rFonts w:hint="default" w:ascii="Courier New" w:hAnsi="Courier New"/>
+      </w:rPr>
+    </w:lvl>
+    <w:lvl xmlns:w="http://schemas.openxmlformats.org/wordprocessingml/2006/main" w:ilvl="2">
+      <w:start w:val="1"/>
+      <w:numFmt w:val="bullet"/>
+      <w:lvlText w:val=""/>
+      <w:lvlJc w:val="left"/>
+      <w:pPr>
+        <w:ind w:left="2160" w:hanging="360"/>
+      </w:pPr>
+      <w:rPr>
+        <w:rFonts w:hint="default" w:ascii="Wingdings" w:hAnsi="Wingdings"/>
+      </w:rPr>
+    </w:lvl>
+    <w:lvl xmlns:w="http://schemas.openxmlformats.org/wordprocessingml/2006/main" w:ilvl="3">
+      <w:start w:val="1"/>
+      <w:numFmt w:val="bullet"/>
+      <w:lvlText w:val=""/>
+      <w:lvlJc w:val="left"/>
+      <w:pPr>
+        <w:ind w:left="2880" w:hanging="360"/>
+      </w:pPr>
+      <w:rPr>
+        <w:rFonts w:hint="default" w:ascii="Symbol" w:hAnsi="Symbol"/>
+      </w:rPr>
+    </w:lvl>
+    <w:lvl xmlns:w="http://schemas.openxmlformats.org/wordprocessingml/2006/main" w:ilvl="4">
+      <w:start w:val="1"/>
+      <w:numFmt w:val="bullet"/>
+      <w:lvlText w:val="o"/>
+      <w:lvlJc w:val="left"/>
+      <w:pPr>
+        <w:ind w:left="3600" w:hanging="360"/>
+      </w:pPr>
+      <w:rPr>
+        <w:rFonts w:hint="default" w:ascii="Courier New" w:hAnsi="Courier New"/>
+      </w:rPr>
+    </w:lvl>
+    <w:lvl xmlns:w="http://schemas.openxmlformats.org/wordprocessingml/2006/main" w:ilvl="5">
+      <w:start w:val="1"/>
+      <w:numFmt w:val="bullet"/>
+      <w:lvlText w:val=""/>
+      <w:lvlJc w:val="left"/>
+      <w:pPr>
+        <w:ind w:left="4320" w:hanging="360"/>
+      </w:pPr>
+      <w:rPr>
+        <w:rFonts w:hint="default" w:ascii="Wingdings" w:hAnsi="Wingdings"/>
+      </w:rPr>
+    </w:lvl>
+    <w:lvl xmlns:w="http://schemas.openxmlformats.org/wordprocessingml/2006/main" w:ilvl="6">
+      <w:start w:val="1"/>
+      <w:numFmt w:val="bullet"/>
+      <w:lvlText w:val=""/>
+      <w:lvlJc w:val="left"/>
+      <w:pPr>
+        <w:ind w:left="5040" w:hanging="360"/>
+      </w:pPr>
+      <w:rPr>
+        <w:rFonts w:hint="default" w:ascii="Symbol" w:hAnsi="Symbol"/>
+      </w:rPr>
+    </w:lvl>
+    <w:lvl xmlns:w="http://schemas.openxmlformats.org/wordprocessingml/2006/main" w:ilvl="7">
+      <w:start w:val="1"/>
+      <w:numFmt w:val="bullet"/>
+      <w:lvlText w:val="o"/>
+      <w:lvlJc w:val="left"/>
+      <w:pPr>
+        <w:ind w:left="5760" w:hanging="360"/>
+      </w:pPr>
+      <w:rPr>
+        <w:rFonts w:hint="default" w:ascii="Courier New" w:hAnsi="Courier New"/>
+      </w:rPr>
+    </w:lvl>
+    <w:lvl xmlns:w="http://schemas.openxmlformats.org/wordprocessingml/2006/main" w:ilvl="8">
+      <w:start w:val="1"/>
+      <w:numFmt w:val="bullet"/>
+      <w:lvlText w:val=""/>
+      <w:lvlJc w:val="left"/>
+      <w:pPr>
+        <w:ind w:left="6480" w:hanging="360"/>
+      </w:pPr>
+      <w:rPr>
+        <w:rFonts w:hint="default" w:ascii="Wingdings" w:hAnsi="Wingdings"/>
+      </w:rPr>
+    </w:lvl>
+  </w:abstractNum>
   <w:abstractNum w:abstractNumId="0" w15:restartNumberingAfterBreak="0">
     <w:nsid w:val="15CB2FFD"/>
     <w:multiLevelType w:val="hybridMultilevel"/>
@@ -7885,7 +8856,7 @@
         <w:ind w:left="720" w:hanging="360"/>
       </w:pPr>
       <w:rPr>
-        <w:rFonts w:ascii="Symbol" w:hAnsi="Symbol" w:hint="default"/>
+        <w:rFonts w:hint="default" w:ascii="Symbol" w:hAnsi="Symbol"/>
       </w:rPr>
     </w:lvl>
     <w:lvl w:ilvl="1" w:tplc="040E0003" w:tentative="1">
@@ -7897,7 +8868,7 @@
         <w:ind w:left="1440" w:hanging="360"/>
       </w:pPr>
       <w:rPr>
-        <w:rFonts w:ascii="Courier New" w:hAnsi="Courier New" w:cs="Courier New" w:hint="default"/>
+        <w:rFonts w:hint="default" w:ascii="Courier New" w:hAnsi="Courier New" w:cs="Courier New"/>
       </w:rPr>
     </w:lvl>
     <w:lvl w:ilvl="2" w:tplc="040E0005" w:tentative="1">
@@ -7909,7 +8880,7 @@
         <w:ind w:left="2160" w:hanging="360"/>
       </w:pPr>
       <w:rPr>
-        <w:rFonts w:ascii="Wingdings" w:hAnsi="Wingdings" w:hint="default"/>
+        <w:rFonts w:hint="default" w:ascii="Wingdings" w:hAnsi="Wingdings"/>
       </w:rPr>
     </w:lvl>
     <w:lvl w:ilvl="3" w:tplc="040E0001" w:tentative="1">
@@ -7921,7 +8892,7 @@
         <w:ind w:left="2880" w:hanging="360"/>
       </w:pPr>
       <w:rPr>
-        <w:rFonts w:ascii="Symbol" w:hAnsi="Symbol" w:hint="default"/>
+        <w:rFonts w:hint="default" w:ascii="Symbol" w:hAnsi="Symbol"/>
       </w:rPr>
     </w:lvl>
     <w:lvl w:ilvl="4" w:tplc="040E0003" w:tentative="1">
@@ -7933,7 +8904,7 @@
         <w:ind w:left="3600" w:hanging="360"/>
       </w:pPr>
       <w:rPr>
-        <w:rFonts w:ascii="Courier New" w:hAnsi="Courier New" w:cs="Courier New" w:hint="default"/>
+        <w:rFonts w:hint="default" w:ascii="Courier New" w:hAnsi="Courier New" w:cs="Courier New"/>
       </w:rPr>
     </w:lvl>
     <w:lvl w:ilvl="5" w:tplc="040E0005" w:tentative="1">
@@ -7945,7 +8916,7 @@
         <w:ind w:left="4320" w:hanging="360"/>
       </w:pPr>
       <w:rPr>
-        <w:rFonts w:ascii="Wingdings" w:hAnsi="Wingdings" w:hint="default"/>
+        <w:rFonts w:hint="default" w:ascii="Wingdings" w:hAnsi="Wingdings"/>
       </w:rPr>
     </w:lvl>
     <w:lvl w:ilvl="6" w:tplc="040E0001" w:tentative="1">
@@ -7957,7 +8928,7 @@
         <w:ind w:left="5040" w:hanging="360"/>
       </w:pPr>
       <w:rPr>
-        <w:rFonts w:ascii="Symbol" w:hAnsi="Symbol" w:hint="default"/>
+        <w:rFonts w:hint="default" w:ascii="Symbol" w:hAnsi="Symbol"/>
       </w:rPr>
     </w:lvl>
     <w:lvl w:ilvl="7" w:tplc="040E0003" w:tentative="1">
@@ -7969,7 +8940,7 @@
         <w:ind w:left="5760" w:hanging="360"/>
       </w:pPr>
       <w:rPr>
-        <w:rFonts w:ascii="Courier New" w:hAnsi="Courier New" w:cs="Courier New" w:hint="default"/>
+        <w:rFonts w:hint="default" w:ascii="Courier New" w:hAnsi="Courier New" w:cs="Courier New"/>
       </w:rPr>
     </w:lvl>
     <w:lvl w:ilvl="8" w:tplc="040E0005" w:tentative="1">
@@ -7981,7 +8952,7 @@
         <w:ind w:left="6480" w:hanging="360"/>
       </w:pPr>
       <w:rPr>
-        <w:rFonts w:ascii="Wingdings" w:hAnsi="Wingdings" w:hint="default"/>
+        <w:rFonts w:hint="default" w:ascii="Wingdings" w:hAnsi="Wingdings"/>
       </w:rPr>
     </w:lvl>
   </w:abstractNum>
@@ -7998,7 +8969,7 @@
         <w:ind w:left="720" w:hanging="360"/>
       </w:pPr>
       <w:rPr>
-        <w:rFonts w:ascii="Symbol" w:hAnsi="Symbol" w:hint="default"/>
+        <w:rFonts w:hint="default" w:ascii="Symbol" w:hAnsi="Symbol"/>
       </w:rPr>
     </w:lvl>
     <w:lvl w:ilvl="1" w:tplc="040E0003" w:tentative="1">
@@ -8010,7 +8981,7 @@
         <w:ind w:left="1440" w:hanging="360"/>
       </w:pPr>
       <w:rPr>
-        <w:rFonts w:ascii="Courier New" w:hAnsi="Courier New" w:cs="Courier New" w:hint="default"/>
+        <w:rFonts w:hint="default" w:ascii="Courier New" w:hAnsi="Courier New" w:cs="Courier New"/>
       </w:rPr>
     </w:lvl>
     <w:lvl w:ilvl="2" w:tplc="040E0005" w:tentative="1">
@@ -8022,7 +8993,7 @@
         <w:ind w:left="2160" w:hanging="360"/>
       </w:pPr>
       <w:rPr>
-        <w:rFonts w:ascii="Wingdings" w:hAnsi="Wingdings" w:hint="default"/>
+        <w:rFonts w:hint="default" w:ascii="Wingdings" w:hAnsi="Wingdings"/>
       </w:rPr>
     </w:lvl>
     <w:lvl w:ilvl="3" w:tplc="040E0001" w:tentative="1">
@@ -8034,7 +9005,7 @@
         <w:ind w:left="2880" w:hanging="360"/>
       </w:pPr>
       <w:rPr>
-        <w:rFonts w:ascii="Symbol" w:hAnsi="Symbol" w:hint="default"/>
+        <w:rFonts w:hint="default" w:ascii="Symbol" w:hAnsi="Symbol"/>
       </w:rPr>
     </w:lvl>
     <w:lvl w:ilvl="4" w:tplc="040E0003" w:tentative="1">
@@ -8046,7 +9017,7 @@
         <w:ind w:left="3600" w:hanging="360"/>
       </w:pPr>
       <w:rPr>
-        <w:rFonts w:ascii="Courier New" w:hAnsi="Courier New" w:cs="Courier New" w:hint="default"/>
+        <w:rFonts w:hint="default" w:ascii="Courier New" w:hAnsi="Courier New" w:cs="Courier New"/>
       </w:rPr>
     </w:lvl>
     <w:lvl w:ilvl="5" w:tplc="040E0005" w:tentative="1">
@@ -8058,7 +9029,7 @@
         <w:ind w:left="4320" w:hanging="360"/>
       </w:pPr>
       <w:rPr>
-        <w:rFonts w:ascii="Wingdings" w:hAnsi="Wingdings" w:hint="default"/>
+        <w:rFonts w:hint="default" w:ascii="Wingdings" w:hAnsi="Wingdings"/>
       </w:rPr>
     </w:lvl>
     <w:lvl w:ilvl="6" w:tplc="040E0001" w:tentative="1">
@@ -8070,7 +9041,7 @@
         <w:ind w:left="5040" w:hanging="360"/>
       </w:pPr>
       <w:rPr>
-        <w:rFonts w:ascii="Symbol" w:hAnsi="Symbol" w:hint="default"/>
+        <w:rFonts w:hint="default" w:ascii="Symbol" w:hAnsi="Symbol"/>
       </w:rPr>
     </w:lvl>
     <w:lvl w:ilvl="7" w:tplc="040E0003" w:tentative="1">
@@ -8082,7 +9053,7 @@
         <w:ind w:left="5760" w:hanging="360"/>
       </w:pPr>
       <w:rPr>
-        <w:rFonts w:ascii="Courier New" w:hAnsi="Courier New" w:cs="Courier New" w:hint="default"/>
+        <w:rFonts w:hint="default" w:ascii="Courier New" w:hAnsi="Courier New" w:cs="Courier New"/>
       </w:rPr>
     </w:lvl>
     <w:lvl w:ilvl="8" w:tplc="040E0005" w:tentative="1">
@@ -8094,7 +9065,7 @@
         <w:ind w:left="6480" w:hanging="360"/>
       </w:pPr>
       <w:rPr>
-        <w:rFonts w:ascii="Wingdings" w:hAnsi="Wingdings" w:hint="default"/>
+        <w:rFonts w:hint="default" w:ascii="Wingdings" w:hAnsi="Wingdings"/>
       </w:rPr>
     </w:lvl>
   </w:abstractNum>
@@ -8111,7 +9082,7 @@
         <w:ind w:left="720" w:hanging="360"/>
       </w:pPr>
       <w:rPr>
-        <w:rFonts w:ascii="Symbol" w:hAnsi="Symbol" w:hint="default"/>
+        <w:rFonts w:hint="default" w:ascii="Symbol" w:hAnsi="Symbol"/>
       </w:rPr>
     </w:lvl>
     <w:lvl w:ilvl="1" w:tplc="040E0019" w:tentative="1">
@@ -8187,6 +9158,9 @@
       </w:pPr>
     </w:lvl>
   </w:abstractNum>
+  <w:num w:numId="5">
+    <w:abstractNumId w:val="4"/>
+  </w:num>
   <w:num w:numId="1">
     <w:abstractNumId w:val="0"/>
   </w:num>
@@ -8207,7 +9181,7 @@
   <w:docDefaults>
     <w:rPrDefault>
       <w:rPr>
-        <w:rFonts w:asciiTheme="minorHAnsi" w:eastAsiaTheme="minorHAnsi" w:hAnsiTheme="minorHAnsi" w:cstheme="minorBidi"/>
+        <w:rFonts w:asciiTheme="minorHAnsi" w:hAnsiTheme="minorHAnsi" w:eastAsiaTheme="minorHAnsi" w:cstheme="minorBidi"/>
         <w:sz w:val="22"/>
         <w:szCs w:val="22"/>
         <w:lang w:val="hu-HU" w:eastAsia="en-US" w:bidi="ar-SA"/>
@@ -8222,14 +9196,14 @@
   <w:latentStyles w:defLockedState="0" w:defUIPriority="99" w:defSemiHidden="0" w:defUnhideWhenUsed="0" w:defQFormat="0" w:count="371">
     <w:lsdException w:name="Normal" w:uiPriority="0" w:qFormat="1"/>
     <w:lsdException w:name="heading 1" w:uiPriority="9" w:qFormat="1"/>
-    <w:lsdException w:name="heading 2" w:semiHidden="1" w:uiPriority="9" w:unhideWhenUsed="1" w:qFormat="1"/>
-    <w:lsdException w:name="heading 3" w:semiHidden="1" w:uiPriority="9" w:unhideWhenUsed="1" w:qFormat="1"/>
-    <w:lsdException w:name="heading 4" w:semiHidden="1" w:uiPriority="9" w:unhideWhenUsed="1" w:qFormat="1"/>
-    <w:lsdException w:name="heading 5" w:semiHidden="1" w:uiPriority="9" w:unhideWhenUsed="1" w:qFormat="1"/>
-    <w:lsdException w:name="heading 6" w:semiHidden="1" w:uiPriority="9" w:unhideWhenUsed="1" w:qFormat="1"/>
-    <w:lsdException w:name="heading 7" w:semiHidden="1" w:uiPriority="9" w:unhideWhenUsed="1" w:qFormat="1"/>
-    <w:lsdException w:name="heading 8" w:semiHidden="1" w:uiPriority="9" w:unhideWhenUsed="1" w:qFormat="1"/>
-    <w:lsdException w:name="heading 9" w:semiHidden="1" w:uiPriority="9" w:unhideWhenUsed="1" w:qFormat="1"/>
+    <w:lsdException w:name="heading 2" w:uiPriority="9" w:semiHidden="1" w:unhideWhenUsed="1" w:qFormat="1"/>
+    <w:lsdException w:name="heading 3" w:uiPriority="9" w:semiHidden="1" w:unhideWhenUsed="1" w:qFormat="1"/>
+    <w:lsdException w:name="heading 4" w:uiPriority="9" w:semiHidden="1" w:unhideWhenUsed="1" w:qFormat="1"/>
+    <w:lsdException w:name="heading 5" w:uiPriority="9" w:semiHidden="1" w:unhideWhenUsed="1" w:qFormat="1"/>
+    <w:lsdException w:name="heading 6" w:uiPriority="9" w:semiHidden="1" w:unhideWhenUsed="1" w:qFormat="1"/>
+    <w:lsdException w:name="heading 7" w:uiPriority="9" w:semiHidden="1" w:unhideWhenUsed="1" w:qFormat="1"/>
+    <w:lsdException w:name="heading 8" w:uiPriority="9" w:semiHidden="1" w:unhideWhenUsed="1" w:qFormat="1"/>
+    <w:lsdException w:name="heading 9" w:uiPriority="9" w:semiHidden="1" w:unhideWhenUsed="1" w:qFormat="1"/>
     <w:lsdException w:name="index 1" w:semiHidden="1" w:unhideWhenUsed="1"/>
     <w:lsdException w:name="index 2" w:semiHidden="1" w:unhideWhenUsed="1"/>
     <w:lsdException w:name="index 3" w:semiHidden="1" w:unhideWhenUsed="1"/>
@@ -8239,22 +9213,22 @@
     <w:lsdException w:name="index 7" w:semiHidden="1" w:unhideWhenUsed="1"/>
     <w:lsdException w:name="index 8" w:semiHidden="1" w:unhideWhenUsed="1"/>
     <w:lsdException w:name="index 9" w:semiHidden="1" w:unhideWhenUsed="1"/>
-    <w:lsdException w:name="toc 1" w:semiHidden="1" w:uiPriority="39" w:unhideWhenUsed="1"/>
-    <w:lsdException w:name="toc 2" w:semiHidden="1" w:uiPriority="39" w:unhideWhenUsed="1"/>
-    <w:lsdException w:name="toc 3" w:semiHidden="1" w:uiPriority="39" w:unhideWhenUsed="1"/>
-    <w:lsdException w:name="toc 4" w:semiHidden="1" w:uiPriority="39" w:unhideWhenUsed="1"/>
-    <w:lsdException w:name="toc 5" w:semiHidden="1" w:uiPriority="39" w:unhideWhenUsed="1"/>
-    <w:lsdException w:name="toc 6" w:semiHidden="1" w:uiPriority="39" w:unhideWhenUsed="1"/>
-    <w:lsdException w:name="toc 7" w:semiHidden="1" w:uiPriority="39" w:unhideWhenUsed="1"/>
-    <w:lsdException w:name="toc 8" w:semiHidden="1" w:uiPriority="39" w:unhideWhenUsed="1"/>
-    <w:lsdException w:name="toc 9" w:semiHidden="1" w:uiPriority="39" w:unhideWhenUsed="1"/>
+    <w:lsdException w:name="toc 1" w:uiPriority="39" w:semiHidden="1" w:unhideWhenUsed="1"/>
+    <w:lsdException w:name="toc 2" w:uiPriority="39" w:semiHidden="1" w:unhideWhenUsed="1"/>
+    <w:lsdException w:name="toc 3" w:uiPriority="39" w:semiHidden="1" w:unhideWhenUsed="1"/>
+    <w:lsdException w:name="toc 4" w:uiPriority="39" w:semiHidden="1" w:unhideWhenUsed="1"/>
+    <w:lsdException w:name="toc 5" w:uiPriority="39" w:semiHidden="1" w:unhideWhenUsed="1"/>
+    <w:lsdException w:name="toc 6" w:uiPriority="39" w:semiHidden="1" w:unhideWhenUsed="1"/>
+    <w:lsdException w:name="toc 7" w:uiPriority="39" w:semiHidden="1" w:unhideWhenUsed="1"/>
+    <w:lsdException w:name="toc 8" w:uiPriority="39" w:semiHidden="1" w:unhideWhenUsed="1"/>
+    <w:lsdException w:name="toc 9" w:uiPriority="39" w:semiHidden="1" w:unhideWhenUsed="1"/>
     <w:lsdException w:name="Normal Indent" w:semiHidden="1" w:unhideWhenUsed="1"/>
     <w:lsdException w:name="footnote text" w:semiHidden="1" w:unhideWhenUsed="1"/>
     <w:lsdException w:name="annotation text" w:semiHidden="1" w:unhideWhenUsed="1"/>
     <w:lsdException w:name="header" w:semiHidden="1" w:unhideWhenUsed="1"/>
     <w:lsdException w:name="footer" w:semiHidden="1" w:unhideWhenUsed="1"/>
     <w:lsdException w:name="index heading" w:semiHidden="1" w:unhideWhenUsed="1"/>
-    <w:lsdException w:name="caption" w:semiHidden="1" w:uiPriority="35" w:unhideWhenUsed="1" w:qFormat="1"/>
+    <w:lsdException w:name="caption" w:uiPriority="35" w:semiHidden="1" w:unhideWhenUsed="1" w:qFormat="1"/>
     <w:lsdException w:name="table of figures" w:semiHidden="1" w:unhideWhenUsed="1"/>
     <w:lsdException w:name="envelope address" w:semiHidden="1" w:unhideWhenUsed="1"/>
     <w:lsdException w:name="envelope return" w:semiHidden="1" w:unhideWhenUsed="1"/>
@@ -8285,7 +9259,7 @@
     <w:lsdException w:name="Title" w:uiPriority="10" w:qFormat="1"/>
     <w:lsdException w:name="Closing" w:semiHidden="1" w:unhideWhenUsed="1"/>
     <w:lsdException w:name="Signature" w:semiHidden="1" w:unhideWhenUsed="1"/>
-    <w:lsdException w:name="Default Paragraph Font" w:semiHidden="1" w:uiPriority="1" w:unhideWhenUsed="1"/>
+    <w:lsdException w:name="Default Paragraph Font" w:uiPriority="1" w:semiHidden="1" w:unhideWhenUsed="1"/>
     <w:lsdException w:name="Body Text" w:semiHidden="1" w:unhideWhenUsed="1"/>
     <w:lsdException w:name="Body Text Indent" w:semiHidden="1" w:unhideWhenUsed="1"/>
     <w:lsdException w:name="List Continue" w:semiHidden="1" w:unhideWhenUsed="1"/>
@@ -8485,8 +9459,8 @@
     <w:lsdException w:name="Subtle Reference" w:uiPriority="31" w:qFormat="1"/>
     <w:lsdException w:name="Intense Reference" w:uiPriority="32" w:qFormat="1"/>
     <w:lsdException w:name="Book Title" w:uiPriority="33" w:qFormat="1"/>
-    <w:lsdException w:name="Bibliography" w:semiHidden="1" w:uiPriority="37" w:unhideWhenUsed="1"/>
-    <w:lsdException w:name="TOC Heading" w:semiHidden="1" w:uiPriority="39" w:unhideWhenUsed="1" w:qFormat="1"/>
+    <w:lsdException w:name="Bibliography" w:uiPriority="37" w:semiHidden="1" w:unhideWhenUsed="1"/>
+    <w:lsdException w:name="TOC Heading" w:uiPriority="39" w:semiHidden="1" w:unhideWhenUsed="1" w:qFormat="1"/>
     <w:lsdException w:name="Plain Table 1" w:uiPriority="41"/>
     <w:lsdException w:name="Plain Table 2" w:uiPriority="42"/>
     <w:lsdException w:name="Plain Table 3" w:uiPriority="43"/>
@@ -8592,7 +9566,7 @@
     <w:lsdException w:name="List Table 6 Colorful Accent 6" w:uiPriority="51"/>
     <w:lsdException w:name="List Table 7 Colorful Accent 6" w:uiPriority="52"/>
   </w:latentStyles>
-  <w:style w:type="paragraph" w:default="1" w:styleId="Norml">
+  <w:style w:type="paragraph" w:styleId="Norml" w:default="1">
     <w:name w:val="Normal"/>
     <w:qFormat/>
   </w:style>
@@ -8611,7 +9585,7 @@
       <w:outlineLvl w:val="0"/>
     </w:pPr>
     <w:rPr>
-      <w:rFonts w:asciiTheme="majorHAnsi" w:eastAsiaTheme="majorEastAsia" w:hAnsiTheme="majorHAnsi" w:cstheme="majorBidi"/>
+      <w:rFonts w:asciiTheme="majorHAnsi" w:hAnsiTheme="majorHAnsi" w:eastAsiaTheme="majorEastAsia" w:cstheme="majorBidi"/>
       <w:b/>
       <w:color w:val="00B0F0"/>
       <w:sz w:val="32"/>
@@ -8634,7 +9608,7 @@
       <w:outlineLvl w:val="1"/>
     </w:pPr>
     <w:rPr>
-      <w:rFonts w:asciiTheme="majorHAnsi" w:eastAsiaTheme="majorEastAsia" w:hAnsiTheme="majorHAnsi" w:cstheme="majorBidi"/>
+      <w:rFonts w:asciiTheme="majorHAnsi" w:hAnsiTheme="majorHAnsi" w:eastAsiaTheme="majorEastAsia" w:cstheme="majorBidi"/>
       <w:color w:val="8EAADB" w:themeColor="accent1" w:themeTint="99"/>
       <w:sz w:val="26"/>
       <w:szCs w:val="26"/>
@@ -8656,7 +9630,7 @@
       <w:outlineLvl w:val="2"/>
     </w:pPr>
     <w:rPr>
-      <w:rFonts w:asciiTheme="majorHAnsi" w:eastAsiaTheme="majorEastAsia" w:hAnsiTheme="majorHAnsi" w:cstheme="majorBidi"/>
+      <w:rFonts w:asciiTheme="majorHAnsi" w:hAnsiTheme="majorHAnsi" w:eastAsiaTheme="majorEastAsia" w:cstheme="majorBidi"/>
       <w:color w:val="8EAADB" w:themeColor="accent1" w:themeTint="99"/>
       <w:sz w:val="24"/>
       <w:szCs w:val="24"/>
@@ -8678,7 +9652,7 @@
       <w:outlineLvl w:val="3"/>
     </w:pPr>
     <w:rPr>
-      <w:rFonts w:asciiTheme="majorHAnsi" w:eastAsiaTheme="majorEastAsia" w:hAnsiTheme="majorHAnsi" w:cstheme="majorBidi"/>
+      <w:rFonts w:asciiTheme="majorHAnsi" w:hAnsiTheme="majorHAnsi" w:eastAsiaTheme="majorEastAsia" w:cstheme="majorBidi"/>
       <w:i/>
       <w:iCs/>
       <w:color w:val="8EAADB" w:themeColor="accent1" w:themeTint="99"/>
@@ -8700,7 +9674,7 @@
       <w:outlineLvl w:val="4"/>
     </w:pPr>
     <w:rPr>
-      <w:rFonts w:asciiTheme="majorHAnsi" w:eastAsiaTheme="majorEastAsia" w:hAnsiTheme="majorHAnsi" w:cstheme="majorBidi"/>
+      <w:rFonts w:asciiTheme="majorHAnsi" w:hAnsiTheme="majorHAnsi" w:eastAsiaTheme="majorEastAsia" w:cstheme="majorBidi"/>
       <w:color w:val="8EAADB" w:themeColor="accent1" w:themeTint="99"/>
     </w:rPr>
   </w:style>
@@ -8721,17 +9695,17 @@
       <w:outlineLvl w:val="5"/>
     </w:pPr>
     <w:rPr>
-      <w:rFonts w:asciiTheme="majorHAnsi" w:eastAsiaTheme="majorEastAsia" w:hAnsiTheme="majorHAnsi" w:cstheme="majorBidi"/>
+      <w:rFonts w:asciiTheme="majorHAnsi" w:hAnsiTheme="majorHAnsi" w:eastAsiaTheme="majorEastAsia" w:cstheme="majorBidi"/>
       <w:color w:val="8EAADB" w:themeColor="accent1" w:themeTint="99"/>
     </w:rPr>
   </w:style>
-  <w:style w:type="character" w:default="1" w:styleId="Bekezdsalapbettpusa">
+  <w:style w:type="character" w:styleId="Bekezdsalapbettpusa" w:default="1">
     <w:name w:val="Default Paragraph Font"/>
     <w:uiPriority w:val="1"/>
     <w:semiHidden/>
     <w:unhideWhenUsed/>
   </w:style>
-  <w:style w:type="table" w:default="1" w:styleId="Normltblzat">
+  <w:style w:type="table" w:styleId="Normltblzat" w:default="1">
     <w:name w:val="Normal Table"/>
     <w:uiPriority w:val="99"/>
     <w:semiHidden/>
@@ -8746,7 +9720,7 @@
       </w:tblCellMar>
     </w:tblPr>
   </w:style>
-  <w:style w:type="numbering" w:default="1" w:styleId="Nemlista">
+  <w:style w:type="numbering" w:styleId="Nemlista" w:default="1">
     <w:name w:val="No List"/>
     <w:uiPriority w:val="99"/>
     <w:semiHidden/>
@@ -8763,7 +9737,7 @@
       <w:spacing w:before="100" w:beforeAutospacing="1" w:after="100" w:afterAutospacing="1" w:line="240" w:lineRule="auto"/>
     </w:pPr>
     <w:rPr>
-      <w:rFonts w:ascii="Times New Roman" w:eastAsia="Times New Roman" w:hAnsi="Times New Roman" w:cs="Times New Roman"/>
+      <w:rFonts w:ascii="Times New Roman" w:hAnsi="Times New Roman" w:eastAsia="Times New Roman" w:cs="Times New Roman"/>
       <w:sz w:val="24"/>
       <w:szCs w:val="24"/>
       <w:lang w:eastAsia="hu-HU"/>
@@ -8780,7 +9754,7 @@
       <w:u w:val="single"/>
     </w:rPr>
   </w:style>
-  <w:style w:type="character" w:customStyle="1" w:styleId="UnresolvedMention">
+  <w:style w:type="character" w:styleId="UnresolvedMention" w:customStyle="1">
     <w:name w:val="Unresolved Mention"/>
     <w:basedOn w:val="Bekezdsalapbettpusa"/>
     <w:uiPriority w:val="99"/>
@@ -8803,67 +9777,67 @@
       <w:contextualSpacing/>
     </w:pPr>
   </w:style>
-  <w:style w:type="character" w:customStyle="1" w:styleId="Cmsor1Char">
+  <w:style w:type="character" w:styleId="Cmsor1Char" w:customStyle="1">
     <w:name w:val="Címsor 1 Char"/>
     <w:basedOn w:val="Bekezdsalapbettpusa"/>
     <w:link w:val="Cmsor1"/>
     <w:uiPriority w:val="9"/>
     <w:rsid w:val="00512E52"/>
     <w:rPr>
-      <w:rFonts w:asciiTheme="majorHAnsi" w:eastAsiaTheme="majorEastAsia" w:hAnsiTheme="majorHAnsi" w:cstheme="majorBidi"/>
+      <w:rFonts w:asciiTheme="majorHAnsi" w:hAnsiTheme="majorHAnsi" w:eastAsiaTheme="majorEastAsia" w:cstheme="majorBidi"/>
       <w:b/>
       <w:color w:val="00B0F0"/>
       <w:sz w:val="32"/>
       <w:szCs w:val="32"/>
     </w:rPr>
   </w:style>
-  <w:style w:type="character" w:customStyle="1" w:styleId="Cmsor2Char">
+  <w:style w:type="character" w:styleId="Cmsor2Char" w:customStyle="1">
     <w:name w:val="Címsor 2 Char"/>
     <w:basedOn w:val="Bekezdsalapbettpusa"/>
     <w:link w:val="Cmsor2"/>
     <w:uiPriority w:val="9"/>
     <w:rsid w:val="00512E52"/>
     <w:rPr>
-      <w:rFonts w:asciiTheme="majorHAnsi" w:eastAsiaTheme="majorEastAsia" w:hAnsiTheme="majorHAnsi" w:cstheme="majorBidi"/>
+      <w:rFonts w:asciiTheme="majorHAnsi" w:hAnsiTheme="majorHAnsi" w:eastAsiaTheme="majorEastAsia" w:cstheme="majorBidi"/>
       <w:color w:val="8EAADB" w:themeColor="accent1" w:themeTint="99"/>
       <w:sz w:val="26"/>
       <w:szCs w:val="26"/>
     </w:rPr>
   </w:style>
-  <w:style w:type="character" w:customStyle="1" w:styleId="Cmsor3Char">
+  <w:style w:type="character" w:styleId="Cmsor3Char" w:customStyle="1">
     <w:name w:val="Címsor 3 Char"/>
     <w:basedOn w:val="Bekezdsalapbettpusa"/>
     <w:link w:val="Cmsor3"/>
     <w:uiPriority w:val="9"/>
     <w:rsid w:val="00512E52"/>
     <w:rPr>
-      <w:rFonts w:asciiTheme="majorHAnsi" w:eastAsiaTheme="majorEastAsia" w:hAnsiTheme="majorHAnsi" w:cstheme="majorBidi"/>
+      <w:rFonts w:asciiTheme="majorHAnsi" w:hAnsiTheme="majorHAnsi" w:eastAsiaTheme="majorEastAsia" w:cstheme="majorBidi"/>
       <w:color w:val="8EAADB" w:themeColor="accent1" w:themeTint="99"/>
       <w:sz w:val="24"/>
       <w:szCs w:val="24"/>
     </w:rPr>
   </w:style>
-  <w:style w:type="character" w:customStyle="1" w:styleId="Cmsor4Char">
+  <w:style w:type="character" w:styleId="Cmsor4Char" w:customStyle="1">
     <w:name w:val="Címsor 4 Char"/>
     <w:basedOn w:val="Bekezdsalapbettpusa"/>
     <w:link w:val="Cmsor4"/>
     <w:uiPriority w:val="9"/>
     <w:rsid w:val="00512E52"/>
     <w:rPr>
-      <w:rFonts w:asciiTheme="majorHAnsi" w:eastAsiaTheme="majorEastAsia" w:hAnsiTheme="majorHAnsi" w:cstheme="majorBidi"/>
+      <w:rFonts w:asciiTheme="majorHAnsi" w:hAnsiTheme="majorHAnsi" w:eastAsiaTheme="majorEastAsia" w:cstheme="majorBidi"/>
       <w:i/>
       <w:iCs/>
       <w:color w:val="8EAADB" w:themeColor="accent1" w:themeTint="99"/>
     </w:rPr>
   </w:style>
-  <w:style w:type="character" w:customStyle="1" w:styleId="Cmsor5Char">
+  <w:style w:type="character" w:styleId="Cmsor5Char" w:customStyle="1">
     <w:name w:val="Címsor 5 Char"/>
     <w:basedOn w:val="Bekezdsalapbettpusa"/>
     <w:link w:val="Cmsor5"/>
     <w:uiPriority w:val="9"/>
     <w:rsid w:val="00512E52"/>
     <w:rPr>
-      <w:rFonts w:asciiTheme="majorHAnsi" w:eastAsiaTheme="majorEastAsia" w:hAnsiTheme="majorHAnsi" w:cstheme="majorBidi"/>
+      <w:rFonts w:asciiTheme="majorHAnsi" w:hAnsiTheme="majorHAnsi" w:eastAsiaTheme="majorEastAsia" w:cstheme="majorBidi"/>
       <w:color w:val="8EAADB" w:themeColor="accent1" w:themeTint="99"/>
     </w:rPr>
   </w:style>
@@ -8920,7 +9894,7 @@
       <w:ind w:left="440"/>
     </w:pPr>
   </w:style>
-  <w:style w:type="character" w:customStyle="1" w:styleId="Cmsor6Char">
+  <w:style w:type="character" w:styleId="Cmsor6Char" w:customStyle="1">
     <w:name w:val="Címsor 6 Char"/>
     <w:basedOn w:val="Bekezdsalapbettpusa"/>
     <w:link w:val="Cmsor6"/>
@@ -8928,7 +9902,7 @@
     <w:semiHidden/>
     <w:rsid w:val="00512E52"/>
     <w:rPr>
-      <w:rFonts w:asciiTheme="majorHAnsi" w:eastAsiaTheme="majorEastAsia" w:hAnsiTheme="majorHAnsi" w:cstheme="majorBidi"/>
+      <w:rFonts w:asciiTheme="majorHAnsi" w:hAnsiTheme="majorHAnsi" w:eastAsiaTheme="majorEastAsia" w:cstheme="majorBidi"/>
       <w:color w:val="8EAADB" w:themeColor="accent1" w:themeTint="99"/>
     </w:rPr>
   </w:style>
@@ -8936,7 +9910,7 @@
 </file>
 
 <file path=word/theme/theme1.xml><?xml version="1.0" encoding="utf-8"?>
-<a:theme xmlns:a="http://schemas.openxmlformats.org/drawingml/2006/main" name="Office-téma">
+<a:theme xmlns:a="http://schemas.openxmlformats.org/drawingml/2006/main" xmlns:thm15="http://schemas.microsoft.com/office/thememl/2012/main" name="Office-téma">
   <a:themeElements>
     <a:clrScheme name="Office">
       <a:dk1>

--- a/ZÁRÓDOLGOZAT.docx
+++ b/ZÁRÓDOLGOZAT.docx
@@ -655,7 +655,7 @@
     </w:p>
     <w:sdt>
       <w:sdtPr>
-        <w:id w:val="27178323"/>
+        <w:id w:val="1318726517"/>
         <w:docPartObj>
           <w:docPartGallery w:val="Table of Contents"/>
           <w:docPartUnique/>
@@ -693,7 +693,7 @@
           <w:r>
             <w:fldChar w:fldCharType="separate"/>
           </w:r>
-          <w:hyperlink w:anchor="_Toc401908524">
+          <w:hyperlink w:anchor="_Toc2032251539">
             <w:r>
               <w:rPr>
                 <w:rStyle w:val="Hiperhivatkozs"/>
@@ -707,7 +707,7 @@
               <w:fldChar w:fldCharType="begin"/>
             </w:r>
             <w:r>
-              <w:instrText xml:space="preserve">PAGEREF _Toc401908524 \h</w:instrText>
+              <w:instrText xml:space="preserve">PAGEREF _Toc2032251539 \h</w:instrText>
             </w:r>
             <w:r>
               <w:fldChar w:fldCharType="separate"/>
@@ -735,7 +735,7 @@
               <w:lang w:eastAsia="hu-HU"/>
             </w:rPr>
           </w:pPr>
-          <w:hyperlink w:anchor="_Toc1567237091">
+          <w:hyperlink w:anchor="_Toc1871533127">
             <w:r>
               <w:rPr>
                 <w:rStyle w:val="Hiperhivatkozs"/>
@@ -749,7 +749,7 @@
               <w:fldChar w:fldCharType="begin"/>
             </w:r>
             <w:r>
-              <w:instrText xml:space="preserve">PAGEREF _Toc1567237091 \h</w:instrText>
+              <w:instrText xml:space="preserve">PAGEREF _Toc1871533127 \h</w:instrText>
             </w:r>
             <w:r>
               <w:fldChar w:fldCharType="separate"/>
@@ -777,7 +777,7 @@
               <w:lang w:eastAsia="hu-HU"/>
             </w:rPr>
           </w:pPr>
-          <w:hyperlink w:anchor="_Toc701591733">
+          <w:hyperlink w:anchor="_Toc1826020909">
             <w:r>
               <w:rPr>
                 <w:rStyle w:val="Hiperhivatkozs"/>
@@ -791,7 +791,7 @@
               <w:fldChar w:fldCharType="begin"/>
             </w:r>
             <w:r>
-              <w:instrText xml:space="preserve">PAGEREF _Toc701591733 \h</w:instrText>
+              <w:instrText xml:space="preserve">PAGEREF _Toc1826020909 \h</w:instrText>
             </w:r>
             <w:r>
               <w:fldChar w:fldCharType="separate"/>
@@ -819,7 +819,7 @@
               <w:lang w:eastAsia="hu-HU"/>
             </w:rPr>
           </w:pPr>
-          <w:hyperlink w:anchor="_Toc1192395118">
+          <w:hyperlink w:anchor="_Toc688862784">
             <w:r>
               <w:rPr>
                 <w:rStyle w:val="Hiperhivatkozs"/>
@@ -833,7 +833,7 @@
               <w:fldChar w:fldCharType="begin"/>
             </w:r>
             <w:r>
-              <w:instrText xml:space="preserve">PAGEREF _Toc1192395118 \h</w:instrText>
+              <w:instrText xml:space="preserve">PAGEREF _Toc688862784 \h</w:instrText>
             </w:r>
             <w:r>
               <w:fldChar w:fldCharType="separate"/>
@@ -861,7 +861,7 @@
               <w:lang w:eastAsia="hu-HU"/>
             </w:rPr>
           </w:pPr>
-          <w:hyperlink w:anchor="_Toc1929635705">
+          <w:hyperlink w:anchor="_Toc144934971">
             <w:r>
               <w:rPr>
                 <w:rStyle w:val="Hiperhivatkozs"/>
@@ -875,7 +875,7 @@
               <w:fldChar w:fldCharType="begin"/>
             </w:r>
             <w:r>
-              <w:instrText xml:space="preserve">PAGEREF _Toc1929635705 \h</w:instrText>
+              <w:instrText xml:space="preserve">PAGEREF _Toc144934971 \h</w:instrText>
             </w:r>
             <w:r>
               <w:fldChar w:fldCharType="separate"/>
@@ -903,7 +903,7 @@
               <w:lang w:eastAsia="hu-HU"/>
             </w:rPr>
           </w:pPr>
-          <w:hyperlink w:anchor="_Toc1617115645">
+          <w:hyperlink w:anchor="_Toc1034957134">
             <w:r>
               <w:rPr>
                 <w:rStyle w:val="Hiperhivatkozs"/>
@@ -917,7 +917,7 @@
               <w:fldChar w:fldCharType="begin"/>
             </w:r>
             <w:r>
-              <w:instrText xml:space="preserve">PAGEREF _Toc1617115645 \h</w:instrText>
+              <w:instrText xml:space="preserve">PAGEREF _Toc1034957134 \h</w:instrText>
             </w:r>
             <w:r>
               <w:fldChar w:fldCharType="separate"/>
@@ -945,7 +945,7 @@
               <w:lang w:eastAsia="hu-HU"/>
             </w:rPr>
           </w:pPr>
-          <w:hyperlink w:anchor="_Toc116013788">
+          <w:hyperlink w:anchor="_Toc44840368">
             <w:r>
               <w:rPr>
                 <w:rStyle w:val="Hiperhivatkozs"/>
@@ -959,7 +959,7 @@
               <w:fldChar w:fldCharType="begin"/>
             </w:r>
             <w:r>
-              <w:instrText xml:space="preserve">PAGEREF _Toc116013788 \h</w:instrText>
+              <w:instrText xml:space="preserve">PAGEREF _Toc44840368 \h</w:instrText>
             </w:r>
             <w:r>
               <w:fldChar w:fldCharType="separate"/>
@@ -987,7 +987,7 @@
               <w:lang w:eastAsia="hu-HU"/>
             </w:rPr>
           </w:pPr>
-          <w:hyperlink w:anchor="_Toc132714002">
+          <w:hyperlink w:anchor="_Toc897407690">
             <w:r>
               <w:rPr>
                 <w:rStyle w:val="Hiperhivatkozs"/>
@@ -1001,7 +1001,7 @@
               <w:fldChar w:fldCharType="begin"/>
             </w:r>
             <w:r>
-              <w:instrText xml:space="preserve">PAGEREF _Toc132714002 \h</w:instrText>
+              <w:instrText xml:space="preserve">PAGEREF _Toc897407690 \h</w:instrText>
             </w:r>
             <w:r>
               <w:fldChar w:fldCharType="separate"/>
@@ -1029,7 +1029,7 @@
               <w:lang w:eastAsia="hu-HU"/>
             </w:rPr>
           </w:pPr>
-          <w:hyperlink w:anchor="_Toc2145734330">
+          <w:hyperlink w:anchor="_Toc1472777111">
             <w:r>
               <w:rPr>
                 <w:rStyle w:val="Hiperhivatkozs"/>
@@ -1043,7 +1043,7 @@
               <w:fldChar w:fldCharType="begin"/>
             </w:r>
             <w:r>
-              <w:instrText xml:space="preserve">PAGEREF _Toc2145734330 \h</w:instrText>
+              <w:instrText xml:space="preserve">PAGEREF _Toc1472777111 \h</w:instrText>
             </w:r>
             <w:r>
               <w:fldChar w:fldCharType="separate"/>
@@ -1071,7 +1071,7 @@
               <w:lang w:eastAsia="hu-HU"/>
             </w:rPr>
           </w:pPr>
-          <w:hyperlink w:anchor="_Toc1018196762">
+          <w:hyperlink w:anchor="_Toc858985519">
             <w:r>
               <w:rPr>
                 <w:rStyle w:val="Hiperhivatkozs"/>
@@ -1085,7 +1085,7 @@
               <w:fldChar w:fldCharType="begin"/>
             </w:r>
             <w:r>
-              <w:instrText xml:space="preserve">PAGEREF _Toc1018196762 \h</w:instrText>
+              <w:instrText xml:space="preserve">PAGEREF _Toc858985519 \h</w:instrText>
             </w:r>
             <w:r>
               <w:fldChar w:fldCharType="separate"/>
@@ -1113,7 +1113,7 @@
               <w:lang w:eastAsia="hu-HU"/>
             </w:rPr>
           </w:pPr>
-          <w:hyperlink w:anchor="_Toc47904177">
+          <w:hyperlink w:anchor="_Toc913896624">
             <w:r>
               <w:rPr>
                 <w:rStyle w:val="Hiperhivatkozs"/>
@@ -1127,7 +1127,7 @@
               <w:fldChar w:fldCharType="begin"/>
             </w:r>
             <w:r>
-              <w:instrText xml:space="preserve">PAGEREF _Toc47904177 \h</w:instrText>
+              <w:instrText xml:space="preserve">PAGEREF _Toc913896624 \h</w:instrText>
             </w:r>
             <w:r>
               <w:fldChar w:fldCharType="separate"/>
@@ -1155,7 +1155,7 @@
               <w:lang w:eastAsia="hu-HU"/>
             </w:rPr>
           </w:pPr>
-          <w:hyperlink w:anchor="_Toc1732398983">
+          <w:hyperlink w:anchor="_Toc1921715817">
             <w:r>
               <w:rPr>
                 <w:rStyle w:val="Hiperhivatkozs"/>
@@ -1169,7 +1169,7 @@
               <w:fldChar w:fldCharType="begin"/>
             </w:r>
             <w:r>
-              <w:instrText xml:space="preserve">PAGEREF _Toc1732398983 \h</w:instrText>
+              <w:instrText xml:space="preserve">PAGEREF _Toc1921715817 \h</w:instrText>
             </w:r>
             <w:r>
               <w:fldChar w:fldCharType="separate"/>
@@ -1197,7 +1197,7 @@
               <w:lang w:eastAsia="hu-HU"/>
             </w:rPr>
           </w:pPr>
-          <w:hyperlink w:anchor="_Toc549889176">
+          <w:hyperlink w:anchor="_Toc627527580">
             <w:r>
               <w:rPr>
                 <w:rStyle w:val="Hiperhivatkozs"/>
@@ -1211,7 +1211,7 @@
               <w:fldChar w:fldCharType="begin"/>
             </w:r>
             <w:r>
-              <w:instrText xml:space="preserve">PAGEREF _Toc549889176 \h</w:instrText>
+              <w:instrText xml:space="preserve">PAGEREF _Toc627527580 \h</w:instrText>
             </w:r>
             <w:r>
               <w:fldChar w:fldCharType="separate"/>
@@ -1239,7 +1239,7 @@
               <w:lang w:eastAsia="hu-HU"/>
             </w:rPr>
           </w:pPr>
-          <w:hyperlink w:anchor="_Toc2129118105">
+          <w:hyperlink w:anchor="_Toc470487280">
             <w:r>
               <w:rPr>
                 <w:rStyle w:val="Hiperhivatkozs"/>
@@ -1253,7 +1253,7 @@
               <w:fldChar w:fldCharType="begin"/>
             </w:r>
             <w:r>
-              <w:instrText xml:space="preserve">PAGEREF _Toc2129118105 \h</w:instrText>
+              <w:instrText xml:space="preserve">PAGEREF _Toc470487280 \h</w:instrText>
             </w:r>
             <w:r>
               <w:fldChar w:fldCharType="separate"/>
@@ -1281,7 +1281,7 @@
               <w:lang w:eastAsia="hu-HU"/>
             </w:rPr>
           </w:pPr>
-          <w:hyperlink w:anchor="_Toc2140298190">
+          <w:hyperlink w:anchor="_Toc780726257">
             <w:r>
               <w:rPr>
                 <w:rStyle w:val="Hiperhivatkozs"/>
@@ -1295,7 +1295,7 @@
               <w:fldChar w:fldCharType="begin"/>
             </w:r>
             <w:r>
-              <w:instrText xml:space="preserve">PAGEREF _Toc2140298190 \h</w:instrText>
+              <w:instrText xml:space="preserve">PAGEREF _Toc780726257 \h</w:instrText>
             </w:r>
             <w:r>
               <w:fldChar w:fldCharType="separate"/>
@@ -1323,7 +1323,7 @@
               <w:lang w:eastAsia="hu-HU"/>
             </w:rPr>
           </w:pPr>
-          <w:hyperlink w:anchor="_Toc743602158">
+          <w:hyperlink w:anchor="_Toc79967045">
             <w:r>
               <w:rPr>
                 <w:rStyle w:val="Hiperhivatkozs"/>
@@ -1337,7 +1337,7 @@
               <w:fldChar w:fldCharType="begin"/>
             </w:r>
             <w:r>
-              <w:instrText xml:space="preserve">PAGEREF _Toc743602158 \h</w:instrText>
+              <w:instrText xml:space="preserve">PAGEREF _Toc79967045 \h</w:instrText>
             </w:r>
             <w:r>
               <w:fldChar w:fldCharType="separate"/>
@@ -1365,7 +1365,7 @@
               <w:lang w:eastAsia="hu-HU"/>
             </w:rPr>
           </w:pPr>
-          <w:hyperlink w:anchor="_Toc1021988819">
+          <w:hyperlink w:anchor="_Toc751456815">
             <w:r>
               <w:rPr>
                 <w:rStyle w:val="Hiperhivatkozs"/>
@@ -1379,7 +1379,7 @@
               <w:fldChar w:fldCharType="begin"/>
             </w:r>
             <w:r>
-              <w:instrText xml:space="preserve">PAGEREF _Toc1021988819 \h</w:instrText>
+              <w:instrText xml:space="preserve">PAGEREF _Toc751456815 \h</w:instrText>
             </w:r>
             <w:r>
               <w:fldChar w:fldCharType="separate"/>
@@ -1407,7 +1407,7 @@
               <w:lang w:eastAsia="hu-HU"/>
             </w:rPr>
           </w:pPr>
-          <w:hyperlink w:anchor="_Toc303869911">
+          <w:hyperlink w:anchor="_Toc840689923">
             <w:r>
               <w:rPr>
                 <w:rStyle w:val="Hiperhivatkozs"/>
@@ -1421,7 +1421,7 @@
               <w:fldChar w:fldCharType="begin"/>
             </w:r>
             <w:r>
-              <w:instrText xml:space="preserve">PAGEREF _Toc303869911 \h</w:instrText>
+              <w:instrText xml:space="preserve">PAGEREF _Toc840689923 \h</w:instrText>
             </w:r>
             <w:r>
               <w:fldChar w:fldCharType="separate"/>
@@ -1449,7 +1449,7 @@
               <w:lang w:eastAsia="hu-HU"/>
             </w:rPr>
           </w:pPr>
-          <w:hyperlink w:anchor="_Toc1612316151">
+          <w:hyperlink w:anchor="_Toc1133709154">
             <w:r>
               <w:rPr>
                 <w:rStyle w:val="Hiperhivatkozs"/>
@@ -1463,7 +1463,7 @@
               <w:fldChar w:fldCharType="begin"/>
             </w:r>
             <w:r>
-              <w:instrText xml:space="preserve">PAGEREF _Toc1612316151 \h</w:instrText>
+              <w:instrText xml:space="preserve">PAGEREF _Toc1133709154 \h</w:instrText>
             </w:r>
             <w:r>
               <w:fldChar w:fldCharType="separate"/>
@@ -1491,7 +1491,7 @@
               <w:lang w:eastAsia="hu-HU"/>
             </w:rPr>
           </w:pPr>
-          <w:hyperlink w:anchor="_Toc1542073683">
+          <w:hyperlink w:anchor="_Toc752205142">
             <w:r>
               <w:rPr>
                 <w:rStyle w:val="Hiperhivatkozs"/>
@@ -1505,7 +1505,7 @@
               <w:fldChar w:fldCharType="begin"/>
             </w:r>
             <w:r>
-              <w:instrText xml:space="preserve">PAGEREF _Toc1542073683 \h</w:instrText>
+              <w:instrText xml:space="preserve">PAGEREF _Toc752205142 \h</w:instrText>
             </w:r>
             <w:r>
               <w:fldChar w:fldCharType="separate"/>
@@ -1533,7 +1533,7 @@
               <w:lang w:eastAsia="hu-HU"/>
             </w:rPr>
           </w:pPr>
-          <w:hyperlink w:anchor="_Toc1018984861">
+          <w:hyperlink w:anchor="_Toc1633282225">
             <w:r>
               <w:rPr>
                 <w:rStyle w:val="Hiperhivatkozs"/>
@@ -1547,7 +1547,7 @@
               <w:fldChar w:fldCharType="begin"/>
             </w:r>
             <w:r>
-              <w:instrText xml:space="preserve">PAGEREF _Toc1018984861 \h</w:instrText>
+              <w:instrText xml:space="preserve">PAGEREF _Toc1633282225 \h</w:instrText>
             </w:r>
             <w:r>
               <w:fldChar w:fldCharType="separate"/>
@@ -1575,7 +1575,7 @@
               <w:lang w:eastAsia="hu-HU"/>
             </w:rPr>
           </w:pPr>
-          <w:hyperlink w:anchor="_Toc39559299">
+          <w:hyperlink w:anchor="_Toc1082650479">
             <w:r>
               <w:rPr>
                 <w:rStyle w:val="Hiperhivatkozs"/>
@@ -1589,7 +1589,7 @@
               <w:fldChar w:fldCharType="begin"/>
             </w:r>
             <w:r>
-              <w:instrText xml:space="preserve">PAGEREF _Toc39559299 \h</w:instrText>
+              <w:instrText xml:space="preserve">PAGEREF _Toc1082650479 \h</w:instrText>
             </w:r>
             <w:r>
               <w:fldChar w:fldCharType="separate"/>
@@ -1617,7 +1617,7 @@
               <w:lang w:eastAsia="hu-HU"/>
             </w:rPr>
           </w:pPr>
-          <w:hyperlink w:anchor="_Toc527426058">
+          <w:hyperlink w:anchor="_Toc1644832150">
             <w:r>
               <w:rPr>
                 <w:rStyle w:val="Hiperhivatkozs"/>
@@ -1631,7 +1631,7 @@
               <w:fldChar w:fldCharType="begin"/>
             </w:r>
             <w:r>
-              <w:instrText xml:space="preserve">PAGEREF _Toc527426058 \h</w:instrText>
+              <w:instrText xml:space="preserve">PAGEREF _Toc1644832150 \h</w:instrText>
             </w:r>
             <w:r>
               <w:fldChar w:fldCharType="separate"/>
@@ -1659,7 +1659,7 @@
               <w:lang w:eastAsia="hu-HU"/>
             </w:rPr>
           </w:pPr>
-          <w:hyperlink w:anchor="_Toc1368344978">
+          <w:hyperlink w:anchor="_Toc1413475817">
             <w:r>
               <w:rPr>
                 <w:rStyle w:val="Hiperhivatkozs"/>
@@ -1673,7 +1673,7 @@
               <w:fldChar w:fldCharType="begin"/>
             </w:r>
             <w:r>
-              <w:instrText xml:space="preserve">PAGEREF _Toc1368344978 \h</w:instrText>
+              <w:instrText xml:space="preserve">PAGEREF _Toc1413475817 \h</w:instrText>
             </w:r>
             <w:r>
               <w:fldChar w:fldCharType="separate"/>
@@ -1701,7 +1701,7 @@
               <w:lang w:eastAsia="hu-HU"/>
             </w:rPr>
           </w:pPr>
-          <w:hyperlink w:anchor="_Toc106953030">
+          <w:hyperlink w:anchor="_Toc1148987051">
             <w:r>
               <w:rPr>
                 <w:rStyle w:val="Hiperhivatkozs"/>
@@ -1715,7 +1715,7 @@
               <w:fldChar w:fldCharType="begin"/>
             </w:r>
             <w:r>
-              <w:instrText xml:space="preserve">PAGEREF _Toc106953030 \h</w:instrText>
+              <w:instrText xml:space="preserve">PAGEREF _Toc1148987051 \h</w:instrText>
             </w:r>
             <w:r>
               <w:fldChar w:fldCharType="separate"/>
@@ -1743,7 +1743,7 @@
               <w:lang w:eastAsia="hu-HU"/>
             </w:rPr>
           </w:pPr>
-          <w:hyperlink w:anchor="_Toc428751369">
+          <w:hyperlink w:anchor="_Toc1503891034">
             <w:r>
               <w:rPr>
                 <w:rStyle w:val="Hiperhivatkozs"/>
@@ -1757,7 +1757,7 @@
               <w:fldChar w:fldCharType="begin"/>
             </w:r>
             <w:r>
-              <w:instrText xml:space="preserve">PAGEREF _Toc428751369 \h</w:instrText>
+              <w:instrText xml:space="preserve">PAGEREF _Toc1503891034 \h</w:instrText>
             </w:r>
             <w:r>
               <w:fldChar w:fldCharType="separate"/>
@@ -1785,7 +1785,7 @@
               <w:lang w:eastAsia="hu-HU"/>
             </w:rPr>
           </w:pPr>
-          <w:hyperlink w:anchor="_Toc747815766">
+          <w:hyperlink w:anchor="_Toc469458830">
             <w:r>
               <w:rPr>
                 <w:rStyle w:val="Hiperhivatkozs"/>
@@ -1799,7 +1799,7 @@
               <w:fldChar w:fldCharType="begin"/>
             </w:r>
             <w:r>
-              <w:instrText xml:space="preserve">PAGEREF _Toc747815766 \h</w:instrText>
+              <w:instrText xml:space="preserve">PAGEREF _Toc469458830 \h</w:instrText>
             </w:r>
             <w:r>
               <w:fldChar w:fldCharType="separate"/>
@@ -1827,7 +1827,7 @@
               <w:lang w:eastAsia="hu-HU"/>
             </w:rPr>
           </w:pPr>
-          <w:hyperlink w:anchor="_Toc1113022904">
+          <w:hyperlink w:anchor="_Toc1659105611">
             <w:r>
               <w:rPr>
                 <w:rStyle w:val="Hiperhivatkozs"/>
@@ -1841,7 +1841,7 @@
               <w:fldChar w:fldCharType="begin"/>
             </w:r>
             <w:r>
-              <w:instrText xml:space="preserve">PAGEREF _Toc1113022904 \h</w:instrText>
+              <w:instrText xml:space="preserve">PAGEREF _Toc1659105611 \h</w:instrText>
             </w:r>
             <w:r>
               <w:fldChar w:fldCharType="separate"/>
@@ -1869,7 +1869,7 @@
               <w:lang w:eastAsia="hu-HU"/>
             </w:rPr>
           </w:pPr>
-          <w:hyperlink w:anchor="_Toc260439449">
+          <w:hyperlink w:anchor="_Toc675267824">
             <w:r>
               <w:rPr>
                 <w:rStyle w:val="Hiperhivatkozs"/>
@@ -1883,7 +1883,7 @@
               <w:fldChar w:fldCharType="begin"/>
             </w:r>
             <w:r>
-              <w:instrText xml:space="preserve">PAGEREF _Toc260439449 \h</w:instrText>
+              <w:instrText xml:space="preserve">PAGEREF _Toc675267824 \h</w:instrText>
             </w:r>
             <w:r>
               <w:fldChar w:fldCharType="separate"/>
@@ -1911,7 +1911,7 @@
               <w:lang w:eastAsia="hu-HU"/>
             </w:rPr>
           </w:pPr>
-          <w:hyperlink w:anchor="_Toc1955052015">
+          <w:hyperlink w:anchor="_Toc292970107">
             <w:r>
               <w:rPr>
                 <w:rStyle w:val="Hiperhivatkozs"/>
@@ -1925,7 +1925,7 @@
               <w:fldChar w:fldCharType="begin"/>
             </w:r>
             <w:r>
-              <w:instrText xml:space="preserve">PAGEREF _Toc1955052015 \h</w:instrText>
+              <w:instrText xml:space="preserve">PAGEREF _Toc292970107 \h</w:instrText>
             </w:r>
             <w:r>
               <w:fldChar w:fldCharType="separate"/>
@@ -1953,7 +1953,7 @@
               <w:lang w:eastAsia="hu-HU"/>
             </w:rPr>
           </w:pPr>
-          <w:hyperlink w:anchor="_Toc1759705413">
+          <w:hyperlink w:anchor="_Toc1503336634">
             <w:r>
               <w:rPr>
                 <w:rStyle w:val="Hiperhivatkozs"/>
@@ -1967,7 +1967,7 @@
               <w:fldChar w:fldCharType="begin"/>
             </w:r>
             <w:r>
-              <w:instrText xml:space="preserve">PAGEREF _Toc1759705413 \h</w:instrText>
+              <w:instrText xml:space="preserve">PAGEREF _Toc1503336634 \h</w:instrText>
             </w:r>
             <w:r>
               <w:fldChar w:fldCharType="separate"/>
@@ -1995,7 +1995,7 @@
               <w:lang w:eastAsia="hu-HU"/>
             </w:rPr>
           </w:pPr>
-          <w:hyperlink w:anchor="_Toc1009759263">
+          <w:hyperlink w:anchor="_Toc2141253259">
             <w:r>
               <w:rPr>
                 <w:rStyle w:val="Hiperhivatkozs"/>
@@ -2009,7 +2009,7 @@
               <w:fldChar w:fldCharType="begin"/>
             </w:r>
             <w:r>
-              <w:instrText xml:space="preserve">PAGEREF _Toc1009759263 \h</w:instrText>
+              <w:instrText xml:space="preserve">PAGEREF _Toc2141253259 \h</w:instrText>
             </w:r>
             <w:r>
               <w:fldChar w:fldCharType="separate"/>
@@ -2035,7 +2035,7 @@
               <w:rStyle w:val="Hiperhivatkozs"/>
             </w:rPr>
           </w:pPr>
-          <w:hyperlink w:anchor="_Toc518911981">
+          <w:hyperlink w:anchor="_Toc561646512">
             <w:r>
               <w:rPr>
                 <w:rStyle w:val="Hiperhivatkozs"/>
@@ -2049,7 +2049,7 @@
               <w:fldChar w:fldCharType="begin"/>
             </w:r>
             <w:r>
-              <w:instrText xml:space="preserve">PAGEREF _Toc518911981 \h</w:instrText>
+              <w:instrText xml:space="preserve">PAGEREF _Toc561646512 \h</w:instrText>
             </w:r>
             <w:r>
               <w:fldChar w:fldCharType="separate"/>
@@ -2075,7 +2075,7 @@
               <w:rStyle w:val="Hiperhivatkozs"/>
             </w:rPr>
           </w:pPr>
-          <w:hyperlink w:anchor="_Toc1087396701">
+          <w:hyperlink w:anchor="_Toc2130186902">
             <w:r>
               <w:rPr>
                 <w:rStyle w:val="Hiperhivatkozs"/>
@@ -2089,7 +2089,7 @@
               <w:fldChar w:fldCharType="begin"/>
             </w:r>
             <w:r>
-              <w:instrText xml:space="preserve">PAGEREF _Toc1087396701 \h</w:instrText>
+              <w:instrText xml:space="preserve">PAGEREF _Toc2130186902 \h</w:instrText>
             </w:r>
             <w:r>
               <w:fldChar w:fldCharType="separate"/>
@@ -2115,12 +2115,12 @@
               <w:rStyle w:val="Hiperhivatkozs"/>
             </w:rPr>
           </w:pPr>
-          <w:hyperlink w:anchor="_Toc1581328322">
+          <w:hyperlink w:anchor="_Toc229475006">
             <w:r>
               <w:rPr>
                 <w:rStyle w:val="Hiperhivatkozs"/>
               </w:rPr>
-              <w:t>Tesztdokumentáció</w:t>
+              <w:t>Forrásjegyzék</w:t>
             </w:r>
             <w:r>
               <w:tab/>
@@ -2129,7 +2129,7 @@
               <w:fldChar w:fldCharType="begin"/>
             </w:r>
             <w:r>
-              <w:instrText xml:space="preserve">PAGEREF _Toc1581328322 \h</w:instrText>
+              <w:instrText xml:space="preserve">PAGEREF _Toc229475006 \h</w:instrText>
             </w:r>
             <w:r>
               <w:fldChar w:fldCharType="separate"/>
@@ -2139,206 +2139,6 @@
                 <w:rStyle w:val="Hiperhivatkozs"/>
               </w:rPr>
               <w:t>18</w:t>
-            </w:r>
-            <w:r>
-              <w:fldChar w:fldCharType="end"/>
-            </w:r>
-          </w:hyperlink>
-        </w:p>
-        <w:p>
-          <w:pPr>
-            <w:pStyle w:val="TJ2"/>
-            <w:tabs>
-              <w:tab w:val="right" w:leader="dot" w:pos="9060"/>
-            </w:tabs>
-            <w:rPr>
-              <w:rStyle w:val="Hiperhivatkozs"/>
-            </w:rPr>
-          </w:pPr>
-          <w:hyperlink w:anchor="_Toc1809725493">
-            <w:r>
-              <w:rPr>
-                <w:rStyle w:val="Hiperhivatkozs"/>
-              </w:rPr>
-              <w:t>Tesztkörnyezet és felhasznált keretrendszerek</w:t>
-            </w:r>
-            <w:r>
-              <w:tab/>
-            </w:r>
-            <w:r>
-              <w:fldChar w:fldCharType="begin"/>
-            </w:r>
-            <w:r>
-              <w:instrText xml:space="preserve">PAGEREF _Toc1809725493 \h</w:instrText>
-            </w:r>
-            <w:r>
-              <w:fldChar w:fldCharType="separate"/>
-            </w:r>
-            <w:r>
-              <w:rPr>
-                <w:rStyle w:val="Hiperhivatkozs"/>
-              </w:rPr>
-              <w:t>19</w:t>
-            </w:r>
-            <w:r>
-              <w:fldChar w:fldCharType="end"/>
-            </w:r>
-          </w:hyperlink>
-        </w:p>
-        <w:p>
-          <w:pPr>
-            <w:pStyle w:val="TJ2"/>
-            <w:tabs>
-              <w:tab w:val="right" w:leader="dot" w:pos="9060"/>
-            </w:tabs>
-            <w:rPr>
-              <w:rStyle w:val="Hiperhivatkozs"/>
-            </w:rPr>
-          </w:pPr>
-          <w:hyperlink w:anchor="_Toc413465657">
-            <w:r>
-              <w:rPr>
-                <w:rStyle w:val="Hiperhivatkozs"/>
-              </w:rPr>
-              <w:t>React Egységteszt (Unit Test)</w:t>
-            </w:r>
-            <w:r>
-              <w:tab/>
-            </w:r>
-            <w:r>
-              <w:fldChar w:fldCharType="begin"/>
-            </w:r>
-            <w:r>
-              <w:instrText xml:space="preserve">PAGEREF _Toc413465657 \h</w:instrText>
-            </w:r>
-            <w:r>
-              <w:fldChar w:fldCharType="separate"/>
-            </w:r>
-            <w:r>
-              <w:rPr>
-                <w:rStyle w:val="Hiperhivatkozs"/>
-              </w:rPr>
-              <w:t>19</w:t>
-            </w:r>
-            <w:r>
-              <w:fldChar w:fldCharType="end"/>
-            </w:r>
-          </w:hyperlink>
-        </w:p>
-        <w:p>
-          <w:pPr>
-            <w:pStyle w:val="TJ2"/>
-            <w:tabs>
-              <w:tab w:val="right" w:leader="dot" w:pos="9060"/>
-            </w:tabs>
-            <w:rPr>
-              <w:rStyle w:val="Hiperhivatkozs"/>
-            </w:rPr>
-          </w:pPr>
-          <w:hyperlink w:anchor="_Toc1915848931">
-            <w:r>
-              <w:rPr>
-                <w:rStyle w:val="Hiperhivatkozs"/>
-              </w:rPr>
-              <w:t>React Komponens tesztek</w:t>
-            </w:r>
-            <w:r>
-              <w:tab/>
-            </w:r>
-            <w:r>
-              <w:fldChar w:fldCharType="begin"/>
-            </w:r>
-            <w:r>
-              <w:instrText xml:space="preserve">PAGEREF _Toc1915848931 \h</w:instrText>
-            </w:r>
-            <w:r>
-              <w:fldChar w:fldCharType="separate"/>
-            </w:r>
-            <w:r>
-              <w:rPr>
-                <w:rStyle w:val="Hiperhivatkozs"/>
-              </w:rPr>
-              <w:t>20</w:t>
-            </w:r>
-            <w:r>
-              <w:fldChar w:fldCharType="end"/>
-            </w:r>
-          </w:hyperlink>
-        </w:p>
-        <w:p>
-          <w:pPr>
-            <w:pStyle w:val="TJ2"/>
-            <w:tabs>
-              <w:tab w:val="right" w:leader="dot" w:pos="9060"/>
-            </w:tabs>
-            <w:rPr>
-              <w:rStyle w:val="Hiperhivatkozs"/>
-            </w:rPr>
-          </w:pPr>
-          <w:hyperlink w:anchor="_Toc1396231418">
-            <w:r>
-              <w:rPr>
-                <w:rStyle w:val="Hiperhivatkozs"/>
-              </w:rPr>
-              <w:t>Selenium Webdriver – Funkcionális tesztelés</w:t>
-            </w:r>
-            <w:r>
-              <w:tab/>
-            </w:r>
-            <w:r>
-              <w:fldChar w:fldCharType="begin"/>
-            </w:r>
-            <w:r>
-              <w:instrText xml:space="preserve">PAGEREF _Toc1396231418 \h</w:instrText>
-            </w:r>
-            <w:r>
-              <w:fldChar w:fldCharType="separate"/>
-            </w:r>
-            <w:r>
-              <w:rPr>
-                <w:rStyle w:val="Hiperhivatkozs"/>
-              </w:rPr>
-              <w:t>20</w:t>
-            </w:r>
-            <w:r>
-              <w:fldChar w:fldCharType="end"/>
-            </w:r>
-          </w:hyperlink>
-        </w:p>
-        <w:p>
-          <w:pPr>
-            <w:pStyle w:val="TJ1"/>
-            <w:tabs>
-              <w:tab w:val="right" w:leader="dot" w:pos="9060"/>
-            </w:tabs>
-            <w:rPr>
-              <w:rStyle w:val="Hiperhivatkozs"/>
-            </w:rPr>
-          </w:pPr>
-          <w:hyperlink w:anchor="_Toc339309375">
-            <w:r>
-              <w:rPr>
-                <w:rStyle w:val="Hiperhivatkozs"/>
-              </w:rPr>
-              <w:t>Forrásjegyzék</w:t>
-            </w:r>
-            <w:r>
-              <w:tab/>
-            </w:r>
-            <w:r>
-              <w:fldChar w:fldCharType="begin"/>
-            </w:r>
-            <w:r>
-              <w:instrText xml:space="preserve">PAGEREF _Toc339309375 \h</w:instrText>
-            </w:r>
-            <w:r>
-              <w:fldChar w:fldCharType="separate"/>
-            </w:r>
-            <w:r>
-              <w:rPr>
-                <w:rStyle w:val="Hiperhivatkozs"/>
-              </w:rPr>
-              <w:t>21</w:t>
             </w:r>
             <w:r>
               <w:fldChar w:fldCharType="end"/>
@@ -2550,7 +2350,7 @@
           <w:bCs w:val="0"/>
         </w:rPr>
       </w:pPr>
-      <w:bookmarkStart w:name="_Toc401908524" w:id="1742173069"/>
+      <w:bookmarkStart w:name="_Toc2032251539" w:id="1407380757"/>
       <w:r>
         <w:rPr>
           <w:b w:val="0"/>
@@ -2558,7 +2358,7 @@
         </w:rPr>
         <w:t>Bevezetés</w:t>
       </w:r>
-      <w:bookmarkEnd w:id="1742173069"/>
+      <w:bookmarkEnd w:id="1407380757"/>
     </w:p>
     <w:p>
       <w:pPr>
@@ -2816,7 +2616,7 @@
           <w:bCs w:val="0"/>
         </w:rPr>
       </w:pPr>
-      <w:bookmarkStart w:name="_Toc1567237091" w:id="1419015614"/>
+      <w:bookmarkStart w:name="_Toc1871533127" w:id="1182380647"/>
       <w:r>
         <w:rPr>
           <w:b w:val="0"/>
@@ -2824,7 +2624,7 @@
         </w:rPr>
         <w:t>Programozási nyelvek és technológiák</w:t>
       </w:r>
-      <w:bookmarkEnd w:id="1419015614"/>
+      <w:bookmarkEnd w:id="1182380647"/>
     </w:p>
     <w:p>
       <w:pPr>
@@ -2864,12 +2664,12 @@
         <w:pStyle w:val="Cmsor2"/>
         <w:jc w:val="both"/>
       </w:pPr>
-      <w:bookmarkStart w:name="_Toc701591733" w:id="1741869867"/>
+      <w:bookmarkStart w:name="_Toc1826020909" w:id="915569313"/>
       <w:r>
         <w:rPr/>
         <w:t>Az adatbázis fogalma</w:t>
       </w:r>
-      <w:bookmarkEnd w:id="1741869867"/>
+      <w:bookmarkEnd w:id="915569313"/>
     </w:p>
     <w:p>
       <w:pPr>
@@ -3167,12 +2967,12 @@
         <w:pStyle w:val="Cmsor2"/>
         <w:jc w:val="both"/>
       </w:pPr>
-      <w:bookmarkStart w:name="_Toc1192395118" w:id="1964978676"/>
+      <w:bookmarkStart w:name="_Toc688862784" w:id="1347968444"/>
       <w:r>
         <w:rPr/>
         <w:t>Mi az SQL? (Strukturált lekérdező nyelv)</w:t>
       </w:r>
-      <w:bookmarkEnd w:id="1964978676"/>
+      <w:bookmarkEnd w:id="1347968444"/>
     </w:p>
     <w:p>
       <w:pPr>
@@ -3485,12 +3285,12 @@
         <w:pStyle w:val="Cmsor3"/>
         <w:jc w:val="both"/>
       </w:pPr>
-      <w:bookmarkStart w:name="_Toc1929635705" w:id="1441128208"/>
+      <w:bookmarkStart w:name="_Toc144934971" w:id="761014898"/>
       <w:r>
         <w:rPr/>
         <w:t>PHPMYADMIN és a XAMPP</w:t>
       </w:r>
-      <w:bookmarkEnd w:id="1441128208"/>
+      <w:bookmarkEnd w:id="761014898"/>
     </w:p>
     <w:p>
       <w:pPr>
@@ -3934,7 +3734,7 @@
           <w:bCs w:val="0"/>
         </w:rPr>
       </w:pPr>
-      <w:bookmarkStart w:name="_Toc1617115645" w:id="1773799869"/>
+      <w:bookmarkStart w:name="_Toc1034957134" w:id="1751808332"/>
       <w:r>
         <w:rPr>
           <w:b w:val="0"/>
@@ -3942,19 +3742,19 @@
         </w:rPr>
         <w:t>HTML</w:t>
       </w:r>
-      <w:bookmarkEnd w:id="1773799869"/>
+      <w:bookmarkEnd w:id="1751808332"/>
     </w:p>
     <w:p>
       <w:pPr>
         <w:pStyle w:val="Cmsor2"/>
         <w:jc w:val="both"/>
       </w:pPr>
-      <w:bookmarkStart w:name="_Toc116013788" w:id="136141103"/>
+      <w:bookmarkStart w:name="_Toc44840368" w:id="322298898"/>
       <w:r>
         <w:rPr/>
         <w:t>Mit jelent a HTML szó?</w:t>
       </w:r>
-      <w:bookmarkEnd w:id="136141103"/>
+      <w:bookmarkEnd w:id="322298898"/>
     </w:p>
     <w:p>
       <w:pPr>
@@ -3977,12 +3777,12 @@
         <w:pStyle w:val="Cmsor3"/>
         <w:jc w:val="both"/>
       </w:pPr>
-      <w:bookmarkStart w:name="_Toc132714002" w:id="1680935547"/>
+      <w:bookmarkStart w:name="_Toc897407690" w:id="1440065903"/>
       <w:r>
         <w:rPr/>
         <w:t>Mi a HTML?</w:t>
       </w:r>
-      <w:bookmarkEnd w:id="1680935547"/>
+      <w:bookmarkEnd w:id="1440065903"/>
     </w:p>
     <w:p>
       <w:pPr>
@@ -4025,7 +3825,7 @@
           <w:bCs w:val="0"/>
         </w:rPr>
       </w:pPr>
-      <w:bookmarkStart w:name="_Toc2145734330" w:id="859261905"/>
+      <w:bookmarkStart w:name="_Toc1472777111" w:id="867516452"/>
       <w:r>
         <w:rPr>
           <w:b w:val="0"/>
@@ -4033,19 +3833,19 @@
         </w:rPr>
         <w:t>CSS</w:t>
       </w:r>
-      <w:bookmarkEnd w:id="859261905"/>
+      <w:bookmarkEnd w:id="867516452"/>
     </w:p>
     <w:p>
       <w:pPr>
         <w:pStyle w:val="Cmsor2"/>
         <w:jc w:val="both"/>
       </w:pPr>
-      <w:bookmarkStart w:name="_Toc1018196762" w:id="1738969930"/>
+      <w:bookmarkStart w:name="_Toc858985519" w:id="291429541"/>
       <w:r>
         <w:rPr/>
         <w:t>Mi az a CSS? A CSS jelentése, bemutatása</w:t>
       </w:r>
-      <w:bookmarkEnd w:id="1738969930"/>
+      <w:bookmarkEnd w:id="291429541"/>
     </w:p>
     <w:p>
       <w:pPr>
@@ -4068,12 +3868,12 @@
         <w:pStyle w:val="Cmsor3"/>
         <w:jc w:val="both"/>
       </w:pPr>
-      <w:bookmarkStart w:name="_Toc47904177" w:id="635801831"/>
+      <w:bookmarkStart w:name="_Toc913896624" w:id="1714831490"/>
       <w:r>
         <w:rPr/>
         <w:t>A CSS jelentése, fogalma</w:t>
       </w:r>
-      <w:bookmarkEnd w:id="635801831"/>
+      <w:bookmarkEnd w:id="1714831490"/>
     </w:p>
     <w:p>
       <w:pPr>
@@ -4150,7 +3950,7 @@
           <w:bCs w:val="0"/>
         </w:rPr>
       </w:pPr>
-      <w:bookmarkStart w:name="_Toc1732398983" w:id="1544328109"/>
+      <w:bookmarkStart w:name="_Toc1921715817" w:id="568931355"/>
       <w:r>
         <w:rPr>
           <w:b w:val="0"/>
@@ -4158,19 +3958,19 @@
         </w:rPr>
         <w:t>JS</w:t>
       </w:r>
-      <w:bookmarkEnd w:id="1544328109"/>
+      <w:bookmarkEnd w:id="568931355"/>
     </w:p>
     <w:p>
       <w:pPr>
         <w:pStyle w:val="Cmsor2"/>
         <w:jc w:val="both"/>
       </w:pPr>
-      <w:bookmarkStart w:name="_Toc549889176" w:id="1412556639"/>
+      <w:bookmarkStart w:name="_Toc627527580" w:id="1229811307"/>
       <w:r>
         <w:rPr/>
         <w:t>Mi az a JavaScript? A JavaScript (JS) bemutatása</w:t>
       </w:r>
-      <w:bookmarkEnd w:id="1412556639"/>
+      <w:bookmarkEnd w:id="1229811307"/>
     </w:p>
     <w:p>
       <w:pPr>
@@ -4202,12 +4002,12 @@
         <w:pStyle w:val="Cmsor3"/>
         <w:jc w:val="both"/>
       </w:pPr>
-      <w:bookmarkStart w:name="_Toc2129118105" w:id="430318630"/>
+      <w:bookmarkStart w:name="_Toc470487280" w:id="1396929535"/>
       <w:r>
         <w:rPr/>
         <w:t>A JavaScript fogalma</w:t>
       </w:r>
-      <w:bookmarkEnd w:id="430318630"/>
+      <w:bookmarkEnd w:id="1396929535"/>
     </w:p>
     <w:p>
       <w:pPr>
@@ -4259,7 +4059,7 @@
           <w:bCs w:val="0"/>
         </w:rPr>
       </w:pPr>
-      <w:bookmarkStart w:name="_Toc2140298190" w:id="886400866"/>
+      <w:bookmarkStart w:name="_Toc780726257" w:id="300471125"/>
       <w:r>
         <w:rPr>
           <w:b w:val="0"/>
@@ -4267,7 +4067,7 @@
         </w:rPr>
         <w:t>SQL</w:t>
       </w:r>
-      <w:bookmarkEnd w:id="886400866"/>
+      <w:bookmarkEnd w:id="300471125"/>
     </w:p>
     <w:p>
       <w:pPr>
@@ -4315,12 +4115,12 @@
         <w:pStyle w:val="Cmsor2"/>
         <w:jc w:val="both"/>
       </w:pPr>
-      <w:bookmarkStart w:name="_Toc743602158" w:id="1857753295"/>
+      <w:bookmarkStart w:name="_Toc79967045" w:id="975170161"/>
       <w:r>
         <w:rPr/>
         <w:t>Mi az az adatbázis?</w:t>
       </w:r>
-      <w:bookmarkEnd w:id="1857753295"/>
+      <w:bookmarkEnd w:id="975170161"/>
     </w:p>
     <w:p>
       <w:pPr>
@@ -4447,7 +4247,7 @@
           <w:bCs w:val="0"/>
         </w:rPr>
       </w:pPr>
-      <w:bookmarkStart w:name="_Toc1021988819" w:id="437099928"/>
+      <w:bookmarkStart w:name="_Toc751456815" w:id="1590393467"/>
       <w:r>
         <w:rPr>
           <w:b w:val="0"/>
@@ -4455,14 +4255,14 @@
         </w:rPr>
         <w:t>Bootstrap</w:t>
       </w:r>
-      <w:bookmarkEnd w:id="437099928"/>
+      <w:bookmarkEnd w:id="1590393467"/>
     </w:p>
     <w:p>
       <w:pPr>
         <w:pStyle w:val="Cmsor2"/>
         <w:jc w:val="both"/>
       </w:pPr>
-      <w:bookmarkStart w:name="_Toc303869911" w:id="1989806155"/>
+      <w:bookmarkStart w:name="_Toc840689923" w:id="618511524"/>
       <w:r>
         <w:rPr/>
         <w:t xml:space="preserve">Mi az a </w:t>
@@ -4475,7 +4275,7 @@
         <w:rPr/>
         <w:t>?</w:t>
       </w:r>
-      <w:bookmarkEnd w:id="1989806155"/>
+      <w:bookmarkEnd w:id="618511524"/>
     </w:p>
     <w:p>
       <w:pPr>
@@ -4564,7 +4364,7 @@
         <w:pStyle w:val="Cmsor3"/>
         <w:jc w:val="both"/>
       </w:pPr>
-      <w:bookmarkStart w:name="_Toc1612316151" w:id="300315695"/>
+      <w:bookmarkStart w:name="_Toc1133709154" w:id="966238662"/>
       <w:r>
         <w:rPr/>
         <w:t xml:space="preserve">A </w:t>
@@ -4577,7 +4377,7 @@
         <w:rPr/>
         <w:t xml:space="preserve"> megértése</w:t>
       </w:r>
-      <w:bookmarkEnd w:id="300315695"/>
+      <w:bookmarkEnd w:id="966238662"/>
     </w:p>
     <w:p>
       <w:pPr>
@@ -4631,7 +4431,7 @@
           <w:bCs w:val="0"/>
         </w:rPr>
       </w:pPr>
-      <w:bookmarkStart w:name="_Toc1542073683" w:id="710023615"/>
+      <w:bookmarkStart w:name="_Toc752205142" w:id="618814497"/>
       <w:r>
         <w:rPr>
           <w:b w:val="0"/>
@@ -4646,14 +4446,14 @@
         </w:rPr>
         <w:t xml:space="preserve"> (webes frontend)</w:t>
       </w:r>
-      <w:bookmarkEnd w:id="710023615"/>
+      <w:bookmarkEnd w:id="618814497"/>
     </w:p>
     <w:p>
       <w:pPr>
         <w:pStyle w:val="Cmsor2"/>
         <w:jc w:val="both"/>
       </w:pPr>
-      <w:bookmarkStart w:name="_Toc1018984861" w:id="2129106395"/>
+      <w:bookmarkStart w:name="_Toc1633282225" w:id="1770981412"/>
       <w:r>
         <w:rPr/>
         <w:t xml:space="preserve">A </w:t>
@@ -4666,7 +4466,7 @@
         <w:rPr/>
         <w:t xml:space="preserve"> áttekintése</w:t>
       </w:r>
-      <w:bookmarkEnd w:id="2129106395"/>
+      <w:bookmarkEnd w:id="1770981412"/>
     </w:p>
     <w:p>
       <w:pPr>
@@ -4757,12 +4557,12 @@
         <w:pStyle w:val="Cmsor3"/>
         <w:jc w:val="both"/>
       </w:pPr>
-      <w:bookmarkStart w:name="_Toc39559299" w:id="753978195"/>
+      <w:bookmarkStart w:name="_Toc1082650479" w:id="1502591749"/>
       <w:r>
         <w:rPr/>
         <w:t>Hogyan működik?</w:t>
       </w:r>
-      <w:bookmarkEnd w:id="753978195"/>
+      <w:bookmarkEnd w:id="1502591749"/>
     </w:p>
     <w:p>
       <w:pPr>
@@ -5299,7 +5099,7 @@
           <w:bCs w:val="0"/>
         </w:rPr>
       </w:pPr>
-      <w:bookmarkStart w:name="_Toc527426058" w:id="638037895"/>
+      <w:bookmarkStart w:name="_Toc1644832150" w:id="1968340874"/>
       <w:r>
         <w:rPr>
           <w:b w:val="0"/>
@@ -5321,7 +5121,7 @@
         </w:rPr>
         <w:t xml:space="preserve"> (DOM)</w:t>
       </w:r>
-      <w:bookmarkEnd w:id="638037895"/>
+      <w:bookmarkEnd w:id="1968340874"/>
     </w:p>
     <w:p>
       <w:pPr>
@@ -5357,7 +5157,7 @@
           <w:bCs w:val="0"/>
         </w:rPr>
       </w:pPr>
-      <w:bookmarkStart w:name="_Toc1368344978" w:id="59376208"/>
+      <w:bookmarkStart w:name="_Toc1413475817" w:id="1711794929"/>
       <w:r>
         <w:rPr>
           <w:b w:val="0"/>
@@ -5365,7 +5165,7 @@
         </w:rPr>
         <w:t>Backend</w:t>
       </w:r>
-      <w:bookmarkEnd w:id="59376208"/>
+      <w:bookmarkEnd w:id="1711794929"/>
     </w:p>
     <w:p>
       <w:pPr>
@@ -5408,12 +5208,12 @@
         <w:pStyle w:val="Cmsor2"/>
         <w:jc w:val="both"/>
       </w:pPr>
-      <w:bookmarkStart w:name="_Toc106953030" w:id="493400365"/>
+      <w:bookmarkStart w:name="_Toc1148987051" w:id="683025012"/>
       <w:r>
         <w:rPr/>
         <w:t>Mi az a Backend?</w:t>
       </w:r>
-      <w:bookmarkEnd w:id="493400365"/>
+      <w:bookmarkEnd w:id="683025012"/>
     </w:p>
     <w:p>
       <w:pPr>
@@ -5554,12 +5354,12 @@
         <w:pStyle w:val="Cmsor3"/>
         <w:jc w:val="both"/>
       </w:pPr>
-      <w:bookmarkStart w:name="_Toc428751369" w:id="1326979898"/>
+      <w:bookmarkStart w:name="_Toc1503891034" w:id="782427627"/>
       <w:r>
         <w:rPr/>
         <w:t>Mi az a Web API?</w:t>
       </w:r>
-      <w:bookmarkEnd w:id="1326979898"/>
+      <w:bookmarkEnd w:id="782427627"/>
     </w:p>
     <w:p>
       <w:pPr>
@@ -5811,7 +5611,7 @@
           <w:bCs w:val="0"/>
         </w:rPr>
       </w:pPr>
-      <w:bookmarkStart w:name="_Toc747815766" w:id="1525673427"/>
+      <w:bookmarkStart w:name="_Toc469458830" w:id="1489588121"/>
       <w:r>
         <w:rPr>
           <w:b w:val="0"/>
@@ -5819,7 +5619,7 @@
         </w:rPr>
         <w:t>Github</w:t>
       </w:r>
-      <w:bookmarkEnd w:id="1525673427"/>
+      <w:bookmarkEnd w:id="1489588121"/>
     </w:p>
     <w:p>
       <w:pPr>
@@ -5998,7 +5798,7 @@
           <w:bCs w:val="0"/>
         </w:rPr>
       </w:pPr>
-      <w:bookmarkStart w:name="_Toc1113022904" w:id="96929486"/>
+      <w:bookmarkStart w:name="_Toc1659105611" w:id="49293850"/>
       <w:r>
         <w:rPr>
           <w:b w:val="0"/>
@@ -6006,7 +5806,7 @@
         </w:rPr>
         <w:t>Trello</w:t>
       </w:r>
-      <w:bookmarkEnd w:id="96929486"/>
+      <w:bookmarkEnd w:id="49293850"/>
     </w:p>
     <w:p>
       <w:pPr>
@@ -6617,12 +6417,12 @@
         <w:pStyle w:val="Cmsor1"/>
         <w:jc w:val="both"/>
       </w:pPr>
-      <w:bookmarkStart w:name="_Toc260439449" w:id="204846589"/>
+      <w:bookmarkStart w:name="_Toc675267824" w:id="1322781773"/>
       <w:r>
         <w:rPr/>
         <w:t>Adatbázis</w:t>
       </w:r>
-      <w:bookmarkEnd w:id="204846589"/>
+      <w:bookmarkEnd w:id="1322781773"/>
     </w:p>
     <w:p>
       <w:pPr>
@@ -6766,12 +6566,12 @@
         <w:pStyle w:val="Cmsor1"/>
         <w:jc w:val="both"/>
       </w:pPr>
-      <w:bookmarkStart w:name="_Toc1955052015" w:id="2141921806"/>
+      <w:bookmarkStart w:name="_Toc292970107" w:id="942713883"/>
       <w:r>
         <w:rPr/>
         <w:t>Funkciók</w:t>
       </w:r>
-      <w:bookmarkEnd w:id="2141921806"/>
+      <w:bookmarkEnd w:id="942713883"/>
     </w:p>
     <w:p/>
     <w:p>
@@ -6780,7 +6580,7 @@
           <w:color w:val="0070C0"/>
         </w:rPr>
       </w:pPr>
-      <w:bookmarkStart w:name="_Toc1759705413" w:id="1449748637"/>
+      <w:bookmarkStart w:name="_Toc1503336634" w:id="530392858"/>
       <w:r>
         <w:rPr>
           <w:rStyle w:val="Cmsor2Char"/>
@@ -6793,7 +6593,7 @@
         </w:rPr>
         <w:t xml:space="preserve"> panel</w:t>
       </w:r>
-      <w:bookmarkEnd w:id="1449748637"/>
+      <w:bookmarkEnd w:id="530392858"/>
       <w:r>
         <w:rPr>
           <w:color w:val="0070C0"/>
@@ -6853,14 +6653,14 @@
       <w:pPr>
         <w:pStyle w:val="Norml"/>
       </w:pPr>
-      <w:bookmarkStart w:name="_Toc1009759263" w:id="614156158"/>
+      <w:bookmarkStart w:name="_Toc2141253259" w:id="2031331020"/>
       <w:r>
         <w:rPr>
           <w:rStyle w:val="Cmsor2Char"/>
         </w:rPr>
         <w:t>Alvázszám kereső</w:t>
       </w:r>
-      <w:bookmarkEnd w:id="614156158"/>
+      <w:bookmarkEnd w:id="2031331020"/>
       <w:r>
         <w:rPr>
           <w:color w:val="0070C0"/>
@@ -6872,7 +6672,7 @@
       </w:r>
       <w:r>
         <w:drawing>
-          <wp:inline wp14:editId="648F3F2E" wp14:anchorId="32BEC413">
+          <wp:inline wp14:editId="257C5FDB" wp14:anchorId="32BEC413">
             <wp:extent cx="5762625" cy="2762250"/>
             <wp:effectExtent l="0" t="0" r="0" b="0"/>
             <wp:docPr id="787060917" name="drawing"/>
@@ -6918,14 +6718,14 @@
       <w:pPr>
         <w:pStyle w:val="Norml"/>
       </w:pPr>
-      <w:bookmarkStart w:name="_Toc518911981" w:id="839473296"/>
+      <w:bookmarkStart w:name="_Toc561646512" w:id="1949811096"/>
       <w:r>
         <w:rPr>
           <w:rStyle w:val="Cmsor2Char"/>
         </w:rPr>
         <w:t>Segítségkérés</w:t>
       </w:r>
-      <w:bookmarkEnd w:id="839473296"/>
+      <w:bookmarkEnd w:id="1949811096"/>
       <w:r>
         <w:rPr>
           <w:color w:val="0070C0"/>
@@ -6937,7 +6737,7 @@
       </w:r>
       <w:r>
         <w:drawing>
-          <wp:inline wp14:editId="28094B35" wp14:anchorId="055AA98C">
+          <wp:inline wp14:editId="3EC796CF" wp14:anchorId="055AA98C">
             <wp:extent cx="5762625" cy="2762250"/>
             <wp:effectExtent l="0" t="0" r="0" b="0"/>
             <wp:docPr id="1496417036" name="drawing"/>
@@ -6993,14 +6793,14 @@
           <w:szCs w:val="24"/>
         </w:rPr>
       </w:pPr>
-      <w:bookmarkStart w:name="_Toc1087396701" w:id="1159963"/>
+      <w:bookmarkStart w:name="_Toc2130186902" w:id="1803063074"/>
       <w:r>
         <w:rPr>
           <w:rStyle w:val="Cmsor2Char"/>
         </w:rPr>
         <w:t>Cikkszám kereső</w:t>
       </w:r>
-      <w:bookmarkEnd w:id="1159963"/>
+      <w:bookmarkEnd w:id="1803063074"/>
       <w:r>
         <w:rPr>
           <w:color w:val="0070C0"/>
@@ -7060,7 +6860,6 @@
     <w:p/>
     <w:p/>
     <w:p/>
-    <w:p/>
     <w:p>
       <w:pPr>
         <w:pStyle w:val="Norml"/>
@@ -7069,1306 +6868,14 @@
     <w:p>
       <w:pPr>
         <w:pStyle w:val="Cmsor1"/>
-      </w:pPr>
-      <w:bookmarkStart w:name="_Toc1581328322" w:id="1861599581"/>
-      <w:r>
-        <w:rPr/>
-        <w:t>Teszt</w:t>
-      </w:r>
-      <w:r>
-        <w:rPr/>
-        <w:t>dokumentáció</w:t>
-      </w:r>
-      <w:bookmarkEnd w:id="1861599581"/>
-    </w:p>
-    <w:p>
-      <w:pPr>
-        <w:pStyle w:val="Cmsor2"/>
-        <w:rPr>
-          <w:rFonts w:ascii="Calibri" w:hAnsi="Calibri" w:eastAsia="Calibri" w:cs="Calibri"/>
-          <w:noProof w:val="0"/>
-          <w:sz w:val="24"/>
-          <w:szCs w:val="24"/>
-          <w:lang w:val="hu-HU"/>
-        </w:rPr>
-      </w:pPr>
-      <w:bookmarkStart w:name="_Toc1809725493" w:id="678536537"/>
-      <w:r>
-        <w:rPr>
-          <w:noProof w:val="0"/>
-          <w:lang w:val="hu-HU"/>
-        </w:rPr>
-        <w:t>Tesztkörnyezet és felhasznált keretrendszerek</w:t>
-      </w:r>
-      <w:bookmarkEnd w:id="678536537"/>
-      <w:r>
-        <w:rPr>
-          <w:noProof w:val="0"/>
-          <w:lang w:val="hu-HU"/>
-        </w:rPr>
-        <w:t xml:space="preserve"> </w:t>
-      </w:r>
-    </w:p>
-    <w:p>
-      <w:pPr>
-        <w:spacing w:before="240" w:beforeAutospacing="off" w:after="240" w:afterAutospacing="off"/>
-        <w:jc w:val="both"/>
-        <w:rPr>
-          <w:rFonts w:ascii="Calibri" w:hAnsi="Calibri" w:eastAsia="Calibri" w:cs="Calibri"/>
-          <w:noProof w:val="0"/>
-          <w:sz w:val="24"/>
-          <w:szCs w:val="24"/>
-          <w:lang w:val="hu-HU"/>
-        </w:rPr>
-      </w:pPr>
-      <w:r>
-        <w:rPr>
-          <w:rFonts w:ascii="Calibri" w:hAnsi="Calibri" w:eastAsia="Calibri" w:cs="Calibri"/>
-          <w:noProof w:val="0"/>
-          <w:sz w:val="24"/>
-          <w:szCs w:val="24"/>
-          <w:lang w:val="hu-HU"/>
-        </w:rPr>
-        <w:t>A projekt tesztelése során többszintű tesztelési stratégiát alkalmaztunk a megfelelő minőségbiztosítás érdekében. A tesztelés az alábbi környezetben és technológiákkal zajlott:</w:t>
-      </w:r>
-    </w:p>
-    <w:p>
-      <w:pPr>
-        <w:pStyle w:val="Listaszerbekezds"/>
-        <w:numPr>
-          <w:ilvl w:val="0"/>
-          <w:numId w:val="5"/>
-        </w:numPr>
-        <w:spacing w:before="240" w:beforeAutospacing="off" w:after="240" w:afterAutospacing="off"/>
-        <w:jc w:val="both"/>
-        <w:rPr>
-          <w:rFonts w:ascii="Calibri" w:hAnsi="Calibri" w:eastAsia="Calibri" w:cs="Calibri"/>
-          <w:noProof w:val="0"/>
-          <w:sz w:val="24"/>
-          <w:szCs w:val="24"/>
-          <w:lang w:val="hu-HU"/>
-        </w:rPr>
-      </w:pPr>
-      <w:r>
-        <w:rPr>
-          <w:rFonts w:ascii="Calibri" w:hAnsi="Calibri" w:eastAsia="Calibri" w:cs="Calibri"/>
-          <w:b w:val="1"/>
-          <w:bCs w:val="1"/>
-          <w:noProof w:val="0"/>
-          <w:sz w:val="24"/>
-          <w:szCs w:val="24"/>
-          <w:lang w:val="hu-HU"/>
-        </w:rPr>
-        <w:t>Környezet:</w:t>
-      </w:r>
-      <w:r>
-        <w:rPr>
-          <w:rFonts w:ascii="Calibri" w:hAnsi="Calibri" w:eastAsia="Calibri" w:cs="Calibri"/>
-          <w:noProof w:val="0"/>
-          <w:sz w:val="24"/>
-          <w:szCs w:val="24"/>
-          <w:lang w:val="hu-HU"/>
-        </w:rPr>
-        <w:t xml:space="preserve"> Lokális fejlesztői környezet (Node.js, Python környezet).</w:t>
-      </w:r>
-    </w:p>
-    <w:p>
-      <w:pPr>
-        <w:pStyle w:val="Listaszerbekezds"/>
-        <w:numPr>
-          <w:ilvl w:val="0"/>
-          <w:numId w:val="5"/>
-        </w:numPr>
-        <w:spacing w:before="240" w:beforeAutospacing="off" w:after="240" w:afterAutospacing="off"/>
-        <w:jc w:val="both"/>
-        <w:rPr>
-          <w:rFonts w:ascii="Consolas" w:hAnsi="Consolas" w:eastAsia="Consolas" w:cs="Consolas"/>
-          <w:noProof w:val="0"/>
-          <w:sz w:val="24"/>
-          <w:szCs w:val="24"/>
-          <w:lang w:val="hu-HU"/>
-        </w:rPr>
-      </w:pPr>
-      <w:r>
-        <w:rPr>
-          <w:rFonts w:ascii="Calibri" w:hAnsi="Calibri" w:eastAsia="Calibri" w:cs="Calibri"/>
-          <w:b w:val="1"/>
-          <w:bCs w:val="1"/>
-          <w:noProof w:val="0"/>
-          <w:sz w:val="24"/>
-          <w:szCs w:val="24"/>
-          <w:lang w:val="hu-HU"/>
-        </w:rPr>
-        <w:t>Egység- és Komponens tesztelés:</w:t>
-      </w:r>
-      <w:r>
-        <w:rPr>
-          <w:rFonts w:ascii="Calibri" w:hAnsi="Calibri" w:eastAsia="Calibri" w:cs="Calibri"/>
-          <w:noProof w:val="0"/>
-          <w:sz w:val="24"/>
-          <w:szCs w:val="24"/>
-          <w:lang w:val="hu-HU"/>
-        </w:rPr>
-        <w:t xml:space="preserve"> A </w:t>
-      </w:r>
-      <w:r>
-        <w:rPr>
-          <w:rFonts w:ascii="Calibri" w:hAnsi="Calibri" w:eastAsia="Calibri" w:cs="Calibri"/>
-          <w:noProof w:val="0"/>
-          <w:sz w:val="24"/>
-          <w:szCs w:val="24"/>
-          <w:lang w:val="hu-HU"/>
-        </w:rPr>
-        <w:t>React</w:t>
-      </w:r>
-      <w:r>
-        <w:rPr>
-          <w:rFonts w:ascii="Calibri" w:hAnsi="Calibri" w:eastAsia="Calibri" w:cs="Calibri"/>
-          <w:noProof w:val="0"/>
-          <w:sz w:val="24"/>
-          <w:szCs w:val="24"/>
-          <w:lang w:val="hu-HU"/>
-        </w:rPr>
-        <w:t xml:space="preserve"> frontend teszteléséhez a </w:t>
-      </w:r>
-      <w:r>
-        <w:rPr>
-          <w:rFonts w:ascii="Consolas" w:hAnsi="Consolas" w:eastAsia="Consolas" w:cs="Consolas"/>
-          <w:noProof w:val="0"/>
-          <w:sz w:val="24"/>
-          <w:szCs w:val="24"/>
-          <w:lang w:val="hu-HU"/>
-        </w:rPr>
-        <w:t>@testing-library/react</w:t>
-      </w:r>
-      <w:r>
-        <w:rPr>
-          <w:rFonts w:ascii="Calibri" w:hAnsi="Calibri" w:eastAsia="Calibri" w:cs="Calibri"/>
-          <w:noProof w:val="0"/>
-          <w:sz w:val="24"/>
-          <w:szCs w:val="24"/>
-          <w:lang w:val="hu-HU"/>
-        </w:rPr>
-        <w:t xml:space="preserve"> és a </w:t>
-      </w:r>
-      <w:r>
-        <w:rPr>
-          <w:rFonts w:ascii="Consolas" w:hAnsi="Consolas" w:eastAsia="Consolas" w:cs="Consolas"/>
-          <w:noProof w:val="0"/>
-          <w:sz w:val="24"/>
-          <w:szCs w:val="24"/>
-          <w:lang w:val="hu-HU"/>
-        </w:rPr>
-        <w:t>bun:test</w:t>
-      </w:r>
-      <w:r>
-        <w:rPr>
-          <w:rFonts w:ascii="Consolas" w:hAnsi="Consolas" w:eastAsia="Consolas" w:cs="Consolas"/>
-          <w:noProof w:val="0"/>
-          <w:sz w:val="24"/>
-          <w:szCs w:val="24"/>
-          <w:lang w:val="hu-HU"/>
-        </w:rPr>
-        <w:t>-et</w:t>
-      </w:r>
-      <w:r>
-        <w:rPr>
-          <w:rFonts w:ascii="Consolas" w:hAnsi="Consolas" w:eastAsia="Consolas" w:cs="Consolas"/>
-          <w:noProof w:val="0"/>
-          <w:sz w:val="24"/>
-          <w:szCs w:val="24"/>
-          <w:lang w:val="hu-HU"/>
-        </w:rPr>
-        <w:t xml:space="preserve"> </w:t>
-      </w:r>
-      <w:r>
-        <w:rPr>
-          <w:rFonts w:ascii="Calibri" w:hAnsi="Calibri" w:eastAsia="Calibri" w:cs="Calibri" w:asciiTheme="minorAscii" w:hAnsiTheme="minorAscii" w:eastAsiaTheme="minorAscii" w:cstheme="minorAscii"/>
-          <w:noProof w:val="0"/>
-          <w:sz w:val="24"/>
-          <w:szCs w:val="24"/>
-          <w:lang w:val="hu-HU"/>
-        </w:rPr>
-        <w:t>használtuk</w:t>
-      </w:r>
-      <w:r>
-        <w:rPr>
-          <w:rFonts w:ascii="Consolas" w:hAnsi="Consolas" w:eastAsia="Consolas" w:cs="Consolas"/>
-          <w:noProof w:val="0"/>
-          <w:sz w:val="24"/>
-          <w:szCs w:val="24"/>
-          <w:lang w:val="hu-HU"/>
-        </w:rPr>
-        <w:t>.</w:t>
-      </w:r>
-    </w:p>
-    <w:p>
-      <w:pPr>
-        <w:pStyle w:val="Listaszerbekezds"/>
-        <w:numPr>
-          <w:ilvl w:val="0"/>
-          <w:numId w:val="5"/>
-        </w:numPr>
-        <w:spacing w:before="240" w:beforeAutospacing="off" w:after="240" w:afterAutospacing="off"/>
-        <w:jc w:val="both"/>
-        <w:rPr>
-          <w:rFonts w:ascii="Calibri" w:hAnsi="Calibri" w:eastAsia="Calibri" w:cs="Calibri"/>
-          <w:noProof w:val="0"/>
-          <w:sz w:val="24"/>
-          <w:szCs w:val="24"/>
-          <w:lang w:val="hu-HU"/>
-        </w:rPr>
-      </w:pPr>
-      <w:r>
-        <w:rPr>
-          <w:rFonts w:ascii="Calibri" w:hAnsi="Calibri" w:eastAsia="Calibri" w:cs="Calibri"/>
-          <w:b w:val="1"/>
-          <w:bCs w:val="1"/>
-          <w:noProof w:val="0"/>
-          <w:sz w:val="24"/>
-          <w:szCs w:val="24"/>
-          <w:lang w:val="hu-HU"/>
-        </w:rPr>
-        <w:t>Funkcionális / End-</w:t>
-      </w:r>
-      <w:r>
-        <w:rPr>
-          <w:rFonts w:ascii="Calibri" w:hAnsi="Calibri" w:eastAsia="Calibri" w:cs="Calibri"/>
-          <w:b w:val="1"/>
-          <w:bCs w:val="1"/>
-          <w:noProof w:val="0"/>
-          <w:sz w:val="24"/>
-          <w:szCs w:val="24"/>
-          <w:lang w:val="hu-HU"/>
-        </w:rPr>
-        <w:t>to</w:t>
-      </w:r>
-      <w:r>
-        <w:rPr>
-          <w:rFonts w:ascii="Calibri" w:hAnsi="Calibri" w:eastAsia="Calibri" w:cs="Calibri"/>
-          <w:b w:val="1"/>
-          <w:bCs w:val="1"/>
-          <w:noProof w:val="0"/>
-          <w:sz w:val="24"/>
-          <w:szCs w:val="24"/>
-          <w:lang w:val="hu-HU"/>
-        </w:rPr>
-        <w:t>-End (E2E) tesztelés:</w:t>
-      </w:r>
-      <w:r>
-        <w:rPr>
-          <w:rFonts w:ascii="Calibri" w:hAnsi="Calibri" w:eastAsia="Calibri" w:cs="Calibri"/>
-          <w:noProof w:val="0"/>
-          <w:sz w:val="24"/>
-          <w:szCs w:val="24"/>
-          <w:lang w:val="hu-HU"/>
-        </w:rPr>
-        <w:t xml:space="preserve"> A weboldal felhasználói folyamatainak automatizált teszteléséhez Python nyelvet és a </w:t>
-      </w:r>
-      <w:r>
-        <w:rPr>
-          <w:rFonts w:ascii="Calibri" w:hAnsi="Calibri" w:eastAsia="Calibri" w:cs="Calibri"/>
-          <w:noProof w:val="0"/>
-          <w:sz w:val="24"/>
-          <w:szCs w:val="24"/>
-          <w:lang w:val="hu-HU"/>
-        </w:rPr>
-        <w:t>Selenium</w:t>
-      </w:r>
-      <w:r>
-        <w:rPr>
-          <w:rFonts w:ascii="Calibri" w:hAnsi="Calibri" w:eastAsia="Calibri" w:cs="Calibri"/>
-          <w:noProof w:val="0"/>
-          <w:sz w:val="24"/>
-          <w:szCs w:val="24"/>
-          <w:lang w:val="hu-HU"/>
-        </w:rPr>
-        <w:t xml:space="preserve"> Webdriver-t alkalmaztuk.</w:t>
-      </w:r>
-    </w:p>
-    <w:p>
-      <w:pPr>
-        <w:pStyle w:val="Listaszerbekezds"/>
-        <w:numPr>
-          <w:ilvl w:val="0"/>
-          <w:numId w:val="5"/>
-        </w:numPr>
-        <w:spacing w:before="240" w:beforeAutospacing="off" w:after="240" w:afterAutospacing="off"/>
-        <w:jc w:val="both"/>
-        <w:rPr>
-          <w:rFonts w:ascii="Calibri" w:hAnsi="Calibri" w:eastAsia="Calibri" w:cs="Calibri"/>
-          <w:noProof w:val="0"/>
-          <w:sz w:val="22"/>
-          <w:szCs w:val="22"/>
-          <w:lang w:val="hu-HU"/>
-        </w:rPr>
-      </w:pPr>
-      <w:r>
-        <w:rPr>
-          <w:rFonts w:ascii="Calibri" w:hAnsi="Calibri" w:eastAsia="Calibri" w:cs="Calibri"/>
-          <w:b w:val="1"/>
-          <w:bCs w:val="1"/>
-          <w:noProof w:val="0"/>
-          <w:sz w:val="24"/>
-          <w:szCs w:val="24"/>
-          <w:lang w:val="hu-HU"/>
-        </w:rPr>
-        <w:t>Tesztelt típusok:</w:t>
-      </w:r>
-      <w:r>
-        <w:rPr>
-          <w:rFonts w:ascii="Calibri" w:hAnsi="Calibri" w:eastAsia="Calibri" w:cs="Calibri"/>
-          <w:noProof w:val="0"/>
-          <w:sz w:val="24"/>
-          <w:szCs w:val="24"/>
-          <w:lang w:val="hu-HU"/>
-        </w:rPr>
-        <w:t xml:space="preserve"> Egységteszt (Unit), Komponens teszt (</w:t>
-      </w:r>
-      <w:r>
-        <w:rPr>
-          <w:rFonts w:ascii="Calibri" w:hAnsi="Calibri" w:eastAsia="Calibri" w:cs="Calibri"/>
-          <w:noProof w:val="0"/>
-          <w:sz w:val="24"/>
-          <w:szCs w:val="24"/>
-          <w:lang w:val="hu-HU"/>
-        </w:rPr>
-        <w:t>Component</w:t>
-      </w:r>
-      <w:r>
-        <w:rPr>
-          <w:rFonts w:ascii="Calibri" w:hAnsi="Calibri" w:eastAsia="Calibri" w:cs="Calibri"/>
-          <w:noProof w:val="0"/>
-          <w:sz w:val="24"/>
-          <w:szCs w:val="24"/>
-          <w:lang w:val="hu-HU"/>
-        </w:rPr>
-        <w:t>), Funkcionális teszt (</w:t>
-      </w:r>
-      <w:r>
-        <w:rPr>
-          <w:rFonts w:ascii="Calibri" w:hAnsi="Calibri" w:eastAsia="Calibri" w:cs="Calibri"/>
-          <w:noProof w:val="0"/>
-          <w:sz w:val="24"/>
-          <w:szCs w:val="24"/>
-          <w:lang w:val="hu-HU"/>
-        </w:rPr>
-        <w:t>Functional</w:t>
-      </w:r>
-      <w:r>
-        <w:rPr>
-          <w:rFonts w:ascii="Calibri" w:hAnsi="Calibri" w:eastAsia="Calibri" w:cs="Calibri"/>
-          <w:noProof w:val="0"/>
-          <w:sz w:val="24"/>
-          <w:szCs w:val="24"/>
-          <w:lang w:val="hu-HU"/>
-        </w:rPr>
-        <w:t>/E2E).</w:t>
-      </w:r>
-    </w:p>
-    <w:p>
-      <w:pPr>
-        <w:pStyle w:val="Norml"/>
-        <w:jc w:val="both"/>
-      </w:pPr>
-    </w:p>
-    <w:p>
-      <w:pPr>
-        <w:pStyle w:val="Cmsor2"/>
-      </w:pPr>
-      <w:bookmarkStart w:name="_Toc413465657" w:id="683690867"/>
-      <w:r>
-        <w:rPr>
-          <w:noProof w:val="0"/>
-          <w:lang w:val="hu-HU"/>
-        </w:rPr>
-        <w:t>React</w:t>
-      </w:r>
-      <w:r>
-        <w:rPr>
-          <w:noProof w:val="0"/>
-          <w:lang w:val="hu-HU"/>
-        </w:rPr>
-        <w:t xml:space="preserve"> Egységteszt (Unit Test)</w:t>
-      </w:r>
-      <w:bookmarkEnd w:id="683690867"/>
-      <w:r>
-        <w:rPr>
-          <w:noProof w:val="0"/>
-          <w:lang w:val="hu-HU"/>
-        </w:rPr>
-        <w:t xml:space="preserve"> </w:t>
-      </w:r>
-    </w:p>
-    <w:p>
-      <w:pPr>
-        <w:pStyle w:val="Norml"/>
-        <w:spacing w:before="240" w:beforeAutospacing="off" w:after="240" w:afterAutospacing="off"/>
-        <w:jc w:val="both"/>
-        <w:rPr>
-          <w:rFonts w:ascii="Calibri" w:hAnsi="Calibri" w:eastAsia="Calibri" w:cs="Calibri"/>
-          <w:noProof w:val="0"/>
-          <w:sz w:val="24"/>
-          <w:szCs w:val="24"/>
-          <w:lang w:val="hu-HU"/>
-        </w:rPr>
-      </w:pPr>
-      <w:r>
-        <w:rPr>
-          <w:rFonts w:ascii="Calibri" w:hAnsi="Calibri" w:eastAsia="Calibri" w:cs="Calibri"/>
-          <w:noProof w:val="0"/>
-          <w:sz w:val="24"/>
-          <w:szCs w:val="24"/>
-          <w:lang w:val="hu-HU"/>
-        </w:rPr>
-        <w:t xml:space="preserve">Az egységtesztek során a kisebb, üzleti logikát végző függvényeket teszteltük. Ebben a példában a </w:t>
-      </w:r>
-      <w:r>
-        <w:rPr>
-          <w:rFonts w:ascii="Consolas" w:hAnsi="Consolas" w:eastAsia="Consolas" w:cs="Consolas"/>
-          <w:noProof w:val="0"/>
-          <w:sz w:val="24"/>
-          <w:szCs w:val="24"/>
-          <w:lang w:val="hu-HU"/>
-        </w:rPr>
-        <w:t>calculateTotal</w:t>
-      </w:r>
-      <w:r>
-        <w:rPr>
-          <w:rFonts w:ascii="Calibri" w:hAnsi="Calibri" w:eastAsia="Calibri" w:cs="Calibri"/>
-          <w:noProof w:val="0"/>
-          <w:sz w:val="24"/>
-          <w:szCs w:val="24"/>
-          <w:lang w:val="hu-HU"/>
-        </w:rPr>
-        <w:t xml:space="preserve"> függvényt vizsgáltuk, amely a kosárba rakott </w:t>
-      </w:r>
-      <w:r>
-        <w:rPr>
-          <w:rFonts w:ascii="Calibri" w:hAnsi="Calibri" w:eastAsia="Calibri" w:cs="Calibri"/>
-          <w:noProof w:val="0"/>
-          <w:sz w:val="24"/>
-          <w:szCs w:val="24"/>
-          <w:lang w:val="hu-HU"/>
-        </w:rPr>
-        <w:t>aut</w:t>
-      </w:r>
-      <w:r>
-        <w:rPr>
-          <w:rFonts w:ascii="Calibri" w:hAnsi="Calibri" w:eastAsia="Calibri" w:cs="Calibri"/>
-          <w:noProof w:val="0"/>
-          <w:sz w:val="24"/>
-          <w:szCs w:val="24"/>
-          <w:lang w:val="hu-HU"/>
-        </w:rPr>
-        <w:t>ó</w:t>
-      </w:r>
-      <w:r>
-        <w:rPr>
-          <w:rFonts w:ascii="Calibri" w:hAnsi="Calibri" w:eastAsia="Calibri" w:cs="Calibri"/>
-          <w:noProof w:val="0"/>
-          <w:sz w:val="24"/>
-          <w:szCs w:val="24"/>
-          <w:lang w:val="hu-HU"/>
-        </w:rPr>
-        <w:t>alkatrészek</w:t>
-      </w:r>
-      <w:r>
-        <w:rPr>
-          <w:rFonts w:ascii="Calibri" w:hAnsi="Calibri" w:eastAsia="Calibri" w:cs="Calibri"/>
-          <w:noProof w:val="0"/>
-          <w:sz w:val="24"/>
-          <w:szCs w:val="24"/>
-          <w:lang w:val="hu-HU"/>
-        </w:rPr>
-        <w:t xml:space="preserve"> végösszegét hivatott kiszámolni.</w:t>
-      </w:r>
-      <w:r>
-        <w:rPr>
-          <w:rFonts w:ascii="Consolas" w:hAnsi="Consolas" w:eastAsia="Consolas" w:cs="Consolas"/>
-          <w:noProof w:val="0"/>
-          <w:sz w:val="24"/>
-          <w:szCs w:val="24"/>
-          <w:lang w:val="hu-HU"/>
-        </w:rPr>
-        <w:t xml:space="preserve"> </w:t>
-      </w:r>
-    </w:p>
-    <w:p>
-      <w:pPr>
-        <w:pStyle w:val="Norml"/>
-        <w:spacing w:before="240" w:beforeAutospacing="off" w:after="240" w:afterAutospacing="off"/>
-        <w:jc w:val="both"/>
-      </w:pPr>
-      <w:r>
-        <w:rPr>
-          <w:rFonts w:ascii="Consolas" w:hAnsi="Consolas" w:eastAsia="Consolas" w:cs="Consolas"/>
-          <w:noProof w:val="0"/>
-          <w:sz w:val="24"/>
-          <w:szCs w:val="24"/>
-          <w:lang w:val="hu-HU"/>
-        </w:rPr>
-        <w:t>CalculateTotal.test.js</w:t>
-      </w:r>
-      <w:r>
-        <w:rPr>
-          <w:rFonts w:ascii="Calibri" w:hAnsi="Calibri" w:eastAsia="Calibri" w:cs="Calibri"/>
-          <w:noProof w:val="0"/>
-          <w:sz w:val="24"/>
-          <w:szCs w:val="24"/>
-          <w:lang w:val="hu-HU"/>
-        </w:rPr>
-        <w:t>:</w:t>
-      </w:r>
-      <w:r>
-        <w:br/>
-      </w:r>
-      <w:r>
-        <w:drawing>
-          <wp:inline wp14:editId="1FC52B38" wp14:anchorId="30CD3DBE">
-            <wp:extent cx="5486400" cy="4143375"/>
-            <wp:effectExtent l="0" t="0" r="0" b="0"/>
-            <wp:docPr id="1369123688" name="drawing"/>
-            <wp:cNvGraphicFramePr>
-              <a:graphicFrameLocks noChangeAspect="1"/>
-            </wp:cNvGraphicFramePr>
-            <a:graphic>
-              <a:graphicData xmlns:a="http://schemas.openxmlformats.org/drawingml/2006/main" uri="http://schemas.openxmlformats.org/drawingml/2006/picture">
-                <pic:pic xmlns:pic="http://schemas.openxmlformats.org/drawingml/2006/picture">
-                  <pic:nvPicPr>
-                    <pic:cNvPr id="1369123688" name="Picture 1369123688"/>
-                    <pic:cNvPicPr/>
-                  </pic:nvPicPr>
-                  <pic:blipFill>
-                    <a:blip xmlns:r="http://schemas.openxmlformats.org/officeDocument/2006/relationships" r:embed="rId873876224">
-                      <a:extLst>
-                        <a:ext uri="{28A0092B-C50C-407E-A947-70E740481C1C}">
-                          <a14:useLocalDpi xmlns:a14="http://schemas.microsoft.com/office/drawing/2010/main"/>
-                        </a:ext>
-                      </a:extLst>
-                    </a:blip>
-                    <a:stretch>
-                      <a:fillRect/>
-                    </a:stretch>
-                  </pic:blipFill>
-                  <pic:spPr>
-                    <a:xfrm rot="0">
-                      <a:off x="0" y="0"/>
-                      <a:ext cx="5486400" cy="4143375"/>
-                    </a:xfrm>
-                    <a:prstGeom prst="rect">
-                      <a:avLst/>
-                    </a:prstGeom>
-                  </pic:spPr>
-                </pic:pic>
-              </a:graphicData>
-            </a:graphic>
-          </wp:inline>
-        </w:drawing>
-      </w:r>
-    </w:p>
-    <w:p>
-      <w:pPr>
-        <w:pStyle w:val="Norml"/>
-        <w:spacing w:before="240" w:beforeAutospacing="off" w:after="240" w:afterAutospacing="off"/>
-        <w:jc w:val="both"/>
-      </w:pPr>
-    </w:p>
-    <w:p>
-      <w:pPr>
-        <w:pStyle w:val="Norml"/>
-        <w:spacing w:before="240" w:beforeAutospacing="off" w:after="240" w:afterAutospacing="off"/>
-        <w:jc w:val="both"/>
-        <w:rPr>
-          <w:sz w:val="24"/>
-          <w:szCs w:val="24"/>
-        </w:rPr>
-      </w:pPr>
-      <w:r>
-        <w:rPr>
-          <w:sz w:val="24"/>
-          <w:szCs w:val="24"/>
-        </w:rPr>
-        <w:t>Teszt eredménye:</w:t>
-      </w:r>
-    </w:p>
-    <w:p>
-      <w:pPr>
-        <w:pStyle w:val="Norml"/>
-        <w:spacing w:before="240" w:beforeAutospacing="off" w:after="240" w:afterAutospacing="off"/>
-        <w:jc w:val="both"/>
-      </w:pPr>
-      <w:r>
-        <w:drawing>
-          <wp:inline wp14:editId="12153305" wp14:anchorId="2FED6D33">
-            <wp:extent cx="5762625" cy="904875"/>
-            <wp:effectExtent l="0" t="0" r="0" b="0"/>
-            <wp:docPr id="1148403819" name="drawing"/>
-            <wp:cNvGraphicFramePr>
-              <a:graphicFrameLocks noChangeAspect="1"/>
-            </wp:cNvGraphicFramePr>
-            <a:graphic>
-              <a:graphicData xmlns:a="http://schemas.openxmlformats.org/drawingml/2006/main" uri="http://schemas.openxmlformats.org/drawingml/2006/picture">
-                <pic:pic xmlns:pic="http://schemas.openxmlformats.org/drawingml/2006/picture">
-                  <pic:nvPicPr>
-                    <pic:cNvPr id="1148403819" name="Picture 1148403819"/>
-                    <pic:cNvPicPr/>
-                  </pic:nvPicPr>
-                  <pic:blipFill>
-                    <a:blip xmlns:r="http://schemas.openxmlformats.org/officeDocument/2006/relationships" r:embed="rId1027485130">
-                      <a:extLst>
-                        <a:ext uri="{28A0092B-C50C-407E-A947-70E740481C1C}">
-                          <a14:useLocalDpi xmlns:a14="http://schemas.microsoft.com/office/drawing/2010/main"/>
-                        </a:ext>
-                      </a:extLst>
-                    </a:blip>
-                    <a:stretch>
-                      <a:fillRect/>
-                    </a:stretch>
-                  </pic:blipFill>
-                  <pic:spPr>
-                    <a:xfrm>
-                      <a:off x="0" y="0"/>
-                      <a:ext cx="5762625" cy="904875"/>
-                    </a:xfrm>
-                    <a:prstGeom prst="rect">
-                      <a:avLst/>
-                    </a:prstGeom>
-                  </pic:spPr>
-                </pic:pic>
-              </a:graphicData>
-            </a:graphic>
-          </wp:inline>
-        </w:drawing>
-      </w:r>
-    </w:p>
-    <w:p>
-      <w:pPr>
-        <w:pStyle w:val="Cmsor2"/>
-        <w:rPr>
-          <w:rFonts w:ascii="Calibri" w:hAnsi="Calibri" w:eastAsia="Calibri" w:cs="Calibri"/>
-          <w:noProof w:val="0"/>
-          <w:sz w:val="24"/>
-          <w:szCs w:val="24"/>
-          <w:lang w:val="hu-HU"/>
-        </w:rPr>
-      </w:pPr>
-      <w:bookmarkStart w:name="_Toc1915848931" w:id="1247853574"/>
-      <w:r>
-        <w:rPr>
-          <w:noProof w:val="0"/>
-          <w:lang w:val="hu-HU"/>
-        </w:rPr>
-        <w:t>React</w:t>
-      </w:r>
-      <w:r>
-        <w:rPr>
-          <w:noProof w:val="0"/>
-          <w:lang w:val="hu-HU"/>
-        </w:rPr>
-        <w:t xml:space="preserve"> Komponens tesztek</w:t>
-      </w:r>
-      <w:bookmarkEnd w:id="1247853574"/>
-      <w:r>
-        <w:rPr>
-          <w:noProof w:val="0"/>
-          <w:lang w:val="hu-HU"/>
-        </w:rPr>
-        <w:t xml:space="preserve"> </w:t>
-      </w:r>
-    </w:p>
-    <w:p>
-      <w:pPr>
-        <w:pStyle w:val="Norml"/>
-        <w:jc w:val="both"/>
-        <w:rPr>
-          <w:rFonts w:ascii="Calibri" w:hAnsi="Calibri" w:eastAsia="Calibri" w:cs="Calibri"/>
-          <w:noProof w:val="0"/>
-          <w:sz w:val="24"/>
-          <w:szCs w:val="24"/>
-          <w:lang w:val="hu-HU"/>
-        </w:rPr>
-      </w:pPr>
-      <w:r>
-        <w:rPr>
-          <w:rFonts w:ascii="Calibri" w:hAnsi="Calibri" w:eastAsia="Calibri" w:cs="Calibri"/>
-          <w:noProof w:val="0"/>
-          <w:sz w:val="24"/>
-          <w:szCs w:val="24"/>
-          <w:lang w:val="hu-HU"/>
-        </w:rPr>
-        <w:t>A projektben több komponenst is teszteltünk (</w:t>
-      </w:r>
-      <w:r>
-        <w:rPr>
-          <w:rFonts w:ascii="Consolas" w:hAnsi="Consolas" w:eastAsia="Consolas" w:cs="Consolas"/>
-          <w:noProof w:val="0"/>
-          <w:sz w:val="24"/>
-          <w:szCs w:val="24"/>
-          <w:lang w:val="hu-HU"/>
-        </w:rPr>
-        <w:t>Header</w:t>
-      </w:r>
-      <w:r>
-        <w:rPr>
-          <w:rFonts w:ascii="Calibri" w:hAnsi="Calibri" w:eastAsia="Calibri" w:cs="Calibri"/>
-          <w:noProof w:val="0"/>
-          <w:sz w:val="24"/>
-          <w:szCs w:val="24"/>
-          <w:lang w:val="hu-HU"/>
-        </w:rPr>
-        <w:t xml:space="preserve">, </w:t>
-      </w:r>
-      <w:r>
-        <w:rPr>
-          <w:rFonts w:ascii="Consolas" w:hAnsi="Consolas" w:eastAsia="Consolas" w:cs="Consolas"/>
-          <w:noProof w:val="0"/>
-          <w:sz w:val="24"/>
-          <w:szCs w:val="24"/>
-          <w:lang w:val="hu-HU"/>
-        </w:rPr>
-        <w:t>Home</w:t>
-      </w:r>
-      <w:r>
-        <w:rPr>
-          <w:rFonts w:ascii="Calibri" w:hAnsi="Calibri" w:eastAsia="Calibri" w:cs="Calibri"/>
-          <w:noProof w:val="0"/>
-          <w:sz w:val="24"/>
-          <w:szCs w:val="24"/>
-          <w:lang w:val="hu-HU"/>
-        </w:rPr>
-        <w:t xml:space="preserve">, </w:t>
-      </w:r>
-      <w:r>
-        <w:rPr>
-          <w:rFonts w:ascii="Consolas" w:hAnsi="Consolas" w:eastAsia="Consolas" w:cs="Consolas"/>
-          <w:noProof w:val="0"/>
-          <w:sz w:val="24"/>
-          <w:szCs w:val="24"/>
-          <w:lang w:val="hu-HU"/>
-        </w:rPr>
-        <w:t>Kosar</w:t>
-      </w:r>
-      <w:r>
-        <w:rPr>
-          <w:rFonts w:ascii="Calibri" w:hAnsi="Calibri" w:eastAsia="Calibri" w:cs="Calibri"/>
-          <w:noProof w:val="0"/>
-          <w:sz w:val="24"/>
-          <w:szCs w:val="24"/>
-          <w:lang w:val="hu-HU"/>
-        </w:rPr>
-        <w:t xml:space="preserve">). Az alábbi teszt a </w:t>
-      </w:r>
-      <w:r>
-        <w:rPr>
-          <w:rFonts w:ascii="Calibri" w:hAnsi="Calibri" w:eastAsia="Calibri" w:cs="Calibri"/>
-          <w:b w:val="1"/>
-          <w:bCs w:val="1"/>
-          <w:noProof w:val="0"/>
-          <w:sz w:val="24"/>
-          <w:szCs w:val="24"/>
-          <w:lang w:val="hu-HU"/>
-        </w:rPr>
-        <w:t>Kosár (</w:t>
-      </w:r>
-      <w:r>
-        <w:rPr>
-          <w:rFonts w:ascii="Calibri" w:hAnsi="Calibri" w:eastAsia="Calibri" w:cs="Calibri"/>
-          <w:b w:val="1"/>
-          <w:bCs w:val="1"/>
-          <w:noProof w:val="0"/>
-          <w:sz w:val="24"/>
-          <w:szCs w:val="24"/>
-          <w:lang w:val="hu-HU"/>
-        </w:rPr>
-        <w:t>Cart</w:t>
-      </w:r>
-      <w:r>
-        <w:rPr>
-          <w:rFonts w:ascii="Calibri" w:hAnsi="Calibri" w:eastAsia="Calibri" w:cs="Calibri"/>
-          <w:b w:val="1"/>
-          <w:bCs w:val="1"/>
-          <w:noProof w:val="0"/>
-          <w:sz w:val="24"/>
-          <w:szCs w:val="24"/>
-          <w:lang w:val="hu-HU"/>
-        </w:rPr>
-        <w:t>)</w:t>
-      </w:r>
-      <w:r>
-        <w:rPr>
-          <w:rFonts w:ascii="Calibri" w:hAnsi="Calibri" w:eastAsia="Calibri" w:cs="Calibri"/>
-          <w:noProof w:val="0"/>
-          <w:sz w:val="24"/>
-          <w:szCs w:val="24"/>
-          <w:lang w:val="hu-HU"/>
-        </w:rPr>
-        <w:t xml:space="preserve"> komponenst vizsgálja, ellenőrizve, hogy a felhasználói felületen megfelelően megjelennek-e a termékek és a kosár elemei.</w:t>
-      </w:r>
-    </w:p>
-    <w:p>
-      <w:pPr>
-        <w:pStyle w:val="Norml"/>
-        <w:jc w:val="both"/>
-      </w:pPr>
-    </w:p>
-    <w:p>
-      <w:pPr>
-        <w:pStyle w:val="Norml"/>
-        <w:jc w:val="both"/>
-      </w:pPr>
-    </w:p>
-    <w:p>
-      <w:pPr>
-        <w:jc w:val="both"/>
-      </w:pPr>
-    </w:p>
-    <w:p>
-      <w:pPr>
-        <w:jc w:val="both"/>
-        <w:rPr>
-          <w:sz w:val="24"/>
-          <w:szCs w:val="24"/>
-        </w:rPr>
-      </w:pPr>
-      <w:r>
-        <w:rPr>
-          <w:sz w:val="24"/>
-          <w:szCs w:val="24"/>
-        </w:rPr>
-        <w:t>Kosar.test.jsx</w:t>
-      </w:r>
-      <w:r>
-        <w:rPr>
-          <w:sz w:val="24"/>
-          <w:szCs w:val="24"/>
-        </w:rPr>
-        <w:t>:</w:t>
-      </w:r>
-    </w:p>
-    <w:p>
-      <w:pPr>
-        <w:pStyle w:val="Norml"/>
-        <w:jc w:val="both"/>
-      </w:pPr>
-      <w:r>
-        <w:drawing>
-          <wp:inline wp14:editId="117114F5" wp14:anchorId="5CD02B76">
-            <wp:extent cx="5762625" cy="3676650"/>
-            <wp:effectExtent l="0" t="0" r="0" b="0"/>
-            <wp:docPr id="86884533" name="drawing"/>
-            <wp:cNvGraphicFramePr>
-              <a:graphicFrameLocks noChangeAspect="1"/>
-            </wp:cNvGraphicFramePr>
-            <a:graphic>
-              <a:graphicData xmlns:a="http://schemas.openxmlformats.org/drawingml/2006/main" uri="http://schemas.openxmlformats.org/drawingml/2006/picture">
-                <pic:pic xmlns:pic="http://schemas.openxmlformats.org/drawingml/2006/picture">
-                  <pic:nvPicPr>
-                    <pic:cNvPr id="86884533" name="Picture 86884533"/>
-                    <pic:cNvPicPr/>
-                  </pic:nvPicPr>
-                  <pic:blipFill>
-                    <a:blip xmlns:r="http://schemas.openxmlformats.org/officeDocument/2006/relationships" r:embed="rId1887123441">
-                      <a:extLst>
-                        <a:ext uri="{28A0092B-C50C-407E-A947-70E740481C1C}">
-                          <a14:useLocalDpi xmlns:a14="http://schemas.microsoft.com/office/drawing/2010/main"/>
-                        </a:ext>
-                      </a:extLst>
-                    </a:blip>
-                    <a:stretch>
-                      <a:fillRect/>
-                    </a:stretch>
-                  </pic:blipFill>
-                  <pic:spPr>
-                    <a:xfrm rot="0">
-                      <a:off x="0" y="0"/>
-                      <a:ext cx="5762625" cy="3676650"/>
-                    </a:xfrm>
-                    <a:prstGeom prst="rect">
-                      <a:avLst/>
-                    </a:prstGeom>
-                  </pic:spPr>
-                </pic:pic>
-              </a:graphicData>
-            </a:graphic>
-          </wp:inline>
-        </w:drawing>
-      </w:r>
-      <w:r>
-        <w:rPr>
-          <w:sz w:val="24"/>
-          <w:szCs w:val="24"/>
-        </w:rPr>
-        <w:t>Teszt eredménye:</w:t>
-      </w:r>
-      <w:r>
-        <w:br/>
-      </w:r>
-      <w:r>
-        <w:drawing>
-          <wp:inline wp14:editId="1CC566E1" wp14:anchorId="2A058B92">
-            <wp:extent cx="4982270" cy="866896"/>
-            <wp:effectExtent l="0" t="0" r="0" b="0"/>
-            <wp:docPr id="1007553951" name="drawing"/>
-            <wp:cNvGraphicFramePr>
-              <a:graphicFrameLocks noChangeAspect="1"/>
-            </wp:cNvGraphicFramePr>
-            <a:graphic>
-              <a:graphicData xmlns:a="http://schemas.openxmlformats.org/drawingml/2006/main" uri="http://schemas.openxmlformats.org/drawingml/2006/picture">
-                <pic:pic xmlns:pic="http://schemas.openxmlformats.org/drawingml/2006/picture">
-                  <pic:nvPicPr>
-                    <pic:cNvPr id="1007553951" name="Picture 1007553951"/>
-                    <pic:cNvPicPr/>
-                  </pic:nvPicPr>
-                  <pic:blipFill>
-                    <a:blip xmlns:r="http://schemas.openxmlformats.org/officeDocument/2006/relationships" r:embed="rId1391003914">
-                      <a:extLst>
-                        <a:ext uri="{28A0092B-C50C-407E-A947-70E740481C1C}">
-                          <a14:useLocalDpi xmlns:a14="http://schemas.microsoft.com/office/drawing/2010/main"/>
-                        </a:ext>
-                      </a:extLst>
-                    </a:blip>
-                    <a:stretch>
-                      <a:fillRect/>
-                    </a:stretch>
-                  </pic:blipFill>
-                  <pic:spPr>
-                    <a:xfrm>
-                      <a:off x="0" y="0"/>
-                      <a:ext cx="4982270" cy="866896"/>
-                    </a:xfrm>
-                    <a:prstGeom prst="rect">
-                      <a:avLst/>
-                    </a:prstGeom>
-                  </pic:spPr>
-                </pic:pic>
-              </a:graphicData>
-            </a:graphic>
-          </wp:inline>
-        </w:drawing>
-      </w:r>
-    </w:p>
-    <w:p>
-      <w:pPr>
-        <w:jc w:val="both"/>
-      </w:pPr>
-    </w:p>
-    <w:p>
-      <w:pPr>
-        <w:pStyle w:val="Cmsor2"/>
-        <w:rPr>
-          <w:rFonts w:ascii="Calibri" w:hAnsi="Calibri" w:eastAsia="Calibri" w:cs="Calibri"/>
-          <w:noProof w:val="0"/>
-          <w:sz w:val="24"/>
-          <w:szCs w:val="24"/>
-          <w:lang w:val="hu-HU"/>
-        </w:rPr>
-      </w:pPr>
-      <w:bookmarkStart w:name="_Toc1396231418" w:id="173703938"/>
-      <w:r>
-        <w:rPr>
-          <w:noProof w:val="0"/>
-          <w:lang w:val="hu-HU"/>
-        </w:rPr>
-        <w:t>Selenium</w:t>
-      </w:r>
-      <w:r>
-        <w:rPr>
-          <w:noProof w:val="0"/>
-          <w:lang w:val="hu-HU"/>
-        </w:rPr>
-        <w:t xml:space="preserve"> Webdriver – Funkcionális tesztelés</w:t>
-      </w:r>
-      <w:bookmarkEnd w:id="173703938"/>
-      <w:r>
-        <w:rPr>
-          <w:noProof w:val="0"/>
-          <w:lang w:val="hu-HU"/>
-        </w:rPr>
-        <w:t xml:space="preserve"> </w:t>
-      </w:r>
-    </w:p>
-    <w:p>
-      <w:pPr>
-        <w:pStyle w:val="Norml"/>
-        <w:jc w:val="both"/>
-        <w:rPr>
-          <w:rFonts w:ascii="Calibri" w:hAnsi="Calibri" w:eastAsia="Calibri" w:cs="Calibri"/>
-          <w:noProof w:val="0"/>
-          <w:sz w:val="24"/>
-          <w:szCs w:val="24"/>
-          <w:lang w:val="hu-HU"/>
-        </w:rPr>
-      </w:pPr>
-      <w:r>
-        <w:rPr>
-          <w:rFonts w:ascii="Calibri" w:hAnsi="Calibri" w:eastAsia="Calibri" w:cs="Calibri"/>
-          <w:noProof w:val="0"/>
-          <w:sz w:val="24"/>
-          <w:szCs w:val="24"/>
-          <w:lang w:val="hu-HU"/>
-        </w:rPr>
-        <w:t>Az E2E (End-</w:t>
-      </w:r>
-      <w:r>
-        <w:rPr>
-          <w:rFonts w:ascii="Calibri" w:hAnsi="Calibri" w:eastAsia="Calibri" w:cs="Calibri"/>
-          <w:noProof w:val="0"/>
-          <w:sz w:val="24"/>
-          <w:szCs w:val="24"/>
-          <w:lang w:val="hu-HU"/>
-        </w:rPr>
-        <w:t>to</w:t>
-      </w:r>
-      <w:r>
-        <w:rPr>
-          <w:rFonts w:ascii="Calibri" w:hAnsi="Calibri" w:eastAsia="Calibri" w:cs="Calibri"/>
-          <w:noProof w:val="0"/>
-          <w:sz w:val="24"/>
-          <w:szCs w:val="24"/>
-          <w:lang w:val="hu-HU"/>
-        </w:rPr>
-        <w:t xml:space="preserve">-End) tesztelés célja egy valós vásárlási folyamat szimulálása volt. A Python alapú </w:t>
-      </w:r>
-      <w:r>
-        <w:rPr>
-          <w:rFonts w:ascii="Calibri" w:hAnsi="Calibri" w:eastAsia="Calibri" w:cs="Calibri"/>
-          <w:noProof w:val="0"/>
-          <w:sz w:val="24"/>
-          <w:szCs w:val="24"/>
-          <w:lang w:val="hu-HU"/>
-        </w:rPr>
-        <w:t>Selenium</w:t>
-      </w:r>
-      <w:r>
-        <w:rPr>
-          <w:rFonts w:ascii="Calibri" w:hAnsi="Calibri" w:eastAsia="Calibri" w:cs="Calibri"/>
-          <w:noProof w:val="0"/>
-          <w:sz w:val="24"/>
-          <w:szCs w:val="24"/>
-          <w:lang w:val="hu-HU"/>
-        </w:rPr>
-        <w:t xml:space="preserve"> tesztünk automatikusan megnyitja a böngészőt, bejelentkezik a webshopba, kiválaszt egy </w:t>
-      </w:r>
-      <w:r>
-        <w:rPr>
-          <w:rFonts w:ascii="Calibri" w:hAnsi="Calibri" w:eastAsia="Calibri" w:cs="Calibri"/>
-          <w:noProof w:val="0"/>
-          <w:sz w:val="24"/>
-          <w:szCs w:val="24"/>
-          <w:lang w:val="hu-HU"/>
-        </w:rPr>
-        <w:t>terméke</w:t>
-      </w:r>
-      <w:r>
-        <w:rPr>
-          <w:rFonts w:ascii="Calibri" w:hAnsi="Calibri" w:eastAsia="Calibri" w:cs="Calibri"/>
-          <w:noProof w:val="0"/>
-          <w:sz w:val="24"/>
-          <w:szCs w:val="24"/>
-          <w:lang w:val="hu-HU"/>
-        </w:rPr>
-        <w:t>t</w:t>
-      </w:r>
-      <w:r>
-        <w:rPr>
-          <w:rFonts w:ascii="Calibri" w:hAnsi="Calibri" w:eastAsia="Calibri" w:cs="Calibri"/>
-          <w:noProof w:val="0"/>
-          <w:sz w:val="24"/>
-          <w:szCs w:val="24"/>
-          <w:lang w:val="hu-HU"/>
-        </w:rPr>
-        <w:t>, a kosárba helyezi azt, majd leadja a rendelést. A folyamat végén (akár sikeres, akár hibára fut) egy képernyőmentés készül az állapotról.</w:t>
-      </w:r>
-    </w:p>
-    <w:p>
-      <w:pPr>
-        <w:pStyle w:val="Norml"/>
-        <w:jc w:val="both"/>
-        <w:rPr>
-          <w:rFonts w:ascii="Calibri" w:hAnsi="Calibri" w:eastAsia="Calibri" w:cs="Calibri"/>
-          <w:noProof w:val="0"/>
-          <w:sz w:val="24"/>
-          <w:szCs w:val="24"/>
-          <w:lang w:val="hu-HU"/>
-        </w:rPr>
-      </w:pPr>
-    </w:p>
-    <w:p>
-      <w:pPr>
-        <w:pStyle w:val="Norml"/>
-        <w:jc w:val="both"/>
-        <w:rPr>
-          <w:rFonts w:ascii="Calibri" w:hAnsi="Calibri" w:eastAsia="Calibri" w:cs="Calibri"/>
-          <w:noProof w:val="0"/>
-          <w:sz w:val="24"/>
-          <w:szCs w:val="24"/>
-          <w:lang w:val="hu-HU"/>
-        </w:rPr>
-      </w:pPr>
-      <w:r>
-        <w:rPr>
-          <w:rFonts w:ascii="Calibri" w:hAnsi="Calibri" w:eastAsia="Calibri" w:cs="Calibri"/>
-          <w:noProof w:val="0"/>
-          <w:sz w:val="24"/>
-          <w:szCs w:val="24"/>
-          <w:lang w:val="hu-HU"/>
-        </w:rPr>
-        <w:t>Selenium_test.py:</w:t>
-      </w:r>
-    </w:p>
-    <w:p>
-      <w:pPr>
-        <w:pStyle w:val="Norml"/>
-        <w:jc w:val="both"/>
-      </w:pPr>
-      <w:r>
-        <w:drawing>
-          <wp:inline wp14:editId="2E505EE6" wp14:anchorId="7D7E0A9A">
-            <wp:extent cx="5762625" cy="3209925"/>
-            <wp:effectExtent l="0" t="0" r="0" b="0"/>
-            <wp:docPr id="2101084042" name="drawing"/>
-            <wp:cNvGraphicFramePr>
-              <a:graphicFrameLocks noChangeAspect="1"/>
-            </wp:cNvGraphicFramePr>
-            <a:graphic>
-              <a:graphicData xmlns:a="http://schemas.openxmlformats.org/drawingml/2006/main" uri="http://schemas.openxmlformats.org/drawingml/2006/picture">
-                <pic:pic xmlns:pic="http://schemas.openxmlformats.org/drawingml/2006/picture">
-                  <pic:nvPicPr>
-                    <pic:cNvPr id="2101084042" name="Picture 2101084042"/>
-                    <pic:cNvPicPr/>
-                  </pic:nvPicPr>
-                  <pic:blipFill>
-                    <a:blip xmlns:r="http://schemas.openxmlformats.org/officeDocument/2006/relationships" r:embed="rId445632992">
-                      <a:extLst>
-                        <a:ext uri="{28A0092B-C50C-407E-A947-70E740481C1C}">
-                          <a14:useLocalDpi xmlns:a14="http://schemas.microsoft.com/office/drawing/2010/main"/>
-                        </a:ext>
-                      </a:extLst>
-                    </a:blip>
-                    <a:stretch>
-                      <a:fillRect/>
-                    </a:stretch>
-                  </pic:blipFill>
-                  <pic:spPr>
-                    <a:xfrm>
-                      <a:off x="0" y="0"/>
-                      <a:ext cx="5762625" cy="3209925"/>
-                    </a:xfrm>
-                    <a:prstGeom prst="rect">
-                      <a:avLst/>
-                    </a:prstGeom>
-                  </pic:spPr>
-                </pic:pic>
-              </a:graphicData>
-            </a:graphic>
-          </wp:inline>
-        </w:drawing>
-      </w:r>
-    </w:p>
-    <w:p>
-      <w:pPr>
-        <w:pStyle w:val="Norml"/>
-        <w:jc w:val="both"/>
-        <w:rPr>
-          <w:rFonts w:ascii="Calibri" w:hAnsi="Calibri" w:eastAsia="Calibri" w:cs="Calibri"/>
-          <w:noProof w:val="0"/>
-          <w:sz w:val="24"/>
-          <w:szCs w:val="24"/>
-          <w:lang w:val="hu-HU"/>
-        </w:rPr>
-      </w:pPr>
-      <w:r>
-        <w:rPr>
-          <w:rFonts w:ascii="Calibri" w:hAnsi="Calibri" w:eastAsia="Calibri" w:cs="Calibri"/>
-          <w:noProof w:val="0"/>
-          <w:sz w:val="24"/>
-          <w:szCs w:val="24"/>
-          <w:lang w:val="hu-HU"/>
-        </w:rPr>
-        <w:t>Order_success.png:</w:t>
-      </w:r>
-      <w:r>
-        <w:br/>
-      </w:r>
-      <w:r>
-        <w:drawing>
-          <wp:inline wp14:editId="2D318C9B" wp14:anchorId="67DB3659">
-            <wp:extent cx="5762625" cy="2543175"/>
-            <wp:effectExtent l="0" t="0" r="0" b="0"/>
-            <wp:docPr id="602822213" name="drawing"/>
-            <wp:cNvGraphicFramePr>
-              <a:graphicFrameLocks noChangeAspect="1"/>
-            </wp:cNvGraphicFramePr>
-            <a:graphic>
-              <a:graphicData xmlns:a="http://schemas.openxmlformats.org/drawingml/2006/main" uri="http://schemas.openxmlformats.org/drawingml/2006/picture">
-                <pic:pic xmlns:pic="http://schemas.openxmlformats.org/drawingml/2006/picture">
-                  <pic:nvPicPr>
-                    <pic:cNvPr id="602822213" name="Picture 602822213"/>
-                    <pic:cNvPicPr/>
-                  </pic:nvPicPr>
-                  <pic:blipFill>
-                    <a:blip xmlns:r="http://schemas.openxmlformats.org/officeDocument/2006/relationships" r:embed="rId1604511582">
-                      <a:extLst>
-                        <a:ext uri="{28A0092B-C50C-407E-A947-70E740481C1C}">
-                          <a14:useLocalDpi xmlns:a14="http://schemas.microsoft.com/office/drawing/2010/main"/>
-                        </a:ext>
-                      </a:extLst>
-                    </a:blip>
-                    <a:stretch>
-                      <a:fillRect/>
-                    </a:stretch>
-                  </pic:blipFill>
-                  <pic:spPr>
-                    <a:xfrm>
-                      <a:off x="0" y="0"/>
-                      <a:ext cx="5762625" cy="2543175"/>
-                    </a:xfrm>
-                    <a:prstGeom prst="rect">
-                      <a:avLst/>
-                    </a:prstGeom>
-                  </pic:spPr>
-                </pic:pic>
-              </a:graphicData>
-            </a:graphic>
-          </wp:inline>
-        </w:drawing>
-      </w:r>
-    </w:p>
-    <w:p>
-      <w:pPr>
-        <w:pStyle w:val="Norml"/>
-        <w:jc w:val="both"/>
-        <w:rPr>
-          <w:rFonts w:ascii="Calibri" w:hAnsi="Calibri" w:eastAsia="Calibri" w:cs="Calibri"/>
-          <w:noProof w:val="0"/>
-          <w:sz w:val="24"/>
-          <w:szCs w:val="24"/>
-          <w:lang w:val="hu-HU"/>
-        </w:rPr>
-      </w:pPr>
-      <w:r>
-        <w:rPr>
-          <w:rFonts w:ascii="Calibri" w:hAnsi="Calibri" w:eastAsia="Calibri" w:cs="Calibri"/>
-          <w:noProof w:val="0"/>
-          <w:sz w:val="24"/>
-          <w:szCs w:val="24"/>
-          <w:lang w:val="hu-HU"/>
-        </w:rPr>
-        <w:t>Teszteket készítette: Turcsányi Máté</w:t>
-      </w:r>
-    </w:p>
-    <w:p>
-      <w:pPr>
-        <w:pStyle w:val="Cmsor1"/>
-        <w:jc w:val="both"/>
-      </w:pPr>
-      <w:bookmarkStart w:name="_Toc339309375" w:id="817743564"/>
+        <w:jc w:val="both"/>
+      </w:pPr>
+      <w:bookmarkStart w:name="_Toc229475006" w:id="1729071733"/>
       <w:r>
         <w:rPr/>
         <w:t>Forrásjegyzék</w:t>
       </w:r>
-      <w:bookmarkEnd w:id="817743564"/>
+      <w:bookmarkEnd w:id="1729071733"/>
     </w:p>
     <w:p>
       <w:pPr>
